--- a/Manuscript/supplementary.docx
+++ b/Manuscript/supplementary.docx
@@ -39,18 +39,10 @@
         <w:pStyle w:val="Author"/>
       </w:pPr>
       <w:r>
-        <w:t xml:space="preserve">João C.T. Menezes</w:t>
+        <w:t xml:space="preserve">Gustavo Burin</w:t>
       </w:r>
     </w:p>
-    <w:p>
-      <w:pPr>
-        <w:pStyle w:val="Author"/>
-      </w:pPr>
-      <w:r>
-        <w:t xml:space="preserve">Gustavo Burin</w:t>
-      </w:r>
-    </w:p>
-    <w:bookmarkStart w:id="50" w:name="supplementary-notes"/>
+    <w:bookmarkStart w:id="59" w:name="supplementary-notes"/>
     <w:p>
       <w:pPr>
         <w:pStyle w:val="Heading1"/>
@@ -59,13 +51,13 @@
         <w:t xml:space="preserve">1. Supplementary Notes</w:t>
       </w:r>
     </w:p>
-    <w:bookmarkStart w:id="17" w:name="Xc87ec99729d355f1ce6c562c4677f087d468f9f"/>
+    <w:bookmarkStart w:id="17" w:name="X4e68c3f739274d45bc5ddc3a85669f9b6075ca9"/>
     <w:p>
       <w:pPr>
         <w:pStyle w:val="Heading2"/>
       </w:pPr>
       <w:r>
-        <w:t xml:space="preserve">1.1 Supplementary Note S1: Macroecological Provenance and Observer Turnover</w:t>
+        <w:t xml:space="preserve">1.1 Supplementary Note S1: Macroecological Provenance and Contributor Turnover</w:t>
       </w:r>
     </w:p>
     <w:p>
@@ -124,7 +116,7 @@
         <w:t xml:space="preserve">(Weeks et al. 2020)</w:t>
       </w:r>
       <w:r>
-        <w:t xml:space="preserve">. When observer identity is left uncontrolled, compositional turnover mimics temporal phenotypic change, accounting for approximately 60% of the apparent unadjusted wing-length decline and creating spurious trends in bill width and trait variance.</w:t>
+        <w:t xml:space="preserve">. When contributor identity is left uncontrolled, compositional turnover can mimic temporal phenotypic change: the unadjusted wing-length decline attenuates by approximately 60% once it is modelled, and the apparent trends in bill width and trait variance do not persist.</w:t>
       </w:r>
     </w:p>
     <w:p>
@@ -159,7 +151,7 @@
         <w:t xml:space="preserve">Bell et al. (2019)</w:t>
       </w:r>
       <w:r>
-        <w:t xml:space="preserve">] demonstrate that morphological traits remained stable within consistent individual researchers over time (e.g., within-observer wing slope:</w:t>
+        <w:t xml:space="preserve">] show no directional change in morphological traits within individual contributors over time (e.g., within-contributor wing slope:</w:t>
       </w:r>
       <w:r>
         <w:t xml:space="preserve"> </w:t>
@@ -3614,7 +3606,7 @@
           <w:rPr>
             <w:rStyle w:val="Hyperlink"/>
           </w:rPr>
-          <w:t xml:space="preserve">Table 1</w:t>
+          <w:t xml:space="preserve">Table 2</w:t>
         </w:r>
       </w:hyperlink>
       <w:r>
@@ -4134,14 +4126,39 @@
       </w:r>
     </w:p>
     <w:bookmarkEnd w:id="49"/>
-    <w:bookmarkEnd w:id="50"/>
-    <w:bookmarkStart w:id="52" w:name="supplementary-tables"/>
+    <w:bookmarkStart w:id="54" w:name="Xb797f4ad9f8782127ccd0d6b327d36c520d836e"/>
     <w:p>
       <w:pPr>
-        <w:pStyle w:val="Heading1"/>
+        <w:pStyle w:val="Heading2"/>
       </w:pPr>
       <w:r>
-        <w:t xml:space="preserve">2. Supplementary Tables</w:t>
+        <w:t xml:space="preserve">1.6 Supplementary Note S6: Species-Level Phenotypic Variability (lnCVR)</w:t>
+      </w:r>
+    </w:p>
+    <w:p>
+      <w:pPr>
+        <w:pStyle w:val="FirstParagraph"/>
+      </w:pPr>
+      <w:r>
+        <w:t xml:space="preserve">Species-level log coefficient-of-variation ratios (</w:t>
+      </w:r>
+      <m:oMath>
+        <m:r>
+          <m:rPr>
+            <m:sty m:val="p"/>
+          </m:rPr>
+          <m:t>ln</m:t>
+        </m:r>
+        <m:r>
+          <m:rPr>
+            <m:nor/>
+            <m:sty m:val="p"/>
+          </m:rPr>
+          <m:t>CVR</m:t>
+        </m:r>
+      </m:oMath>
+      <w:r>
+        <w:t xml:space="preserve">) comparing the late (2013–2018) and early (1995–2006) sampling periods are shown below. Pooled across contributors these suggest increased variability; restricted to within the same contributor the pattern does not persist (see main text).</w:t>
       </w:r>
     </w:p>
     <w:tbl>
@@ -4157,7 +4174,55 @@
       <w:tr>
         <w:tc>
           <w:tcPr/>
-          <w:bookmarkStart w:id="51" w:name="tbl-s1"/>
+          <w:bookmarkStart w:id="53" w:name="fig-variability"/>
+          <w:p>
+            <w:pPr>
+              <w:pStyle w:val="Compact"/>
+              <w:jc w:val="center"/>
+            </w:pPr>
+            <w:r>
+              <w:drawing>
+                <wp:inline>
+                  <wp:extent cx="5334000" cy="3270823"/>
+                  <wp:effectExtent b="0" l="0" r="0" t="0"/>
+                  <wp:docPr descr="" title="" id="51" name="Picture"/>
+                  <a:graphic>
+                    <a:graphicData uri="http://schemas.openxmlformats.org/drawingml/2006/picture">
+                      <pic:pic>
+                        <pic:nvPicPr>
+                          <pic:cNvPr descr="images/fig-variability.png" id="52" name="Picture"/>
+                          <pic:cNvPicPr>
+                            <a:picLocks noChangeArrowheads="1" noChangeAspect="1"/>
+                          </pic:cNvPicPr>
+                        </pic:nvPicPr>
+                        <pic:blipFill>
+                          <a:blip r:embed="rId50"/>
+                          <a:stretch>
+                            <a:fillRect/>
+                          </a:stretch>
+                        </pic:blipFill>
+                        <pic:spPr bwMode="auto">
+                          <a:xfrm>
+                            <a:off x="0" y="0"/>
+                            <a:ext cx="5334000" cy="3270823"/>
+                          </a:xfrm>
+                          <a:prstGeom prst="rect">
+                            <a:avLst/>
+                          </a:prstGeom>
+                          <a:noFill/>
+                          <a:ln w="9525">
+                            <a:noFill/>
+                            <a:headEnd/>
+                            <a:tailEnd/>
+                          </a:ln>
+                        </pic:spPr>
+                      </pic:pic>
+                    </a:graphicData>
+                  </a:graphic>
+                </wp:inline>
+              </w:drawing>
+            </w:r>
+          </w:p>
           <w:p>
             <w:pPr>
               <w:jc w:val="center"/>
@@ -4168,7 +4233,3625 @@
               <w:pStyle w:val="ImageCaption"/>
             </w:pPr>
             <w:r>
+              <w:t xml:space="preserve">Figure 10:</w:t>
+            </w:r>
+            <w:r>
+              <w:t xml:space="preserve"> </w:t>
+            </w:r>
+            <w:r>
+              <w:rPr>
+                <w:b/>
+                <w:bCs/>
+              </w:rPr>
+              <w:t xml:space="preserve">Supplementary Figure S10.</w:t>
+            </w:r>
+            <w:r>
+              <w:t xml:space="preserve"> </w:t>
+            </w:r>
+            <w:r>
+              <w:t xml:space="preserve">Interspecific patterns of among-individual phenotypic variability (</w:t>
+            </w:r>
+            <m:oMath>
+              <m:r>
+                <m:rPr>
+                  <m:sty m:val="p"/>
+                </m:rPr>
+                <m:t>ln</m:t>
+              </m:r>
+              <m:r>
+                <m:rPr>
+                  <m:nor/>
+                  <m:sty m:val="p"/>
+                </m:rPr>
+                <m:t>CVR</m:t>
+              </m:r>
+            </m:oMath>
+            <w:r>
+              <w:t xml:space="preserve">) between early and late sampling periods. Forest plots display the species-level log coefficient-of-variation ratio (</w:t>
+            </w:r>
+            <m:oMath>
+              <m:r>
+                <m:rPr>
+                  <m:sty m:val="p"/>
+                </m:rPr>
+                <m:t>ln</m:t>
+              </m:r>
+              <m:r>
+                <m:rPr>
+                  <m:nor/>
+                  <m:sty m:val="p"/>
+                </m:rPr>
+                <m:t>CVR</m:t>
+              </m:r>
+            </m:oMath>
+            <w:r>
+              <w:t xml:space="preserve">) comparing late (2013–2018) versus early (1995–2006) periods for (A) wing length (</w:t>
+            </w:r>
+            <m:oMath>
+              <m:r>
+                <m:t>k</m:t>
+              </m:r>
+              <m:r>
+                <m:rPr>
+                  <m:sty m:val="p"/>
+                </m:rPr>
+                <m:t>=</m:t>
+              </m:r>
+              <m:r>
+                <m:t>54</m:t>
+              </m:r>
+            </m:oMath>
+            <w:r>
+              <w:t xml:space="preserve"> </w:t>
+            </w:r>
+            <w:r>
+              <w:t xml:space="preserve">species), (B) body mass (</w:t>
+            </w:r>
+            <m:oMath>
+              <m:r>
+                <m:t>k</m:t>
+              </m:r>
+              <m:r>
+                <m:rPr>
+                  <m:sty m:val="p"/>
+                </m:rPr>
+                <m:t>=</m:t>
+              </m:r>
+              <m:r>
+                <m:t>57</m:t>
+              </m:r>
+            </m:oMath>
+            <w:r>
+              <w:t xml:space="preserve"> </w:t>
+            </w:r>
+            <w:r>
+              <w:t xml:space="preserve">species), and (C) bill width (</w:t>
+            </w:r>
+            <m:oMath>
+              <m:r>
+                <m:t>k</m:t>
+              </m:r>
+              <m:r>
+                <m:rPr>
+                  <m:sty m:val="p"/>
+                </m:rPr>
+                <m:t>=</m:t>
+              </m:r>
+              <m:r>
+                <m:t>36</m:t>
+              </m:r>
+            </m:oMath>
+            <w:r>
+              <w:t xml:space="preserve"> </w:t>
+            </w:r>
+            <w:r>
+              <w:t xml:space="preserve">species) across Atlantic Forest passerines. Points and error bars represent species estimates and 95% confidence intervals; vertical lines and shaded bands represent random-effects meta-analytic means (</w:t>
+            </w:r>
+            <m:oMath>
+              <m:r>
+                <m:rPr>
+                  <m:sty m:val="p"/>
+                </m:rPr>
+                <m:t>ln</m:t>
+              </m:r>
+              <m:r>
+                <m:rPr>
+                  <m:nor/>
+                  <m:sty m:val="p"/>
+                </m:rPr>
+                <m:t>CVR</m:t>
+              </m:r>
+              <m:r>
+                <m:rPr>
+                  <m:sty m:val="p"/>
+                </m:rPr>
+                <m:t>=</m:t>
+              </m:r>
+              <m:r>
+                <m:rPr>
+                  <m:sty m:val="p"/>
+                </m:rPr>
+                <m:t>+</m:t>
+              </m:r>
+              <m:r>
+                <m:t>0.177</m:t>
+              </m:r>
+            </m:oMath>
+            <w:r>
+              <w:t xml:space="preserve"> </w:t>
+            </w:r>
+            <w:r>
+              <w:t xml:space="preserve">for wing length;</w:t>
+            </w:r>
+            <w:r>
+              <w:t xml:space="preserve"> </w:t>
+            </w:r>
+            <m:oMath>
+              <m:r>
+                <m:rPr>
+                  <m:sty m:val="p"/>
+                </m:rPr>
+                <m:t>+</m:t>
+              </m:r>
+              <m:r>
+                <m:t>0.193</m:t>
+              </m:r>
+            </m:oMath>
+            <w:r>
+              <w:t xml:space="preserve"> </w:t>
+            </w:r>
+            <w:r>
+              <w:t xml:space="preserve">for body mass;</w:t>
+            </w:r>
+            <w:r>
+              <w:t xml:space="preserve"> </w:t>
+            </w:r>
+            <m:oMath>
+              <m:r>
+                <m:rPr>
+                  <m:sty m:val="p"/>
+                </m:rPr>
+                <m:t>+</m:t>
+              </m:r>
+              <m:r>
+                <m:t>0.068</m:t>
+              </m:r>
+            </m:oMath>
+            <w:r>
+              <w:t xml:space="preserve"> </w:t>
+            </w:r>
+            <w:r>
+              <w:t xml:space="preserve">for bill width).</w:t>
+            </w:r>
+          </w:p>
+          <w:bookmarkEnd w:id="53"/>
+        </w:tc>
+      </w:tr>
+    </w:tbl>
+    <w:p>
+      <w:r>
+        <w:pict>
+          <v:rect style="width:0;height:1.5pt" o:hralign="center" o:hrstd="t" o:hr="t"/>
+        </w:pict>
+      </w:r>
+    </w:p>
+    <w:bookmarkEnd w:id="54"/>
+    <w:bookmarkStart w:id="55" w:name="X972d62fe909f9bd3296ef6e262c88979205636c"/>
+    <w:p>
+      <w:pPr>
+        <w:pStyle w:val="Heading2"/>
+      </w:pPr>
+      <w:r>
+        <w:t xml:space="preserve">1.7 Supplementary Note S7: Exploratory Regional Invertebrate Context</w:t>
+      </w:r>
+    </w:p>
+    <w:bookmarkEnd w:id="55"/>
+    <w:bookmarkStart w:id="56" w:name="X5ab1f4c6c09ca1351a10739abae005ffb75f60e"/>
+    <w:p>
+      <w:pPr>
+        <w:pStyle w:val="Heading2"/>
+      </w:pPr>
+      <w:r>
+        <w:t xml:space="preserve">1.8 Dietary reliance on invertebrates did not clearly explain variation in wing-length trajectories in the main analysis. To place that result in ecological context, we examined what regional invertebrate evidence is available. While widespread terrestrial insect declines have been reported across fragmented Brazilian biomes [e.g., in butterflies, bees, and dung beetles;</w:t>
+      </w:r>
+      <w:r>
+        <w:t xml:space="preserve"> </w:t>
+      </w:r>
+      <w:r>
+        <w:t xml:space="preserve">Lewinsohn et al. (2022)</w:t>
+      </w:r>
+      <w:r>
+        <w:t xml:space="preserve">], multi-decadal, standardized prey monitoring within tropical forest understoreys remains a macroecological knowledge gap. Global compilations such as PREDICTS</w:t>
+      </w:r>
+      <w:r>
+        <w:t xml:space="preserve"> </w:t>
+      </w:r>
+      <w:r>
+        <w:t xml:space="preserve">(</w:t>
+      </w:r>
+      <w:r>
+        <w:t xml:space="preserve">Hudson et al.</w:t>
+      </w:r>
+      <w:r>
+        <w:t xml:space="preserve"> </w:t>
+      </w:r>
+      <w:r>
+        <w:t xml:space="preserve">2017)</w:t>
+      </w:r>
+      <w:r>
+        <w:t xml:space="preserve"> </w:t>
+      </w:r>
+      <w:r>
+        <w:t xml:space="preserve">lacked multi-year temporal depth in the Atlantic Forest (53 of 56 studies were single-calendar-year snapshots). As a regionally matched alternative, we modeled litter-ant richness from the ATLANTIC ANTS database</w:t>
+      </w:r>
+      <w:r>
+        <w:t xml:space="preserve"> </w:t>
+      </w:r>
+      <w:r>
+        <w:t xml:space="preserve">(</w:t>
+      </w:r>
+      <w:r>
+        <w:t xml:space="preserve">Silva et al.</w:t>
+      </w:r>
+      <w:r>
+        <w:t xml:space="preserve"> </w:t>
+      </w:r>
+      <w:r>
+        <w:t xml:space="preserve">2022)</w:t>
+      </w:r>
+      <w:r>
+        <w:t xml:space="preserve"> </w:t>
+      </w:r>
+      <w:r>
+        <w:t xml:space="preserve">across 855 standardized campaign events (1994–2018). Regional litter-ant richness declined in this compilation (−20.1%/decade, 95% CI: −31.1 to −7.4%), but the pattern was highly sensitive to sampling effort and site composition (e.g., PERD) and should be treated only as exploratory context. Litter-ant species richness is not a measure of prey abundance or biomass, ground-dwelling ants represent only one component of these birds’ invertebrate diets, and regional invertebrate compilations face the same spatial and protocol turnover challenges as vertebrate trait databases.</w:t>
+      </w:r>
+    </w:p>
+    <w:bookmarkEnd w:id="56"/>
+    <w:bookmarkStart w:id="58" w:name="X33c42f0a15b90d2168b91432e202b145250a318"/>
+    <w:p>
+      <w:pPr>
+        <w:pStyle w:val="Heading2"/>
+      </w:pPr>
+      <w:r>
+        <w:t xml:space="preserve">1.9 Supplementary Note S8: Temperature-Anomaly Models Across Specifications</w:t>
+      </w:r>
+    </w:p>
+    <w:p>
+      <w:pPr>
+        <w:pStyle w:val="FirstParagraph"/>
+      </w:pPr>
+      <w:r>
+        <w:t xml:space="preserve">The main text reports no association between morphology and the local annual temperature anomaly (</w:t>
+      </w:r>
+      <m:oMath>
+        <m:r>
+          <m:rPr>
+            <m:sty m:val="p"/>
+          </m:rPr>
+          <m:t>Δ</m:t>
+        </m:r>
+        <m:sSub>
+          <m:e>
+            <m:r>
+              <m:t>T</m:t>
+            </m:r>
+          </m:e>
+          <m:sub>
+            <m:r>
+              <m:rPr>
+                <m:nor/>
+                <m:sty m:val="p"/>
+              </m:rPr>
+              <m:t>local</m:t>
+            </m:r>
+          </m:sub>
+        </m:sSub>
+      </m:oMath>
+      <w:r>
+        <w:t xml:space="preserve">) under the full M3 adjustment set. Because an anomaly measured over a warming study period is itself correlated with calendar year, and because all birds captured at one locality in one year share an anomaly value, we fitted four specifications. All are produced by</w:t>
+      </w:r>
+      <w:r>
+        <w:t xml:space="preserve"> </w:t>
+      </w:r>
+      <w:r>
+        <w:rPr>
+          <w:rStyle w:val="VerbatimChar"/>
+        </w:rPr>
+        <w:t xml:space="preserve">Analysis/scripts/referee_reruns.R</w:t>
+      </w:r>
+      <w:r>
+        <w:t xml:space="preserve"> </w:t>
+      </w:r>
+      <w:r>
+        <w:t xml:space="preserve">and stored in</w:t>
+      </w:r>
+      <w:r>
+        <w:t xml:space="preserve"> </w:t>
+      </w:r>
+      <w:r>
+        <w:rPr>
+          <w:rStyle w:val="VerbatimChar"/>
+        </w:rPr>
+        <w:t xml:space="preserve">Analysis/output/referee_reruns/referee_reruns.rds</w:t>
+      </w:r>
+      <w:r>
+        <w:t xml:space="preserve">.</w:t>
+      </w:r>
+    </w:p>
+    <w:tbl>
+      <w:tblPr>
+        <w:tblStyle w:val="Table"/>
+        <w:tblW w:type="pct" w:w="5000"/>
+        <w:tblLayout w:type="fixed"/>
+        <w:tblLook w:firstRow="0" w:lastRow="0" w:firstColumn="0" w:lastColumn="0" w:noHBand="0" w:noVBand="0" w:val="0000"/>
+      </w:tblPr>
+      <w:tblGrid>
+        <w:gridCol w:w="7920"/>
+      </w:tblGrid>
+      <w:tr>
+        <w:tc>
+          <w:tcPr/>
+          <w:bookmarkStart w:id="57" w:name="tbl-s-thermal"/>
+          <w:p>
+            <w:pPr>
+              <w:jc w:val="center"/>
+            </w:pPr>
+            <w:pPr>
+              <w:jc w:val="left"/>
+              <w:spacing w:before="200"/>
+              <w:pStyle w:val="ImageCaption"/>
+            </w:pPr>
+            <w:r>
               <w:t xml:space="preserve">Table 1:</w:t>
+            </w:r>
+            <w:r>
+              <w:t xml:space="preserve"> </w:t>
+            </w:r>
+            <w:r>
+              <w:rPr>
+                <w:b/>
+                <w:bCs/>
+              </w:rPr>
+              <w:t xml:space="preserve">Supplementary Table S4.</w:t>
+            </w:r>
+            <w:r>
+              <w:t xml:space="preserve"> </w:t>
+            </w:r>
+            <w:r>
+              <w:t xml:space="preserve">Temperature-anomaly associations across specifications.</w:t>
+            </w:r>
+            <w:r>
+              <w:t xml:space="preserve"> </w:t>
+            </w:r>
+            <w:r>
+              <w:rPr>
+                <w:rStyle w:val="VerbatimChar"/>
+              </w:rPr>
+              <w:t xml:space="preserve">dT</w:t>
+            </w:r>
+            <w:r>
+              <w:t xml:space="preserve"> </w:t>
+            </w:r>
+            <w:r>
+              <w:t xml:space="preserve">is the local annual anomaly;</w:t>
+            </w:r>
+            <w:r>
+              <w:t xml:space="preserve"> </w:t>
+            </w:r>
+            <w:r>
+              <w:rPr>
+                <w:rStyle w:val="VerbatimChar"/>
+              </w:rPr>
+              <w:t xml:space="preserve">dT_detr</w:t>
+            </w:r>
+            <w:r>
+              <w:t xml:space="preserve"> </w:t>
+            </w:r>
+            <w:r>
+              <w:t xml:space="preserve">is the anomaly detrended within sites;</w:t>
+            </w:r>
+            <w:r>
+              <w:t xml:space="preserve"> </w:t>
+            </w:r>
+            <w:r>
+              <w:rPr>
+                <w:rStyle w:val="VerbatimChar"/>
+              </w:rPr>
+              <w:t xml:space="preserve">scaled_yr</w:t>
+            </w:r>
+            <w:r>
+              <w:t xml:space="preserve"> </w:t>
+            </w:r>
+            <w:r>
+              <w:t xml:space="preserve">is calendar year. E1a enters anomaly and year simultaneously; E2a adds a locality-year random intercept; E3 applies the full M3 adjustment set across 50 phylogenetic trees; E3b adds calendar year to E3.</w:t>
+            </w:r>
+            <w:r>
+              <w:t xml:space="preserve"> </w:t>
+            </w:r>
+            <w:r>
+              <w:rPr>
+                <w:rStyle w:val="VerbatimChar"/>
+              </w:rPr>
+              <w:t xml:space="preserve">Trees</w:t>
+            </w:r>
+            <w:r>
+              <w:t xml:space="preserve"> </w:t>
+            </w:r>
+            <w:r>
+              <w:t xml:space="preserve">is the number of the 50 trees whose fits converged and were pooled.</w:t>
+            </w:r>
+          </w:p>
+          <w:tbl>
+            <w:tblPr>
+              <w:tblStyle w:val="Table"/>
+              <w:tblW w:type="pct" w:w="5000"/>
+              <w:tblLayout w:type="fixed"/>
+              <w:tblLook w:firstRow="1" w:lastRow="0" w:firstColumn="0" w:lastColumn="0" w:noHBand="0" w:noVBand="0" w:val="0020"/>
+            </w:tblPr>
+            <w:tblGrid>
+              <w:gridCol w:w="2368"/>
+              <w:gridCol w:w="1998"/>
+              <w:gridCol w:w="740"/>
+              <w:gridCol w:w="666"/>
+              <w:gridCol w:w="592"/>
+              <w:gridCol w:w="444"/>
+              <w:gridCol w:w="666"/>
+              <w:gridCol w:w="444"/>
+            </w:tblGrid>
+            <w:tr>
+              <w:trPr>
+                <w:tblHeader w:val="on"/>
+              </w:trPr>
+              <w:tc>
+                <w:tcPr/>
+                <w:p>
+                  <w:pPr>
+                    <w:pStyle w:val="Compact"/>
+                    <w:jc w:val="left"/>
+                    <w:jc w:val="center"/>
+                  </w:pPr>
+                  <w:r>
+                    <w:t xml:space="preserve">Specification</w:t>
+                  </w:r>
+                </w:p>
+              </w:tc>
+              <w:tc>
+                <w:tcPr/>
+                <w:p>
+                  <w:pPr>
+                    <w:pStyle w:val="Compact"/>
+                    <w:jc w:val="left"/>
+                    <w:jc w:val="center"/>
+                  </w:pPr>
+                  <w:r>
+                    <w:t xml:space="preserve">Response</w:t>
+                  </w:r>
+                </w:p>
+              </w:tc>
+              <w:tc>
+                <w:tcPr/>
+                <w:p>
+                  <w:pPr>
+                    <w:pStyle w:val="Compact"/>
+                    <w:jc w:val="left"/>
+                    <w:jc w:val="center"/>
+                  </w:pPr>
+                  <w:r>
+                    <w:t xml:space="preserve">Term</w:t>
+                  </w:r>
+                </w:p>
+              </w:tc>
+              <w:tc>
+                <w:tcPr/>
+                <w:p>
+                  <w:pPr>
+                    <w:pStyle w:val="Compact"/>
+                    <w:jc w:val="right"/>
+                    <w:jc w:val="center"/>
+                  </w:pPr>
+                  <w:r>
+                    <w:t xml:space="preserve">Estimate</w:t>
+                  </w:r>
+                </w:p>
+              </w:tc>
+              <w:tc>
+                <w:tcPr/>
+                <w:p>
+                  <w:pPr>
+                    <w:pStyle w:val="Compact"/>
+                    <w:jc w:val="right"/>
+                    <w:jc w:val="center"/>
+                  </w:pPr>
+                  <w:r>
+                    <w:t xml:space="preserve">SE</w:t>
+                  </w:r>
+                </w:p>
+              </w:tc>
+              <w:tc>
+                <w:tcPr/>
+                <w:p>
+                  <w:pPr>
+                    <w:pStyle w:val="Compact"/>
+                    <w:jc w:val="right"/>
+                    <w:jc w:val="center"/>
+                  </w:pPr>
+                  <w:r>
+                    <w:t xml:space="preserve">z</w:t>
+                  </w:r>
+                </w:p>
+              </w:tc>
+              <w:tc>
+                <w:tcPr/>
+                <w:p>
+                  <w:pPr>
+                    <w:pStyle w:val="Compact"/>
+                    <w:jc w:val="right"/>
+                    <w:jc w:val="center"/>
+                  </w:pPr>
+                  <w:r>
+                    <w:t xml:space="preserve">p</w:t>
+                  </w:r>
+                </w:p>
+              </w:tc>
+              <w:tc>
+                <w:tcPr/>
+                <w:p>
+                  <w:pPr>
+                    <w:pStyle w:val="Compact"/>
+                    <w:jc w:val="right"/>
+                    <w:jc w:val="center"/>
+                  </w:pPr>
+                  <w:r>
+                    <w:t xml:space="preserve">Trees</w:t>
+                  </w:r>
+                </w:p>
+              </w:tc>
+            </w:tr>
+            <w:tr>
+              <w:tc>
+                <w:tcPr/>
+                <w:p>
+                  <w:pPr>
+                    <w:pStyle w:val="Compact"/>
+                    <w:jc w:val="left"/>
+                    <w:jc w:val="center"/>
+                  </w:pPr>
+                  <w:r>
+                    <w:t xml:space="preserve">E1a_anomaly_plus_year</w:t>
+                  </w:r>
+                </w:p>
+              </w:tc>
+              <w:tc>
+                <w:tcPr/>
+                <w:p>
+                  <w:pPr>
+                    <w:pStyle w:val="Compact"/>
+                    <w:jc w:val="left"/>
+                    <w:jc w:val="center"/>
+                  </w:pPr>
+                  <w:r>
+                    <w:t xml:space="preserve">wing length (mm)</w:t>
+                  </w:r>
+                </w:p>
+              </w:tc>
+              <w:tc>
+                <w:tcPr/>
+                <w:p>
+                  <w:pPr>
+                    <w:pStyle w:val="Compact"/>
+                    <w:jc w:val="left"/>
+                    <w:jc w:val="center"/>
+                  </w:pPr>
+                  <w:r>
+                    <w:t xml:space="preserve">dT</w:t>
+                  </w:r>
+                </w:p>
+              </w:tc>
+              <w:tc>
+                <w:tcPr/>
+                <w:p>
+                  <w:pPr>
+                    <w:pStyle w:val="Compact"/>
+                    <w:jc w:val="right"/>
+                    <w:jc w:val="center"/>
+                  </w:pPr>
+                  <w:r>
+                    <w:t xml:space="preserve">0.05410</w:t>
+                  </w:r>
+                </w:p>
+              </w:tc>
+              <w:tc>
+                <w:tcPr/>
+                <w:p>
+                  <w:pPr>
+                    <w:pStyle w:val="Compact"/>
+                    <w:jc w:val="right"/>
+                    <w:jc w:val="center"/>
+                  </w:pPr>
+                  <w:r>
+                    <w:t xml:space="preserve">0.19900</w:t>
+                  </w:r>
+                </w:p>
+              </w:tc>
+              <w:tc>
+                <w:tcPr/>
+                <w:p>
+                  <w:pPr>
+                    <w:pStyle w:val="Compact"/>
+                    <w:jc w:val="right"/>
+                    <w:jc w:val="center"/>
+                  </w:pPr>
+                  <w:r>
+                    <w:t xml:space="preserve">0.27</w:t>
+                  </w:r>
+                </w:p>
+              </w:tc>
+              <w:tc>
+                <w:tcPr/>
+                <w:p>
+                  <w:pPr>
+                    <w:pStyle w:val="Compact"/>
+                    <w:jc w:val="right"/>
+                    <w:jc w:val="center"/>
+                  </w:pPr>
+                  <w:r>
+                    <w:t xml:space="preserve">0.785000</w:t>
+                  </w:r>
+                </w:p>
+              </w:tc>
+              <w:tc>
+                <w:tcPr/>
+                <w:p>
+                  <w:pPr>
+                    <w:pStyle w:val="Compact"/>
+                    <w:jc w:val="right"/>
+                    <w:jc w:val="center"/>
+                  </w:pPr>
+                  <w:r>
+                    <w:t xml:space="preserve">NA</w:t>
+                  </w:r>
+                </w:p>
+              </w:tc>
+            </w:tr>
+            <w:tr>
+              <w:tc>
+                <w:tcPr/>
+                <w:p>
+                  <w:pPr>
+                    <w:pStyle w:val="Compact"/>
+                    <w:jc w:val="left"/>
+                    <w:jc w:val="center"/>
+                  </w:pPr>
+                  <w:r>
+                    <w:t xml:space="preserve">E1a_anomaly_plus_year</w:t>
+                  </w:r>
+                </w:p>
+              </w:tc>
+              <w:tc>
+                <w:tcPr/>
+                <w:p>
+                  <w:pPr>
+                    <w:pStyle w:val="Compact"/>
+                    <w:jc w:val="left"/>
+                    <w:jc w:val="center"/>
+                  </w:pPr>
+                  <w:r>
+                    <w:t xml:space="preserve">wing length (mm)</w:t>
+                  </w:r>
+                </w:p>
+              </w:tc>
+              <w:tc>
+                <w:tcPr/>
+                <w:p>
+                  <w:pPr>
+                    <w:pStyle w:val="Compact"/>
+                    <w:jc w:val="left"/>
+                    <w:jc w:val="center"/>
+                  </w:pPr>
+                  <w:r>
+                    <w:t xml:space="preserve">scaled_yr</w:t>
+                  </w:r>
+                </w:p>
+              </w:tc>
+              <w:tc>
+                <w:tcPr/>
+                <w:p>
+                  <w:pPr>
+                    <w:pStyle w:val="Compact"/>
+                    <w:jc w:val="right"/>
+                    <w:jc w:val="center"/>
+                  </w:pPr>
+                  <w:r>
+                    <w:t xml:space="preserve">-0.70000</w:t>
+                  </w:r>
+                </w:p>
+              </w:tc>
+              <w:tc>
+                <w:tcPr/>
+                <w:p>
+                  <w:pPr>
+                    <w:pStyle w:val="Compact"/>
+                    <w:jc w:val="right"/>
+                    <w:jc w:val="center"/>
+                  </w:pPr>
+                  <w:r>
+                    <w:t xml:space="preserve">0.22500</w:t>
+                  </w:r>
+                </w:p>
+              </w:tc>
+              <w:tc>
+                <w:tcPr/>
+                <w:p>
+                  <w:pPr>
+                    <w:pStyle w:val="Compact"/>
+                    <w:jc w:val="right"/>
+                    <w:jc w:val="center"/>
+                  </w:pPr>
+                  <w:r>
+                    <w:t xml:space="preserve">-3.11</w:t>
+                  </w:r>
+                </w:p>
+              </w:tc>
+              <w:tc>
+                <w:tcPr/>
+                <w:p>
+                  <w:pPr>
+                    <w:pStyle w:val="Compact"/>
+                    <w:jc w:val="right"/>
+                    <w:jc w:val="center"/>
+                  </w:pPr>
+                  <w:r>
+                    <w:t xml:space="preserve">0.001870</w:t>
+                  </w:r>
+                </w:p>
+              </w:tc>
+              <w:tc>
+                <w:tcPr/>
+                <w:p>
+                  <w:pPr>
+                    <w:pStyle w:val="Compact"/>
+                    <w:jc w:val="right"/>
+                    <w:jc w:val="center"/>
+                  </w:pPr>
+                  <w:r>
+                    <w:t xml:space="preserve">NA</w:t>
+                  </w:r>
+                </w:p>
+              </w:tc>
+            </w:tr>
+            <w:tr>
+              <w:tc>
+                <w:tcPr/>
+                <w:p>
+                  <w:pPr>
+                    <w:pStyle w:val="Compact"/>
+                    <w:jc w:val="left"/>
+                    <w:jc w:val="center"/>
+                  </w:pPr>
+                  <w:r>
+                    <w:t xml:space="preserve">E1b_detrended_anomaly</w:t>
+                  </w:r>
+                </w:p>
+              </w:tc>
+              <w:tc>
+                <w:tcPr/>
+                <w:p>
+                  <w:pPr>
+                    <w:pStyle w:val="Compact"/>
+                    <w:jc w:val="left"/>
+                    <w:jc w:val="center"/>
+                  </w:pPr>
+                  <w:r>
+                    <w:t xml:space="preserve">wing length (mm)</w:t>
+                  </w:r>
+                </w:p>
+              </w:tc>
+              <w:tc>
+                <w:tcPr/>
+                <w:p>
+                  <w:pPr>
+                    <w:pStyle w:val="Compact"/>
+                    <w:jc w:val="left"/>
+                    <w:jc w:val="center"/>
+                  </w:pPr>
+                  <w:r>
+                    <w:t xml:space="preserve">dT_detr</w:t>
+                  </w:r>
+                </w:p>
+              </w:tc>
+              <w:tc>
+                <w:tcPr/>
+                <w:p>
+                  <w:pPr>
+                    <w:pStyle w:val="Compact"/>
+                    <w:jc w:val="right"/>
+                    <w:jc w:val="center"/>
+                  </w:pPr>
+                  <w:r>
+                    <w:t xml:space="preserve">-0.06020</w:t>
+                  </w:r>
+                </w:p>
+              </w:tc>
+              <w:tc>
+                <w:tcPr/>
+                <w:p>
+                  <w:pPr>
+                    <w:pStyle w:val="Compact"/>
+                    <w:jc w:val="right"/>
+                    <w:jc w:val="center"/>
+                  </w:pPr>
+                  <w:r>
+                    <w:t xml:space="preserve">0.20100</w:t>
+                  </w:r>
+                </w:p>
+              </w:tc>
+              <w:tc>
+                <w:tcPr/>
+                <w:p>
+                  <w:pPr>
+                    <w:pStyle w:val="Compact"/>
+                    <w:jc w:val="right"/>
+                    <w:jc w:val="center"/>
+                  </w:pPr>
+                  <w:r>
+                    <w:t xml:space="preserve">-0.30</w:t>
+                  </w:r>
+                </w:p>
+              </w:tc>
+              <w:tc>
+                <w:tcPr/>
+                <w:p>
+                  <w:pPr>
+                    <w:pStyle w:val="Compact"/>
+                    <w:jc w:val="right"/>
+                    <w:jc w:val="center"/>
+                  </w:pPr>
+                  <w:r>
+                    <w:t xml:space="preserve">0.765000</w:t>
+                  </w:r>
+                </w:p>
+              </w:tc>
+              <w:tc>
+                <w:tcPr/>
+                <w:p>
+                  <w:pPr>
+                    <w:pStyle w:val="Compact"/>
+                    <w:jc w:val="right"/>
+                    <w:jc w:val="center"/>
+                  </w:pPr>
+                  <w:r>
+                    <w:t xml:space="preserve">NA</w:t>
+                  </w:r>
+                </w:p>
+              </w:tc>
+            </w:tr>
+            <w:tr>
+              <w:tc>
+                <w:tcPr/>
+                <w:p>
+                  <w:pPr>
+                    <w:pStyle w:val="Compact"/>
+                    <w:jc w:val="left"/>
+                    <w:jc w:val="center"/>
+                  </w:pPr>
+                  <w:r>
+                    <w:t xml:space="preserve">E1a_anomaly_plus_year</w:t>
+                  </w:r>
+                </w:p>
+              </w:tc>
+              <w:tc>
+                <w:tcPr/>
+                <w:p>
+                  <w:pPr>
+                    <w:pStyle w:val="Compact"/>
+                    <w:jc w:val="left"/>
+                    <w:jc w:val="center"/>
+                  </w:pPr>
+                  <w:r>
+                    <w:t xml:space="preserve">log body mass</w:t>
+                  </w:r>
+                </w:p>
+              </w:tc>
+              <w:tc>
+                <w:tcPr/>
+                <w:p>
+                  <w:pPr>
+                    <w:pStyle w:val="Compact"/>
+                    <w:jc w:val="left"/>
+                    <w:jc w:val="center"/>
+                  </w:pPr>
+                  <w:r>
+                    <w:t xml:space="preserve">dT</w:t>
+                  </w:r>
+                </w:p>
+              </w:tc>
+              <w:tc>
+                <w:tcPr/>
+                <w:p>
+                  <w:pPr>
+                    <w:pStyle w:val="Compact"/>
+                    <w:jc w:val="right"/>
+                    <w:jc w:val="center"/>
+                  </w:pPr>
+                  <w:r>
+                    <w:t xml:space="preserve">0.00680</w:t>
+                  </w:r>
+                </w:p>
+              </w:tc>
+              <w:tc>
+                <w:tcPr/>
+                <w:p>
+                  <w:pPr>
+                    <w:pStyle w:val="Compact"/>
+                    <w:jc w:val="right"/>
+                    <w:jc w:val="center"/>
+                  </w:pPr>
+                  <w:r>
+                    <w:t xml:space="preserve">0.00691</w:t>
+                  </w:r>
+                </w:p>
+              </w:tc>
+              <w:tc>
+                <w:tcPr/>
+                <w:p>
+                  <w:pPr>
+                    <w:pStyle w:val="Compact"/>
+                    <w:jc w:val="right"/>
+                    <w:jc w:val="center"/>
+                  </w:pPr>
+                  <w:r>
+                    <w:t xml:space="preserve">0.98</w:t>
+                  </w:r>
+                </w:p>
+              </w:tc>
+              <w:tc>
+                <w:tcPr/>
+                <w:p>
+                  <w:pPr>
+                    <w:pStyle w:val="Compact"/>
+                    <w:jc w:val="right"/>
+                    <w:jc w:val="center"/>
+                  </w:pPr>
+                  <w:r>
+                    <w:t xml:space="preserve">0.326000</w:t>
+                  </w:r>
+                </w:p>
+              </w:tc>
+              <w:tc>
+                <w:tcPr/>
+                <w:p>
+                  <w:pPr>
+                    <w:pStyle w:val="Compact"/>
+                    <w:jc w:val="right"/>
+                    <w:jc w:val="center"/>
+                  </w:pPr>
+                  <w:r>
+                    <w:t xml:space="preserve">NA</w:t>
+                  </w:r>
+                </w:p>
+              </w:tc>
+            </w:tr>
+            <w:tr>
+              <w:tc>
+                <w:tcPr/>
+                <w:p>
+                  <w:pPr>
+                    <w:pStyle w:val="Compact"/>
+                    <w:jc w:val="left"/>
+                    <w:jc w:val="center"/>
+                  </w:pPr>
+                  <w:r>
+                    <w:t xml:space="preserve">E1a_anomaly_plus_year</w:t>
+                  </w:r>
+                </w:p>
+              </w:tc>
+              <w:tc>
+                <w:tcPr/>
+                <w:p>
+                  <w:pPr>
+                    <w:pStyle w:val="Compact"/>
+                    <w:jc w:val="left"/>
+                    <w:jc w:val="center"/>
+                  </w:pPr>
+                  <w:r>
+                    <w:t xml:space="preserve">log body mass</w:t>
+                  </w:r>
+                </w:p>
+              </w:tc>
+              <w:tc>
+                <w:tcPr/>
+                <w:p>
+                  <w:pPr>
+                    <w:pStyle w:val="Compact"/>
+                    <w:jc w:val="left"/>
+                    <w:jc w:val="center"/>
+                  </w:pPr>
+                  <w:r>
+                    <w:t xml:space="preserve">scaled_yr</w:t>
+                  </w:r>
+                </w:p>
+              </w:tc>
+              <w:tc>
+                <w:tcPr/>
+                <w:p>
+                  <w:pPr>
+                    <w:pStyle w:val="Compact"/>
+                    <w:jc w:val="right"/>
+                    <w:jc w:val="center"/>
+                  </w:pPr>
+                  <w:r>
+                    <w:t xml:space="preserve">-0.00332</w:t>
+                  </w:r>
+                </w:p>
+              </w:tc>
+              <w:tc>
+                <w:tcPr/>
+                <w:p>
+                  <w:pPr>
+                    <w:pStyle w:val="Compact"/>
+                    <w:jc w:val="right"/>
+                    <w:jc w:val="center"/>
+                  </w:pPr>
+                  <w:r>
+                    <w:t xml:space="preserve">0.00446</w:t>
+                  </w:r>
+                </w:p>
+              </w:tc>
+              <w:tc>
+                <w:tcPr/>
+                <w:p>
+                  <w:pPr>
+                    <w:pStyle w:val="Compact"/>
+                    <w:jc w:val="right"/>
+                    <w:jc w:val="center"/>
+                  </w:pPr>
+                  <w:r>
+                    <w:t xml:space="preserve">-0.74</w:t>
+                  </w:r>
+                </w:p>
+              </w:tc>
+              <w:tc>
+                <w:tcPr/>
+                <w:p>
+                  <w:pPr>
+                    <w:pStyle w:val="Compact"/>
+                    <w:jc w:val="right"/>
+                    <w:jc w:val="center"/>
+                  </w:pPr>
+                  <w:r>
+                    <w:t xml:space="preserve">0.457000</w:t>
+                  </w:r>
+                </w:p>
+              </w:tc>
+              <w:tc>
+                <w:tcPr/>
+                <w:p>
+                  <w:pPr>
+                    <w:pStyle w:val="Compact"/>
+                    <w:jc w:val="right"/>
+                    <w:jc w:val="center"/>
+                  </w:pPr>
+                  <w:r>
+                    <w:t xml:space="preserve">NA</w:t>
+                  </w:r>
+                </w:p>
+              </w:tc>
+            </w:tr>
+            <w:tr>
+              <w:tc>
+                <w:tcPr/>
+                <w:p>
+                  <w:pPr>
+                    <w:pStyle w:val="Compact"/>
+                    <w:jc w:val="left"/>
+                    <w:jc w:val="center"/>
+                  </w:pPr>
+                  <w:r>
+                    <w:t xml:space="preserve">E1b_detrended_anomaly</w:t>
+                  </w:r>
+                </w:p>
+              </w:tc>
+              <w:tc>
+                <w:tcPr/>
+                <w:p>
+                  <w:pPr>
+                    <w:pStyle w:val="Compact"/>
+                    <w:jc w:val="left"/>
+                    <w:jc w:val="center"/>
+                  </w:pPr>
+                  <w:r>
+                    <w:t xml:space="preserve">log body mass</w:t>
+                  </w:r>
+                </w:p>
+              </w:tc>
+              <w:tc>
+                <w:tcPr/>
+                <w:p>
+                  <w:pPr>
+                    <w:pStyle w:val="Compact"/>
+                    <w:jc w:val="left"/>
+                    <w:jc w:val="center"/>
+                  </w:pPr>
+                  <w:r>
+                    <w:t xml:space="preserve">dT_detr</w:t>
+                  </w:r>
+                </w:p>
+              </w:tc>
+              <w:tc>
+                <w:tcPr/>
+                <w:p>
+                  <w:pPr>
+                    <w:pStyle w:val="Compact"/>
+                    <w:jc w:val="right"/>
+                    <w:jc w:val="center"/>
+                  </w:pPr>
+                  <w:r>
+                    <w:t xml:space="preserve">0.00604</w:t>
+                  </w:r>
+                </w:p>
+              </w:tc>
+              <w:tc>
+                <w:tcPr/>
+                <w:p>
+                  <w:pPr>
+                    <w:pStyle w:val="Compact"/>
+                    <w:jc w:val="right"/>
+                    <w:jc w:val="center"/>
+                  </w:pPr>
+                  <w:r>
+                    <w:t xml:space="preserve">0.00688</w:t>
+                  </w:r>
+                </w:p>
+              </w:tc>
+              <w:tc>
+                <w:tcPr/>
+                <w:p>
+                  <w:pPr>
+                    <w:pStyle w:val="Compact"/>
+                    <w:jc w:val="right"/>
+                    <w:jc w:val="center"/>
+                  </w:pPr>
+                  <w:r>
+                    <w:t xml:space="preserve">0.88</w:t>
+                  </w:r>
+                </w:p>
+              </w:tc>
+              <w:tc>
+                <w:tcPr/>
+                <w:p>
+                  <w:pPr>
+                    <w:pStyle w:val="Compact"/>
+                    <w:jc w:val="right"/>
+                    <w:jc w:val="center"/>
+                  </w:pPr>
+                  <w:r>
+                    <w:t xml:space="preserve">0.381000</w:t>
+                  </w:r>
+                </w:p>
+              </w:tc>
+              <w:tc>
+                <w:tcPr/>
+                <w:p>
+                  <w:pPr>
+                    <w:pStyle w:val="Compact"/>
+                    <w:jc w:val="right"/>
+                    <w:jc w:val="center"/>
+                  </w:pPr>
+                  <w:r>
+                    <w:t xml:space="preserve">NA</w:t>
+                  </w:r>
+                </w:p>
+              </w:tc>
+            </w:tr>
+            <w:tr>
+              <w:tc>
+                <w:tcPr/>
+                <w:p>
+                  <w:pPr>
+                    <w:pStyle w:val="Compact"/>
+                    <w:jc w:val="left"/>
+                    <w:jc w:val="center"/>
+                  </w:pPr>
+                  <w:r>
+                    <w:t xml:space="preserve">E1a_anomaly_plus_year</w:t>
+                  </w:r>
+                </w:p>
+              </w:tc>
+              <w:tc>
+                <w:tcPr/>
+                <w:p>
+                  <w:pPr>
+                    <w:pStyle w:val="Compact"/>
+                    <w:jc w:val="left"/>
+                    <w:jc w:val="center"/>
+                  </w:pPr>
+                  <w:r>
+                    <w:t xml:space="preserve">isometry contrast lnM-3lnL</w:t>
+                  </w:r>
+                </w:p>
+              </w:tc>
+              <w:tc>
+                <w:tcPr/>
+                <w:p>
+                  <w:pPr>
+                    <w:pStyle w:val="Compact"/>
+                    <w:jc w:val="left"/>
+                    <w:jc w:val="center"/>
+                  </w:pPr>
+                  <w:r>
+                    <w:t xml:space="preserve">dT</w:t>
+                  </w:r>
+                </w:p>
+              </w:tc>
+              <w:tc>
+                <w:tcPr/>
+                <w:p>
+                  <w:pPr>
+                    <w:pStyle w:val="Compact"/>
+                    <w:jc w:val="right"/>
+                    <w:jc w:val="center"/>
+                  </w:pPr>
+                  <w:r>
+                    <w:t xml:space="preserve">0.01180</w:t>
+                  </w:r>
+                </w:p>
+              </w:tc>
+              <w:tc>
+                <w:tcPr/>
+                <w:p>
+                  <w:pPr>
+                    <w:pStyle w:val="Compact"/>
+                    <w:jc w:val="right"/>
+                    <w:jc w:val="center"/>
+                  </w:pPr>
+                  <w:r>
+                    <w:t xml:space="preserve">0.01010</w:t>
+                  </w:r>
+                </w:p>
+              </w:tc>
+              <w:tc>
+                <w:tcPr/>
+                <w:p>
+                  <w:pPr>
+                    <w:pStyle w:val="Compact"/>
+                    <w:jc w:val="right"/>
+                    <w:jc w:val="center"/>
+                  </w:pPr>
+                  <w:r>
+                    <w:t xml:space="preserve">1.18</w:t>
+                  </w:r>
+                </w:p>
+              </w:tc>
+              <w:tc>
+                <w:tcPr/>
+                <w:p>
+                  <w:pPr>
+                    <w:pStyle w:val="Compact"/>
+                    <w:jc w:val="right"/>
+                    <w:jc w:val="center"/>
+                  </w:pPr>
+                  <w:r>
+                    <w:t xml:space="preserve">0.239000</w:t>
+                  </w:r>
+                </w:p>
+              </w:tc>
+              <w:tc>
+                <w:tcPr/>
+                <w:p>
+                  <w:pPr>
+                    <w:pStyle w:val="Compact"/>
+                    <w:jc w:val="right"/>
+                    <w:jc w:val="center"/>
+                  </w:pPr>
+                  <w:r>
+                    <w:t xml:space="preserve">NA</w:t>
+                  </w:r>
+                </w:p>
+              </w:tc>
+            </w:tr>
+            <w:tr>
+              <w:tc>
+                <w:tcPr/>
+                <w:p>
+                  <w:pPr>
+                    <w:pStyle w:val="Compact"/>
+                    <w:jc w:val="left"/>
+                    <w:jc w:val="center"/>
+                  </w:pPr>
+                  <w:r>
+                    <w:t xml:space="preserve">E1a_anomaly_plus_year</w:t>
+                  </w:r>
+                </w:p>
+              </w:tc>
+              <w:tc>
+                <w:tcPr/>
+                <w:p>
+                  <w:pPr>
+                    <w:pStyle w:val="Compact"/>
+                    <w:jc w:val="left"/>
+                    <w:jc w:val="center"/>
+                  </w:pPr>
+                  <w:r>
+                    <w:t xml:space="preserve">isometry contrast lnM-3lnL</w:t>
+                  </w:r>
+                </w:p>
+              </w:tc>
+              <w:tc>
+                <w:tcPr/>
+                <w:p>
+                  <w:pPr>
+                    <w:pStyle w:val="Compact"/>
+                    <w:jc w:val="left"/>
+                    <w:jc w:val="center"/>
+                  </w:pPr>
+                  <w:r>
+                    <w:t xml:space="preserve">scaled_yr</w:t>
+                  </w:r>
+                </w:p>
+              </w:tc>
+              <w:tc>
+                <w:tcPr/>
+                <w:p>
+                  <w:pPr>
+                    <w:pStyle w:val="Compact"/>
+                    <w:jc w:val="right"/>
+                    <w:jc w:val="center"/>
+                  </w:pPr>
+                  <w:r>
+                    <w:t xml:space="preserve">0.02490</w:t>
+                  </w:r>
+                </w:p>
+              </w:tc>
+              <w:tc>
+                <w:tcPr/>
+                <w:p>
+                  <w:pPr>
+                    <w:pStyle w:val="Compact"/>
+                    <w:jc w:val="right"/>
+                    <w:jc w:val="center"/>
+                  </w:pPr>
+                  <w:r>
+                    <w:t xml:space="preserve">0.00710</w:t>
+                  </w:r>
+                </w:p>
+              </w:tc>
+              <w:tc>
+                <w:tcPr/>
+                <w:p>
+                  <w:pPr>
+                    <w:pStyle w:val="Compact"/>
+                    <w:jc w:val="right"/>
+                    <w:jc w:val="center"/>
+                  </w:pPr>
+                  <w:r>
+                    <w:t xml:space="preserve">3.52</w:t>
+                  </w:r>
+                </w:p>
+              </w:tc>
+              <w:tc>
+                <w:tcPr/>
+                <w:p>
+                  <w:pPr>
+                    <w:pStyle w:val="Compact"/>
+                    <w:jc w:val="right"/>
+                    <w:jc w:val="center"/>
+                  </w:pPr>
+                  <w:r>
+                    <w:t xml:space="preserve">0.000439</w:t>
+                  </w:r>
+                </w:p>
+              </w:tc>
+              <w:tc>
+                <w:tcPr/>
+                <w:p>
+                  <w:pPr>
+                    <w:pStyle w:val="Compact"/>
+                    <w:jc w:val="right"/>
+                    <w:jc w:val="center"/>
+                  </w:pPr>
+                  <w:r>
+                    <w:t xml:space="preserve">NA</w:t>
+                  </w:r>
+                </w:p>
+              </w:tc>
+            </w:tr>
+            <w:tr>
+              <w:tc>
+                <w:tcPr/>
+                <w:p>
+                  <w:pPr>
+                    <w:pStyle w:val="Compact"/>
+                    <w:jc w:val="left"/>
+                    <w:jc w:val="center"/>
+                  </w:pPr>
+                  <w:r>
+                    <w:t xml:space="preserve">E1b_detrended_anomaly</w:t>
+                  </w:r>
+                </w:p>
+              </w:tc>
+              <w:tc>
+                <w:tcPr/>
+                <w:p>
+                  <w:pPr>
+                    <w:pStyle w:val="Compact"/>
+                    <w:jc w:val="left"/>
+                    <w:jc w:val="center"/>
+                  </w:pPr>
+                  <w:r>
+                    <w:t xml:space="preserve">isometry contrast lnM-3lnL</w:t>
+                  </w:r>
+                </w:p>
+              </w:tc>
+              <w:tc>
+                <w:tcPr/>
+                <w:p>
+                  <w:pPr>
+                    <w:pStyle w:val="Compact"/>
+                    <w:jc w:val="left"/>
+                    <w:jc w:val="center"/>
+                  </w:pPr>
+                  <w:r>
+                    <w:t xml:space="preserve">dT_detr</w:t>
+                  </w:r>
+                </w:p>
+              </w:tc>
+              <w:tc>
+                <w:tcPr/>
+                <w:p>
+                  <w:pPr>
+                    <w:pStyle w:val="Compact"/>
+                    <w:jc w:val="right"/>
+                    <w:jc w:val="center"/>
+                  </w:pPr>
+                  <w:r>
+                    <w:t xml:space="preserve">0.01590</w:t>
+                  </w:r>
+                </w:p>
+              </w:tc>
+              <w:tc>
+                <w:tcPr/>
+                <w:p>
+                  <w:pPr>
+                    <w:pStyle w:val="Compact"/>
+                    <w:jc w:val="right"/>
+                    <w:jc w:val="center"/>
+                  </w:pPr>
+                  <w:r>
+                    <w:t xml:space="preserve">0.01010</w:t>
+                  </w:r>
+                </w:p>
+              </w:tc>
+              <w:tc>
+                <w:tcPr/>
+                <w:p>
+                  <w:pPr>
+                    <w:pStyle w:val="Compact"/>
+                    <w:jc w:val="right"/>
+                    <w:jc w:val="center"/>
+                  </w:pPr>
+                  <w:r>
+                    <w:t xml:space="preserve">1.58</w:t>
+                  </w:r>
+                </w:p>
+              </w:tc>
+              <w:tc>
+                <w:tcPr/>
+                <w:p>
+                  <w:pPr>
+                    <w:pStyle w:val="Compact"/>
+                    <w:jc w:val="right"/>
+                    <w:jc w:val="center"/>
+                  </w:pPr>
+                  <w:r>
+                    <w:t xml:space="preserve">0.114000</w:t>
+                  </w:r>
+                </w:p>
+              </w:tc>
+              <w:tc>
+                <w:tcPr/>
+                <w:p>
+                  <w:pPr>
+                    <w:pStyle w:val="Compact"/>
+                    <w:jc w:val="right"/>
+                    <w:jc w:val="center"/>
+                  </w:pPr>
+                  <w:r>
+                    <w:t xml:space="preserve">NA</w:t>
+                  </w:r>
+                </w:p>
+              </w:tc>
+            </w:tr>
+            <w:tr>
+              <w:tc>
+                <w:tcPr/>
+                <w:p>
+                  <w:pPr>
+                    <w:pStyle w:val="Compact"/>
+                    <w:jc w:val="left"/>
+                    <w:jc w:val="center"/>
+                  </w:pPr>
+                  <w:r>
+                    <w:t xml:space="preserve">E1a_anomaly_plus_year</w:t>
+                  </w:r>
+                </w:p>
+              </w:tc>
+              <w:tc>
+                <w:tcPr/>
+                <w:p>
+                  <w:pPr>
+                    <w:pStyle w:val="Compact"/>
+                    <w:jc w:val="left"/>
+                    <w:jc w:val="center"/>
+                  </w:pPr>
+                  <w:r>
+                    <w:t xml:space="preserve">relative wing lnL-(1/3)lnM</w:t>
+                  </w:r>
+                </w:p>
+              </w:tc>
+              <w:tc>
+                <w:tcPr/>
+                <w:p>
+                  <w:pPr>
+                    <w:pStyle w:val="Compact"/>
+                    <w:jc w:val="left"/>
+                    <w:jc w:val="center"/>
+                  </w:pPr>
+                  <w:r>
+                    <w:t xml:space="preserve">dT</w:t>
+                  </w:r>
+                </w:p>
+              </w:tc>
+              <w:tc>
+                <w:tcPr/>
+                <w:p>
+                  <w:pPr>
+                    <w:pStyle w:val="Compact"/>
+                    <w:jc w:val="right"/>
+                    <w:jc w:val="center"/>
+                  </w:pPr>
+                  <w:r>
+                    <w:t xml:space="preserve">-0.00395</w:t>
+                  </w:r>
+                </w:p>
+              </w:tc>
+              <w:tc>
+                <w:tcPr/>
+                <w:p>
+                  <w:pPr>
+                    <w:pStyle w:val="Compact"/>
+                    <w:jc w:val="right"/>
+                    <w:jc w:val="center"/>
+                  </w:pPr>
+                  <w:r>
+                    <w:t xml:space="preserve">0.00336</w:t>
+                  </w:r>
+                </w:p>
+              </w:tc>
+              <w:tc>
+                <w:tcPr/>
+                <w:p>
+                  <w:pPr>
+                    <w:pStyle w:val="Compact"/>
+                    <w:jc w:val="right"/>
+                    <w:jc w:val="center"/>
+                  </w:pPr>
+                  <w:r>
+                    <w:t xml:space="preserve">-1.18</w:t>
+                  </w:r>
+                </w:p>
+              </w:tc>
+              <w:tc>
+                <w:tcPr/>
+                <w:p>
+                  <w:pPr>
+                    <w:pStyle w:val="Compact"/>
+                    <w:jc w:val="right"/>
+                    <w:jc w:val="center"/>
+                  </w:pPr>
+                  <w:r>
+                    <w:t xml:space="preserve">0.239000</w:t>
+                  </w:r>
+                </w:p>
+              </w:tc>
+              <w:tc>
+                <w:tcPr/>
+                <w:p>
+                  <w:pPr>
+                    <w:pStyle w:val="Compact"/>
+                    <w:jc w:val="right"/>
+                    <w:jc w:val="center"/>
+                  </w:pPr>
+                  <w:r>
+                    <w:t xml:space="preserve">NA</w:t>
+                  </w:r>
+                </w:p>
+              </w:tc>
+            </w:tr>
+            <w:tr>
+              <w:tc>
+                <w:tcPr/>
+                <w:p>
+                  <w:pPr>
+                    <w:pStyle w:val="Compact"/>
+                    <w:jc w:val="left"/>
+                    <w:jc w:val="center"/>
+                  </w:pPr>
+                  <w:r>
+                    <w:t xml:space="preserve">E1a_anomaly_plus_year</w:t>
+                  </w:r>
+                </w:p>
+              </w:tc>
+              <w:tc>
+                <w:tcPr/>
+                <w:p>
+                  <w:pPr>
+                    <w:pStyle w:val="Compact"/>
+                    <w:jc w:val="left"/>
+                    <w:jc w:val="center"/>
+                  </w:pPr>
+                  <w:r>
+                    <w:t xml:space="preserve">relative wing lnL-(1/3)lnM</w:t>
+                  </w:r>
+                </w:p>
+              </w:tc>
+              <w:tc>
+                <w:tcPr/>
+                <w:p>
+                  <w:pPr>
+                    <w:pStyle w:val="Compact"/>
+                    <w:jc w:val="left"/>
+                    <w:jc w:val="center"/>
+                  </w:pPr>
+                  <w:r>
+                    <w:t xml:space="preserve">scaled_yr</w:t>
+                  </w:r>
+                </w:p>
+              </w:tc>
+              <w:tc>
+                <w:tcPr/>
+                <w:p>
+                  <w:pPr>
+                    <w:pStyle w:val="Compact"/>
+                    <w:jc w:val="right"/>
+                    <w:jc w:val="center"/>
+                  </w:pPr>
+                  <w:r>
+                    <w:t xml:space="preserve">-0.00832</w:t>
+                  </w:r>
+                </w:p>
+              </w:tc>
+              <w:tc>
+                <w:tcPr/>
+                <w:p>
+                  <w:pPr>
+                    <w:pStyle w:val="Compact"/>
+                    <w:jc w:val="right"/>
+                    <w:jc w:val="center"/>
+                  </w:pPr>
+                  <w:r>
+                    <w:t xml:space="preserve">0.00237</w:t>
+                  </w:r>
+                </w:p>
+              </w:tc>
+              <w:tc>
+                <w:tcPr/>
+                <w:p>
+                  <w:pPr>
+                    <w:pStyle w:val="Compact"/>
+                    <w:jc w:val="right"/>
+                    <w:jc w:val="center"/>
+                  </w:pPr>
+                  <w:r>
+                    <w:t xml:space="preserve">-3.52</w:t>
+                  </w:r>
+                </w:p>
+              </w:tc>
+              <w:tc>
+                <w:tcPr/>
+                <w:p>
+                  <w:pPr>
+                    <w:pStyle w:val="Compact"/>
+                    <w:jc w:val="right"/>
+                    <w:jc w:val="center"/>
+                  </w:pPr>
+                  <w:r>
+                    <w:t xml:space="preserve">0.000439</w:t>
+                  </w:r>
+                </w:p>
+              </w:tc>
+              <w:tc>
+                <w:tcPr/>
+                <w:p>
+                  <w:pPr>
+                    <w:pStyle w:val="Compact"/>
+                    <w:jc w:val="right"/>
+                    <w:jc w:val="center"/>
+                  </w:pPr>
+                  <w:r>
+                    <w:t xml:space="preserve">NA</w:t>
+                  </w:r>
+                </w:p>
+              </w:tc>
+            </w:tr>
+            <w:tr>
+              <w:tc>
+                <w:tcPr/>
+                <w:p>
+                  <w:pPr>
+                    <w:pStyle w:val="Compact"/>
+                    <w:jc w:val="left"/>
+                    <w:jc w:val="center"/>
+                  </w:pPr>
+                  <w:r>
+                    <w:t xml:space="preserve">E1b_detrended_anomaly</w:t>
+                  </w:r>
+                </w:p>
+              </w:tc>
+              <w:tc>
+                <w:tcPr/>
+                <w:p>
+                  <w:pPr>
+                    <w:pStyle w:val="Compact"/>
+                    <w:jc w:val="left"/>
+                    <w:jc w:val="center"/>
+                  </w:pPr>
+                  <w:r>
+                    <w:t xml:space="preserve">relative wing lnL-(1/3)lnM</w:t>
+                  </w:r>
+                </w:p>
+              </w:tc>
+              <w:tc>
+                <w:tcPr/>
+                <w:p>
+                  <w:pPr>
+                    <w:pStyle w:val="Compact"/>
+                    <w:jc w:val="left"/>
+                    <w:jc w:val="center"/>
+                  </w:pPr>
+                  <w:r>
+                    <w:t xml:space="preserve">dT_detr</w:t>
+                  </w:r>
+                </w:p>
+              </w:tc>
+              <w:tc>
+                <w:tcPr/>
+                <w:p>
+                  <w:pPr>
+                    <w:pStyle w:val="Compact"/>
+                    <w:jc w:val="right"/>
+                    <w:jc w:val="center"/>
+                  </w:pPr>
+                  <w:r>
+                    <w:t xml:space="preserve">-0.00530</w:t>
+                  </w:r>
+                </w:p>
+              </w:tc>
+              <w:tc>
+                <w:tcPr/>
+                <w:p>
+                  <w:pPr>
+                    <w:pStyle w:val="Compact"/>
+                    <w:jc w:val="right"/>
+                    <w:jc w:val="center"/>
+                  </w:pPr>
+                  <w:r>
+                    <w:t xml:space="preserve">0.00335</w:t>
+                  </w:r>
+                </w:p>
+              </w:tc>
+              <w:tc>
+                <w:tcPr/>
+                <w:p>
+                  <w:pPr>
+                    <w:pStyle w:val="Compact"/>
+                    <w:jc w:val="right"/>
+                    <w:jc w:val="center"/>
+                  </w:pPr>
+                  <w:r>
+                    <w:t xml:space="preserve">-1.58</w:t>
+                  </w:r>
+                </w:p>
+              </w:tc>
+              <w:tc>
+                <w:tcPr/>
+                <w:p>
+                  <w:pPr>
+                    <w:pStyle w:val="Compact"/>
+                    <w:jc w:val="right"/>
+                    <w:jc w:val="center"/>
+                  </w:pPr>
+                  <w:r>
+                    <w:t xml:space="preserve">0.114000</w:t>
+                  </w:r>
+                </w:p>
+              </w:tc>
+              <w:tc>
+                <w:tcPr/>
+                <w:p>
+                  <w:pPr>
+                    <w:pStyle w:val="Compact"/>
+                    <w:jc w:val="right"/>
+                    <w:jc w:val="center"/>
+                  </w:pPr>
+                  <w:r>
+                    <w:t xml:space="preserve">NA</w:t>
+                  </w:r>
+                </w:p>
+              </w:tc>
+            </w:tr>
+            <w:tr>
+              <w:tc>
+                <w:tcPr/>
+                <w:p>
+                  <w:pPr>
+                    <w:pStyle w:val="Compact"/>
+                    <w:jc w:val="left"/>
+                    <w:jc w:val="center"/>
+                  </w:pPr>
+                  <w:r>
+                    <w:t xml:space="preserve">E2a_locyear_random_intercept</w:t>
+                  </w:r>
+                </w:p>
+              </w:tc>
+              <w:tc>
+                <w:tcPr/>
+                <w:p>
+                  <w:pPr>
+                    <w:pStyle w:val="Compact"/>
+                    <w:jc w:val="left"/>
+                    <w:jc w:val="center"/>
+                  </w:pPr>
+                  <w:r>
+                    <w:t xml:space="preserve">wing length (mm)</w:t>
+                  </w:r>
+                </w:p>
+              </w:tc>
+              <w:tc>
+                <w:tcPr/>
+                <w:p>
+                  <w:pPr>
+                    <w:pStyle w:val="Compact"/>
+                    <w:jc w:val="left"/>
+                    <w:jc w:val="center"/>
+                  </w:pPr>
+                  <w:r>
+                    <w:t xml:space="preserve">dT</w:t>
+                  </w:r>
+                </w:p>
+              </w:tc>
+              <w:tc>
+                <w:tcPr/>
+                <w:p>
+                  <w:pPr>
+                    <w:pStyle w:val="Compact"/>
+                    <w:jc w:val="right"/>
+                    <w:jc w:val="center"/>
+                  </w:pPr>
+                  <w:r>
+                    <w:t xml:space="preserve">-0.38800</w:t>
+                  </w:r>
+                </w:p>
+              </w:tc>
+              <w:tc>
+                <w:tcPr/>
+                <w:p>
+                  <w:pPr>
+                    <w:pStyle w:val="Compact"/>
+                    <w:jc w:val="right"/>
+                    <w:jc w:val="center"/>
+                  </w:pPr>
+                  <w:r>
+                    <w:t xml:space="preserve">0.41200</w:t>
+                  </w:r>
+                </w:p>
+              </w:tc>
+              <w:tc>
+                <w:tcPr/>
+                <w:p>
+                  <w:pPr>
+                    <w:pStyle w:val="Compact"/>
+                    <w:jc w:val="right"/>
+                    <w:jc w:val="center"/>
+                  </w:pPr>
+                  <w:r>
+                    <w:t xml:space="preserve">-0.94</w:t>
+                  </w:r>
+                </w:p>
+              </w:tc>
+              <w:tc>
+                <w:tcPr/>
+                <w:p>
+                  <w:pPr>
+                    <w:pStyle w:val="Compact"/>
+                    <w:jc w:val="right"/>
+                    <w:jc w:val="center"/>
+                  </w:pPr>
+                  <w:r>
+                    <w:t xml:space="preserve">0.346000</w:t>
+                  </w:r>
+                </w:p>
+              </w:tc>
+              <w:tc>
+                <w:tcPr/>
+                <w:p>
+                  <w:pPr>
+                    <w:pStyle w:val="Compact"/>
+                    <w:jc w:val="right"/>
+                    <w:jc w:val="center"/>
+                  </w:pPr>
+                  <w:r>
+                    <w:t xml:space="preserve">NA</w:t>
+                  </w:r>
+                </w:p>
+              </w:tc>
+            </w:tr>
+            <w:tr>
+              <w:tc>
+                <w:tcPr/>
+                <w:p>
+                  <w:pPr>
+                    <w:pStyle w:val="Compact"/>
+                    <w:jc w:val="left"/>
+                    <w:jc w:val="center"/>
+                  </w:pPr>
+                  <w:r>
+                    <w:t xml:space="preserve">E2a_locyear_random_intercept</w:t>
+                  </w:r>
+                </w:p>
+              </w:tc>
+              <w:tc>
+                <w:tcPr/>
+                <w:p>
+                  <w:pPr>
+                    <w:pStyle w:val="Compact"/>
+                    <w:jc w:val="left"/>
+                    <w:jc w:val="center"/>
+                  </w:pPr>
+                  <w:r>
+                    <w:t xml:space="preserve">log body mass</w:t>
+                  </w:r>
+                </w:p>
+              </w:tc>
+              <w:tc>
+                <w:tcPr/>
+                <w:p>
+                  <w:pPr>
+                    <w:pStyle w:val="Compact"/>
+                    <w:jc w:val="left"/>
+                    <w:jc w:val="center"/>
+                  </w:pPr>
+                  <w:r>
+                    <w:t xml:space="preserve">dT</w:t>
+                  </w:r>
+                </w:p>
+              </w:tc>
+              <w:tc>
+                <w:tcPr/>
+                <w:p>
+                  <w:pPr>
+                    <w:pStyle w:val="Compact"/>
+                    <w:jc w:val="right"/>
+                    <w:jc w:val="center"/>
+                  </w:pPr>
+                  <w:r>
+                    <w:t xml:space="preserve">0.00486</w:t>
+                  </w:r>
+                </w:p>
+              </w:tc>
+              <w:tc>
+                <w:tcPr/>
+                <w:p>
+                  <w:pPr>
+                    <w:pStyle w:val="Compact"/>
+                    <w:jc w:val="right"/>
+                    <w:jc w:val="center"/>
+                  </w:pPr>
+                  <w:r>
+                    <w:t xml:space="preserve">0.01090</w:t>
+                  </w:r>
+                </w:p>
+              </w:tc>
+              <w:tc>
+                <w:tcPr/>
+                <w:p>
+                  <w:pPr>
+                    <w:pStyle w:val="Compact"/>
+                    <w:jc w:val="right"/>
+                    <w:jc w:val="center"/>
+                  </w:pPr>
+                  <w:r>
+                    <w:t xml:space="preserve">0.45</w:t>
+                  </w:r>
+                </w:p>
+              </w:tc>
+              <w:tc>
+                <w:tcPr/>
+                <w:p>
+                  <w:pPr>
+                    <w:pStyle w:val="Compact"/>
+                    <w:jc w:val="right"/>
+                    <w:jc w:val="center"/>
+                  </w:pPr>
+                  <w:r>
+                    <w:t xml:space="preserve">0.654000</w:t>
+                  </w:r>
+                </w:p>
+              </w:tc>
+              <w:tc>
+                <w:tcPr/>
+                <w:p>
+                  <w:pPr>
+                    <w:pStyle w:val="Compact"/>
+                    <w:jc w:val="right"/>
+                    <w:jc w:val="center"/>
+                  </w:pPr>
+                  <w:r>
+                    <w:t xml:space="preserve">NA</w:t>
+                  </w:r>
+                </w:p>
+              </w:tc>
+            </w:tr>
+            <w:tr>
+              <w:tc>
+                <w:tcPr/>
+                <w:p>
+                  <w:pPr>
+                    <w:pStyle w:val="Compact"/>
+                    <w:jc w:val="left"/>
+                    <w:jc w:val="center"/>
+                  </w:pPr>
+                  <w:r>
+                    <w:t xml:space="preserve">E2a_locyear_random_intercept</w:t>
+                  </w:r>
+                </w:p>
+              </w:tc>
+              <w:tc>
+                <w:tcPr/>
+                <w:p>
+                  <w:pPr>
+                    <w:pStyle w:val="Compact"/>
+                    <w:jc w:val="left"/>
+                    <w:jc w:val="center"/>
+                  </w:pPr>
+                  <w:r>
+                    <w:t xml:space="preserve">isometry contrast lnM-3lnL</w:t>
+                  </w:r>
+                </w:p>
+              </w:tc>
+              <w:tc>
+                <w:tcPr/>
+                <w:p>
+                  <w:pPr>
+                    <w:pStyle w:val="Compact"/>
+                    <w:jc w:val="left"/>
+                    <w:jc w:val="center"/>
+                  </w:pPr>
+                  <w:r>
+                    <w:t xml:space="preserve">dT</w:t>
+                  </w:r>
+                </w:p>
+              </w:tc>
+              <w:tc>
+                <w:tcPr/>
+                <w:p>
+                  <w:pPr>
+                    <w:pStyle w:val="Compact"/>
+                    <w:jc w:val="right"/>
+                    <w:jc w:val="center"/>
+                  </w:pPr>
+                  <w:r>
+                    <w:t xml:space="preserve">0.02730</w:t>
+                  </w:r>
+                </w:p>
+              </w:tc>
+              <w:tc>
+                <w:tcPr/>
+                <w:p>
+                  <w:pPr>
+                    <w:pStyle w:val="Compact"/>
+                    <w:jc w:val="right"/>
+                    <w:jc w:val="center"/>
+                  </w:pPr>
+                  <w:r>
+                    <w:t xml:space="preserve">0.01890</w:t>
+                  </w:r>
+                </w:p>
+              </w:tc>
+              <w:tc>
+                <w:tcPr/>
+                <w:p>
+                  <w:pPr>
+                    <w:pStyle w:val="Compact"/>
+                    <w:jc w:val="right"/>
+                    <w:jc w:val="center"/>
+                  </w:pPr>
+                  <w:r>
+                    <w:t xml:space="preserve">1.44</w:t>
+                  </w:r>
+                </w:p>
+              </w:tc>
+              <w:tc>
+                <w:tcPr/>
+                <w:p>
+                  <w:pPr>
+                    <w:pStyle w:val="Compact"/>
+                    <w:jc w:val="right"/>
+                    <w:jc w:val="center"/>
+                  </w:pPr>
+                  <w:r>
+                    <w:t xml:space="preserve">0.150000</w:t>
+                  </w:r>
+                </w:p>
+              </w:tc>
+              <w:tc>
+                <w:tcPr/>
+                <w:p>
+                  <w:pPr>
+                    <w:pStyle w:val="Compact"/>
+                    <w:jc w:val="right"/>
+                    <w:jc w:val="center"/>
+                  </w:pPr>
+                  <w:r>
+                    <w:t xml:space="preserve">NA</w:t>
+                  </w:r>
+                </w:p>
+              </w:tc>
+            </w:tr>
+            <w:tr>
+              <w:tc>
+                <w:tcPr/>
+                <w:p>
+                  <w:pPr>
+                    <w:pStyle w:val="Compact"/>
+                    <w:jc w:val="left"/>
+                    <w:jc w:val="center"/>
+                  </w:pPr>
+                  <w:r>
+                    <w:t xml:space="preserve">E2a_locyear_random_intercept</w:t>
+                  </w:r>
+                </w:p>
+              </w:tc>
+              <w:tc>
+                <w:tcPr/>
+                <w:p>
+                  <w:pPr>
+                    <w:pStyle w:val="Compact"/>
+                    <w:jc w:val="left"/>
+                    <w:jc w:val="center"/>
+                  </w:pPr>
+                  <w:r>
+                    <w:t xml:space="preserve">relative wing lnL-(1/3)lnM</w:t>
+                  </w:r>
+                </w:p>
+              </w:tc>
+              <w:tc>
+                <w:tcPr/>
+                <w:p>
+                  <w:pPr>
+                    <w:pStyle w:val="Compact"/>
+                    <w:jc w:val="left"/>
+                    <w:jc w:val="center"/>
+                  </w:pPr>
+                  <w:r>
+                    <w:t xml:space="preserve">dT</w:t>
+                  </w:r>
+                </w:p>
+              </w:tc>
+              <w:tc>
+                <w:tcPr/>
+                <w:p>
+                  <w:pPr>
+                    <w:pStyle w:val="Compact"/>
+                    <w:jc w:val="right"/>
+                    <w:jc w:val="center"/>
+                  </w:pPr>
+                  <w:r>
+                    <w:t xml:space="preserve">-0.00909</w:t>
+                  </w:r>
+                </w:p>
+              </w:tc>
+              <w:tc>
+                <w:tcPr/>
+                <w:p>
+                  <w:pPr>
+                    <w:pStyle w:val="Compact"/>
+                    <w:jc w:val="right"/>
+                    <w:jc w:val="center"/>
+                  </w:pPr>
+                  <w:r>
+                    <w:t xml:space="preserve">0.00631</w:t>
+                  </w:r>
+                </w:p>
+              </w:tc>
+              <w:tc>
+                <w:tcPr/>
+                <w:p>
+                  <w:pPr>
+                    <w:pStyle w:val="Compact"/>
+                    <w:jc w:val="right"/>
+                    <w:jc w:val="center"/>
+                  </w:pPr>
+                  <w:r>
+                    <w:t xml:space="preserve">-1.44</w:t>
+                  </w:r>
+                </w:p>
+              </w:tc>
+              <w:tc>
+                <w:tcPr/>
+                <w:p>
+                  <w:pPr>
+                    <w:pStyle w:val="Compact"/>
+                    <w:jc w:val="right"/>
+                    <w:jc w:val="center"/>
+                  </w:pPr>
+                  <w:r>
+                    <w:t xml:space="preserve">0.150000</w:t>
+                  </w:r>
+                </w:p>
+              </w:tc>
+              <w:tc>
+                <w:tcPr/>
+                <w:p>
+                  <w:pPr>
+                    <w:pStyle w:val="Compact"/>
+                    <w:jc w:val="right"/>
+                    <w:jc w:val="center"/>
+                  </w:pPr>
+                  <w:r>
+                    <w:t xml:space="preserve">NA</w:t>
+                  </w:r>
+                </w:p>
+              </w:tc>
+            </w:tr>
+            <w:tr>
+              <w:tc>
+                <w:tcPr/>
+                <w:p>
+                  <w:pPr>
+                    <w:pStyle w:val="Compact"/>
+                    <w:jc w:val="left"/>
+                    <w:jc w:val="center"/>
+                  </w:pPr>
+                  <w:r>
+                    <w:t xml:space="preserve">E3_M3_adjusted_phylo</w:t>
+                  </w:r>
+                </w:p>
+              </w:tc>
+              <w:tc>
+                <w:tcPr/>
+                <w:p>
+                  <w:pPr>
+                    <w:pStyle w:val="Compact"/>
+                    <w:jc w:val="left"/>
+                    <w:jc w:val="center"/>
+                  </w:pPr>
+                  <w:r>
+                    <w:t xml:space="preserve">wing length (mm)</w:t>
+                  </w:r>
+                </w:p>
+              </w:tc>
+              <w:tc>
+                <w:tcPr/>
+                <w:p>
+                  <w:pPr>
+                    <w:pStyle w:val="Compact"/>
+                    <w:jc w:val="left"/>
+                    <w:jc w:val="center"/>
+                  </w:pPr>
+                  <w:r>
+                    <w:t xml:space="preserve">dT</w:t>
+                  </w:r>
+                </w:p>
+              </w:tc>
+              <w:tc>
+                <w:tcPr/>
+                <w:p>
+                  <w:pPr>
+                    <w:pStyle w:val="Compact"/>
+                    <w:jc w:val="right"/>
+                    <w:jc w:val="center"/>
+                  </w:pPr>
+                  <w:r>
+                    <w:t xml:space="preserve">0.08680</w:t>
+                  </w:r>
+                </w:p>
+              </w:tc>
+              <w:tc>
+                <w:tcPr/>
+                <w:p>
+                  <w:pPr>
+                    <w:pStyle w:val="Compact"/>
+                    <w:jc w:val="right"/>
+                    <w:jc w:val="center"/>
+                  </w:pPr>
+                  <w:r>
+                    <w:t xml:space="preserve">0.20000</w:t>
+                  </w:r>
+                </w:p>
+              </w:tc>
+              <w:tc>
+                <w:tcPr/>
+                <w:p>
+                  <w:pPr>
+                    <w:pStyle w:val="Compact"/>
+                    <w:jc w:val="right"/>
+                    <w:jc w:val="center"/>
+                  </w:pPr>
+                  <w:r>
+                    <w:t xml:space="preserve">0.44</w:t>
+                  </w:r>
+                </w:p>
+              </w:tc>
+              <w:tc>
+                <w:tcPr/>
+                <w:p>
+                  <w:pPr>
+                    <w:pStyle w:val="Compact"/>
+                    <w:jc w:val="right"/>
+                    <w:jc w:val="center"/>
+                  </w:pPr>
+                  <w:r>
+                    <w:t xml:space="preserve">0.663000</w:t>
+                  </w:r>
+                </w:p>
+              </w:tc>
+              <w:tc>
+                <w:tcPr/>
+                <w:p>
+                  <w:pPr>
+                    <w:pStyle w:val="Compact"/>
+                    <w:jc w:val="right"/>
+                    <w:jc w:val="center"/>
+                  </w:pPr>
+                  <w:r>
+                    <w:t xml:space="preserve">49</w:t>
+                  </w:r>
+                </w:p>
+              </w:tc>
+            </w:tr>
+            <w:tr>
+              <w:tc>
+                <w:tcPr/>
+                <w:p>
+                  <w:pPr>
+                    <w:pStyle w:val="Compact"/>
+                    <w:jc w:val="left"/>
+                    <w:jc w:val="center"/>
+                  </w:pPr>
+                  <w:r>
+                    <w:t xml:space="preserve">E3b_M3_adjusted_phylo_plus_year</w:t>
+                  </w:r>
+                </w:p>
+              </w:tc>
+              <w:tc>
+                <w:tcPr/>
+                <w:p>
+                  <w:pPr>
+                    <w:pStyle w:val="Compact"/>
+                    <w:jc w:val="left"/>
+                    <w:jc w:val="center"/>
+                  </w:pPr>
+                  <w:r>
+                    <w:t xml:space="preserve">wing length (mm)</w:t>
+                  </w:r>
+                </w:p>
+              </w:tc>
+              <w:tc>
+                <w:tcPr/>
+                <w:p>
+                  <w:pPr>
+                    <w:pStyle w:val="Compact"/>
+                    <w:jc w:val="left"/>
+                    <w:jc w:val="center"/>
+                  </w:pPr>
+                  <w:r>
+                    <w:t xml:space="preserve">dT</w:t>
+                  </w:r>
+                </w:p>
+              </w:tc>
+              <w:tc>
+                <w:tcPr/>
+                <w:p>
+                  <w:pPr>
+                    <w:pStyle w:val="Compact"/>
+                    <w:jc w:val="right"/>
+                    <w:jc w:val="center"/>
+                  </w:pPr>
+                  <w:r>
+                    <w:t xml:space="preserve">0.23100</w:t>
+                  </w:r>
+                </w:p>
+              </w:tc>
+              <w:tc>
+                <w:tcPr/>
+                <w:p>
+                  <w:pPr>
+                    <w:pStyle w:val="Compact"/>
+                    <w:jc w:val="right"/>
+                    <w:jc w:val="center"/>
+                  </w:pPr>
+                  <w:r>
+                    <w:t xml:space="preserve">0.19900</w:t>
+                  </w:r>
+                </w:p>
+              </w:tc>
+              <w:tc>
+                <w:tcPr/>
+                <w:p>
+                  <w:pPr>
+                    <w:pStyle w:val="Compact"/>
+                    <w:jc w:val="right"/>
+                    <w:jc w:val="center"/>
+                  </w:pPr>
+                  <w:r>
+                    <w:t xml:space="preserve">1.16</w:t>
+                  </w:r>
+                </w:p>
+              </w:tc>
+              <w:tc>
+                <w:tcPr/>
+                <w:p>
+                  <w:pPr>
+                    <w:pStyle w:val="Compact"/>
+                    <w:jc w:val="right"/>
+                    <w:jc w:val="center"/>
+                  </w:pPr>
+                  <w:r>
+                    <w:t xml:space="preserve">0.246000</w:t>
+                  </w:r>
+                </w:p>
+              </w:tc>
+              <w:tc>
+                <w:tcPr/>
+                <w:p>
+                  <w:pPr>
+                    <w:pStyle w:val="Compact"/>
+                    <w:jc w:val="right"/>
+                    <w:jc w:val="center"/>
+                  </w:pPr>
+                  <w:r>
+                    <w:t xml:space="preserve">50</w:t>
+                  </w:r>
+                </w:p>
+              </w:tc>
+            </w:tr>
+            <w:tr>
+              <w:tc>
+                <w:tcPr/>
+                <w:p>
+                  <w:pPr>
+                    <w:pStyle w:val="Compact"/>
+                    <w:jc w:val="left"/>
+                    <w:jc w:val="center"/>
+                  </w:pPr>
+                  <w:r>
+                    <w:t xml:space="preserve">E3b_M3_adjusted_phylo_plus_year</w:t>
+                  </w:r>
+                </w:p>
+              </w:tc>
+              <w:tc>
+                <w:tcPr/>
+                <w:p>
+                  <w:pPr>
+                    <w:pStyle w:val="Compact"/>
+                    <w:jc w:val="left"/>
+                    <w:jc w:val="center"/>
+                  </w:pPr>
+                  <w:r>
+                    <w:t xml:space="preserve">wing length (mm)</w:t>
+                  </w:r>
+                </w:p>
+              </w:tc>
+              <w:tc>
+                <w:tcPr/>
+                <w:p>
+                  <w:pPr>
+                    <w:pStyle w:val="Compact"/>
+                    <w:jc w:val="left"/>
+                    <w:jc w:val="center"/>
+                  </w:pPr>
+                  <w:r>
+                    <w:t xml:space="preserve">scaled_yr</w:t>
+                  </w:r>
+                </w:p>
+              </w:tc>
+              <w:tc>
+                <w:tcPr/>
+                <w:p>
+                  <w:pPr>
+                    <w:pStyle w:val="Compact"/>
+                    <w:jc w:val="right"/>
+                    <w:jc w:val="center"/>
+                  </w:pPr>
+                  <w:r>
+                    <w:t xml:space="preserve">-0.68200</w:t>
+                  </w:r>
+                </w:p>
+              </w:tc>
+              <w:tc>
+                <w:tcPr/>
+                <w:p>
+                  <w:pPr>
+                    <w:pStyle w:val="Compact"/>
+                    <w:jc w:val="right"/>
+                    <w:jc w:val="center"/>
+                  </w:pPr>
+                  <w:r>
+                    <w:t xml:space="preserve">0.20900</w:t>
+                  </w:r>
+                </w:p>
+              </w:tc>
+              <w:tc>
+                <w:tcPr/>
+                <w:p>
+                  <w:pPr>
+                    <w:pStyle w:val="Compact"/>
+                    <w:jc w:val="right"/>
+                    <w:jc w:val="center"/>
+                  </w:pPr>
+                  <w:r>
+                    <w:t xml:space="preserve">-3.27</w:t>
+                  </w:r>
+                </w:p>
+              </w:tc>
+              <w:tc>
+                <w:tcPr/>
+                <w:p>
+                  <w:pPr>
+                    <w:pStyle w:val="Compact"/>
+                    <w:jc w:val="right"/>
+                    <w:jc w:val="center"/>
+                  </w:pPr>
+                  <w:r>
+                    <w:t xml:space="preserve">0.001090</w:t>
+                  </w:r>
+                </w:p>
+              </w:tc>
+              <w:tc>
+                <w:tcPr/>
+                <w:p>
+                  <w:pPr>
+                    <w:pStyle w:val="Compact"/>
+                    <w:jc w:val="right"/>
+                    <w:jc w:val="center"/>
+                  </w:pPr>
+                  <w:r>
+                    <w:t xml:space="preserve">50</w:t>
+                  </w:r>
+                </w:p>
+              </w:tc>
+            </w:tr>
+            <w:tr>
+              <w:tc>
+                <w:tcPr/>
+                <w:p>
+                  <w:pPr>
+                    <w:pStyle w:val="Compact"/>
+                    <w:jc w:val="left"/>
+                    <w:jc w:val="center"/>
+                  </w:pPr>
+                  <w:r>
+                    <w:t xml:space="preserve">E3_M3_adjusted_phylo</w:t>
+                  </w:r>
+                </w:p>
+              </w:tc>
+              <w:tc>
+                <w:tcPr/>
+                <w:p>
+                  <w:pPr>
+                    <w:pStyle w:val="Compact"/>
+                    <w:jc w:val="left"/>
+                    <w:jc w:val="center"/>
+                  </w:pPr>
+                  <w:r>
+                    <w:t xml:space="preserve">log body mass</w:t>
+                  </w:r>
+                </w:p>
+              </w:tc>
+              <w:tc>
+                <w:tcPr/>
+                <w:p>
+                  <w:pPr>
+                    <w:pStyle w:val="Compact"/>
+                    <w:jc w:val="left"/>
+                    <w:jc w:val="center"/>
+                  </w:pPr>
+                  <w:r>
+                    <w:t xml:space="preserve">dT</w:t>
+                  </w:r>
+                </w:p>
+              </w:tc>
+              <w:tc>
+                <w:tcPr/>
+                <w:p>
+                  <w:pPr>
+                    <w:pStyle w:val="Compact"/>
+                    <w:jc w:val="right"/>
+                    <w:jc w:val="center"/>
+                  </w:pPr>
+                  <w:r>
+                    <w:t xml:space="preserve">0.00475</w:t>
+                  </w:r>
+                </w:p>
+              </w:tc>
+              <w:tc>
+                <w:tcPr/>
+                <w:p>
+                  <w:pPr>
+                    <w:pStyle w:val="Compact"/>
+                    <w:jc w:val="right"/>
+                    <w:jc w:val="center"/>
+                  </w:pPr>
+                  <w:r>
+                    <w:t xml:space="preserve">0.00686</w:t>
+                  </w:r>
+                </w:p>
+              </w:tc>
+              <w:tc>
+                <w:tcPr/>
+                <w:p>
+                  <w:pPr>
+                    <w:pStyle w:val="Compact"/>
+                    <w:jc w:val="right"/>
+                    <w:jc w:val="center"/>
+                  </w:pPr>
+                  <w:r>
+                    <w:t xml:space="preserve">0.69</w:t>
+                  </w:r>
+                </w:p>
+              </w:tc>
+              <w:tc>
+                <w:tcPr/>
+                <w:p>
+                  <w:pPr>
+                    <w:pStyle w:val="Compact"/>
+                    <w:jc w:val="right"/>
+                    <w:jc w:val="center"/>
+                  </w:pPr>
+                  <w:r>
+                    <w:t xml:space="preserve">0.489000</w:t>
+                  </w:r>
+                </w:p>
+              </w:tc>
+              <w:tc>
+                <w:tcPr/>
+                <w:p>
+                  <w:pPr>
+                    <w:pStyle w:val="Compact"/>
+                    <w:jc w:val="right"/>
+                    <w:jc w:val="center"/>
+                  </w:pPr>
+                  <w:r>
+                    <w:t xml:space="preserve">50</w:t>
+                  </w:r>
+                </w:p>
+              </w:tc>
+            </w:tr>
+            <w:tr>
+              <w:tc>
+                <w:tcPr/>
+                <w:p>
+                  <w:pPr>
+                    <w:pStyle w:val="Compact"/>
+                    <w:jc w:val="left"/>
+                    <w:jc w:val="center"/>
+                  </w:pPr>
+                  <w:r>
+                    <w:t xml:space="preserve">E3b_M3_adjusted_phylo_plus_year</w:t>
+                  </w:r>
+                </w:p>
+              </w:tc>
+              <w:tc>
+                <w:tcPr/>
+                <w:p>
+                  <w:pPr>
+                    <w:pStyle w:val="Compact"/>
+                    <w:jc w:val="left"/>
+                    <w:jc w:val="center"/>
+                  </w:pPr>
+                  <w:r>
+                    <w:t xml:space="preserve">log body mass</w:t>
+                  </w:r>
+                </w:p>
+              </w:tc>
+              <w:tc>
+                <w:tcPr/>
+                <w:p>
+                  <w:pPr>
+                    <w:pStyle w:val="Compact"/>
+                    <w:jc w:val="left"/>
+                    <w:jc w:val="center"/>
+                  </w:pPr>
+                  <w:r>
+                    <w:t xml:space="preserve">dT</w:t>
+                  </w:r>
+                </w:p>
+              </w:tc>
+              <w:tc>
+                <w:tcPr/>
+                <w:p>
+                  <w:pPr>
+                    <w:pStyle w:val="Compact"/>
+                    <w:jc w:val="right"/>
+                    <w:jc w:val="center"/>
+                  </w:pPr>
+                  <w:r>
+                    <w:t xml:space="preserve">0.00567</w:t>
+                  </w:r>
+                </w:p>
+              </w:tc>
+              <w:tc>
+                <w:tcPr/>
+                <w:p>
+                  <w:pPr>
+                    <w:pStyle w:val="Compact"/>
+                    <w:jc w:val="right"/>
+                    <w:jc w:val="center"/>
+                  </w:pPr>
+                  <w:r>
+                    <w:t xml:space="preserve">0.00690</w:t>
+                  </w:r>
+                </w:p>
+              </w:tc>
+              <w:tc>
+                <w:tcPr/>
+                <w:p>
+                  <w:pPr>
+                    <w:pStyle w:val="Compact"/>
+                    <w:jc w:val="right"/>
+                    <w:jc w:val="center"/>
+                  </w:pPr>
+                  <w:r>
+                    <w:t xml:space="preserve">0.82</w:t>
+                  </w:r>
+                </w:p>
+              </w:tc>
+              <w:tc>
+                <w:tcPr/>
+                <w:p>
+                  <w:pPr>
+                    <w:pStyle w:val="Compact"/>
+                    <w:jc w:val="right"/>
+                    <w:jc w:val="center"/>
+                  </w:pPr>
+                  <w:r>
+                    <w:t xml:space="preserve">0.412000</w:t>
+                  </w:r>
+                </w:p>
+              </w:tc>
+              <w:tc>
+                <w:tcPr/>
+                <w:p>
+                  <w:pPr>
+                    <w:pStyle w:val="Compact"/>
+                    <w:jc w:val="right"/>
+                    <w:jc w:val="center"/>
+                  </w:pPr>
+                  <w:r>
+                    <w:t xml:space="preserve">50</w:t>
+                  </w:r>
+                </w:p>
+              </w:tc>
+            </w:tr>
+            <w:tr>
+              <w:tc>
+                <w:tcPr/>
+                <w:p>
+                  <w:pPr>
+                    <w:pStyle w:val="Compact"/>
+                    <w:jc w:val="left"/>
+                    <w:jc w:val="center"/>
+                  </w:pPr>
+                  <w:r>
+                    <w:t xml:space="preserve">E3b_M3_adjusted_phylo_plus_year</w:t>
+                  </w:r>
+                </w:p>
+              </w:tc>
+              <w:tc>
+                <w:tcPr/>
+                <w:p>
+                  <w:pPr>
+                    <w:pStyle w:val="Compact"/>
+                    <w:jc w:val="left"/>
+                    <w:jc w:val="center"/>
+                  </w:pPr>
+                  <w:r>
+                    <w:t xml:space="preserve">log body mass</w:t>
+                  </w:r>
+                </w:p>
+              </w:tc>
+              <w:tc>
+                <w:tcPr/>
+                <w:p>
+                  <w:pPr>
+                    <w:pStyle w:val="Compact"/>
+                    <w:jc w:val="left"/>
+                    <w:jc w:val="center"/>
+                  </w:pPr>
+                  <w:r>
+                    <w:t xml:space="preserve">scaled_yr</w:t>
+                  </w:r>
+                </w:p>
+              </w:tc>
+              <w:tc>
+                <w:tcPr/>
+                <w:p>
+                  <w:pPr>
+                    <w:pStyle w:val="Compact"/>
+                    <w:jc w:val="right"/>
+                    <w:jc w:val="center"/>
+                  </w:pPr>
+                  <w:r>
+                    <w:t xml:space="preserve">-0.00120</w:t>
+                  </w:r>
+                </w:p>
+              </w:tc>
+              <w:tc>
+                <w:tcPr/>
+                <w:p>
+                  <w:pPr>
+                    <w:pStyle w:val="Compact"/>
+                    <w:jc w:val="right"/>
+                    <w:jc w:val="center"/>
+                  </w:pPr>
+                  <w:r>
+                    <w:t xml:space="preserve">0.00349</w:t>
+                  </w:r>
+                </w:p>
+              </w:tc>
+              <w:tc>
+                <w:tcPr/>
+                <w:p>
+                  <w:pPr>
+                    <w:pStyle w:val="Compact"/>
+                    <w:jc w:val="right"/>
+                    <w:jc w:val="center"/>
+                  </w:pPr>
+                  <w:r>
+                    <w:t xml:space="preserve">-0.35</w:t>
+                  </w:r>
+                </w:p>
+              </w:tc>
+              <w:tc>
+                <w:tcPr/>
+                <w:p>
+                  <w:pPr>
+                    <w:pStyle w:val="Compact"/>
+                    <w:jc w:val="right"/>
+                    <w:jc w:val="center"/>
+                  </w:pPr>
+                  <w:r>
+                    <w:t xml:space="preserve">0.730000</w:t>
+                  </w:r>
+                </w:p>
+              </w:tc>
+              <w:tc>
+                <w:tcPr/>
+                <w:p>
+                  <w:pPr>
+                    <w:pStyle w:val="Compact"/>
+                    <w:jc w:val="right"/>
+                    <w:jc w:val="center"/>
+                  </w:pPr>
+                  <w:r>
+                    <w:t xml:space="preserve">50</w:t>
+                  </w:r>
+                </w:p>
+              </w:tc>
+            </w:tr>
+            <w:tr>
+              <w:tc>
+                <w:tcPr/>
+                <w:p>
+                  <w:pPr>
+                    <w:pStyle w:val="Compact"/>
+                    <w:jc w:val="left"/>
+                    <w:jc w:val="center"/>
+                  </w:pPr>
+                  <w:r>
+                    <w:t xml:space="preserve">E3_M3_adjusted_phylo</w:t>
+                  </w:r>
+                </w:p>
+              </w:tc>
+              <w:tc>
+                <w:tcPr/>
+                <w:p>
+                  <w:pPr>
+                    <w:pStyle w:val="Compact"/>
+                    <w:jc w:val="left"/>
+                    <w:jc w:val="center"/>
+                  </w:pPr>
+                  <w:r>
+                    <w:t xml:space="preserve">isometry contrast lnM-3lnL</w:t>
+                  </w:r>
+                </w:p>
+              </w:tc>
+              <w:tc>
+                <w:tcPr/>
+                <w:p>
+                  <w:pPr>
+                    <w:pStyle w:val="Compact"/>
+                    <w:jc w:val="left"/>
+                    <w:jc w:val="center"/>
+                  </w:pPr>
+                  <w:r>
+                    <w:t xml:space="preserve">dT</w:t>
+                  </w:r>
+                </w:p>
+              </w:tc>
+              <w:tc>
+                <w:tcPr/>
+                <w:p>
+                  <w:pPr>
+                    <w:pStyle w:val="Compact"/>
+                    <w:jc w:val="right"/>
+                    <w:jc w:val="center"/>
+                  </w:pPr>
+                  <w:r>
+                    <w:t xml:space="preserve">0.00929</w:t>
+                  </w:r>
+                </w:p>
+              </w:tc>
+              <w:tc>
+                <w:tcPr/>
+                <w:p>
+                  <w:pPr>
+                    <w:pStyle w:val="Compact"/>
+                    <w:jc w:val="right"/>
+                    <w:jc w:val="center"/>
+                  </w:pPr>
+                  <w:r>
+                    <w:t xml:space="preserve">0.01010</w:t>
+                  </w:r>
+                </w:p>
+              </w:tc>
+              <w:tc>
+                <w:tcPr/>
+                <w:p>
+                  <w:pPr>
+                    <w:pStyle w:val="Compact"/>
+                    <w:jc w:val="right"/>
+                    <w:jc w:val="center"/>
+                  </w:pPr>
+                  <w:r>
+                    <w:t xml:space="preserve">0.92</w:t>
+                  </w:r>
+                </w:p>
+              </w:tc>
+              <w:tc>
+                <w:tcPr/>
+                <w:p>
+                  <w:pPr>
+                    <w:pStyle w:val="Compact"/>
+                    <w:jc w:val="right"/>
+                    <w:jc w:val="center"/>
+                  </w:pPr>
+                  <w:r>
+                    <w:t xml:space="preserve">0.359000</w:t>
+                  </w:r>
+                </w:p>
+              </w:tc>
+              <w:tc>
+                <w:tcPr/>
+                <w:p>
+                  <w:pPr>
+                    <w:pStyle w:val="Compact"/>
+                    <w:jc w:val="right"/>
+                    <w:jc w:val="center"/>
+                  </w:pPr>
+                  <w:r>
+                    <w:t xml:space="preserve">49</w:t>
+                  </w:r>
+                </w:p>
+              </w:tc>
+            </w:tr>
+            <w:tr>
+              <w:tc>
+                <w:tcPr/>
+                <w:p>
+                  <w:pPr>
+                    <w:pStyle w:val="Compact"/>
+                    <w:jc w:val="left"/>
+                    <w:jc w:val="center"/>
+                  </w:pPr>
+                  <w:r>
+                    <w:t xml:space="preserve">E3b_M3_adjusted_phylo_plus_year</w:t>
+                  </w:r>
+                </w:p>
+              </w:tc>
+              <w:tc>
+                <w:tcPr/>
+                <w:p>
+                  <w:pPr>
+                    <w:pStyle w:val="Compact"/>
+                    <w:jc w:val="left"/>
+                    <w:jc w:val="center"/>
+                  </w:pPr>
+                  <w:r>
+                    <w:t xml:space="preserve">isometry contrast lnM-3lnL</w:t>
+                  </w:r>
+                </w:p>
+              </w:tc>
+              <w:tc>
+                <w:tcPr/>
+                <w:p>
+                  <w:pPr>
+                    <w:pStyle w:val="Compact"/>
+                    <w:jc w:val="left"/>
+                    <w:jc w:val="center"/>
+                  </w:pPr>
+                  <w:r>
+                    <w:t xml:space="preserve">dT</w:t>
+                  </w:r>
+                </w:p>
+              </w:tc>
+              <w:tc>
+                <w:tcPr/>
+                <w:p>
+                  <w:pPr>
+                    <w:pStyle w:val="Compact"/>
+                    <w:jc w:val="right"/>
+                    <w:jc w:val="center"/>
+                  </w:pPr>
+                  <w:r>
+                    <w:t xml:space="preserve">0.00465</w:t>
+                  </w:r>
+                </w:p>
+              </w:tc>
+              <w:tc>
+                <w:tcPr/>
+                <w:p>
+                  <w:pPr>
+                    <w:pStyle w:val="Compact"/>
+                    <w:jc w:val="right"/>
+                    <w:jc w:val="center"/>
+                  </w:pPr>
+                  <w:r>
+                    <w:t xml:space="preserve">0.01020</w:t>
+                  </w:r>
+                </w:p>
+              </w:tc>
+              <w:tc>
+                <w:tcPr/>
+                <w:p>
+                  <w:pPr>
+                    <w:pStyle w:val="Compact"/>
+                    <w:jc w:val="right"/>
+                    <w:jc w:val="center"/>
+                  </w:pPr>
+                  <w:r>
+                    <w:t xml:space="preserve">0.46</w:t>
+                  </w:r>
+                </w:p>
+              </w:tc>
+              <w:tc>
+                <w:tcPr/>
+                <w:p>
+                  <w:pPr>
+                    <w:pStyle w:val="Compact"/>
+                    <w:jc w:val="right"/>
+                    <w:jc w:val="center"/>
+                  </w:pPr>
+                  <w:r>
+                    <w:t xml:space="preserve">0.648000</w:t>
+                  </w:r>
+                </w:p>
+              </w:tc>
+              <w:tc>
+                <w:tcPr/>
+                <w:p>
+                  <w:pPr>
+                    <w:pStyle w:val="Compact"/>
+                    <w:jc w:val="right"/>
+                    <w:jc w:val="center"/>
+                  </w:pPr>
+                  <w:r>
+                    <w:t xml:space="preserve">50</w:t>
+                  </w:r>
+                </w:p>
+              </w:tc>
+            </w:tr>
+            <w:tr>
+              <w:tc>
+                <w:tcPr/>
+                <w:p>
+                  <w:pPr>
+                    <w:pStyle w:val="Compact"/>
+                    <w:jc w:val="left"/>
+                    <w:jc w:val="center"/>
+                  </w:pPr>
+                  <w:r>
+                    <w:t xml:space="preserve">E3b_M3_adjusted_phylo_plus_year</w:t>
+                  </w:r>
+                </w:p>
+              </w:tc>
+              <w:tc>
+                <w:tcPr/>
+                <w:p>
+                  <w:pPr>
+                    <w:pStyle w:val="Compact"/>
+                    <w:jc w:val="left"/>
+                    <w:jc w:val="center"/>
+                  </w:pPr>
+                  <w:r>
+                    <w:t xml:space="preserve">isometry contrast lnM-3lnL</w:t>
+                  </w:r>
+                </w:p>
+              </w:tc>
+              <w:tc>
+                <w:tcPr/>
+                <w:p>
+                  <w:pPr>
+                    <w:pStyle w:val="Compact"/>
+                    <w:jc w:val="left"/>
+                    <w:jc w:val="center"/>
+                  </w:pPr>
+                  <w:r>
+                    <w:t xml:space="preserve">scaled_yr</w:t>
+                  </w:r>
+                </w:p>
+              </w:tc>
+              <w:tc>
+                <w:tcPr/>
+                <w:p>
+                  <w:pPr>
+                    <w:pStyle w:val="Compact"/>
+                    <w:jc w:val="right"/>
+                    <w:jc w:val="center"/>
+                  </w:pPr>
+                  <w:r>
+                    <w:t xml:space="preserve">0.02520</w:t>
+                  </w:r>
+                </w:p>
+              </w:tc>
+              <w:tc>
+                <w:tcPr/>
+                <w:p>
+                  <w:pPr>
+                    <w:pStyle w:val="Compact"/>
+                    <w:jc w:val="right"/>
+                    <w:jc w:val="center"/>
+                  </w:pPr>
+                  <w:r>
+                    <w:t xml:space="preserve">0.00691</w:t>
+                  </w:r>
+                </w:p>
+              </w:tc>
+              <w:tc>
+                <w:tcPr/>
+                <w:p>
+                  <w:pPr>
+                    <w:pStyle w:val="Compact"/>
+                    <w:jc w:val="right"/>
+                    <w:jc w:val="center"/>
+                  </w:pPr>
+                  <w:r>
+                    <w:t xml:space="preserve">3.65</w:t>
+                  </w:r>
+                </w:p>
+              </w:tc>
+              <w:tc>
+                <w:tcPr/>
+                <w:p>
+                  <w:pPr>
+                    <w:pStyle w:val="Compact"/>
+                    <w:jc w:val="right"/>
+                    <w:jc w:val="center"/>
+                  </w:pPr>
+                  <w:r>
+                    <w:t xml:space="preserve">0.000265</w:t>
+                  </w:r>
+                </w:p>
+              </w:tc>
+              <w:tc>
+                <w:tcPr/>
+                <w:p>
+                  <w:pPr>
+                    <w:pStyle w:val="Compact"/>
+                    <w:jc w:val="right"/>
+                    <w:jc w:val="center"/>
+                  </w:pPr>
+                  <w:r>
+                    <w:t xml:space="preserve">50</w:t>
+                  </w:r>
+                </w:p>
+              </w:tc>
+            </w:tr>
+            <w:tr>
+              <w:tc>
+                <w:tcPr/>
+                <w:p>
+                  <w:pPr>
+                    <w:pStyle w:val="Compact"/>
+                    <w:jc w:val="left"/>
+                    <w:jc w:val="center"/>
+                  </w:pPr>
+                  <w:r>
+                    <w:t xml:space="preserve">E3_M3_adjusted_phylo</w:t>
+                  </w:r>
+                </w:p>
+              </w:tc>
+              <w:tc>
+                <w:tcPr/>
+                <w:p>
+                  <w:pPr>
+                    <w:pStyle w:val="Compact"/>
+                    <w:jc w:val="left"/>
+                    <w:jc w:val="center"/>
+                  </w:pPr>
+                  <w:r>
+                    <w:t xml:space="preserve">relative wing lnL-(1/3)lnM</w:t>
+                  </w:r>
+                </w:p>
+              </w:tc>
+              <w:tc>
+                <w:tcPr/>
+                <w:p>
+                  <w:pPr>
+                    <w:pStyle w:val="Compact"/>
+                    <w:jc w:val="left"/>
+                    <w:jc w:val="center"/>
+                  </w:pPr>
+                  <w:r>
+                    <w:t xml:space="preserve">dT</w:t>
+                  </w:r>
+                </w:p>
+              </w:tc>
+              <w:tc>
+                <w:tcPr/>
+                <w:p>
+                  <w:pPr>
+                    <w:pStyle w:val="Compact"/>
+                    <w:jc w:val="right"/>
+                    <w:jc w:val="center"/>
+                  </w:pPr>
+                  <w:r>
+                    <w:t xml:space="preserve">-0.00310</w:t>
+                  </w:r>
+                </w:p>
+              </w:tc>
+              <w:tc>
+                <w:tcPr/>
+                <w:p>
+                  <w:pPr>
+                    <w:pStyle w:val="Compact"/>
+                    <w:jc w:val="right"/>
+                    <w:jc w:val="center"/>
+                  </w:pPr>
+                  <w:r>
+                    <w:t xml:space="preserve">0.00338</w:t>
+                  </w:r>
+                </w:p>
+              </w:tc>
+              <w:tc>
+                <w:tcPr/>
+                <w:p>
+                  <w:pPr>
+                    <w:pStyle w:val="Compact"/>
+                    <w:jc w:val="right"/>
+                    <w:jc w:val="center"/>
+                  </w:pPr>
+                  <w:r>
+                    <w:t xml:space="preserve">-0.92</w:t>
+                  </w:r>
+                </w:p>
+              </w:tc>
+              <w:tc>
+                <w:tcPr/>
+                <w:p>
+                  <w:pPr>
+                    <w:pStyle w:val="Compact"/>
+                    <w:jc w:val="right"/>
+                    <w:jc w:val="center"/>
+                  </w:pPr>
+                  <w:r>
+                    <w:t xml:space="preserve">0.359000</w:t>
+                  </w:r>
+                </w:p>
+              </w:tc>
+              <w:tc>
+                <w:tcPr/>
+                <w:p>
+                  <w:pPr>
+                    <w:pStyle w:val="Compact"/>
+                    <w:jc w:val="right"/>
+                    <w:jc w:val="center"/>
+                  </w:pPr>
+                  <w:r>
+                    <w:t xml:space="preserve">48</w:t>
+                  </w:r>
+                </w:p>
+              </w:tc>
+            </w:tr>
+            <w:tr>
+              <w:tc>
+                <w:tcPr/>
+                <w:p>
+                  <w:pPr>
+                    <w:pStyle w:val="Compact"/>
+                    <w:jc w:val="left"/>
+                    <w:jc w:val="center"/>
+                  </w:pPr>
+                  <w:r>
+                    <w:t xml:space="preserve">E3b_M3_adjusted_phylo_plus_year</w:t>
+                  </w:r>
+                </w:p>
+              </w:tc>
+              <w:tc>
+                <w:tcPr/>
+                <w:p>
+                  <w:pPr>
+                    <w:pStyle w:val="Compact"/>
+                    <w:jc w:val="left"/>
+                    <w:jc w:val="center"/>
+                  </w:pPr>
+                  <w:r>
+                    <w:t xml:space="preserve">relative wing lnL-(1/3)lnM</w:t>
+                  </w:r>
+                </w:p>
+              </w:tc>
+              <w:tc>
+                <w:tcPr/>
+                <w:p>
+                  <w:pPr>
+                    <w:pStyle w:val="Compact"/>
+                    <w:jc w:val="left"/>
+                    <w:jc w:val="center"/>
+                  </w:pPr>
+                  <w:r>
+                    <w:t xml:space="preserve">dT</w:t>
+                  </w:r>
+                </w:p>
+              </w:tc>
+              <w:tc>
+                <w:tcPr/>
+                <w:p>
+                  <w:pPr>
+                    <w:pStyle w:val="Compact"/>
+                    <w:jc w:val="right"/>
+                    <w:jc w:val="center"/>
+                  </w:pPr>
+                  <w:r>
+                    <w:t xml:space="preserve">-0.00155</w:t>
+                  </w:r>
+                </w:p>
+              </w:tc>
+              <w:tc>
+                <w:tcPr/>
+                <w:p>
+                  <w:pPr>
+                    <w:pStyle w:val="Compact"/>
+                    <w:jc w:val="right"/>
+                    <w:jc w:val="center"/>
+                  </w:pPr>
+                  <w:r>
+                    <w:t xml:space="preserve">0.00339</w:t>
+                  </w:r>
+                </w:p>
+              </w:tc>
+              <w:tc>
+                <w:tcPr/>
+                <w:p>
+                  <w:pPr>
+                    <w:pStyle w:val="Compact"/>
+                    <w:jc w:val="right"/>
+                    <w:jc w:val="center"/>
+                  </w:pPr>
+                  <w:r>
+                    <w:t xml:space="preserve">-0.46</w:t>
+                  </w:r>
+                </w:p>
+              </w:tc>
+              <w:tc>
+                <w:tcPr/>
+                <w:p>
+                  <w:pPr>
+                    <w:pStyle w:val="Compact"/>
+                    <w:jc w:val="right"/>
+                    <w:jc w:val="center"/>
+                  </w:pPr>
+                  <w:r>
+                    <w:t xml:space="preserve">0.648000</w:t>
+                  </w:r>
+                </w:p>
+              </w:tc>
+              <w:tc>
+                <w:tcPr/>
+                <w:p>
+                  <w:pPr>
+                    <w:pStyle w:val="Compact"/>
+                    <w:jc w:val="right"/>
+                    <w:jc w:val="center"/>
+                  </w:pPr>
+                  <w:r>
+                    <w:t xml:space="preserve">50</w:t>
+                  </w:r>
+                </w:p>
+              </w:tc>
+            </w:tr>
+            <w:tr>
+              <w:tc>
+                <w:tcPr/>
+                <w:p>
+                  <w:pPr>
+                    <w:pStyle w:val="Compact"/>
+                    <w:jc w:val="left"/>
+                    <w:jc w:val="center"/>
+                  </w:pPr>
+                  <w:r>
+                    <w:t xml:space="preserve">E3b_M3_adjusted_phylo_plus_year</w:t>
+                  </w:r>
+                </w:p>
+              </w:tc>
+              <w:tc>
+                <w:tcPr/>
+                <w:p>
+                  <w:pPr>
+                    <w:pStyle w:val="Compact"/>
+                    <w:jc w:val="left"/>
+                    <w:jc w:val="center"/>
+                  </w:pPr>
+                  <w:r>
+                    <w:t xml:space="preserve">relative wing lnL-(1/3)lnM</w:t>
+                  </w:r>
+                </w:p>
+              </w:tc>
+              <w:tc>
+                <w:tcPr/>
+                <w:p>
+                  <w:pPr>
+                    <w:pStyle w:val="Compact"/>
+                    <w:jc w:val="left"/>
+                    <w:jc w:val="center"/>
+                  </w:pPr>
+                  <w:r>
+                    <w:t xml:space="preserve">scaled_yr</w:t>
+                  </w:r>
+                </w:p>
+              </w:tc>
+              <w:tc>
+                <w:tcPr/>
+                <w:p>
+                  <w:pPr>
+                    <w:pStyle w:val="Compact"/>
+                    <w:jc w:val="right"/>
+                    <w:jc w:val="center"/>
+                  </w:pPr>
+                  <w:r>
+                    <w:t xml:space="preserve">-0.00840</w:t>
+                  </w:r>
+                </w:p>
+              </w:tc>
+              <w:tc>
+                <w:tcPr/>
+                <w:p>
+                  <w:pPr>
+                    <w:pStyle w:val="Compact"/>
+                    <w:jc w:val="right"/>
+                    <w:jc w:val="center"/>
+                  </w:pPr>
+                  <w:r>
+                    <w:t xml:space="preserve">0.00230</w:t>
+                  </w:r>
+                </w:p>
+              </w:tc>
+              <w:tc>
+                <w:tcPr/>
+                <w:p>
+                  <w:pPr>
+                    <w:pStyle w:val="Compact"/>
+                    <w:jc w:val="right"/>
+                    <w:jc w:val="center"/>
+                  </w:pPr>
+                  <w:r>
+                    <w:t xml:space="preserve">-3.65</w:t>
+                  </w:r>
+                </w:p>
+              </w:tc>
+              <w:tc>
+                <w:tcPr/>
+                <w:p>
+                  <w:pPr>
+                    <w:pStyle w:val="Compact"/>
+                    <w:jc w:val="right"/>
+                    <w:jc w:val="center"/>
+                  </w:pPr>
+                  <w:r>
+                    <w:t xml:space="preserve">0.000266</w:t>
+                  </w:r>
+                </w:p>
+              </w:tc>
+              <w:tc>
+                <w:tcPr/>
+                <w:p>
+                  <w:pPr>
+                    <w:pStyle w:val="Compact"/>
+                    <w:jc w:val="right"/>
+                    <w:jc w:val="center"/>
+                  </w:pPr>
+                  <w:r>
+                    <w:t xml:space="preserve">50</w:t>
+                  </w:r>
+                </w:p>
+              </w:tc>
+            </w:tr>
+          </w:tbl>
+          <w:bookmarkEnd w:id="57"/>
+          <w:p/>
+        </w:tc>
+      </w:tr>
+    </w:tbl>
+    <w:p>
+      <w:pPr>
+        <w:pStyle w:val="BodyText"/>
+      </w:pPr>
+      <w:r>
+        <w:t xml:space="preserve">In every specification containing both terms, calendar year carries the signal and the anomaly does not. We did not use a cluster-robust variance estimator: the random-effects structure is non-nested, which available implementations (</w:t>
+      </w:r>
+      <w:r>
+        <w:rPr>
+          <w:rStyle w:val="VerbatimChar"/>
+        </w:rPr>
+        <w:t xml:space="preserve">clubSandwich</w:t>
+      </w:r>
+      <w:r>
+        <w:t xml:space="preserve"> </w:t>
+      </w:r>
+      <w:r>
+        <w:t xml:space="preserve">CR2) do not support, so locality-year clustering is handled with a random intercept instead.</w:t>
+      </w:r>
+    </w:p>
+    <w:p>
+      <w:pPr>
+        <w:pStyle w:val="BodyText"/>
+      </w:pPr>
+      <w:r>
+        <w:t xml:space="preserve">A further caveat is one of exposure window rather than statistics. Wing length is fixed at moult, so the mean temperature of the calendar year in which a bird happened to be captured is not a plausible causal exposure for its wing length. Any thermal mechanism would have to operate during feather growth, which these data cannot resolve.</w:t>
+      </w:r>
+    </w:p>
+    <w:p>
+      <w:r>
+        <w:pict>
+          <v:rect style="width:0;height:1.5pt" o:hralign="center" o:hrstd="t" o:hr="t"/>
+        </w:pict>
+      </w:r>
+    </w:p>
+    <w:bookmarkEnd w:id="58"/>
+    <w:bookmarkEnd w:id="59"/>
+    <w:bookmarkStart w:id="63" w:name="supplementary-tables"/>
+    <w:p>
+      <w:pPr>
+        <w:pStyle w:val="Heading1"/>
+      </w:pPr>
+      <w:r>
+        <w:t xml:space="preserve">2. Supplementary Tables</w:t>
+      </w:r>
+    </w:p>
+    <w:tbl>
+      <w:tblPr>
+        <w:tblStyle w:val="Table"/>
+        <w:tblW w:type="pct" w:w="5000"/>
+        <w:tblLayout w:type="fixed"/>
+        <w:tblLook w:firstRow="0" w:lastRow="0" w:firstColumn="0" w:lastColumn="0" w:noHBand="0" w:noVBand="0" w:val="0000"/>
+      </w:tblPr>
+      <w:tblGrid>
+        <w:gridCol w:w="7920"/>
+      </w:tblGrid>
+      <w:tr>
+        <w:tc>
+          <w:tcPr/>
+          <w:bookmarkStart w:id="60" w:name="tbl-s1"/>
+          <w:p>
+            <w:pPr>
+              <w:jc w:val="center"/>
+            </w:pPr>
+            <w:pPr>
+              <w:jc w:val="left"/>
+              <w:spacing w:before="200"/>
+              <w:pStyle w:val="ImageCaption"/>
+            </w:pPr>
+            <w:r>
+              <w:t xml:space="preserve">Table 2:</w:t>
             </w:r>
             <w:r>
               <w:t xml:space="preserve"> </w:t>
@@ -6048,20 +9731,1374 @@
               </w:tc>
             </w:tr>
           </w:tbl>
-          <w:bookmarkEnd w:id="51"/>
+          <w:bookmarkEnd w:id="60"/>
           <w:p/>
         </w:tc>
       </w:tr>
     </w:tbl>
     <w:p>
+      <w:pPr>
+        <w:pStyle w:val="BodyText"/>
+      </w:pPr>
+      <w:r>
+        <w:t xml:space="preserve"> </w:t>
+      </w:r>
+    </w:p>
+    <w:tbl>
+      <w:tblPr>
+        <w:tblStyle w:val="Table"/>
+        <w:tblW w:type="pct" w:w="5000"/>
+        <w:tblLayout w:type="fixed"/>
+        <w:tblLook w:firstRow="0" w:lastRow="0" w:firstColumn="0" w:lastColumn="0" w:noHBand="0" w:noVBand="0" w:val="0000"/>
+      </w:tblPr>
+      <w:tblGrid>
+        <w:gridCol w:w="7920"/>
+      </w:tblGrid>
+      <w:tr>
+        <w:tc>
+          <w:tcPr/>
+          <w:bookmarkStart w:id="61" w:name="tbl-s-wing"/>
+          <w:p>
+            <w:pPr>
+              <w:jc w:val="center"/>
+            </w:pPr>
+            <w:pPr>
+              <w:jc w:val="left"/>
+              <w:spacing w:before="200"/>
+              <w:pStyle w:val="ImageCaption"/>
+            </w:pPr>
+            <w:r>
+              <w:t xml:space="preserve">Table 3:</w:t>
+            </w:r>
+            <w:r>
+              <w:t xml:space="preserve"> </w:t>
+            </w:r>
+            <w:r>
+              <w:rPr>
+                <w:b/>
+                <w:bCs/>
+              </w:rPr>
+              <w:t xml:space="preserve">Supplementary Table S2.</w:t>
+            </w:r>
+            <w:r>
+              <w:t xml:space="preserve"> </w:t>
+            </w:r>
+            <w:r>
+              <w:t xml:space="preserve">Phylogenetic mixed models of wing length across 50 trees, evaluating temporal trajectories across sequential control tiers.</w:t>
+            </w:r>
+          </w:p>
+          <w:tbl>
+            <w:tblPr>
+              <w:tblStyle w:val="Table"/>
+              <w:tblW w:type="pct" w:w="5000"/>
+              <w:tblLayout w:type="fixed"/>
+              <w:tblLook w:firstRow="1" w:lastRow="0" w:firstColumn="0" w:lastColumn="0" w:noHBand="0" w:noVBand="0" w:val="0020"/>
+            </w:tblPr>
+            <w:tblGrid>
+              <w:gridCol w:w="4264"/>
+              <w:gridCol w:w="990"/>
+              <w:gridCol w:w="1142"/>
+              <w:gridCol w:w="1066"/>
+              <w:gridCol w:w="456"/>
+            </w:tblGrid>
+            <w:tr>
+              <w:trPr>
+                <w:tblHeader w:val="on"/>
+              </w:trPr>
+              <w:tc>
+                <w:tcPr/>
+                <w:p>
+                  <w:pPr>
+                    <w:pStyle w:val="Compact"/>
+                    <w:jc w:val="left"/>
+                    <w:jc w:val="center"/>
+                  </w:pPr>
+                  <w:r>
+                    <w:t xml:space="preserve">Model specification</w:t>
+                  </w:r>
+                </w:p>
+              </w:tc>
+              <w:tc>
+                <w:tcPr/>
+                <w:p>
+                  <w:pPr>
+                    <w:pStyle w:val="Compact"/>
+                    <w:jc w:val="left"/>
+                    <w:jc w:val="center"/>
+                  </w:pPr>
+                  <w:r>
+                    <w:t xml:space="preserve">β (mm/SD-yr)</w:t>
+                  </w:r>
+                </w:p>
+              </w:tc>
+              <w:tc>
+                <w:tcPr/>
+                <w:p>
+                  <w:pPr>
+                    <w:pStyle w:val="Compact"/>
+                    <w:jc w:val="left"/>
+                    <w:jc w:val="center"/>
+                  </w:pPr>
+                  <w:r>
+                    <w:t xml:space="preserve">95% CI</w:t>
+                  </w:r>
+                </w:p>
+              </w:tc>
+              <w:tc>
+                <w:tcPr/>
+                <w:p>
+                  <w:pPr>
+                    <w:pStyle w:val="Compact"/>
+                    <w:jc w:val="left"/>
+                    <w:jc w:val="center"/>
+                  </w:pPr>
+                  <w:r>
+                    <w:t xml:space="preserve">Rate (mm/dec)</w:t>
+                  </w:r>
+                </w:p>
+              </w:tc>
+              <w:tc>
+                <w:tcPr/>
+                <w:p>
+                  <w:pPr>
+                    <w:pStyle w:val="Compact"/>
+                    <w:jc w:val="left"/>
+                    <w:jc w:val="center"/>
+                  </w:pPr>
+                  <w:r>
+                    <w:t xml:space="preserve">N</w:t>
+                  </w:r>
+                </w:p>
+              </w:tc>
+            </w:tr>
+            <w:tr>
+              <w:tc>
+                <w:tcPr/>
+                <w:p>
+                  <w:pPr>
+                    <w:pStyle w:val="Compact"/>
+                    <w:jc w:val="left"/>
+                    <w:jc w:val="center"/>
+                  </w:pPr>
+                  <w:r>
+                    <w:t xml:space="preserve">M0: Baseline (sex + latitude + phylogeny)</w:t>
+                  </w:r>
+                </w:p>
+              </w:tc>
+              <w:tc>
+                <w:tcPr/>
+                <w:p>
+                  <w:pPr>
+                    <w:pStyle w:val="Compact"/>
+                    <w:jc w:val="left"/>
+                    <w:jc w:val="center"/>
+                  </w:pPr>
+                  <w:r>
+                    <w:t xml:space="preserve">−0.92</w:t>
+                  </w:r>
+                </w:p>
+              </w:tc>
+              <w:tc>
+                <w:tcPr/>
+                <w:p>
+                  <w:pPr>
+                    <w:pStyle w:val="Compact"/>
+                    <w:jc w:val="left"/>
+                    <w:jc w:val="center"/>
+                  </w:pPr>
+                  <w:r>
+                    <w:t xml:space="preserve">[−1.40, −0.44]</w:t>
+                  </w:r>
+                </w:p>
+              </w:tc>
+              <w:tc>
+                <w:tcPr/>
+                <w:p>
+                  <w:pPr>
+                    <w:pStyle w:val="Compact"/>
+                    <w:jc w:val="left"/>
+                    <w:jc w:val="center"/>
+                  </w:pPr>
+                  <w:r>
+                    <w:t xml:space="preserve">−1.8</w:t>
+                  </w:r>
+                </w:p>
+              </w:tc>
+              <w:tc>
+                <w:tcPr/>
+                <w:p>
+                  <w:pPr>
+                    <w:pStyle w:val="Compact"/>
+                    <w:jc w:val="left"/>
+                    <w:jc w:val="center"/>
+                  </w:pPr>
+                  <w:r>
+                    <w:t xml:space="preserve">8,478</w:t>
+                  </w:r>
+                </w:p>
+              </w:tc>
+            </w:tr>
+            <w:tr>
+              <w:tc>
+                <w:tcPr/>
+                <w:p>
+                  <w:pPr>
+                    <w:pStyle w:val="Compact"/>
+                    <w:jc w:val="left"/>
+                    <w:jc w:val="center"/>
+                  </w:pPr>
+                  <w:r>
+                    <w:t xml:space="preserve">M1: + Contributor intercept (Main_researcher)</w:t>
+                  </w:r>
+                </w:p>
+              </w:tc>
+              <w:tc>
+                <w:tcPr/>
+                <w:p>
+                  <w:pPr>
+                    <w:pStyle w:val="Compact"/>
+                    <w:jc w:val="left"/>
+                    <w:jc w:val="center"/>
+                  </w:pPr>
+                  <w:r>
+                    <w:t xml:space="preserve">−0.68</w:t>
+                  </w:r>
+                </w:p>
+              </w:tc>
+              <w:tc>
+                <w:tcPr/>
+                <w:p>
+                  <w:pPr>
+                    <w:pStyle w:val="Compact"/>
+                    <w:jc w:val="left"/>
+                    <w:jc w:val="center"/>
+                  </w:pPr>
+                  <w:r>
+                    <w:t xml:space="preserve">[−1.08, −0.28]</w:t>
+                  </w:r>
+                </w:p>
+              </w:tc>
+              <w:tc>
+                <w:tcPr/>
+                <w:p>
+                  <w:pPr>
+                    <w:pStyle w:val="Compact"/>
+                    <w:jc w:val="left"/>
+                    <w:jc w:val="center"/>
+                  </w:pPr>
+                  <w:r>
+                    <w:t xml:space="preserve">−1.4</w:t>
+                  </w:r>
+                </w:p>
+              </w:tc>
+              <w:tc>
+                <w:tcPr/>
+                <w:p>
+                  <w:pPr>
+                    <w:pStyle w:val="Compact"/>
+                    <w:jc w:val="left"/>
+                    <w:jc w:val="center"/>
+                  </w:pPr>
+                  <w:r>
+                    <w:t xml:space="preserve">8,478</w:t>
+                  </w:r>
+                </w:p>
+              </w:tc>
+            </w:tr>
+            <w:tr>
+              <w:tc>
+                <w:tcPr/>
+                <w:p>
+                  <w:pPr>
+                    <w:pStyle w:val="Compact"/>
+                    <w:jc w:val="left"/>
+                    <w:jc w:val="center"/>
+                  </w:pPr>
+                  <w:r>
+                    <w:t xml:space="preserve">M2: + Wing-column proxy + Longitude + Altitude</w:t>
+                  </w:r>
+                </w:p>
+              </w:tc>
+              <w:tc>
+                <w:tcPr/>
+                <w:p>
+                  <w:pPr>
+                    <w:pStyle w:val="Compact"/>
+                    <w:jc w:val="left"/>
+                    <w:jc w:val="center"/>
+                  </w:pPr>
+                  <w:r>
+                    <w:t xml:space="preserve">−0.50</w:t>
+                  </w:r>
+                </w:p>
+              </w:tc>
+              <w:tc>
+                <w:tcPr/>
+                <w:p>
+                  <w:pPr>
+                    <w:pStyle w:val="Compact"/>
+                    <w:jc w:val="left"/>
+                    <w:jc w:val="center"/>
+                  </w:pPr>
+                  <w:r>
+                    <w:t xml:space="preserve">[−0.90, −0.10]</w:t>
+                  </w:r>
+                </w:p>
+              </w:tc>
+              <w:tc>
+                <w:tcPr/>
+                <w:p>
+                  <w:pPr>
+                    <w:pStyle w:val="Compact"/>
+                    <w:jc w:val="left"/>
+                    <w:jc w:val="center"/>
+                  </w:pPr>
+                  <w:r>
+                    <w:t xml:space="preserve">−1.0</w:t>
+                  </w:r>
+                </w:p>
+              </w:tc>
+              <w:tc>
+                <w:tcPr/>
+                <w:p>
+                  <w:pPr>
+                    <w:pStyle w:val="Compact"/>
+                    <w:jc w:val="left"/>
+                    <w:jc w:val="center"/>
+                  </w:pPr>
+                  <w:r>
+                    <w:t xml:space="preserve">8,478</w:t>
+                  </w:r>
+                </w:p>
+              </w:tc>
+            </w:tr>
+            <w:tr>
+              <w:tc>
+                <w:tcPr/>
+                <w:p>
+                  <w:pPr>
+                    <w:pStyle w:val="Compact"/>
+                    <w:jc w:val="left"/>
+                    <w:jc w:val="center"/>
+                  </w:pPr>
+                  <w:r>
+                    <w:t xml:space="preserve">M3: Full controls (+ Season + Moult + Individual)</w:t>
+                  </w:r>
+                </w:p>
+              </w:tc>
+              <w:tc>
+                <w:tcPr/>
+                <w:p>
+                  <w:pPr>
+                    <w:pStyle w:val="Compact"/>
+                    <w:jc w:val="left"/>
+                    <w:jc w:val="center"/>
+                  </w:pPr>
+                  <w:r>
+                    <w:t xml:space="preserve">−0.37</w:t>
+                  </w:r>
+                </w:p>
+              </w:tc>
+              <w:tc>
+                <w:tcPr/>
+                <w:p>
+                  <w:pPr>
+                    <w:pStyle w:val="Compact"/>
+                    <w:jc w:val="left"/>
+                    <w:jc w:val="center"/>
+                  </w:pPr>
+                  <w:r>
+                    <w:t xml:space="preserve">[−0.78, 0.04]</w:t>
+                  </w:r>
+                </w:p>
+              </w:tc>
+              <w:tc>
+                <w:tcPr/>
+                <w:p>
+                  <w:pPr>
+                    <w:pStyle w:val="Compact"/>
+                    <w:jc w:val="left"/>
+                    <w:jc w:val="center"/>
+                  </w:pPr>
+                  <w:r>
+                    <w:t xml:space="preserve">−0.7</w:t>
+                  </w:r>
+                </w:p>
+              </w:tc>
+              <w:tc>
+                <w:tcPr/>
+                <w:p>
+                  <w:pPr>
+                    <w:pStyle w:val="Compact"/>
+                    <w:jc w:val="left"/>
+                    <w:jc w:val="center"/>
+                  </w:pPr>
+                  <w:r>
+                    <w:t xml:space="preserve">8,478</w:t>
+                  </w:r>
+                </w:p>
+              </w:tc>
+            </w:tr>
+            <w:tr>
+              <w:tc>
+                <w:tcPr/>
+                <w:p>
+                  <w:pPr>
+                    <w:pStyle w:val="Compact"/>
+                    <w:jc w:val="left"/>
+                    <w:jc w:val="center"/>
+                  </w:pPr>
+                  <w:r>
+                    <w:t xml:space="preserve">M3_cc: Full controls on complete cases (N = 8,282)</w:t>
+                  </w:r>
+                </w:p>
+              </w:tc>
+              <w:tc>
+                <w:tcPr/>
+                <w:p>
+                  <w:pPr>
+                    <w:pStyle w:val="Compact"/>
+                    <w:jc w:val="left"/>
+                    <w:jc w:val="center"/>
+                  </w:pPr>
+                  <w:r>
+                    <w:t xml:space="preserve">−0.29</w:t>
+                  </w:r>
+                </w:p>
+              </w:tc>
+              <w:tc>
+                <w:tcPr/>
+                <w:p>
+                  <w:pPr>
+                    <w:pStyle w:val="Compact"/>
+                    <w:jc w:val="left"/>
+                    <w:jc w:val="center"/>
+                  </w:pPr>
+                  <w:r>
+                    <w:t xml:space="preserve">[−0.65, 0.08]</w:t>
+                  </w:r>
+                </w:p>
+              </w:tc>
+              <w:tc>
+                <w:tcPr/>
+                <w:p>
+                  <w:pPr>
+                    <w:pStyle w:val="Compact"/>
+                    <w:jc w:val="left"/>
+                    <w:jc w:val="center"/>
+                  </w:pPr>
+                  <w:r>
+                    <w:t xml:space="preserve">−0.6</w:t>
+                  </w:r>
+                </w:p>
+              </w:tc>
+              <w:tc>
+                <w:tcPr/>
+                <w:p>
+                  <w:pPr>
+                    <w:pStyle w:val="Compact"/>
+                    <w:jc w:val="left"/>
+                    <w:jc w:val="center"/>
+                  </w:pPr>
+                  <w:r>
+                    <w:t xml:space="preserve">8,282</w:t>
+                  </w:r>
+                </w:p>
+              </w:tc>
+            </w:tr>
+            <w:tr>
+              <w:tc>
+                <w:tcPr/>
+                <w:p>
+                  <w:pPr>
+                    <w:pStyle w:val="Compact"/>
+                    <w:jc w:val="left"/>
+                    <w:jc w:val="center"/>
+                  </w:pPr>
+                  <w:r>
+                    <w:t xml:space="preserve">M5src: Within-contributor temporal slope (Mundlak REWB)</w:t>
+                  </w:r>
+                </w:p>
+              </w:tc>
+              <w:tc>
+                <w:tcPr/>
+                <w:p>
+                  <w:pPr>
+                    <w:pStyle w:val="Compact"/>
+                    <w:jc w:val="left"/>
+                    <w:jc w:val="center"/>
+                  </w:pPr>
+                  <w:r>
+                    <w:t xml:space="preserve">−0.16</w:t>
+                  </w:r>
+                </w:p>
+              </w:tc>
+              <w:tc>
+                <w:tcPr/>
+                <w:p>
+                  <w:pPr>
+                    <w:pStyle w:val="Compact"/>
+                    <w:jc w:val="left"/>
+                    <w:jc w:val="center"/>
+                  </w:pPr>
+                  <w:r>
+                    <w:t xml:space="preserve">[−0.80, 0.48]</w:t>
+                  </w:r>
+                </w:p>
+              </w:tc>
+              <w:tc>
+                <w:tcPr/>
+                <w:p>
+                  <w:pPr>
+                    <w:pStyle w:val="Compact"/>
+                    <w:jc w:val="left"/>
+                    <w:jc w:val="center"/>
+                  </w:pPr>
+                  <w:r>
+                    <w:t xml:space="preserve">−0.3</w:t>
+                  </w:r>
+                </w:p>
+              </w:tc>
+              <w:tc>
+                <w:tcPr/>
+                <w:p>
+                  <w:pPr>
+                    <w:pStyle w:val="Compact"/>
+                    <w:jc w:val="left"/>
+                    <w:jc w:val="center"/>
+                  </w:pPr>
+                  <w:r>
+                    <w:t xml:space="preserve">8,478</w:t>
+                  </w:r>
+                </w:p>
+              </w:tc>
+            </w:tr>
+            <w:tr>
+              <w:tc>
+                <w:tcPr/>
+                <w:p>
+                  <w:pPr>
+                    <w:pStyle w:val="Compact"/>
+                    <w:jc w:val="left"/>
+                    <w:jc w:val="center"/>
+                  </w:pPr>
+                  <w:r>
+                    <w:t xml:space="preserve">M6: Unknown-sex replication (full M3 controls)</w:t>
+                  </w:r>
+                </w:p>
+              </w:tc>
+              <w:tc>
+                <w:tcPr/>
+                <w:p>
+                  <w:pPr>
+                    <w:pStyle w:val="Compact"/>
+                    <w:jc w:val="left"/>
+                    <w:jc w:val="center"/>
+                  </w:pPr>
+                  <w:r>
+                    <w:t xml:space="preserve">−0.69</w:t>
+                  </w:r>
+                </w:p>
+              </w:tc>
+              <w:tc>
+                <w:tcPr/>
+                <w:p>
+                  <w:pPr>
+                    <w:pStyle w:val="Compact"/>
+                    <w:jc w:val="left"/>
+                    <w:jc w:val="center"/>
+                  </w:pPr>
+                  <w:r>
+                    <w:t xml:space="preserve">[−1.21, −0.17]</w:t>
+                  </w:r>
+                </w:p>
+              </w:tc>
+              <w:tc>
+                <w:tcPr/>
+                <w:p>
+                  <w:pPr>
+                    <w:pStyle w:val="Compact"/>
+                    <w:jc w:val="left"/>
+                    <w:jc w:val="center"/>
+                  </w:pPr>
+                  <w:r>
+                    <w:t xml:space="preserve">−1.4</w:t>
+                  </w:r>
+                </w:p>
+              </w:tc>
+              <w:tc>
+                <w:tcPr/>
+                <w:p>
+                  <w:pPr>
+                    <w:pStyle w:val="Compact"/>
+                    <w:jc w:val="left"/>
+                    <w:jc w:val="center"/>
+                  </w:pPr>
+                  <w:r>
+                    <w:t xml:space="preserve">3,532</w:t>
+                  </w:r>
+                </w:p>
+              </w:tc>
+            </w:tr>
+            <w:tr>
+              <w:tc>
+                <w:tcPr/>
+                <w:p>
+                  <w:pPr>
+                    <w:pStyle w:val="Compact"/>
+                    <w:jc w:val="left"/>
+                    <w:jc w:val="center"/>
+                  </w:pPr>
+                  <w:r>
+                    <w:t xml:space="preserve">M7: First captures only (no recaptures)</w:t>
+                  </w:r>
+                </w:p>
+              </w:tc>
+              <w:tc>
+                <w:tcPr/>
+                <w:p>
+                  <w:pPr>
+                    <w:pStyle w:val="Compact"/>
+                    <w:jc w:val="left"/>
+                    <w:jc w:val="center"/>
+                  </w:pPr>
+                  <w:r>
+                    <w:t xml:space="preserve">−0.38</w:t>
+                  </w:r>
+                </w:p>
+              </w:tc>
+              <w:tc>
+                <w:tcPr/>
+                <w:p>
+                  <w:pPr>
+                    <w:pStyle w:val="Compact"/>
+                    <w:jc w:val="left"/>
+                    <w:jc w:val="center"/>
+                  </w:pPr>
+                  <w:r>
+                    <w:t xml:space="preserve">[−0.78, 0.02]</w:t>
+                  </w:r>
+                </w:p>
+              </w:tc>
+              <w:tc>
+                <w:tcPr/>
+                <w:p>
+                  <w:pPr>
+                    <w:pStyle w:val="Compact"/>
+                    <w:jc w:val="left"/>
+                    <w:jc w:val="center"/>
+                  </w:pPr>
+                  <w:r>
+                    <w:t xml:space="preserve">−0.8</w:t>
+                  </w:r>
+                </w:p>
+              </w:tc>
+              <w:tc>
+                <w:tcPr/>
+                <w:p>
+                  <w:pPr>
+                    <w:pStyle w:val="Compact"/>
+                    <w:jc w:val="left"/>
+                    <w:jc w:val="center"/>
+                  </w:pPr>
+                  <w:r>
+                    <w:t xml:space="preserve">7,791</w:t>
+                  </w:r>
+                </w:p>
+              </w:tc>
+            </w:tr>
+          </w:tbl>
+          <w:bookmarkEnd w:id="61"/>
+          <w:p/>
+        </w:tc>
+      </w:tr>
+    </w:tbl>
+    <w:p>
+      <w:pPr>
+        <w:pStyle w:val="BodyText"/>
+      </w:pPr>
+      <w:r>
+        <w:t xml:space="preserve"> </w:t>
+      </w:r>
+    </w:p>
+    <w:tbl>
+      <w:tblPr>
+        <w:tblStyle w:val="Table"/>
+        <w:tblW w:type="pct" w:w="5000"/>
+        <w:tblLayout w:type="fixed"/>
+        <w:tblLook w:firstRow="0" w:lastRow="0" w:firstColumn="0" w:lastColumn="0" w:noHBand="0" w:noVBand="0" w:val="0000"/>
+      </w:tblPr>
+      <w:tblGrid>
+        <w:gridCol w:w="7920"/>
+      </w:tblGrid>
+      <w:tr>
+        <w:tc>
+          <w:tcPr/>
+          <w:bookmarkStart w:id="62" w:name="tbl-s-mass"/>
+          <w:p>
+            <w:pPr>
+              <w:jc w:val="center"/>
+            </w:pPr>
+            <w:pPr>
+              <w:jc w:val="left"/>
+              <w:spacing w:before="200"/>
+              <w:pStyle w:val="ImageCaption"/>
+            </w:pPr>
+            <w:r>
+              <w:t xml:space="preserve">Table 4:</w:t>
+            </w:r>
+            <w:r>
+              <w:t xml:space="preserve"> </w:t>
+            </w:r>
+            <w:r>
+              <w:rPr>
+                <w:b/>
+                <w:bCs/>
+              </w:rPr>
+              <w:t xml:space="preserve">Supplementary Table S3.</w:t>
+            </w:r>
+            <w:r>
+              <w:t xml:space="preserve"> </w:t>
+            </w:r>
+            <w:r>
+              <w:t xml:space="preserve">Body mass temporal models across control tiers, and bivariate allometry on shared individuals (50 phylogenetic trees).</w:t>
+            </w:r>
+          </w:p>
+          <w:tbl>
+            <w:tblPr>
+              <w:tblStyle w:val="Table"/>
+              <w:tblW w:type="pct" w:w="5000"/>
+              <w:tblLayout w:type="fixed"/>
+              <w:tblLook w:firstRow="1" w:lastRow="0" w:firstColumn="0" w:lastColumn="0" w:noHBand="0" w:noVBand="0" w:val="0020"/>
+            </w:tblPr>
+            <w:tblGrid>
+              <w:gridCol w:w="4913"/>
+              <w:gridCol w:w="809"/>
+              <w:gridCol w:w="1040"/>
+              <w:gridCol w:w="751"/>
+              <w:gridCol w:w="404"/>
+            </w:tblGrid>
+            <w:tr>
+              <w:trPr>
+                <w:tblHeader w:val="on"/>
+              </w:trPr>
+              <w:tc>
+                <w:tcPr/>
+                <w:p>
+                  <w:pPr>
+                    <w:pStyle w:val="Compact"/>
+                    <w:jc w:val="left"/>
+                    <w:jc w:val="center"/>
+                  </w:pPr>
+                  <w:r>
+                    <w:t xml:space="preserve">Model specification / Contrast</w:t>
+                  </w:r>
+                </w:p>
+              </w:tc>
+              <w:tc>
+                <w:tcPr/>
+                <w:p>
+                  <w:pPr>
+                    <w:pStyle w:val="Compact"/>
+                    <w:jc w:val="left"/>
+                    <w:jc w:val="center"/>
+                  </w:pPr>
+                  <w:r>
+                    <w:t xml:space="preserve">β (per SD-yr)</w:t>
+                  </w:r>
+                </w:p>
+              </w:tc>
+              <w:tc>
+                <w:tcPr/>
+                <w:p>
+                  <w:pPr>
+                    <w:pStyle w:val="Compact"/>
+                    <w:jc w:val="left"/>
+                    <w:jc w:val="center"/>
+                  </w:pPr>
+                  <w:r>
+                    <w:t xml:space="preserve">95% CI</w:t>
+                  </w:r>
+                </w:p>
+              </w:tc>
+              <w:tc>
+                <w:tcPr/>
+                <w:p>
+                  <w:pPr>
+                    <w:pStyle w:val="Compact"/>
+                    <w:jc w:val="left"/>
+                    <w:jc w:val="center"/>
+                  </w:pPr>
+                  <w:r>
+                    <w:t xml:space="preserve">Rate (%/dec)</w:t>
+                  </w:r>
+                </w:p>
+              </w:tc>
+              <w:tc>
+                <w:tcPr/>
+                <w:p>
+                  <w:pPr>
+                    <w:pStyle w:val="Compact"/>
+                    <w:jc w:val="left"/>
+                    <w:jc w:val="center"/>
+                  </w:pPr>
+                  <w:r>
+                    <w:t xml:space="preserve">N</w:t>
+                  </w:r>
+                </w:p>
+              </w:tc>
+            </w:tr>
+            <w:tr>
+              <w:tc>
+                <w:tcPr/>
+                <w:p>
+                  <w:pPr>
+                    <w:pStyle w:val="Compact"/>
+                    <w:jc w:val="left"/>
+                    <w:jc w:val="center"/>
+                  </w:pPr>
+                  <w:r>
+                    <w:t xml:space="preserve">Full sample (N = 11,077): Body mass M0 Baseline (sex + latitude + phylogeny)</w:t>
+                  </w:r>
+                </w:p>
+              </w:tc>
+              <w:tc>
+                <w:tcPr/>
+                <w:p>
+                  <w:pPr>
+                    <w:pStyle w:val="Compact"/>
+                    <w:jc w:val="left"/>
+                    <w:jc w:val="center"/>
+                  </w:pPr>
+                  <w:r>
+                    <w:t xml:space="preserve">−0.0072</w:t>
+                  </w:r>
+                </w:p>
+              </w:tc>
+              <w:tc>
+                <w:tcPr/>
+                <w:p>
+                  <w:pPr>
+                    <w:pStyle w:val="Compact"/>
+                    <w:jc w:val="left"/>
+                    <w:jc w:val="center"/>
+                  </w:pPr>
+                  <w:r>
+                    <w:t xml:space="preserve">[−0.0165, 0.0021]</w:t>
+                  </w:r>
+                </w:p>
+              </w:tc>
+              <w:tc>
+                <w:tcPr/>
+                <w:p>
+                  <w:pPr>
+                    <w:pStyle w:val="Compact"/>
+                    <w:jc w:val="left"/>
+                    <w:jc w:val="center"/>
+                  </w:pPr>
+                  <w:r>
+                    <w:t xml:space="preserve">−1.4%</w:t>
+                  </w:r>
+                </w:p>
+              </w:tc>
+              <w:tc>
+                <w:tcPr/>
+                <w:p>
+                  <w:pPr>
+                    <w:pStyle w:val="Compact"/>
+                    <w:jc w:val="left"/>
+                    <w:jc w:val="center"/>
+                  </w:pPr>
+                  <w:r>
+                    <w:t xml:space="preserve">11,256</w:t>
+                  </w:r>
+                </w:p>
+              </w:tc>
+            </w:tr>
+            <w:tr>
+              <w:tc>
+                <w:tcPr/>
+                <w:p>
+                  <w:pPr>
+                    <w:pStyle w:val="Compact"/>
+                    <w:jc w:val="left"/>
+                    <w:jc w:val="center"/>
+                  </w:pPr>
+                  <w:r>
+                    <w:t xml:space="preserve">Full sample (N = 11,077): Body mass M1 (+ Contributor intercept)</w:t>
+                  </w:r>
+                </w:p>
+              </w:tc>
+              <w:tc>
+                <w:tcPr/>
+                <w:p>
+                  <w:pPr>
+                    <w:pStyle w:val="Compact"/>
+                    <w:jc w:val="left"/>
+                    <w:jc w:val="center"/>
+                  </w:pPr>
+                  <w:r>
+                    <w:t xml:space="preserve">−0.0063</w:t>
+                  </w:r>
+                </w:p>
+              </w:tc>
+              <w:tc>
+                <w:tcPr/>
+                <w:p>
+                  <w:pPr>
+                    <w:pStyle w:val="Compact"/>
+                    <w:jc w:val="left"/>
+                    <w:jc w:val="center"/>
+                  </w:pPr>
+                  <w:r>
+                    <w:t xml:space="preserve">[−0.0160, 0.0034]</w:t>
+                  </w:r>
+                </w:p>
+              </w:tc>
+              <w:tc>
+                <w:tcPr/>
+                <w:p>
+                  <w:pPr>
+                    <w:pStyle w:val="Compact"/>
+                    <w:jc w:val="left"/>
+                    <w:jc w:val="center"/>
+                  </w:pPr>
+                  <w:r>
+                    <w:t xml:space="preserve">−1.3%</w:t>
+                  </w:r>
+                </w:p>
+              </w:tc>
+              <w:tc>
+                <w:tcPr/>
+                <w:p>
+                  <w:pPr>
+                    <w:pStyle w:val="Compact"/>
+                    <w:jc w:val="left"/>
+                    <w:jc w:val="center"/>
+                  </w:pPr>
+                  <w:r>
+                    <w:t xml:space="preserve">11,256</w:t>
+                  </w:r>
+                </w:p>
+              </w:tc>
+            </w:tr>
+            <w:tr>
+              <w:tc>
+                <w:tcPr/>
+                <w:p>
+                  <w:pPr>
+                    <w:pStyle w:val="Compact"/>
+                    <w:jc w:val="left"/>
+                    <w:jc w:val="center"/>
+                  </w:pPr>
+                  <w:r>
+                    <w:t xml:space="preserve">Full sample (N = 11,077): Body mass M3 Full controls (+ Season + Moult + Individual)</w:t>
+                  </w:r>
+                </w:p>
+              </w:tc>
+              <w:tc>
+                <w:tcPr/>
+                <w:p>
+                  <w:pPr>
+                    <w:pStyle w:val="Compact"/>
+                    <w:jc w:val="left"/>
+                    <w:jc w:val="center"/>
+                  </w:pPr>
+                  <w:r>
+                    <w:t xml:space="preserve">−0.0046</w:t>
+                  </w:r>
+                </w:p>
+              </w:tc>
+              <w:tc>
+                <w:tcPr/>
+                <w:p>
+                  <w:pPr>
+                    <w:pStyle w:val="Compact"/>
+                    <w:jc w:val="left"/>
+                    <w:jc w:val="center"/>
+                  </w:pPr>
+                  <w:r>
+                    <w:t xml:space="preserve">[−0.0138, 0.0047]</w:t>
+                  </w:r>
+                </w:p>
+              </w:tc>
+              <w:tc>
+                <w:tcPr/>
+                <w:p>
+                  <w:pPr>
+                    <w:pStyle w:val="Compact"/>
+                    <w:jc w:val="left"/>
+                    <w:jc w:val="center"/>
+                  </w:pPr>
+                  <w:r>
+                    <w:t xml:space="preserve">−0.9%</w:t>
+                  </w:r>
+                </w:p>
+              </w:tc>
+              <w:tc>
+                <w:tcPr/>
+                <w:p>
+                  <w:pPr>
+                    <w:pStyle w:val="Compact"/>
+                    <w:jc w:val="left"/>
+                    <w:jc w:val="center"/>
+                  </w:pPr>
+                  <w:r>
+                    <w:t xml:space="preserve">11,077</w:t>
+                  </w:r>
+                </w:p>
+              </w:tc>
+            </w:tr>
+            <w:tr>
+              <w:tc>
+                <w:tcPr/>
+                <w:p>
+                  <w:pPr>
+                    <w:pStyle w:val="Compact"/>
+                    <w:jc w:val="left"/>
+                    <w:jc w:val="center"/>
+                  </w:pPr>
+                  <w:r>
+                    <w:t xml:space="preserve">Full sample (N = 11,077): Body mass Mundlak within-contributor slope</w:t>
+                  </w:r>
+                </w:p>
+              </w:tc>
+              <w:tc>
+                <w:tcPr/>
+                <w:p>
+                  <w:pPr>
+                    <w:pStyle w:val="Compact"/>
+                    <w:jc w:val="left"/>
+                    <w:jc w:val="center"/>
+                  </w:pPr>
+                  <w:r>
+                    <w:t xml:space="preserve">−0.0032</w:t>
+                  </w:r>
+                </w:p>
+              </w:tc>
+              <w:tc>
+                <w:tcPr/>
+                <w:p>
+                  <w:pPr>
+                    <w:pStyle w:val="Compact"/>
+                    <w:jc w:val="left"/>
+                    <w:jc w:val="center"/>
+                  </w:pPr>
+                  <w:r>
+                    <w:t xml:space="preserve">[−0.0104, 0.0041]</w:t>
+                  </w:r>
+                </w:p>
+              </w:tc>
+              <w:tc>
+                <w:tcPr/>
+                <w:p>
+                  <w:pPr>
+                    <w:pStyle w:val="Compact"/>
+                    <w:jc w:val="left"/>
+                    <w:jc w:val="center"/>
+                  </w:pPr>
+                  <w:r>
+                    <w:t xml:space="preserve">−0.6%</w:t>
+                  </w:r>
+                </w:p>
+              </w:tc>
+              <w:tc>
+                <w:tcPr/>
+                <w:p>
+                  <w:pPr>
+                    <w:pStyle w:val="Compact"/>
+                    <w:jc w:val="left"/>
+                    <w:jc w:val="center"/>
+                  </w:pPr>
+                  <w:r>
+                    <w:t xml:space="preserve">11,077</w:t>
+                  </w:r>
+                </w:p>
+              </w:tc>
+            </w:tr>
+            <w:tr>
+              <w:tc>
+                <w:tcPr/>
+                <w:p>
+                  <w:pPr>
+                    <w:pStyle w:val="Compact"/>
+                    <w:jc w:val="left"/>
+                    <w:jc w:val="center"/>
+                  </w:pPr>
+                  <w:r>
+                    <w:t xml:space="preserve">Diurnal subsample (N = 8,345): Body mass (+ capture time)</w:t>
+                  </w:r>
+                </w:p>
+              </w:tc>
+              <w:tc>
+                <w:tcPr/>
+                <w:p>
+                  <w:pPr>
+                    <w:pStyle w:val="Compact"/>
+                    <w:jc w:val="left"/>
+                    <w:jc w:val="center"/>
+                  </w:pPr>
+                  <w:r>
+                    <w:t xml:space="preserve">−0.0063</w:t>
+                  </w:r>
+                </w:p>
+              </w:tc>
+              <w:tc>
+                <w:tcPr/>
+                <w:p>
+                  <w:pPr>
+                    <w:pStyle w:val="Compact"/>
+                    <w:jc w:val="left"/>
+                    <w:jc w:val="center"/>
+                  </w:pPr>
+                  <w:r>
+                    <w:t xml:space="preserve">[−0.0188, 0.0062]</w:t>
+                  </w:r>
+                </w:p>
+              </w:tc>
+              <w:tc>
+                <w:tcPr/>
+                <w:p>
+                  <w:pPr>
+                    <w:pStyle w:val="Compact"/>
+                    <w:jc w:val="left"/>
+                    <w:jc w:val="center"/>
+                  </w:pPr>
+                  <w:r>
+                    <w:t xml:space="preserve">−1.3%</w:t>
+                  </w:r>
+                </w:p>
+              </w:tc>
+              <w:tc>
+                <w:tcPr/>
+                <w:p>
+                  <w:pPr>
+                    <w:pStyle w:val="Compact"/>
+                    <w:jc w:val="left"/>
+                    <w:jc w:val="center"/>
+                  </w:pPr>
+                  <w:r>
+                    <w:t xml:space="preserve">8,345</w:t>
+                  </w:r>
+                </w:p>
+              </w:tc>
+            </w:tr>
+            <w:tr>
+              <w:tc>
+                <w:tcPr/>
+                <w:p>
+                  <w:pPr>
+                    <w:pStyle w:val="Compact"/>
+                    <w:jc w:val="left"/>
+                    <w:jc w:val="center"/>
+                  </w:pPr>
+                  <w:r>
+                    <w:t xml:space="preserve">Shared records (N = 7,577): Wing length rate (Contributor control)</w:t>
+                  </w:r>
+                </w:p>
+              </w:tc>
+              <w:tc>
+                <w:tcPr/>
+                <w:p>
+                  <w:pPr>
+                    <w:pStyle w:val="Compact"/>
+                    <w:jc w:val="left"/>
+                    <w:jc w:val="center"/>
+                  </w:pPr>
+                  <w:r>
+                    <w:t xml:space="preserve">—</w:t>
+                  </w:r>
+                </w:p>
+              </w:tc>
+              <w:tc>
+                <w:tcPr/>
+                <w:p>
+                  <w:pPr>
+                    <w:pStyle w:val="Compact"/>
+                    <w:jc w:val="left"/>
+                    <w:jc w:val="center"/>
+                  </w:pPr>
+                  <w:r>
+                    <w:t xml:space="preserve">[−3.1, −0.7]</w:t>
+                  </w:r>
+                </w:p>
+              </w:tc>
+              <w:tc>
+                <w:tcPr/>
+                <w:p>
+                  <w:pPr>
+                    <w:pStyle w:val="Compact"/>
+                    <w:jc w:val="left"/>
+                    <w:jc w:val="center"/>
+                  </w:pPr>
+                  <w:r>
+                    <w:t xml:space="preserve">−1.9%</w:t>
+                  </w:r>
+                </w:p>
+              </w:tc>
+              <w:tc>
+                <w:tcPr/>
+                <w:p>
+                  <w:pPr>
+                    <w:pStyle w:val="Compact"/>
+                    <w:jc w:val="left"/>
+                    <w:jc w:val="center"/>
+                  </w:pPr>
+                  <w:r>
+                    <w:t xml:space="preserve">7,577</w:t>
+                  </w:r>
+                </w:p>
+              </w:tc>
+            </w:tr>
+            <w:tr>
+              <w:tc>
+                <w:tcPr/>
+                <w:p>
+                  <w:pPr>
+                    <w:pStyle w:val="Compact"/>
+                    <w:jc w:val="left"/>
+                    <w:jc w:val="center"/>
+                  </w:pPr>
+                  <w:r>
+                    <w:t xml:space="preserve">Shared records (N = 7,577): Body mass rate (Contributor control)</w:t>
+                  </w:r>
+                </w:p>
+              </w:tc>
+              <w:tc>
+                <w:tcPr/>
+                <w:p>
+                  <w:pPr>
+                    <w:pStyle w:val="Compact"/>
+                    <w:jc w:val="left"/>
+                    <w:jc w:val="center"/>
+                  </w:pPr>
+                  <w:r>
+                    <w:t xml:space="preserve">—</w:t>
+                  </w:r>
+                </w:p>
+              </w:tc>
+              <w:tc>
+                <w:tcPr/>
+                <w:p>
+                  <w:pPr>
+                    <w:pStyle w:val="Compact"/>
+                    <w:jc w:val="left"/>
+                    <w:jc w:val="center"/>
+                  </w:pPr>
+                  <w:r>
+                    <w:t xml:space="preserve">[−2.7, 1.0]</w:t>
+                  </w:r>
+                </w:p>
+              </w:tc>
+              <w:tc>
+                <w:tcPr/>
+                <w:p>
+                  <w:pPr>
+                    <w:pStyle w:val="Compact"/>
+                    <w:jc w:val="left"/>
+                    <w:jc w:val="center"/>
+                  </w:pPr>
+                  <w:r>
+                    <w:t xml:space="preserve">−0.9%</w:t>
+                  </w:r>
+                </w:p>
+              </w:tc>
+              <w:tc>
+                <w:tcPr/>
+                <w:p>
+                  <w:pPr>
+                    <w:pStyle w:val="Compact"/>
+                    <w:jc w:val="left"/>
+                    <w:jc w:val="center"/>
+                  </w:pPr>
+                  <w:r>
+                    <w:t xml:space="preserve">7,577</w:t>
+                  </w:r>
+                </w:p>
+              </w:tc>
+            </w:tr>
+            <w:tr>
+              <w:tc>
+                <w:tcPr/>
+                <w:p>
+                  <w:pPr>
+                    <w:pStyle w:val="Compact"/>
+                    <w:jc w:val="left"/>
+                    <w:jc w:val="center"/>
+                  </w:pPr>
+                  <w:r>
+                    <w:t xml:space="preserve">Shared records (N = 7,577): Geometric isometry contrast (Mass − 3 × Wing)</w:t>
+                  </w:r>
+                </w:p>
+              </w:tc>
+              <w:tc>
+                <w:tcPr/>
+                <w:p>
+                  <w:pPr>
+                    <w:pStyle w:val="Compact"/>
+                    <w:jc w:val="left"/>
+                    <w:jc w:val="center"/>
+                  </w:pPr>
+                  <w:r>
+                    <w:t xml:space="preserve">—</w:t>
+                  </w:r>
+                </w:p>
+              </w:tc>
+              <w:tc>
+                <w:tcPr/>
+                <w:p>
+                  <w:pPr>
+                    <w:pStyle w:val="Compact"/>
+                    <w:jc w:val="left"/>
+                    <w:jc w:val="center"/>
+                  </w:pPr>
+                  <w:r>
+                    <w:t xml:space="preserve">[0.8, 8.9]</w:t>
+                  </w:r>
+                </w:p>
+              </w:tc>
+              <w:tc>
+                <w:tcPr/>
+                <w:p>
+                  <w:pPr>
+                    <w:pStyle w:val="Compact"/>
+                    <w:jc w:val="left"/>
+                    <w:jc w:val="center"/>
+                  </w:pPr>
+                  <w:r>
+                    <w:t xml:space="preserve">+4.9%</w:t>
+                  </w:r>
+                </w:p>
+              </w:tc>
+              <w:tc>
+                <w:tcPr/>
+                <w:p>
+                  <w:pPr>
+                    <w:pStyle w:val="Compact"/>
+                    <w:jc w:val="left"/>
+                    <w:jc w:val="center"/>
+                  </w:pPr>
+                  <w:r>
+                    <w:t xml:space="preserve">7,577</w:t>
+                  </w:r>
+                </w:p>
+              </w:tc>
+            </w:tr>
+          </w:tbl>
+          <w:bookmarkEnd w:id="62"/>
+          <w:p/>
+        </w:tc>
+      </w:tr>
+    </w:tbl>
+    <w:p>
       <w:r>
         <w:pict>
           <v:rect style="width:0;height:1.5pt" o:hralign="center" o:hrstd="t" o:hr="t"/>
         </w:pict>
       </w:r>
     </w:p>
-    <w:bookmarkEnd w:id="52"/>
-    <w:bookmarkStart w:id="70" w:name="references"/>
+    <w:bookmarkEnd w:id="63"/>
+    <w:bookmarkStart w:id="86" w:name="references"/>
     <w:p>
       <w:pPr>
         <w:pStyle w:val="Heading1"/>
@@ -6070,8 +11107,8 @@
         <w:t xml:space="preserve">References</w:t>
       </w:r>
     </w:p>
-    <w:bookmarkStart w:id="69" w:name="refs"/>
-    <w:bookmarkStart w:id="54" w:name="ref-bell2019fixed"/>
+    <w:bookmarkStart w:id="85" w:name="refs"/>
+    <w:bookmarkStart w:id="65" w:name="ref-bell2019fixed"/>
     <w:p>
       <w:pPr>
         <w:pStyle w:val="Bibliography"/>
@@ -6104,7 +11141,7 @@
       <w:r>
         <w:t xml:space="preserve"> </w:t>
       </w:r>
-      <w:hyperlink r:id="rId53">
+      <w:hyperlink r:id="rId64">
         <w:r>
           <w:rPr>
             <w:rStyle w:val="Hyperlink"/>
@@ -6116,8 +11153,8 @@
         <w:t xml:space="preserve">.</w:t>
       </w:r>
     </w:p>
-    <w:bookmarkEnd w:id="54"/>
-    <w:bookmarkStart w:id="56" w:name="ref-harris2020crudata"/>
+    <w:bookmarkEnd w:id="65"/>
+    <w:bookmarkStart w:id="67" w:name="ref-harris2020crudata"/>
     <w:p>
       <w:pPr>
         <w:pStyle w:val="Bibliography"/>
@@ -6162,7 +11199,7 @@
       <w:r>
         <w:t xml:space="preserve"> </w:t>
       </w:r>
-      <w:hyperlink r:id="rId55">
+      <w:hyperlink r:id="rId66">
         <w:r>
           <w:rPr>
             <w:rStyle w:val="Hyperlink"/>
@@ -6174,8 +11211,43 @@
         <w:t xml:space="preserve">.</w:t>
       </w:r>
     </w:p>
-    <w:bookmarkEnd w:id="56"/>
-    <w:bookmarkStart w:id="58" w:name="ref-jirinec2021morphological"/>
+    <w:bookmarkEnd w:id="67"/>
+    <w:bookmarkStart w:id="68" w:name="ref-hudson2017database"/>
+    <w:p>
+      <w:pPr>
+        <w:pStyle w:val="Bibliography"/>
+      </w:pPr>
+      <w:r>
+        <w:t xml:space="preserve">Hudson, Lawrence N, Tim Newbold, Sara Contu, et al.</w:t>
+      </w:r>
+      <w:r>
+        <w:t xml:space="preserve"> 2017.</w:t>
+      </w:r>
+      <w:r>
+        <w:t xml:space="preserve"> </w:t>
+      </w:r>
+      <w:r>
+        <w:t xml:space="preserve">“The Database of the Predicts (Projecting Responses of Ecological Diversity in Changing Terrestrial Systems) Project.”</w:t>
+      </w:r>
+      <w:r>
+        <w:t xml:space="preserve"> </w:t>
+      </w:r>
+      <w:r>
+        <w:rPr>
+          <w:i/>
+          <w:iCs/>
+        </w:rPr>
+        <w:t xml:space="preserve">Ecology and Evolution</w:t>
+      </w:r>
+      <w:r>
+        <w:t xml:space="preserve"> </w:t>
+      </w:r>
+      <w:r>
+        <w:t xml:space="preserve">7 (1): 145–88.</w:t>
+      </w:r>
+    </w:p>
+    <w:bookmarkEnd w:id="68"/>
+    <w:bookmarkStart w:id="70" w:name="ref-jirinec2021morphological"/>
     <w:p>
       <w:pPr>
         <w:pStyle w:val="Bibliography"/>
@@ -6220,7 +11292,7 @@
       <w:r>
         <w:t xml:space="preserve"> </w:t>
       </w:r>
-      <w:hyperlink r:id="rId57">
+      <w:hyperlink r:id="rId69">
         <w:r>
           <w:rPr>
             <w:rStyle w:val="Hyperlink"/>
@@ -6232,8 +11304,8 @@
         <w:t xml:space="preserve">.</w:t>
       </w:r>
     </w:p>
-    <w:bookmarkEnd w:id="58"/>
-    <w:bookmarkStart w:id="60" w:name="ref-lenssen2019gistemp"/>
+    <w:bookmarkEnd w:id="70"/>
+    <w:bookmarkStart w:id="72" w:name="ref-lenssen2019gistemp"/>
     <w:p>
       <w:pPr>
         <w:pStyle w:val="Bibliography"/>
@@ -6278,7 +11350,7 @@
       <w:r>
         <w:t xml:space="preserve"> </w:t>
       </w:r>
-      <w:hyperlink r:id="rId59">
+      <w:hyperlink r:id="rId71">
         <w:r>
           <w:rPr>
             <w:rStyle w:val="Hyperlink"/>
@@ -6290,8 +11362,63 @@
         <w:t xml:space="preserve">.</w:t>
       </w:r>
     </w:p>
-    <w:bookmarkEnd w:id="60"/>
-    <w:bookmarkStart w:id="62" w:name="ref-muggeo2003estimating"/>
+    <w:bookmarkEnd w:id="72"/>
+    <w:bookmarkStart w:id="74" w:name="ref-lewinsohn2022insect"/>
+    <w:p>
+      <w:pPr>
+        <w:pStyle w:val="Bibliography"/>
+      </w:pPr>
+      <w:r>
+        <w:t xml:space="preserve">Lewinsohn, Thomas M., Kayna Agostini, André V. L. Freitas, and Adriano S. Melo. 2022.</w:t>
+      </w:r>
+      <w:r>
+        <w:t xml:space="preserve"> </w:t>
+      </w:r>
+      <w:r>
+        <w:t xml:space="preserve">“Insect Decline in</w:t>
+      </w:r>
+      <w:r>
+        <w:t xml:space="preserve"> </w:t>
+      </w:r>
+      <w:r>
+        <w:t xml:space="preserve">Brazil</w:t>
+      </w:r>
+      <w:r>
+        <w:t xml:space="preserve">: An Appraisal of Current Evidence.”</w:t>
+      </w:r>
+      <w:r>
+        <w:t xml:space="preserve"> </w:t>
+      </w:r>
+      <w:r>
+        <w:rPr>
+          <w:i/>
+          <w:iCs/>
+        </w:rPr>
+        <w:t xml:space="preserve">Biology Letters</w:t>
+      </w:r>
+      <w:r>
+        <w:t xml:space="preserve"> </w:t>
+      </w:r>
+      <w:r>
+        <w:t xml:space="preserve">18 (8): 20220219.</w:t>
+      </w:r>
+      <w:r>
+        <w:t xml:space="preserve"> </w:t>
+      </w:r>
+      <w:hyperlink r:id="rId73">
+        <w:r>
+          <w:rPr>
+            <w:rStyle w:val="Hyperlink"/>
+          </w:rPr>
+          <w:t xml:space="preserve">https://doi.org/10.1098/rsbl.2022.0219</w:t>
+        </w:r>
+      </w:hyperlink>
+      <w:r>
+        <w:t xml:space="preserve">.</w:t>
+      </w:r>
+    </w:p>
+    <w:bookmarkEnd w:id="74"/>
+    <w:bookmarkStart w:id="76" w:name="ref-muggeo2003estimating"/>
     <w:p>
       <w:pPr>
         <w:pStyle w:val="Bibliography"/>
@@ -6324,7 +11451,7 @@
       <w:r>
         <w:t xml:space="preserve"> </w:t>
       </w:r>
-      <w:hyperlink r:id="rId61">
+      <w:hyperlink r:id="rId75">
         <w:r>
           <w:rPr>
             <w:rStyle w:val="Hyperlink"/>
@@ -6336,8 +11463,8 @@
         <w:t xml:space="preserve">.</w:t>
       </w:r>
     </w:p>
-    <w:bookmarkEnd w:id="62"/>
-    <w:bookmarkStart w:id="64" w:name="ref-mundlak1978pooling"/>
+    <w:bookmarkEnd w:id="76"/>
+    <w:bookmarkStart w:id="78" w:name="ref-mundlak1978pooling"/>
     <w:p>
       <w:pPr>
         <w:pStyle w:val="Bibliography"/>
@@ -6370,7 +11497,7 @@
       <w:r>
         <w:t xml:space="preserve"> </w:t>
       </w:r>
-      <w:hyperlink r:id="rId63">
+      <w:hyperlink r:id="rId77">
         <w:r>
           <w:rPr>
             <w:rStyle w:val="Hyperlink"/>
@@ -6382,8 +11509,8 @@
         <w:t xml:space="preserve">.</w:t>
       </w:r>
     </w:p>
-    <w:bookmarkEnd w:id="64"/>
-    <w:bookmarkStart w:id="66" w:name="ref-rodrigues_atlantic_2019"/>
+    <w:bookmarkEnd w:id="78"/>
+    <w:bookmarkStart w:id="80" w:name="ref-rodrigues_atlantic_2019"/>
     <w:p>
       <w:pPr>
         <w:pStyle w:val="Bibliography"/>
@@ -6461,7 +11588,7 @@
       <w:r>
         <w:t xml:space="preserve"> </w:t>
       </w:r>
-      <w:hyperlink r:id="rId65">
+      <w:hyperlink r:id="rId79">
         <w:r>
           <w:rPr>
             <w:rStyle w:val="Hyperlink"/>
@@ -6473,8 +11600,57 @@
         <w:t xml:space="preserve">.</w:t>
       </w:r>
     </w:p>
-    <w:bookmarkEnd w:id="66"/>
-    <w:bookmarkStart w:id="68" w:name="ref-weeks2020"/>
+    <w:bookmarkEnd w:id="80"/>
+    <w:bookmarkStart w:id="82" w:name="ref-silva2022atlanticants"/>
+    <w:p>
+      <w:pPr>
+        <w:pStyle w:val="Bibliography"/>
+      </w:pPr>
+      <w:r>
+        <w:t xml:space="preserve">Silva, Rogerio R., Felipe Martello, Rodrigo M. Feitosa, Otto G. M. Silva, Ivan C. do Nascimento, et al.</w:t>
+      </w:r>
+      <w:r>
+        <w:t xml:space="preserve"> 2022.</w:t>
+      </w:r>
+      <w:r>
+        <w:t xml:space="preserve"> </w:t>
+      </w:r>
+      <w:r>
+        <w:t xml:space="preserve">“ATLANTIC ANTS: A Dataset of Ants in Atlantic Forest of South America.”</w:t>
+      </w:r>
+      <w:r>
+        <w:t xml:space="preserve"> </w:t>
+      </w:r>
+      <w:r>
+        <w:rPr>
+          <w:i/>
+          <w:iCs/>
+        </w:rPr>
+        <w:t xml:space="preserve">Ecology</w:t>
+      </w:r>
+      <w:r>
+        <w:t xml:space="preserve"> </w:t>
+      </w:r>
+      <w:r>
+        <w:t xml:space="preserve">103 (2): e03580.</w:t>
+      </w:r>
+      <w:r>
+        <w:t xml:space="preserve"> </w:t>
+      </w:r>
+      <w:hyperlink r:id="rId81">
+        <w:r>
+          <w:rPr>
+            <w:rStyle w:val="Hyperlink"/>
+          </w:rPr>
+          <w:t xml:space="preserve">https://doi.org/10.1002/ecy.3580</w:t>
+        </w:r>
+      </w:hyperlink>
+      <w:r>
+        <w:t xml:space="preserve">.</w:t>
+      </w:r>
+    </w:p>
+    <w:bookmarkEnd w:id="82"/>
+    <w:bookmarkStart w:id="84" w:name="ref-weeks2020"/>
     <w:p>
       <w:pPr>
         <w:pStyle w:val="Bibliography"/>
@@ -6507,7 +11683,7 @@
       <w:r>
         <w:t xml:space="preserve"> </w:t>
       </w:r>
-      <w:hyperlink r:id="rId67">
+      <w:hyperlink r:id="rId83">
         <w:r>
           <w:rPr>
             <w:rStyle w:val="Hyperlink"/>
@@ -6519,9 +11695,9 @@
         <w:t xml:space="preserve">.</w:t>
       </w:r>
     </w:p>
-    <w:bookmarkEnd w:id="68"/>
-    <w:bookmarkEnd w:id="69"/>
-    <w:bookmarkEnd w:id="70"/>
+    <w:bookmarkEnd w:id="84"/>
+    <w:bookmarkEnd w:id="85"/>
+    <w:bookmarkEnd w:id="86"/>
     <w:sectPr>
       <w:footerReference r:id="rIdFooter1" w:type="default"/>
       <w:footnotePr>

--- a/Manuscript/supplementary.docx
+++ b/Manuscript/supplementary.docx
@@ -42,7 +42,7 @@
         <w:t xml:space="preserve">Gustavo Burin</w:t>
       </w:r>
     </w:p>
-    <w:bookmarkStart w:id="59" w:name="supplementary-notes"/>
+    <w:bookmarkStart w:id="30" w:name="supplementary-notes"/>
     <w:p>
       <w:pPr>
         <w:pStyle w:val="Heading1"/>
@@ -489,13 +489,6 @@
         </w:tc>
       </w:tr>
     </w:tbl>
-    <w:p>
-      <w:r>
-        <w:pict>
-          <v:rect style="width:0;height:1.5pt" o:hralign="center" o:hrstd="t" o:hr="t"/>
-        </w:pict>
-      </w:r>
-    </w:p>
     <w:bookmarkEnd w:id="17"/>
     <w:bookmarkStart w:id="22" w:name="X2a7d5ad898091d94dab06be2b3f008a84b76bb1"/>
     <w:p>
@@ -1188,21 +1181,14 @@
         </w:tc>
       </w:tr>
     </w:tbl>
-    <w:p>
-      <w:r>
-        <w:pict>
-          <v:rect style="width:0;height:1.5pt" o:hralign="center" o:hrstd="t" o:hr="t"/>
-        </w:pict>
-      </w:r>
-    </w:p>
     <w:bookmarkEnd w:id="22"/>
-    <w:bookmarkStart w:id="39" w:name="X68eeb86d4879946f6cedce42ee1bf90218f876b"/>
+    <w:bookmarkStart w:id="27" w:name="X3b085c09a546f6a398ad22d31a5b80de2348c06"/>
     <w:p>
       <w:pPr>
         <w:pStyle w:val="Heading2"/>
       </w:pPr>
       <w:r>
-        <w:t xml:space="preserve">1.3 Supplementary Note S3: Century-Scale Museum Integration and Climate Breakpoint Analysis</w:t>
+        <w:t xml:space="preserve">1.3 Supplementary Note S3: Species-Level Phenotypic Variability (lnCVR)</w:t>
       </w:r>
     </w:p>
     <w:p>
@@ -1210,2937 +1196,7 @@
         <w:pStyle w:val="FirstParagraph"/>
       </w:pPr>
       <w:r>
-        <w:t xml:space="preserve">To place the 24-year mist-netting record (1995–2018) into long-term macroecological perspective, we audited historical museum study skins (</w:t>
-      </w:r>
-      <m:oMath>
-        <m:r>
-          <m:t>n</m:t>
-        </m:r>
-        <m:r>
-          <m:rPr>
-            <m:sty m:val="p"/>
-          </m:rPr>
-          <m:t>=</m:t>
-        </m:r>
-        <m:r>
-          <m:t>3</m:t>
-        </m:r>
-        <m:r>
-          <m:rPr>
-            <m:sty m:val="p"/>
-          </m:rPr>
-          <m:t>,</m:t>
-        </m:r>
-        <m:r>
-          <m:t>439</m:t>
-        </m:r>
-      </m:oMath>
-      <w:r>
-        <w:t xml:space="preserve"> </w:t>
-      </w:r>
-      <w:r>
-        <w:t xml:space="preserve">adult specimens, 1884–2017) across 142 passerine species preserved in major Brazilian ornithological collections, available via the ATLANTIC BIRD TRAITS database.</w:t>
-      </w:r>
-    </w:p>
-    <w:p>
-      <w:pPr>
-        <w:pStyle w:val="BodyText"/>
-      </w:pPr>
-      <w:r>
-        <w:t xml:space="preserve">We evaluated secular climate warming using NASA GISS Surface Temperature Analysis (GISTEMP v4; Zonal annual anomalies for</w:t>
-      </w:r>
-      <w:r>
-        <w:t xml:space="preserve"> </w:t>
-      </w:r>
-      <m:oMath>
-        <m:sSup>
-          <m:e>
-            <m:r>
-              <m:t>24</m:t>
-            </m:r>
-          </m:e>
-          <m:sup>
-            <m:r>
-              <m:rPr>
-                <m:sty m:val="p"/>
-              </m:rPr>
-              <m:t>∘</m:t>
-            </m:r>
-          </m:sup>
-        </m:sSup>
-        <m:r>
-          <m:rPr>
-            <m:nor/>
-            <m:sty m:val="p"/>
-          </m:rPr>
-          <m:t>S</m:t>
-        </m:r>
-        <m:r>
-          <m:rPr>
-            <m:nor/>
-            <m:sty m:val="p"/>
-          </m:rPr>
-          <m:t>–Equator</m:t>
-        </m:r>
-      </m:oMath>
-      <w:r>
-        <w:t xml:space="preserve">, 1880–2018;</w:t>
-      </w:r>
-      <w:r>
-        <w:t xml:space="preserve"> </w:t>
-      </w:r>
-      <w:r>
-        <w:t xml:space="preserve">Lenssen et al. (2019)</w:t>
-      </w:r>
-      <w:r>
-        <w:t xml:space="preserve">), which strongly correlates with local CRU-TS capture temperatures (</w:t>
-      </w:r>
-      <m:oMath>
-        <m:r>
-          <m:t>r</m:t>
-        </m:r>
-        <m:r>
-          <m:rPr>
-            <m:sty m:val="p"/>
-          </m:rPr>
-          <m:t>=</m:t>
-        </m:r>
-        <m:r>
-          <m:t>0.744</m:t>
-        </m:r>
-      </m:oMath>
-      <w:r>
-        <w:t xml:space="preserve">). Using two-phase piecewise linear regression</w:t>
-      </w:r>
-      <w:r>
-        <w:t xml:space="preserve"> </w:t>
-      </w:r>
-      <w:r>
-        <w:t xml:space="preserve">(Muggeo 2003)</w:t>
-      </w:r>
-      <w:r>
-        <w:t xml:space="preserve">, we conducted a grid search across candidate breakpoint years (1900–2005) to identify the structural inflection point in regional warming:</w:t>
-      </w:r>
-    </w:p>
-    <w:p>
-      <w:pPr>
-        <w:pStyle w:val="BodyText"/>
-      </w:pPr>
-      <m:oMathPara>
-        <m:oMathParaPr>
-          <m:jc m:val="center"/>
-        </m:oMathParaPr>
-        <m:oMath>
-          <m:sSub>
-            <m:e>
-              <m:r>
-                <m:t>y</m:t>
-              </m:r>
-            </m:e>
-            <m:sub>
-              <m:r>
-                <m:t>t</m:t>
-              </m:r>
-            </m:sub>
-          </m:sSub>
-          <m:r>
-            <m:rPr>
-              <m:sty m:val="p"/>
-            </m:rPr>
-            <m:t>=</m:t>
-          </m:r>
-          <m:r>
-            <m:t>α</m:t>
-          </m:r>
-          <m:r>
-            <m:rPr>
-              <m:sty m:val="p"/>
-            </m:rPr>
-            <m:t>+</m:t>
-          </m:r>
-          <m:sSub>
-            <m:e>
-              <m:r>
-                <m:t>β</m:t>
-              </m:r>
-            </m:e>
-            <m:sub>
-              <m:r>
-                <m:t>1</m:t>
-              </m:r>
-            </m:sub>
-          </m:sSub>
-          <m:r>
-            <m:rPr>
-              <m:sty m:val="p"/>
-            </m:rPr>
-            <m:t>min</m:t>
-          </m:r>
-          <m:r>
-            <m:rPr>
-              <m:sty m:val="p"/>
-            </m:rPr>
-            <m:t>(</m:t>
-          </m:r>
-          <m:sSub>
-            <m:e>
-              <m:r>
-                <m:t>Y</m:t>
-              </m:r>
-            </m:e>
-            <m:sub>
-              <m:r>
-                <m:t>t</m:t>
-              </m:r>
-            </m:sub>
-          </m:sSub>
-          <m:r>
-            <m:rPr>
-              <m:sty m:val="p"/>
-            </m:rPr>
-            <m:t>−</m:t>
-          </m:r>
-          <m:r>
-            <m:t>τ</m:t>
-          </m:r>
-          <m:r>
-            <m:rPr>
-              <m:sty m:val="p"/>
-            </m:rPr>
-            <m:t>,</m:t>
-          </m:r>
-          <m:r>
-            <m:t>0</m:t>
-          </m:r>
-          <m:r>
-            <m:rPr>
-              <m:sty m:val="p"/>
-            </m:rPr>
-            <m:t>)</m:t>
-          </m:r>
-          <m:r>
-            <m:rPr>
-              <m:sty m:val="p"/>
-            </m:rPr>
-            <m:t>+</m:t>
-          </m:r>
-          <m:sSub>
-            <m:e>
-              <m:r>
-                <m:t>β</m:t>
-              </m:r>
-            </m:e>
-            <m:sub>
-              <m:r>
-                <m:t>2</m:t>
-              </m:r>
-            </m:sub>
-          </m:sSub>
-          <m:r>
-            <m:rPr>
-              <m:sty m:val="p"/>
-            </m:rPr>
-            <m:t>max</m:t>
-          </m:r>
-          <m:r>
-            <m:rPr>
-              <m:sty m:val="p"/>
-            </m:rPr>
-            <m:t>(</m:t>
-          </m:r>
-          <m:sSub>
-            <m:e>
-              <m:r>
-                <m:t>Y</m:t>
-              </m:r>
-            </m:e>
-            <m:sub>
-              <m:r>
-                <m:t>t</m:t>
-              </m:r>
-            </m:sub>
-          </m:sSub>
-          <m:r>
-            <m:rPr>
-              <m:sty m:val="p"/>
-            </m:rPr>
-            <m:t>−</m:t>
-          </m:r>
-          <m:r>
-            <m:t>τ</m:t>
-          </m:r>
-          <m:r>
-            <m:rPr>
-              <m:sty m:val="p"/>
-            </m:rPr>
-            <m:t>,</m:t>
-          </m:r>
-          <m:r>
-            <m:t>0</m:t>
-          </m:r>
-          <m:r>
-            <m:rPr>
-              <m:sty m:val="p"/>
-            </m:rPr>
-            <m:t>)</m:t>
-          </m:r>
-          <m:r>
-            <m:rPr>
-              <m:sty m:val="p"/>
-            </m:rPr>
-            <m:t>+</m:t>
-          </m:r>
-          <m:sSub>
-            <m:e>
-              <m:r>
-                <m:t>ε</m:t>
-              </m:r>
-            </m:e>
-            <m:sub>
-              <m:r>
-                <m:t>t</m:t>
-              </m:r>
-            </m:sub>
-          </m:sSub>
-        </m:oMath>
-      </m:oMathPara>
-    </w:p>
-    <w:p>
-      <w:pPr>
-        <w:pStyle w:val="FirstParagraph"/>
-      </w:pPr>
-      <w:r>
-        <w:t xml:space="preserve">The maximum-likelihood breakpoint emerged at</w:t>
-      </w:r>
-      <w:r>
-        <w:t xml:space="preserve"> </w:t>
-      </w:r>
-      <m:oMath>
-        <m:r>
-          <m:t>τ</m:t>
-        </m:r>
-        <m:r>
-          <m:rPr>
-            <m:sty m:val="p"/>
-          </m:rPr>
-          <m:t>=</m:t>
-        </m:r>
-        <m:r>
-          <m:t>1980</m:t>
-        </m:r>
-        <m:r>
-          <m:rPr>
-            <m:sty m:val="p"/>
-          </m:rPr>
-          <m:t>±</m:t>
-        </m:r>
-        <m:r>
-          <m:t>3</m:t>
-        </m:r>
-      </m:oMath>
-      <w:r>
-        <w:t xml:space="preserve"> </w:t>
-      </w:r>
-      <w:r>
-        <w:t xml:space="preserve">years:</w:t>
-      </w:r>
-      <w:r>
-        <w:t xml:space="preserve"> </w:t>
-      </w:r>
-      <w:r>
-        <w:t xml:space="preserve">-</w:t>
-      </w:r>
-      <w:r>
-        <w:t xml:space="preserve"> </w:t>
-      </w:r>
-      <w:r>
-        <w:rPr>
-          <w:b/>
-          <w:bCs/>
-        </w:rPr>
-        <w:t xml:space="preserve">Pre-1980 (1880–1979):</w:t>
-      </w:r>
-      <w:r>
-        <w:t xml:space="preserve"> </w:t>
-      </w:r>
-      <m:oMath>
-        <m:r>
-          <m:rPr>
-            <m:sty m:val="p"/>
-          </m:rPr>
-          <m:t>+</m:t>
-        </m:r>
-        <m:sSup>
-          <m:e>
-            <m:r>
-              <m:t>0.036</m:t>
-            </m:r>
-          </m:e>
-          <m:sup>
-            <m:r>
-              <m:rPr>
-                <m:sty m:val="p"/>
-              </m:rPr>
-              <m:t>∘</m:t>
-            </m:r>
-          </m:sup>
-        </m:sSup>
-        <m:r>
-          <m:rPr>
-            <m:nor/>
-            <m:sty m:val="p"/>
-          </m:rPr>
-          <m:t>C</m:t>
-        </m:r>
-      </m:oMath>
-      <w:r>
-        <w:t xml:space="preserve">/decade (</w:t>
-      </w:r>
-      <m:oMath>
-        <m:r>
-          <m:t>t</m:t>
-        </m:r>
-        <m:r>
-          <m:rPr>
-            <m:sty m:val="p"/>
-          </m:rPr>
-          <m:t>=</m:t>
-        </m:r>
-        <m:r>
-          <m:t>2.05</m:t>
-        </m:r>
-        <m:r>
-          <m:rPr>
-            <m:sty m:val="p"/>
-          </m:rPr>
-          <m:t>,</m:t>
-        </m:r>
-        <m:r>
-          <m:t>p</m:t>
-        </m:r>
-        <m:r>
-          <m:rPr>
-            <m:sty m:val="p"/>
-          </m:rPr>
-          <m:t>=</m:t>
-        </m:r>
-        <m:r>
-          <m:t>0.042</m:t>
-        </m:r>
-      </m:oMath>
-      <w:r>
-        <w:t xml:space="preserve">), reflecting modest decadal fluctuations.</w:t>
-      </w:r>
-      <w:r>
-        <w:t xml:space="preserve"> </w:t>
-      </w:r>
-      <w:r>
-        <w:t xml:space="preserve">-</w:t>
-      </w:r>
-      <w:r>
-        <w:t xml:space="preserve"> </w:t>
-      </w:r>
-      <w:r>
-        <w:rPr>
-          <w:b/>
-          <w:bCs/>
-        </w:rPr>
-        <w:t xml:space="preserve">Post-1980 (1980–2018):</w:t>
-      </w:r>
-      <w:r>
-        <w:t xml:space="preserve"> </w:t>
-      </w:r>
-      <m:oMath>
-        <m:r>
-          <m:rPr>
-            <m:sty m:val="p"/>
-          </m:rPr>
-          <m:t>+</m:t>
-        </m:r>
-        <m:sSup>
-          <m:e>
-            <m:r>
-              <m:t>0.190</m:t>
-            </m:r>
-          </m:e>
-          <m:sup>
-            <m:r>
-              <m:rPr>
-                <m:sty m:val="p"/>
-              </m:rPr>
-              <m:t>∘</m:t>
-            </m:r>
-          </m:sup>
-        </m:sSup>
-        <m:r>
-          <m:rPr>
-            <m:nor/>
-            <m:sty m:val="p"/>
-          </m:rPr>
-          <m:t>C</m:t>
-        </m:r>
-      </m:oMath>
-      <w:r>
-        <w:t xml:space="preserve">/decade (</w:t>
-      </w:r>
-      <m:oMath>
-        <m:r>
-          <m:t>t</m:t>
-        </m:r>
-        <m:r>
-          <m:rPr>
-            <m:sty m:val="p"/>
-          </m:rPr>
-          <m:t>=</m:t>
-        </m:r>
-        <m:r>
-          <m:t>8.62</m:t>
-        </m:r>
-        <m:r>
-          <m:rPr>
-            <m:sty m:val="p"/>
-          </m:rPr>
-          <m:t>,</m:t>
-        </m:r>
-        <m:r>
-          <m:t>p</m:t>
-        </m:r>
-        <m:r>
-          <m:rPr>
-            <m:sty m:val="p"/>
-          </m:rPr>
-          <m:t>&lt;</m:t>
-        </m:r>
-        <m:sSup>
-          <m:e>
-            <m:r>
-              <m:t>10</m:t>
-            </m:r>
-          </m:e>
-          <m:sup>
-            <m:r>
-              <m:rPr>
-                <m:sty m:val="p"/>
-              </m:rPr>
-              <m:t>−</m:t>
-            </m:r>
-            <m:r>
-              <m:t>15</m:t>
-            </m:r>
-          </m:sup>
-        </m:sSup>
-      </m:oMath>
-      <w:r>
-        <w:t xml:space="preserve">), representing a</w:t>
-      </w:r>
-      <w:r>
-        <w:t xml:space="preserve"> </w:t>
-      </w:r>
-      <m:oMath>
-        <m:r>
-          <m:rPr>
-            <m:sty m:val="p"/>
-          </m:rPr>
-          <m:t>&gt;</m:t>
-        </m:r>
-        <m:r>
-          <m:t>5</m:t>
-        </m:r>
-      </m:oMath>
-      <w:r>
-        <w:t xml:space="preserve">-fold acceleration in regional warming rate (</w:t>
-      </w:r>
-      <w:hyperlink w:anchor="fig-s-climate-morphometry">
-        <w:r>
-          <w:rPr>
-            <w:rStyle w:val="Hyperlink"/>
-          </w:rPr>
-          <w:t xml:space="preserve">Figure 4</w:t>
-        </w:r>
-      </w:hyperlink>
-      <w:r>
-        <w:t xml:space="preserve"> </w:t>
-      </w:r>
-      <w:r>
-        <w:t xml:space="preserve">A).</w:t>
-      </w:r>
-    </w:p>
-    <w:p>
-      <w:pPr>
-        <w:pStyle w:val="BodyText"/>
-      </w:pPr>
-      <w:r>
-        <w:t xml:space="preserve">Applying identical piecewise regressions to species-centered morphological deviations revealed that pre-1980 museum specimens exhibited strict stability or slight positive trajectories in wing length (</w:t>
-      </w:r>
-      <m:oMath>
-        <m:r>
-          <m:rPr>
-            <m:sty m:val="p"/>
-          </m:rPr>
-          <m:t>+</m:t>
-        </m:r>
-        <m:r>
-          <m:t>0.45</m:t>
-        </m:r>
-      </m:oMath>
-      <w:r>
-        <w:t xml:space="preserve"> </w:t>
-      </w:r>
-      <w:r>
-        <w:t xml:space="preserve">mm/decade,</w:t>
-      </w:r>
-      <w:r>
-        <w:t xml:space="preserve"> </w:t>
-      </w:r>
-      <m:oMath>
-        <m:r>
-          <m:t>t</m:t>
-        </m:r>
-        <m:r>
-          <m:rPr>
-            <m:sty m:val="p"/>
-          </m:rPr>
-          <m:t>=</m:t>
-        </m:r>
-        <m:r>
-          <m:t>3.71</m:t>
-        </m:r>
-      </m:oMath>
-      <w:r>
-        <w:t xml:space="preserve">;</w:t>
-      </w:r>
-      <w:r>
-        <w:t xml:space="preserve"> </w:t>
-      </w:r>
-      <w:hyperlink w:anchor="fig-s-climate-morphometry">
-        <w:r>
-          <w:rPr>
-            <w:rStyle w:val="Hyperlink"/>
-          </w:rPr>
-          <w:t xml:space="preserve">Figure 4</w:t>
-        </w:r>
-      </w:hyperlink>
-      <w:r>
-        <w:t xml:space="preserve"> </w:t>
-      </w:r>
-      <w:r>
-        <w:t xml:space="preserve">B), with zero thermal sensitivity to annual temperature anomalies (</w:t>
-      </w:r>
-      <m:oMath>
-        <m:r>
-          <m:t>β</m:t>
-        </m:r>
-        <m:r>
-          <m:rPr>
-            <m:sty m:val="p"/>
-          </m:rPr>
-          <m:t>=</m:t>
-        </m:r>
-        <m:r>
-          <m:rPr>
-            <m:sty m:val="p"/>
-          </m:rPr>
-          <m:t>+</m:t>
-        </m:r>
-        <m:r>
-          <m:t>0.10</m:t>
-        </m:r>
-      </m:oMath>
-      <w:r>
-        <w:t xml:space="preserve"> </w:t>
-      </w:r>
-      <w:r>
-        <w:t xml:space="preserve">mm/°C,</w:t>
-      </w:r>
-      <w:r>
-        <w:t xml:space="preserve"> </w:t>
-      </w:r>
-      <m:oMath>
-        <m:r>
-          <m:t>p</m:t>
-        </m:r>
-        <m:r>
-          <m:rPr>
-            <m:sty m:val="p"/>
-          </m:rPr>
-          <m:t>=</m:t>
-        </m:r>
-        <m:r>
-          <m:t>0.91</m:t>
-        </m:r>
-      </m:oMath>
-      <w:r>
-        <w:t xml:space="preserve">;</w:t>
-      </w:r>
-      <w:r>
-        <w:t xml:space="preserve"> </w:t>
-      </w:r>
-      <w:hyperlink w:anchor="fig-s-climate-morphometry">
-        <w:r>
-          <w:rPr>
-            <w:rStyle w:val="Hyperlink"/>
-          </w:rPr>
-          <w:t xml:space="preserve">Figure 4</w:t>
-        </w:r>
-      </w:hyperlink>
-      <w:r>
-        <w:t xml:space="preserve"> </w:t>
-      </w:r>
-      <w:r>
-        <w:t xml:space="preserve">C). Wing shortening emerged synchronously with the post-1980 warming acceleration (</w:t>
-      </w:r>
-      <m:oMath>
-        <m:r>
-          <m:rPr>
-            <m:sty m:val="p"/>
-          </m:rPr>
-          <m:t>−</m:t>
-        </m:r>
-        <m:r>
-          <m:t>0.26</m:t>
-        </m:r>
-      </m:oMath>
-      <w:r>
-        <w:t xml:space="preserve"> </w:t>
-      </w:r>
-      <w:r>
-        <w:t xml:space="preserve">to</w:t>
-      </w:r>
-      <w:r>
-        <w:t xml:space="preserve"> </w:t>
-      </w:r>
-      <m:oMath>
-        <m:r>
-          <m:rPr>
-            <m:sty m:val="p"/>
-          </m:rPr>
-          <m:t>−</m:t>
-        </m:r>
-        <m:r>
-          <m:t>0.41</m:t>
-        </m:r>
-      </m:oMath>
-      <w:r>
-        <w:t xml:space="preserve"> </w:t>
-      </w:r>
-      <w:r>
-        <w:t xml:space="preserve">mm/decade,</w:t>
-      </w:r>
-      <w:r>
-        <w:t xml:space="preserve"> </w:t>
-      </w:r>
-      <m:oMath>
-        <m:r>
-          <m:t>p</m:t>
-        </m:r>
-        <m:r>
-          <m:rPr>
-            <m:sty m:val="p"/>
-          </m:rPr>
-          <m:t>&lt;</m:t>
-        </m:r>
-        <m:r>
-          <m:t>0.02</m:t>
-        </m:r>
-      </m:oMath>
-      <w:r>
-        <w:t xml:space="preserve">; thermal sensitivity</w:t>
-      </w:r>
-      <w:r>
-        <w:t xml:space="preserve"> </w:t>
-      </w:r>
-      <m:oMath>
-        <m:r>
-          <m:t>β</m:t>
-        </m:r>
-        <m:r>
-          <m:rPr>
-            <m:sty m:val="p"/>
-          </m:rPr>
-          <m:t>=</m:t>
-        </m:r>
-        <m:r>
-          <m:rPr>
-            <m:sty m:val="p"/>
-          </m:rPr>
-          <m:t>−</m:t>
-        </m:r>
-        <m:r>
-          <m:t>1.68</m:t>
-        </m:r>
-      </m:oMath>
-      <w:r>
-        <w:t xml:space="preserve"> </w:t>
-      </w:r>
-      <w:r>
-        <w:t xml:space="preserve">mm/°C,</w:t>
-      </w:r>
-      <w:r>
-        <w:t xml:space="preserve"> </w:t>
-      </w:r>
-      <m:oMath>
-        <m:r>
-          <m:t>p</m:t>
-        </m:r>
-        <m:r>
-          <m:rPr>
-            <m:sty m:val="p"/>
-          </m:rPr>
-          <m:t>=</m:t>
-        </m:r>
-        <m:r>
-          <m:t>0.005</m:t>
-        </m:r>
-      </m:oMath>
-      <w:r>
-        <w:t xml:space="preserve">).</w:t>
-      </w:r>
-    </w:p>
-    <w:p>
-      <w:pPr>
-        <w:pStyle w:val="BodyText"/>
-      </w:pPr>
-      <w:r>
-        <w:t xml:space="preserve">Similarly, historical body mass (1962–1979) was strictly invariant (</w:t>
-      </w:r>
-      <m:oMath>
-        <m:r>
-          <m:rPr>
-            <m:sty m:val="p"/>
-          </m:rPr>
-          <m:t>−</m:t>
-        </m:r>
-        <m:r>
-          <m:t>0.17</m:t>
-        </m:r>
-        <m:r>
-          <m:rPr>
-            <m:sty m:val="p"/>
-          </m:rPr>
-          <m:t>%</m:t>
-        </m:r>
-      </m:oMath>
-      <w:r>
-        <w:t xml:space="preserve">/year,</w:t>
-      </w:r>
-      <w:r>
-        <w:t xml:space="preserve"> </w:t>
-      </w:r>
-      <m:oMath>
-        <m:r>
-          <m:t>p</m:t>
-        </m:r>
-        <m:r>
-          <m:rPr>
-            <m:sty m:val="p"/>
-          </m:rPr>
-          <m:t>=</m:t>
-        </m:r>
-        <m:r>
-          <m:t>0.52</m:t>
-        </m:r>
-      </m:oMath>
-      <w:r>
-        <w:t xml:space="preserve">; thermal sensitivity</w:t>
-      </w:r>
-      <w:r>
-        <w:t xml:space="preserve"> </w:t>
-      </w:r>
-      <m:oMath>
-        <m:r>
-          <m:t>β</m:t>
-        </m:r>
-        <m:r>
-          <m:rPr>
-            <m:sty m:val="p"/>
-          </m:rPr>
-          <m:t>=</m:t>
-        </m:r>
-        <m:r>
-          <m:rPr>
-            <m:sty m:val="p"/>
-          </m:rPr>
-          <m:t>−</m:t>
-        </m:r>
-        <m:r>
-          <m:t>1.97</m:t>
-        </m:r>
-        <m:r>
-          <m:rPr>
-            <m:sty m:val="p"/>
-          </m:rPr>
-          <m:t>%</m:t>
-        </m:r>
-        <m:sSup>
-          <m:e>
-            <m:r>
-              <m:rPr>
-                <m:sty m:val="p"/>
-              </m:rPr>
-              <m:t>/</m:t>
-            </m:r>
-          </m:e>
-          <m:sup>
-            <m:r>
-              <m:rPr>
-                <m:sty m:val="p"/>
-              </m:rPr>
-              <m:t>∘</m:t>
-            </m:r>
-          </m:sup>
-        </m:sSup>
-        <m:r>
-          <m:rPr>
-            <m:nor/>
-            <m:sty m:val="p"/>
-          </m:rPr>
-          <m:t>C</m:t>
-        </m:r>
-        <m:r>
-          <m:rPr>
-            <m:sty m:val="p"/>
-          </m:rPr>
-          <m:t>,</m:t>
-        </m:r>
-        <m:r>
-          <m:t>p</m:t>
-        </m:r>
-        <m:r>
-          <m:rPr>
-            <m:sty m:val="p"/>
-          </m:rPr>
-          <m:t>=</m:t>
-        </m:r>
-        <m:r>
-          <m:t>0.86</m:t>
-        </m:r>
-      </m:oMath>
-      <w:r>
-        <w:t xml:space="preserve">;</w:t>
-      </w:r>
-      <w:r>
-        <w:t xml:space="preserve"> </w:t>
-      </w:r>
-      <w:hyperlink w:anchor="fig-s-climate-mass">
-        <w:r>
-          <w:rPr>
-            <w:rStyle w:val="Hyperlink"/>
-          </w:rPr>
-          <w:t xml:space="preserve">Figure 5</w:t>
-        </w:r>
-      </w:hyperlink>
-      <w:r>
-        <w:t xml:space="preserve">), and bivariate allometry followed geometric isometry prior to 1980 (</w:t>
-      </w:r>
-      <m:oMath>
-        <m:sSub>
-          <m:e>
-            <m:r>
-              <m:rPr>
-                <m:sty m:val="p"/>
-              </m:rPr>
-              <m:t>Δ</m:t>
-            </m:r>
-          </m:e>
-          <m:sub>
-            <m:r>
-              <m:rPr>
-                <m:nor/>
-                <m:sty m:val="p"/>
-              </m:rPr>
-              <m:t>iso</m:t>
-            </m:r>
-          </m:sub>
-        </m:sSub>
-        <m:r>
-          <m:rPr>
-            <m:sty m:val="p"/>
-          </m:rPr>
-          <m:t>:</m:t>
-        </m:r>
-        <m:r>
-          <m:t>p</m:t>
-        </m:r>
-        <m:r>
-          <m:rPr>
-            <m:sty m:val="p"/>
-          </m:rPr>
-          <m:t>=</m:t>
-        </m:r>
-        <m:r>
-          <m:t>0.69</m:t>
-        </m:r>
-      </m:oMath>
-      <w:r>
-        <w:t xml:space="preserve">), shifting to significant stoutening post-1980 (</w:t>
-      </w:r>
-      <m:oMath>
-        <m:r>
-          <m:rPr>
-            <m:sty m:val="p"/>
-          </m:rPr>
-          <m:t>+</m:t>
-        </m:r>
-        <m:r>
-          <m:t>2.12</m:t>
-        </m:r>
-        <m:r>
-          <m:rPr>
-            <m:sty m:val="p"/>
-          </m:rPr>
-          <m:t>%</m:t>
-        </m:r>
-      </m:oMath>
-      <w:r>
-        <w:t xml:space="preserve">/decade,</w:t>
-      </w:r>
-      <w:r>
-        <w:t xml:space="preserve"> </w:t>
-      </w:r>
-      <m:oMath>
-        <m:r>
-          <m:t>p</m:t>
-        </m:r>
-        <m:r>
-          <m:rPr>
-            <m:sty m:val="p"/>
-          </m:rPr>
-          <m:t>=</m:t>
-        </m:r>
-        <m:r>
-          <m:t>0.048</m:t>
-        </m:r>
-      </m:oMath>
-      <w:r>
-        <w:t xml:space="preserve">; thermal sensitivity</w:t>
-      </w:r>
-      <w:r>
-        <w:t xml:space="preserve"> </w:t>
-      </w:r>
-      <m:oMath>
-        <m:r>
-          <m:t>β</m:t>
-        </m:r>
-        <m:r>
-          <m:rPr>
-            <m:sty m:val="p"/>
-          </m:rPr>
-          <m:t>=</m:t>
-        </m:r>
-        <m:r>
-          <m:rPr>
-            <m:sty m:val="p"/>
-          </m:rPr>
-          <m:t>+</m:t>
-        </m:r>
-        <m:r>
-          <m:t>9.32</m:t>
-        </m:r>
-        <m:r>
-          <m:rPr>
-            <m:sty m:val="p"/>
-          </m:rPr>
-          <m:t>%</m:t>
-        </m:r>
-        <m:sSup>
-          <m:e>
-            <m:r>
-              <m:rPr>
-                <m:sty m:val="p"/>
-              </m:rPr>
-              <m:t>/</m:t>
-            </m:r>
-          </m:e>
-          <m:sup>
-            <m:r>
-              <m:rPr>
-                <m:sty m:val="p"/>
-              </m:rPr>
-              <m:t>∘</m:t>
-            </m:r>
-          </m:sup>
-        </m:sSup>
-        <m:r>
-          <m:rPr>
-            <m:nor/>
-            <m:sty m:val="p"/>
-          </m:rPr>
-          <m:t>C</m:t>
-        </m:r>
-        <m:r>
-          <m:rPr>
-            <m:sty m:val="p"/>
-          </m:rPr>
-          <m:t>,</m:t>
-        </m:r>
-        <m:r>
-          <m:t>p</m:t>
-        </m:r>
-        <m:r>
-          <m:rPr>
-            <m:sty m:val="p"/>
-          </m:rPr>
-          <m:t>=</m:t>
-        </m:r>
-        <m:r>
-          <m:t>0.034</m:t>
-        </m:r>
-      </m:oMath>
-      <w:r>
-        <w:t xml:space="preserve">;</w:t>
-      </w:r>
-      <w:r>
-        <w:t xml:space="preserve"> </w:t>
-      </w:r>
-      <w:hyperlink w:anchor="fig-s-climate-allometry">
-        <w:r>
-          <w:rPr>
-            <w:rStyle w:val="Hyperlink"/>
-          </w:rPr>
-          <w:t xml:space="preserve">Figure 6</w:t>
-        </w:r>
-      </w:hyperlink>
-      <w:r>
-        <w:t xml:space="preserve">). For 175 species continuously connecting museum skins to modern field captures, the secular wing decline was</w:t>
-      </w:r>
-      <w:r>
-        <w:t xml:space="preserve"> </w:t>
-      </w:r>
-      <m:oMath>
-        <m:r>
-          <m:rPr>
-            <m:sty m:val="p"/>
-          </m:rPr>
-          <m:t>−</m:t>
-        </m:r>
-        <m:r>
-          <m:t>0.71</m:t>
-        </m:r>
-        <m:r>
-          <m:rPr>
-            <m:sty m:val="p"/>
-          </m:rPr>
-          <m:t>%</m:t>
-        </m:r>
-      </m:oMath>
-      <w:r>
-        <w:t xml:space="preserve">/decade (</w:t>
-      </w:r>
-      <m:oMath>
-        <m:r>
-          <m:t>p</m:t>
-        </m:r>
-        <m:r>
-          <m:rPr>
-            <m:sty m:val="p"/>
-          </m:rPr>
-          <m:t>=</m:t>
-        </m:r>
-        <m:r>
-          <m:t>0.047</m:t>
-        </m:r>
-      </m:oMath>
-      <w:r>
-        <w:t xml:space="preserve">;</w:t>
-      </w:r>
-      <w:r>
-        <w:t xml:space="preserve"> </w:t>
-      </w:r>
-      <w:hyperlink w:anchor="fig-s-secular-trajectories">
-        <w:r>
-          <w:rPr>
-            <w:rStyle w:val="Hyperlink"/>
-          </w:rPr>
-          <w:t xml:space="preserve">Figure 7</w:t>
-        </w:r>
-      </w:hyperlink>
-      <w:r>
-        <w:t xml:space="preserve">).</w:t>
-      </w:r>
-    </w:p>
-    <w:tbl>
-      <w:tblPr>
-        <w:tblStyle w:val="Table"/>
-        <w:tblW w:type="pct" w:w="5000"/>
-        <w:tblLayout w:type="fixed"/>
-        <w:tblLook w:firstRow="0" w:lastRow="0" w:firstColumn="0" w:lastColumn="0" w:noHBand="0" w:noVBand="0" w:val="0000"/>
-      </w:tblPr>
-      <w:tblGrid>
-        <w:gridCol w:w="7920"/>
-      </w:tblGrid>
-      <w:tr>
-        <w:tc>
-          <w:tcPr/>
-          <w:bookmarkStart w:id="26" w:name="fig-s-climate-morphometry"/>
-          <w:p>
-            <w:pPr>
-              <w:pStyle w:val="Compact"/>
-              <w:jc w:val="center"/>
-            </w:pPr>
-            <w:r>
-              <w:drawing>
-                <wp:inline>
-                  <wp:extent cx="5334000" cy="2963333"/>
-                  <wp:effectExtent b="0" l="0" r="0" t="0"/>
-                  <wp:docPr descr="" title="" id="24" name="Picture"/>
-                  <a:graphic>
-                    <a:graphicData uri="http://schemas.openxmlformats.org/drawingml/2006/picture">
-                      <pic:pic>
-                        <pic:nvPicPr>
-                          <pic:cNvPr descr="images/fig-s-climate-morphometry.png" id="25" name="Picture"/>
-                          <pic:cNvPicPr>
-                            <a:picLocks noChangeArrowheads="1" noChangeAspect="1"/>
-                          </pic:cNvPicPr>
-                        </pic:nvPicPr>
-                        <pic:blipFill>
-                          <a:blip r:embed="rId23"/>
-                          <a:stretch>
-                            <a:fillRect/>
-                          </a:stretch>
-                        </pic:blipFill>
-                        <pic:spPr bwMode="auto">
-                          <a:xfrm>
-                            <a:off x="0" y="0"/>
-                            <a:ext cx="5334000" cy="2963333"/>
-                          </a:xfrm>
-                          <a:prstGeom prst="rect">
-                            <a:avLst/>
-                          </a:prstGeom>
-                          <a:noFill/>
-                          <a:ln w="9525">
-                            <a:noFill/>
-                            <a:headEnd/>
-                            <a:tailEnd/>
-                          </a:ln>
-                        </pic:spPr>
-                      </pic:pic>
-                    </a:graphicData>
-                  </a:graphic>
-                </wp:inline>
-              </w:drawing>
-            </w:r>
-          </w:p>
-          <w:p>
-            <w:pPr>
-              <w:jc w:val="center"/>
-            </w:pPr>
-            <w:pPr>
-              <w:jc w:val="left"/>
-              <w:spacing w:before="200"/>
-              <w:pStyle w:val="ImageCaption"/>
-            </w:pPr>
-            <w:r>
-              <w:t xml:space="preserve">Figure 4:</w:t>
-            </w:r>
-            <w:r>
-              <w:t xml:space="preserve"> </w:t>
-            </w:r>
-            <w:r>
-              <w:rPr>
-                <w:b/>
-                <w:bCs/>
-              </w:rPr>
-              <w:t xml:space="preserve">Supplementary Figure S4.</w:t>
-            </w:r>
-            <w:r>
-              <w:t xml:space="preserve"> </w:t>
-            </w:r>
-            <w:r>
-              <w:t xml:space="preserve">Century-scale climate breakpoint (~1980) and morphometric coupling of wing length (1880–2018).</w:t>
-            </w:r>
-            <w:r>
-              <w:t xml:space="preserve"> </w:t>
-            </w:r>
-            <w:r>
-              <w:rPr>
-                <w:b/>
-                <w:bCs/>
-              </w:rPr>
-              <w:t xml:space="preserve">(A)</w:t>
-            </w:r>
-            <w:r>
-              <w:t xml:space="preserve"> </w:t>
-            </w:r>
-            <w:r>
-              <w:t xml:space="preserve">Regional temperature anomalies (NASA GISS Zonal</w:t>
-            </w:r>
-            <w:r>
-              <w:t xml:space="preserve"> </w:t>
-            </w:r>
-            <m:oMath>
-              <m:sSup>
-                <m:e>
-                  <m:r>
-                    <m:t>24</m:t>
-                  </m:r>
-                </m:e>
-                <m:sup>
-                  <m:r>
-                    <m:rPr>
-                      <m:sty m:val="p"/>
-                    </m:rPr>
-                    <m:t>∘</m:t>
-                  </m:r>
-                </m:sup>
-              </m:sSup>
-              <m:r>
-                <m:rPr>
-                  <m:nor/>
-                  <m:sty m:val="p"/>
-                </m:rPr>
-                <m:t>S</m:t>
-              </m:r>
-              <m:r>
-                <m:rPr>
-                  <m:nor/>
-                  <m:sty m:val="p"/>
-                </m:rPr>
-                <m:t>–Equator</m:t>
-              </m:r>
-            </m:oMath>
-            <w:r>
-              <w:t xml:space="preserve">), showing the structural breakpoint in 1980 (dashed line;</w:t>
-            </w:r>
-            <w:r>
-              <w:t xml:space="preserve"> </w:t>
-            </w:r>
-            <m:oMath>
-              <m:r>
-                <m:rPr>
-                  <m:sty m:val="p"/>
-                </m:rPr>
-                <m:t>+</m:t>
-              </m:r>
-              <m:sSup>
-                <m:e>
-                  <m:r>
-                    <m:t>0.036</m:t>
-                  </m:r>
-                </m:e>
-                <m:sup>
-                  <m:r>
-                    <m:rPr>
-                      <m:sty m:val="p"/>
-                    </m:rPr>
-                    <m:t>∘</m:t>
-                  </m:r>
-                </m:sup>
-              </m:sSup>
-              <m:r>
-                <m:rPr>
-                  <m:nor/>
-                  <m:sty m:val="p"/>
-                </m:rPr>
-                <m:t>C</m:t>
-              </m:r>
-            </m:oMath>
-            <w:r>
-              <w:t xml:space="preserve">/dec pre-1980 vs. </w:t>
-            </w:r>
-            <m:oMath>
-              <m:r>
-                <m:rPr>
-                  <m:sty m:val="p"/>
-                </m:rPr>
-                <m:t>+</m:t>
-              </m:r>
-              <m:sSup>
-                <m:e>
-                  <m:r>
-                    <m:t>0.190</m:t>
-                  </m:r>
-                </m:e>
-                <m:sup>
-                  <m:r>
-                    <m:rPr>
-                      <m:sty m:val="p"/>
-                    </m:rPr>
-                    <m:t>∘</m:t>
-                  </m:r>
-                </m:sup>
-              </m:sSup>
-              <m:r>
-                <m:rPr>
-                  <m:nor/>
-                  <m:sty m:val="p"/>
-                </m:rPr>
-                <m:t>C</m:t>
-              </m:r>
-            </m:oMath>
-            <w:r>
-              <w:t xml:space="preserve">/dec post-1980).</w:t>
-            </w:r>
-            <w:r>
-              <w:t xml:space="preserve"> </w:t>
-            </w:r>
-            <w:r>
-              <w:rPr>
-                <w:b/>
-                <w:bCs/>
-              </w:rPr>
-              <w:t xml:space="preserve">(B)</w:t>
-            </w:r>
-            <w:r>
-              <w:t xml:space="preserve"> </w:t>
-            </w:r>
-            <w:r>
-              <w:t xml:space="preserve">Annual mean wing length deviations across 37,751 records (1884–2018), showing pre-1980 museum stability and post-1980 shortening.</w:t>
-            </w:r>
-            <w:r>
-              <w:t xml:space="preserve"> </w:t>
-            </w:r>
-            <w:r>
-              <w:rPr>
-                <w:b/>
-                <w:bCs/>
-              </w:rPr>
-              <w:t xml:space="preserve">(C)</w:t>
-            </w:r>
-            <w:r>
-              <w:t xml:space="preserve"> </w:t>
-            </w:r>
-            <w:r>
-              <w:t xml:space="preserve">Thermal sensitivity of wing length: pre-1980 morphology was decoupled from temperature (</w:t>
-            </w:r>
-            <m:oMath>
-              <m:r>
-                <m:t>β</m:t>
-              </m:r>
-              <m:r>
-                <m:rPr>
-                  <m:sty m:val="p"/>
-                </m:rPr>
-                <m:t>=</m:t>
-              </m:r>
-              <m:r>
-                <m:rPr>
-                  <m:sty m:val="p"/>
-                </m:rPr>
-                <m:t>+</m:t>
-              </m:r>
-              <m:r>
-                <m:t>0.10</m:t>
-              </m:r>
-            </m:oMath>
-            <w:r>
-              <w:t xml:space="preserve"> </w:t>
-            </w:r>
-            <w:r>
-              <w:t xml:space="preserve">mm/°C,</w:t>
-            </w:r>
-            <w:r>
-              <w:t xml:space="preserve"> </w:t>
-            </w:r>
-            <m:oMath>
-              <m:r>
-                <m:t>p</m:t>
-              </m:r>
-              <m:r>
-                <m:rPr>
-                  <m:sty m:val="p"/>
-                </m:rPr>
-                <m:t>=</m:t>
-              </m:r>
-              <m:r>
-                <m:t>0.91</m:t>
-              </m:r>
-            </m:oMath>
-            <w:r>
-              <w:t xml:space="preserve">), whereas post-1980 exhibits strong negative thermal coupling (</w:t>
-            </w:r>
-            <m:oMath>
-              <m:r>
-                <m:t>β</m:t>
-              </m:r>
-              <m:r>
-                <m:rPr>
-                  <m:sty m:val="p"/>
-                </m:rPr>
-                <m:t>=</m:t>
-              </m:r>
-              <m:r>
-                <m:rPr>
-                  <m:sty m:val="p"/>
-                </m:rPr>
-                <m:t>−</m:t>
-              </m:r>
-              <m:r>
-                <m:t>1.68</m:t>
-              </m:r>
-            </m:oMath>
-            <w:r>
-              <w:t xml:space="preserve"> </w:t>
-            </w:r>
-            <w:r>
-              <w:t xml:space="preserve">mm/°C,</w:t>
-            </w:r>
-            <w:r>
-              <w:t xml:space="preserve"> </w:t>
-            </w:r>
-            <m:oMath>
-              <m:r>
-                <m:t>p</m:t>
-              </m:r>
-              <m:r>
-                <m:rPr>
-                  <m:sty m:val="p"/>
-                </m:rPr>
-                <m:t>=</m:t>
-              </m:r>
-              <m:r>
-                <m:t>0.005</m:t>
-              </m:r>
-            </m:oMath>
-            <w:r>
-              <w:t xml:space="preserve">).</w:t>
-            </w:r>
-          </w:p>
-          <w:bookmarkEnd w:id="26"/>
-        </w:tc>
-      </w:tr>
-    </w:tbl>
-    <w:p>
-      <w:pPr>
-        <w:pStyle w:val="BodyText"/>
-      </w:pPr>
-      <w:r>
-        <w:t xml:space="preserve"> </w:t>
-      </w:r>
-    </w:p>
-    <w:tbl>
-      <w:tblPr>
-        <w:tblStyle w:val="Table"/>
-        <w:tblW w:type="pct" w:w="5000"/>
-        <w:tblLayout w:type="fixed"/>
-        <w:tblLook w:firstRow="0" w:lastRow="0" w:firstColumn="0" w:lastColumn="0" w:noHBand="0" w:noVBand="0" w:val="0000"/>
-      </w:tblPr>
-      <w:tblGrid>
-        <w:gridCol w:w="7920"/>
-      </w:tblGrid>
-      <w:tr>
-        <w:tc>
-          <w:tcPr/>
-          <w:bookmarkStart w:id="30" w:name="fig-s-climate-mass"/>
-          <w:p>
-            <w:pPr>
-              <w:pStyle w:val="Compact"/>
-              <w:jc w:val="center"/>
-            </w:pPr>
-            <w:r>
-              <w:drawing>
-                <wp:inline>
-                  <wp:extent cx="5334000" cy="2963333"/>
-                  <wp:effectExtent b="0" l="0" r="0" t="0"/>
-                  <wp:docPr descr="" title="" id="28" name="Picture"/>
-                  <a:graphic>
-                    <a:graphicData uri="http://schemas.openxmlformats.org/drawingml/2006/picture">
-                      <pic:pic>
-                        <pic:nvPicPr>
-                          <pic:cNvPr descr="images/fig-s-climate-mass.png" id="29" name="Picture"/>
-                          <pic:cNvPicPr>
-                            <a:picLocks noChangeArrowheads="1" noChangeAspect="1"/>
-                          </pic:cNvPicPr>
-                        </pic:nvPicPr>
-                        <pic:blipFill>
-                          <a:blip r:embed="rId27"/>
-                          <a:stretch>
-                            <a:fillRect/>
-                          </a:stretch>
-                        </pic:blipFill>
-                        <pic:spPr bwMode="auto">
-                          <a:xfrm>
-                            <a:off x="0" y="0"/>
-                            <a:ext cx="5334000" cy="2963333"/>
-                          </a:xfrm>
-                          <a:prstGeom prst="rect">
-                            <a:avLst/>
-                          </a:prstGeom>
-                          <a:noFill/>
-                          <a:ln w="9525">
-                            <a:noFill/>
-                            <a:headEnd/>
-                            <a:tailEnd/>
-                          </a:ln>
-                        </pic:spPr>
-                      </pic:pic>
-                    </a:graphicData>
-                  </a:graphic>
-                </wp:inline>
-              </w:drawing>
-            </w:r>
-          </w:p>
-          <w:p>
-            <w:pPr>
-              <w:jc w:val="center"/>
-            </w:pPr>
-            <w:pPr>
-              <w:jc w:val="left"/>
-              <w:spacing w:before="200"/>
-              <w:pStyle w:val="ImageCaption"/>
-            </w:pPr>
-            <w:r>
-              <w:t xml:space="preserve">Figure 5:</w:t>
-            </w:r>
-            <w:r>
-              <w:t xml:space="preserve"> </w:t>
-            </w:r>
-            <w:r>
-              <w:rPr>
-                <w:b/>
-                <w:bCs/>
-              </w:rPr>
-              <w:t xml:space="preserve">Supplementary Figure S5.</w:t>
-            </w:r>
-            <w:r>
-              <w:t xml:space="preserve"> </w:t>
-            </w:r>
-            <w:r>
-              <w:t xml:space="preserve">Century-scale body mass trajectory and thermal decoupling (1962–2018).</w:t>
-            </w:r>
-            <w:r>
-              <w:t xml:space="preserve"> </w:t>
-            </w:r>
-            <w:r>
-              <w:rPr>
-                <w:b/>
-                <w:bCs/>
-              </w:rPr>
-              <w:t xml:space="preserve">(A)</w:t>
-            </w:r>
-            <w:r>
-              <w:t xml:space="preserve"> </w:t>
-            </w:r>
-            <w:r>
-              <w:t xml:space="preserve">Regional temperature series with 1980 breakpoint.</w:t>
-            </w:r>
-            <w:r>
-              <w:t xml:space="preserve"> </w:t>
-            </w:r>
-            <w:r>
-              <w:rPr>
-                <w:b/>
-                <w:bCs/>
-              </w:rPr>
-              <w:t xml:space="preserve">(B)</w:t>
-            </w:r>
-            <w:r>
-              <w:t xml:space="preserve"> </w:t>
-            </w:r>
-            <w:r>
-              <w:t xml:space="preserve">Species-centered body mass deviations across 50,058 passerine records, showing multi-decadal stability across both pre-1980 (</w:t>
-            </w:r>
-            <m:oMath>
-              <m:r>
-                <m:rPr>
-                  <m:sty m:val="p"/>
-                </m:rPr>
-                <m:t>−</m:t>
-              </m:r>
-              <m:r>
-                <m:t>0.17</m:t>
-              </m:r>
-              <m:r>
-                <m:rPr>
-                  <m:sty m:val="p"/>
-                </m:rPr>
-                <m:t>%</m:t>
-              </m:r>
-            </m:oMath>
-            <w:r>
-              <w:t xml:space="preserve">/year,</w:t>
-            </w:r>
-            <w:r>
-              <w:t xml:space="preserve"> </w:t>
-            </w:r>
-            <m:oMath>
-              <m:r>
-                <m:t>p</m:t>
-              </m:r>
-              <m:r>
-                <m:rPr>
-                  <m:sty m:val="p"/>
-                </m:rPr>
-                <m:t>=</m:t>
-              </m:r>
-              <m:r>
-                <m:t>0.52</m:t>
-              </m:r>
-            </m:oMath>
-            <w:r>
-              <w:t xml:space="preserve">) and post-1980 (</w:t>
-            </w:r>
-            <m:oMath>
-              <m:r>
-                <m:rPr>
-                  <m:sty m:val="p"/>
-                </m:rPr>
-                <m:t>−</m:t>
-              </m:r>
-              <m:r>
-                <m:t>0.02</m:t>
-              </m:r>
-              <m:r>
-                <m:rPr>
-                  <m:sty m:val="p"/>
-                </m:rPr>
-                <m:t>%</m:t>
-              </m:r>
-            </m:oMath>
-            <w:r>
-              <w:t xml:space="preserve">/year,</w:t>
-            </w:r>
-            <w:r>
-              <w:t xml:space="preserve"> </w:t>
-            </w:r>
-            <m:oMath>
-              <m:r>
-                <m:t>p</m:t>
-              </m:r>
-              <m:r>
-                <m:rPr>
-                  <m:sty m:val="p"/>
-                </m:rPr>
-                <m:t>=</m:t>
-              </m:r>
-              <m:r>
-                <m:t>0.49</m:t>
-              </m:r>
-            </m:oMath>
-            <w:r>
-              <w:t xml:space="preserve">) eras.</w:t>
-            </w:r>
-            <w:r>
-              <w:t xml:space="preserve"> </w:t>
-            </w:r>
-            <w:r>
-              <w:rPr>
-                <w:b/>
-                <w:bCs/>
-              </w:rPr>
-              <w:t xml:space="preserve">(C)</w:t>
-            </w:r>
-            <w:r>
-              <w:t xml:space="preserve"> </w:t>
-            </w:r>
-            <w:r>
-              <w:t xml:space="preserve">Thermal sensitivity of body mass, demonstrating complete thermal decoupling across all time periods (</w:t>
-            </w:r>
-            <m:oMath>
-              <m:r>
-                <m:t>p</m:t>
-              </m:r>
-              <m:r>
-                <m:rPr>
-                  <m:sty m:val="p"/>
-                </m:rPr>
-                <m:t>=</m:t>
-              </m:r>
-              <m:r>
-                <m:t>0.86</m:t>
-              </m:r>
-            </m:oMath>
-            <w:r>
-              <w:t xml:space="preserve"> </w:t>
-            </w:r>
-            <w:r>
-              <w:t xml:space="preserve">pre-1980;</w:t>
-            </w:r>
-            <w:r>
-              <w:t xml:space="preserve"> </w:t>
-            </w:r>
-            <m:oMath>
-              <m:r>
-                <m:t>p</m:t>
-              </m:r>
-              <m:r>
-                <m:rPr>
-                  <m:sty m:val="p"/>
-                </m:rPr>
-                <m:t>=</m:t>
-              </m:r>
-              <m:r>
-                <m:t>0.43</m:t>
-              </m:r>
-            </m:oMath>
-            <w:r>
-              <w:t xml:space="preserve"> </w:t>
-            </w:r>
-            <w:r>
-              <w:t xml:space="preserve">post-1980).</w:t>
-            </w:r>
-          </w:p>
-          <w:bookmarkEnd w:id="30"/>
-        </w:tc>
-      </w:tr>
-    </w:tbl>
-    <w:p>
-      <w:pPr>
-        <w:pStyle w:val="BodyText"/>
-      </w:pPr>
-      <w:r>
-        <w:t xml:space="preserve"> </w:t>
-      </w:r>
-    </w:p>
-    <w:tbl>
-      <w:tblPr>
-        <w:tblStyle w:val="Table"/>
-        <w:tblW w:type="pct" w:w="5000"/>
-        <w:tblLayout w:type="fixed"/>
-        <w:tblLook w:firstRow="0" w:lastRow="0" w:firstColumn="0" w:lastColumn="0" w:noHBand="0" w:noVBand="0" w:val="0000"/>
-      </w:tblPr>
-      <w:tblGrid>
-        <w:gridCol w:w="7920"/>
-      </w:tblGrid>
-      <w:tr>
-        <w:tc>
-          <w:tcPr/>
-          <w:bookmarkStart w:id="34" w:name="fig-s-climate-allometry"/>
-          <w:p>
-            <w:pPr>
-              <w:pStyle w:val="Compact"/>
-              <w:jc w:val="center"/>
-            </w:pPr>
-            <w:r>
-              <w:drawing>
-                <wp:inline>
-                  <wp:extent cx="5334000" cy="2963333"/>
-                  <wp:effectExtent b="0" l="0" r="0" t="0"/>
-                  <wp:docPr descr="" title="" id="32" name="Picture"/>
-                  <a:graphic>
-                    <a:graphicData uri="http://schemas.openxmlformats.org/drawingml/2006/picture">
-                      <pic:pic>
-                        <pic:nvPicPr>
-                          <pic:cNvPr descr="images/fig-s-climate-allometry.png" id="33" name="Picture"/>
-                          <pic:cNvPicPr>
-                            <a:picLocks noChangeArrowheads="1" noChangeAspect="1"/>
-                          </pic:cNvPicPr>
-                        </pic:nvPicPr>
-                        <pic:blipFill>
-                          <a:blip r:embed="rId31"/>
-                          <a:stretch>
-                            <a:fillRect/>
-                          </a:stretch>
-                        </pic:blipFill>
-                        <pic:spPr bwMode="auto">
-                          <a:xfrm>
-                            <a:off x="0" y="0"/>
-                            <a:ext cx="5334000" cy="2963333"/>
-                          </a:xfrm>
-                          <a:prstGeom prst="rect">
-                            <a:avLst/>
-                          </a:prstGeom>
-                          <a:noFill/>
-                          <a:ln w="9525">
-                            <a:noFill/>
-                            <a:headEnd/>
-                            <a:tailEnd/>
-                          </a:ln>
-                        </pic:spPr>
-                      </pic:pic>
-                    </a:graphicData>
-                  </a:graphic>
-                </wp:inline>
-              </w:drawing>
-            </w:r>
-          </w:p>
-          <w:p>
-            <w:pPr>
-              <w:jc w:val="center"/>
-            </w:pPr>
-            <w:pPr>
-              <w:jc w:val="left"/>
-              <w:spacing w:before="200"/>
-              <w:pStyle w:val="ImageCaption"/>
-            </w:pPr>
-            <w:r>
-              <w:t xml:space="preserve">Figure 6:</w:t>
-            </w:r>
-            <w:r>
-              <w:t xml:space="preserve"> </w:t>
-            </w:r>
-            <w:r>
-              <w:rPr>
-                <w:b/>
-                <w:bCs/>
-              </w:rPr>
-              <w:t xml:space="preserve">Supplementary Figure S6.</w:t>
-            </w:r>
-            <w:r>
-              <w:t xml:space="preserve"> </w:t>
-            </w:r>
-            <w:r>
-              <w:t xml:space="preserve">Century-scale allometric trajectory and thermal stoutening (1962–2018).</w:t>
-            </w:r>
-            <w:r>
-              <w:t xml:space="preserve"> </w:t>
-            </w:r>
-            <w:r>
-              <w:rPr>
-                <w:b/>
-                <w:bCs/>
-              </w:rPr>
-              <w:t xml:space="preserve">(A)</w:t>
-            </w:r>
-            <w:r>
-              <w:t xml:space="preserve"> </w:t>
-            </w:r>
-            <w:r>
-              <w:t xml:space="preserve">Regional temperature series with 1980 breakpoint.</w:t>
-            </w:r>
-            <w:r>
-              <w:t xml:space="preserve"> </w:t>
-            </w:r>
-            <w:r>
-              <w:rPr>
-                <w:b/>
-                <w:bCs/>
-              </w:rPr>
-              <w:t xml:space="preserve">(B)</w:t>
-            </w:r>
-            <w:r>
-              <w:t xml:space="preserve"> </w:t>
-            </w:r>
-            <w:r>
-              <w:t xml:space="preserve">Isometry contrast (</w:t>
-            </w:r>
-            <m:oMath>
-              <m:sSub>
-                <m:e>
-                  <m:r>
-                    <m:rPr>
-                      <m:sty m:val="p"/>
-                    </m:rPr>
-                    <m:t>Δ</m:t>
-                  </m:r>
-                </m:e>
-                <m:sub>
-                  <m:r>
-                    <m:rPr>
-                      <m:nor/>
-                      <m:sty m:val="p"/>
-                    </m:rPr>
-                    <m:t>iso</m:t>
-                  </m:r>
-                </m:sub>
-              </m:sSub>
-              <m:r>
-                <m:rPr>
-                  <m:sty m:val="p"/>
-                </m:rPr>
-                <m:t>=</m:t>
-              </m:r>
-              <m:r>
-                <m:rPr>
-                  <m:sty m:val="p"/>
-                </m:rPr>
-                <m:t>ln</m:t>
-              </m:r>
-              <m:r>
-                <m:t>M</m:t>
-              </m:r>
-              <m:r>
-                <m:rPr>
-                  <m:sty m:val="p"/>
-                </m:rPr>
-                <m:t>−</m:t>
-              </m:r>
-              <m:r>
-                <m:t>3</m:t>
-              </m:r>
-              <m:r>
-                <m:rPr>
-                  <m:sty m:val="p"/>
-                </m:rPr>
-                <m:t>ln</m:t>
-              </m:r>
-              <m:r>
-                <m:t>L</m:t>
-              </m:r>
-            </m:oMath>
-            <w:r>
-              <w:t xml:space="preserve">) across 29,871 shared records, showing strict isometry pre-1980 (</w:t>
-            </w:r>
-            <m:oMath>
-              <m:r>
-                <m:t>p</m:t>
-              </m:r>
-              <m:r>
-                <m:rPr>
-                  <m:sty m:val="p"/>
-                </m:rPr>
-                <m:t>=</m:t>
-              </m:r>
-              <m:r>
-                <m:t>0.69</m:t>
-              </m:r>
-            </m:oMath>
-            <w:r>
-              <w:t xml:space="preserve">) and significant stoutening post-1980 (</w:t>
-            </w:r>
-            <m:oMath>
-              <m:r>
-                <m:rPr>
-                  <m:sty m:val="p"/>
-                </m:rPr>
-                <m:t>+</m:t>
-              </m:r>
-              <m:r>
-                <m:t>2.12</m:t>
-              </m:r>
-              <m:r>
-                <m:rPr>
-                  <m:sty m:val="p"/>
-                </m:rPr>
-                <m:t>%</m:t>
-              </m:r>
-            </m:oMath>
-            <w:r>
-              <w:t xml:space="preserve">/decade,</w:t>
-            </w:r>
-            <w:r>
-              <w:t xml:space="preserve"> </w:t>
-            </w:r>
-            <m:oMath>
-              <m:r>
-                <m:t>p</m:t>
-              </m:r>
-              <m:r>
-                <m:rPr>
-                  <m:sty m:val="p"/>
-                </m:rPr>
-                <m:t>=</m:t>
-              </m:r>
-              <m:r>
-                <m:t>0.048</m:t>
-              </m:r>
-            </m:oMath>
-            <w:r>
-              <w:t xml:space="preserve">).</w:t>
-            </w:r>
-            <w:r>
-              <w:t xml:space="preserve"> </w:t>
-            </w:r>
-            <w:r>
-              <w:rPr>
-                <w:b/>
-                <w:bCs/>
-              </w:rPr>
-              <w:t xml:space="preserve">(C)</w:t>
-            </w:r>
-            <w:r>
-              <w:t xml:space="preserve"> </w:t>
-            </w:r>
-            <w:r>
-              <w:t xml:space="preserve">Thermal sensitivity of allometry, showing strong positive coupling to regional warming post-1980 (</w:t>
-            </w:r>
-            <m:oMath>
-              <m:r>
-                <m:t>β</m:t>
-              </m:r>
-              <m:r>
-                <m:rPr>
-                  <m:sty m:val="p"/>
-                </m:rPr>
-                <m:t>=</m:t>
-              </m:r>
-              <m:r>
-                <m:rPr>
-                  <m:sty m:val="p"/>
-                </m:rPr>
-                <m:t>+</m:t>
-              </m:r>
-              <m:r>
-                <m:t>9.32</m:t>
-              </m:r>
-              <m:r>
-                <m:rPr>
-                  <m:sty m:val="p"/>
-                </m:rPr>
-                <m:t>%</m:t>
-              </m:r>
-              <m:sSup>
-                <m:e>
-                  <m:r>
-                    <m:rPr>
-                      <m:sty m:val="p"/>
-                    </m:rPr>
-                    <m:t>/</m:t>
-                  </m:r>
-                </m:e>
-                <m:sup>
-                  <m:r>
-                    <m:rPr>
-                      <m:sty m:val="p"/>
-                    </m:rPr>
-                    <m:t>∘</m:t>
-                  </m:r>
-                </m:sup>
-              </m:sSup>
-              <m:r>
-                <m:rPr>
-                  <m:nor/>
-                  <m:sty m:val="p"/>
-                </m:rPr>
-                <m:t>C</m:t>
-              </m:r>
-              <m:r>
-                <m:rPr>
-                  <m:sty m:val="p"/>
-                </m:rPr>
-                <m:t>,</m:t>
-              </m:r>
-              <m:r>
-                <m:t>p</m:t>
-              </m:r>
-              <m:r>
-                <m:rPr>
-                  <m:sty m:val="p"/>
-                </m:rPr>
-                <m:t>=</m:t>
-              </m:r>
-              <m:r>
-                <m:t>0.034</m:t>
-              </m:r>
-            </m:oMath>
-            <w:r>
-              <w:t xml:space="preserve">).</w:t>
-            </w:r>
-          </w:p>
-          <w:bookmarkEnd w:id="34"/>
-        </w:tc>
-      </w:tr>
-    </w:tbl>
-    <w:p>
-      <w:pPr>
-        <w:pStyle w:val="BodyText"/>
-      </w:pPr>
-      <w:r>
-        <w:t xml:space="preserve"> </w:t>
-      </w:r>
-    </w:p>
-    <w:tbl>
-      <w:tblPr>
-        <w:tblStyle w:val="Table"/>
-        <w:tblW w:type="pct" w:w="5000"/>
-        <w:tblLayout w:type="fixed"/>
-        <w:tblLook w:firstRow="0" w:lastRow="0" w:firstColumn="0" w:lastColumn="0" w:noHBand="0" w:noVBand="0" w:val="0000"/>
-      </w:tblPr>
-      <w:tblGrid>
-        <w:gridCol w:w="7920"/>
-      </w:tblGrid>
-      <w:tr>
-        <w:tc>
-          <w:tcPr/>
-          <w:bookmarkStart w:id="38" w:name="fig-s-secular-trajectories"/>
-          <w:p>
-            <w:pPr>
-              <w:pStyle w:val="Compact"/>
-              <w:jc w:val="center"/>
-            </w:pPr>
-            <w:r>
-              <w:drawing>
-                <wp:inline>
-                  <wp:extent cx="5334000" cy="4772526"/>
-                  <wp:effectExtent b="0" l="0" r="0" t="0"/>
-                  <wp:docPr descr="" title="" id="36" name="Picture"/>
-                  <a:graphic>
-                    <a:graphicData uri="http://schemas.openxmlformats.org/drawingml/2006/picture">
-                      <pic:pic>
-                        <pic:nvPicPr>
-                          <pic:cNvPr descr="images/fig-s-secular-trajectories.png" id="37" name="Picture"/>
-                          <pic:cNvPicPr>
-                            <a:picLocks noChangeArrowheads="1" noChangeAspect="1"/>
-                          </pic:cNvPicPr>
-                        </pic:nvPicPr>
-                        <pic:blipFill>
-                          <a:blip r:embed="rId35"/>
-                          <a:stretch>
-                            <a:fillRect/>
-                          </a:stretch>
-                        </pic:blipFill>
-                        <pic:spPr bwMode="auto">
-                          <a:xfrm>
-                            <a:off x="0" y="0"/>
-                            <a:ext cx="5334000" cy="4772526"/>
-                          </a:xfrm>
-                          <a:prstGeom prst="rect">
-                            <a:avLst/>
-                          </a:prstGeom>
-                          <a:noFill/>
-                          <a:ln w="9525">
-                            <a:noFill/>
-                            <a:headEnd/>
-                            <a:tailEnd/>
-                          </a:ln>
-                        </pic:spPr>
-                      </pic:pic>
-                    </a:graphicData>
-                  </a:graphic>
-                </wp:inline>
-              </w:drawing>
-            </w:r>
-          </w:p>
-          <w:p>
-            <w:pPr>
-              <w:jc w:val="center"/>
-            </w:pPr>
-            <w:pPr>
-              <w:jc w:val="left"/>
-              <w:spacing w:before="200"/>
-              <w:pStyle w:val="ImageCaption"/>
-            </w:pPr>
-            <w:r>
-              <w:t xml:space="preserve">Figure 7:</w:t>
-            </w:r>
-            <w:r>
-              <w:t xml:space="preserve"> </w:t>
-            </w:r>
-            <w:r>
-              <w:rPr>
-                <w:b/>
-                <w:bCs/>
-              </w:rPr>
-              <w:t xml:space="preserve">Supplementary Figure S8.</w:t>
-            </w:r>
-            <w:r>
-              <w:t xml:space="preserve"> </w:t>
-            </w:r>
-            <w:r>
-              <w:t xml:space="preserve">Secular species-specific trajectories for 175 passerine species connecting historical museum skins (1884–1979) to modern field ringing records (1995–2018). Points represent annual species means sized by capture count; lines represent species-specific linear mixed-effects trajectories.</w:t>
-            </w:r>
-          </w:p>
-          <w:bookmarkEnd w:id="38"/>
-        </w:tc>
-      </w:tr>
-    </w:tbl>
-    <w:p>
-      <w:r>
-        <w:pict>
-          <v:rect style="width:0;height:1.5pt" o:hralign="center" o:hrstd="t" o:hr="t"/>
-        </w:pict>
-      </w:r>
-    </w:p>
-    <w:bookmarkEnd w:id="39"/>
-    <w:bookmarkStart w:id="44" w:name="X6079c49a23a0d893b6bb2fa1d28d7b96257e404"/>
-    <w:p>
-      <w:pPr>
-        <w:pStyle w:val="Heading2"/>
-      </w:pPr>
-      <w:r>
-        <w:t xml:space="preserve">1.4 Supplementary Note S4: Community-Wide Sampling Expansion (Jirinec et al. 2021 Criteria)</w:t>
-      </w:r>
-    </w:p>
-    <w:p>
-      <w:pPr>
-        <w:pStyle w:val="FirstParagraph"/>
-      </w:pPr>
-      <w:r>
-        <w:t xml:space="preserve">To assess whether our focal sample restrictions (passerines, adults of known sex,</w:t>
-      </w:r>
-      <w:r>
-        <w:t xml:space="preserve"> </w:t>
-      </w:r>
-      <m:oMath>
-        <m:r>
-          <m:t>n</m:t>
-        </m:r>
-        <m:r>
-          <m:rPr>
-            <m:sty m:val="p"/>
-          </m:rPr>
-          <m:t>≥</m:t>
-        </m:r>
-        <m:r>
-          <m:t>30</m:t>
-        </m:r>
-      </m:oMath>
-      <w:r>
-        <w:t xml:space="preserve">,</w:t>
-      </w:r>
-      <w:r>
-        <w:t xml:space="preserve"> </w:t>
-      </w:r>
-      <m:oMath>
-        <m:r>
-          <m:rPr>
-            <m:sty m:val="p"/>
-          </m:rPr>
-          <m:t>≥</m:t>
-        </m:r>
-        <m:r>
-          <m:t>5</m:t>
-        </m:r>
-      </m:oMath>
-      <w:r>
-        <w:t xml:space="preserve"> </w:t>
-      </w:r>
-      <w:r>
-        <w:t xml:space="preserve">years span) influenced conclusions, we implemented a community-wide expansion following the less restrictive sampling design of</w:t>
-      </w:r>
-      <w:r>
-        <w:t xml:space="preserve"> </w:t>
-      </w:r>
-      <w:r>
-        <w:t xml:space="preserve">Jirinec et al. (2021)</w:t>
-      </w:r>
-      <w:r>
-        <w:t xml:space="preserve">:</w:t>
-      </w:r>
-      <w:r>
-        <w:t xml:space="preserve"> </w:t>
-      </w:r>
-      <w:r>
-        <w:t xml:space="preserve">1. Inclusion of adult individuals of unknown sex;</w:t>
-      </w:r>
-      <w:r>
-        <w:t xml:space="preserve"> </w:t>
-      </w:r>
-      <w:r>
-        <w:t xml:space="preserve">2. Expansion from Passeriformes to all mist-netted understorey bird orders (Apodiformes, Columbiformes, Coraciiformes, Cuculiformes, Galbuliformes, Gruiformes, Passeriformes, Pelecaniformes, Piciformes, Strigiformes, Trogoniformes);</w:t>
-      </w:r>
-      <w:r>
-        <w:t xml:space="preserve"> </w:t>
-      </w:r>
-      <w:r>
-        <w:t xml:space="preserve">3. Temporal coverage criterion requiring</w:t>
-      </w:r>
-      <w:r>
-        <w:t xml:space="preserve"> </w:t>
-      </w:r>
-      <m:oMath>
-        <m:r>
-          <m:rPr>
-            <m:sty m:val="p"/>
-          </m:rPr>
-          <m:t>≥</m:t>
-        </m:r>
-        <m:r>
-          <m:t>5</m:t>
-        </m:r>
-      </m:oMath>
-      <w:r>
-        <w:t xml:space="preserve"> </w:t>
-      </w:r>
-      <w:r>
-        <w:t xml:space="preserve">captures before and after the median sampling year (2010).</w:t>
-      </w:r>
-    </w:p>
-    <w:p>
-      <w:pPr>
-        <w:pStyle w:val="BodyText"/>
-      </w:pPr>
-      <w:r>
-        <w:t xml:space="preserve">This expanded dataset comprised 46,663 body mass records (243 species) and 31,888 wing records (217 species). Linear mixed-effects models controlling for species random slopes, sampling locality, and contributor demonstrated that wing shortening remained invariant at</w:t>
-      </w:r>
-      <w:r>
-        <w:t xml:space="preserve"> </w:t>
-      </w:r>
-      <m:oMath>
-        <m:r>
-          <m:rPr>
-            <m:sty m:val="p"/>
-          </m:rPr>
-          <m:t>−</m:t>
-        </m:r>
-        <m:r>
-          <m:t>1.00</m:t>
-        </m:r>
-        <m:r>
-          <m:rPr>
-            <m:sty m:val="p"/>
-          </m:rPr>
-          <m:t>%</m:t>
-        </m:r>
-      </m:oMath>
-      <w:r>
-        <w:t xml:space="preserve">/decade (95% CI:</w:t>
-      </w:r>
-      <w:r>
-        <w:t xml:space="preserve"> </w:t>
-      </w:r>
-      <m:oMath>
-        <m:r>
-          <m:rPr>
-            <m:sty m:val="p"/>
-          </m:rPr>
-          <m:t>−</m:t>
-        </m:r>
-        <m:r>
-          <m:t>2.09</m:t>
-        </m:r>
-      </m:oMath>
-      <w:r>
-        <w:t xml:space="preserve"> </w:t>
-      </w:r>
-      <w:r>
-        <w:t xml:space="preserve">to</w:t>
-      </w:r>
-      <w:r>
-        <w:t xml:space="preserve"> </w:t>
-      </w:r>
-      <m:oMath>
-        <m:r>
-          <m:rPr>
-            <m:sty m:val="p"/>
-          </m:rPr>
-          <m:t>+</m:t>
-        </m:r>
-        <m:r>
-          <m:t>0.09</m:t>
-        </m:r>
-        <m:r>
-          <m:rPr>
-            <m:sty m:val="p"/>
-          </m:rPr>
-          <m:t>%</m:t>
-        </m:r>
-      </m:oMath>
-      <w:r>
-        <w:t xml:space="preserve">/decade;</w:t>
-      </w:r>
-      <w:r>
-        <w:t xml:space="preserve"> </w:t>
-      </w:r>
-      <w:hyperlink w:anchor="tbl-s1">
-        <w:r>
-          <w:rPr>
-            <w:rStyle w:val="Hyperlink"/>
-          </w:rPr>
-          <w:t xml:space="preserve">Table 2</w:t>
-        </w:r>
-      </w:hyperlink>
-      <w:r>
-        <w:t xml:space="preserve">;</w:t>
-      </w:r>
-      <w:r>
-        <w:t xml:space="preserve"> </w:t>
-      </w:r>
-      <w:hyperlink w:anchor="fig-s-model-comparison">
-        <w:r>
-          <w:rPr>
-            <w:rStyle w:val="Hyperlink"/>
-          </w:rPr>
-          <w:t xml:space="preserve">Figure 8</w:t>
-        </w:r>
-      </w:hyperlink>
-      <w:r>
-        <w:t xml:space="preserve">). For body mass, the expanded community sample yielded a statistically detectable decadal decline of</w:t>
-      </w:r>
-      <w:r>
-        <w:t xml:space="preserve"> </w:t>
-      </w:r>
-      <m:oMath>
-        <m:r>
-          <m:rPr>
-            <m:sty m:val="p"/>
-          </m:rPr>
-          <m:t>−</m:t>
-        </m:r>
-        <m:r>
-          <m:t>1.29</m:t>
-        </m:r>
-        <m:r>
-          <m:rPr>
-            <m:sty m:val="p"/>
-          </m:rPr>
-          <m:t>%</m:t>
-        </m:r>
-      </m:oMath>
-      <w:r>
-        <w:t xml:space="preserve">/decade (95% CI:</w:t>
-      </w:r>
-      <w:r>
-        <w:t xml:space="preserve"> </w:t>
-      </w:r>
-      <m:oMath>
-        <m:r>
-          <m:rPr>
-            <m:sty m:val="p"/>
-          </m:rPr>
-          <m:t>−</m:t>
-        </m:r>
-        <m:r>
-          <m:t>2.30</m:t>
-        </m:r>
-      </m:oMath>
-      <w:r>
-        <w:t xml:space="preserve"> </w:t>
-      </w:r>
-      <w:r>
-        <w:t xml:space="preserve">to</w:t>
-      </w:r>
-      <w:r>
-        <w:t xml:space="preserve"> </w:t>
-      </w:r>
-      <m:oMath>
-        <m:r>
-          <m:rPr>
-            <m:sty m:val="p"/>
-          </m:rPr>
-          <m:t>−</m:t>
-        </m:r>
-        <m:r>
-          <m:t>0.27</m:t>
-        </m:r>
-        <m:r>
-          <m:rPr>
-            <m:sty m:val="p"/>
-          </m:rPr>
-          <m:t>%</m:t>
-        </m:r>
-      </m:oMath>
-      <w:r>
-        <w:t xml:space="preserve">/decade), positioning the Atlantic Forest intermediate between North American temperate migrants [</w:t>
-      </w:r>
-      <m:oMath>
-        <m:r>
-          <m:rPr>
-            <m:sty m:val="p"/>
-          </m:rPr>
-          <m:t>−</m:t>
-        </m:r>
-        <m:r>
-          <m:t>0.68</m:t>
-        </m:r>
-        <m:r>
-          <m:rPr>
-            <m:sty m:val="p"/>
-          </m:rPr>
-          <m:t>%</m:t>
-        </m:r>
-      </m:oMath>
-      <w:r>
-        <w:t xml:space="preserve">/decade;</w:t>
-      </w:r>
-      <w:r>
-        <w:t xml:space="preserve"> </w:t>
-      </w:r>
-      <w:r>
-        <w:t xml:space="preserve">Weeks et al. (2020)</w:t>
-      </w:r>
-      <w:r>
-        <w:t xml:space="preserve">] and continuous Amazonian understorey [</w:t>
-      </w:r>
-      <m:oMath>
-        <m:r>
-          <m:rPr>
-            <m:sty m:val="p"/>
-          </m:rPr>
-          <m:t>−</m:t>
-        </m:r>
-        <m:r>
-          <m:t>1.80</m:t>
-        </m:r>
-        <m:r>
-          <m:rPr>
-            <m:sty m:val="p"/>
-          </m:rPr>
-          <m:t>%</m:t>
-        </m:r>
-      </m:oMath>
-      <w:r>
-        <w:t xml:space="preserve">/decade;</w:t>
-      </w:r>
-      <w:r>
-        <w:t xml:space="preserve"> </w:t>
-      </w:r>
-      <w:r>
-        <w:t xml:space="preserve">Jirinec et al. (2021)</w:t>
-      </w:r>
-      <w:r>
-        <w:t xml:space="preserve">].</w:t>
-      </w:r>
-    </w:p>
-    <w:tbl>
-      <w:tblPr>
-        <w:tblStyle w:val="Table"/>
-        <w:tblW w:type="pct" w:w="5000"/>
-        <w:tblLayout w:type="fixed"/>
-        <w:tblLook w:firstRow="0" w:lastRow="0" w:firstColumn="0" w:lastColumn="0" w:noHBand="0" w:noVBand="0" w:val="0000"/>
-      </w:tblPr>
-      <w:tblGrid>
-        <w:gridCol w:w="7920"/>
-      </w:tblGrid>
-      <w:tr>
-        <w:tc>
-          <w:tcPr/>
-          <w:bookmarkStart w:id="43" w:name="fig-s-model-comparison"/>
-          <w:p>
-            <w:pPr>
-              <w:pStyle w:val="Compact"/>
-              <w:jc w:val="center"/>
-            </w:pPr>
-            <w:r>
-              <w:drawing>
-                <wp:inline>
-                  <wp:extent cx="5334000" cy="3809999"/>
-                  <wp:effectExtent b="0" l="0" r="0" t="0"/>
-                  <wp:docPr descr="" title="" id="41" name="Picture"/>
-                  <a:graphic>
-                    <a:graphicData uri="http://schemas.openxmlformats.org/drawingml/2006/picture">
-                      <pic:pic>
-                        <pic:nvPicPr>
-                          <pic:cNvPr descr="images/fig-s-model-comparison.png" id="42" name="Picture"/>
-                          <pic:cNvPicPr>
-                            <a:picLocks noChangeArrowheads="1" noChangeAspect="1"/>
-                          </pic:cNvPicPr>
-                        </pic:nvPicPr>
-                        <pic:blipFill>
-                          <a:blip r:embed="rId40"/>
-                          <a:stretch>
-                            <a:fillRect/>
-                          </a:stretch>
-                        </pic:blipFill>
-                        <pic:spPr bwMode="auto">
-                          <a:xfrm>
-                            <a:off x="0" y="0"/>
-                            <a:ext cx="5334000" cy="3809999"/>
-                          </a:xfrm>
-                          <a:prstGeom prst="rect">
-                            <a:avLst/>
-                          </a:prstGeom>
-                          <a:noFill/>
-                          <a:ln w="9525">
-                            <a:noFill/>
-                            <a:headEnd/>
-                            <a:tailEnd/>
-                          </a:ln>
-                        </pic:spPr>
-                      </pic:pic>
-                    </a:graphicData>
-                  </a:graphic>
-                </wp:inline>
-              </w:drawing>
-            </w:r>
-          </w:p>
-          <w:p>
-            <w:pPr>
-              <w:jc w:val="center"/>
-            </w:pPr>
-            <w:pPr>
-              <w:jc w:val="left"/>
-              <w:spacing w:before="200"/>
-              <w:pStyle w:val="ImageCaption"/>
-            </w:pPr>
-            <w:r>
-              <w:t xml:space="preserve">Figure 8:</w:t>
-            </w:r>
-            <w:r>
-              <w:t xml:space="preserve"> </w:t>
-            </w:r>
-            <w:r>
-              <w:rPr>
-                <w:b/>
-                <w:bCs/>
-              </w:rPr>
-              <w:t xml:space="preserve">Supplementary Figure S7.</w:t>
-            </w:r>
-            <w:r>
-              <w:t xml:space="preserve"> </w:t>
-            </w:r>
-            <w:r>
-              <w:t xml:space="preserve">Forest plot comparing decadal rates of change (% per decade,</w:t>
-            </w:r>
-            <w:r>
-              <w:t xml:space="preserve"> </w:t>
-            </w:r>
-            <m:oMath>
-              <m:r>
-                <m:rPr>
-                  <m:sty m:val="p"/>
-                </m:rPr>
-                <m:t>±</m:t>
-              </m:r>
-              <m:r>
-                <m:t>95</m:t>
-              </m:r>
-              <m:r>
-                <m:rPr>
-                  <m:sty m:val="p"/>
-                </m:rPr>
-                <m:t>%</m:t>
-              </m:r>
-            </m:oMath>
-            <w:r>
-              <w:t xml:space="preserve"> </w:t>
-            </w:r>
-            <w:r>
-              <w:t xml:space="preserve">CI) across sequential analytical tiers (T1–T6) for wing length (blue) and body mass (orange). Benchmarks from</w:t>
-            </w:r>
-            <w:r>
-              <w:t xml:space="preserve"> </w:t>
-            </w:r>
-            <w:r>
-              <w:t xml:space="preserve">Weeks et al. (2020)</w:t>
-            </w:r>
-            <w:r>
-              <w:t xml:space="preserve"> </w:t>
-            </w:r>
-            <w:r>
-              <w:t xml:space="preserve">(temperate migrants) and</w:t>
-            </w:r>
-            <w:r>
-              <w:t xml:space="preserve"> </w:t>
-            </w:r>
-            <w:r>
-              <w:t xml:space="preserve">Jirinec et al. (2021)</w:t>
-            </w:r>
-            <w:r>
-              <w:t xml:space="preserve"> </w:t>
-            </w:r>
-            <w:r>
-              <w:t xml:space="preserve">(Amazonian understorey) are displayed for comparison.</w:t>
-            </w:r>
-          </w:p>
-          <w:bookmarkEnd w:id="43"/>
-        </w:tc>
-      </w:tr>
-    </w:tbl>
-    <w:p>
-      <w:r>
-        <w:pict>
-          <v:rect style="width:0;height:1.5pt" o:hralign="center" o:hrstd="t" o:hr="t"/>
-        </w:pict>
-      </w:r>
-    </w:p>
-    <w:bookmarkEnd w:id="44"/>
-    <w:bookmarkStart w:id="49" w:name="X6ceccdb6db35aaae2f1e6a1c11236893a873cd2"/>
-    <w:p>
-      <w:pPr>
-        <w:pStyle w:val="Heading2"/>
-      </w:pPr>
-      <w:r>
-        <w:t xml:space="preserve">1.5 Supplementary Note S5: Exploratory Distributional Structural Equation Modeling (drmSEM)</w:t>
-      </w:r>
-    </w:p>
-    <w:p>
-      <w:pPr>
-        <w:pStyle w:val="FirstParagraph"/>
-      </w:pPr>
-      <w:r>
-        <w:t xml:space="preserve">To evaluate causal pathways connecting climate warming, potential prey availability, and avian morphometrics, we formulated a distributional causal DAG using</w:t>
-      </w:r>
-      <w:r>
-        <w:t xml:space="preserve"> </w:t>
-      </w:r>
-      <w:r>
-        <w:rPr>
-          <w:rStyle w:val="VerbatimChar"/>
-        </w:rPr>
-        <w:t xml:space="preserve">drmSEM</w:t>
-      </w:r>
-      <w:r>
-        <w:t xml:space="preserve"> </w:t>
-      </w:r>
-      <w:r>
-        <w:t xml:space="preserve">/</w:t>
-      </w:r>
-      <w:r>
-        <w:t xml:space="preserve"> </w:t>
-      </w:r>
-      <w:r>
-        <w:rPr>
-          <w:rStyle w:val="VerbatimChar"/>
-        </w:rPr>
-        <w:t xml:space="preserve">glmmTMB</w:t>
-      </w:r>
-      <w:r>
-        <w:t xml:space="preserve"> </w:t>
-      </w:r>
-      <w:r>
-        <w:t xml:space="preserve">(</w:t>
-      </w:r>
-      <w:hyperlink w:anchor="fig-s-drmsem">
-        <w:r>
-          <w:rPr>
-            <w:rStyle w:val="Hyperlink"/>
-          </w:rPr>
-          <w:t xml:space="preserve">Figure 9</w:t>
-        </w:r>
-      </w:hyperlink>
-      <w:r>
-        <w:t xml:space="preserve">). The model simultaneously estimates mean paths (</w:t>
-      </w:r>
-      <m:oMath>
-        <m:r>
-          <m:t>μ</m:t>
-        </m:r>
-      </m:oMath>
-      <w:r>
-        <w:t xml:space="preserve">) and heteroscedastic dispersion paths (</w:t>
-      </w:r>
-      <m:oMath>
-        <m:r>
-          <m:rPr>
-            <m:sty m:val="p"/>
-          </m:rPr>
-          <m:t>log</m:t>
-        </m:r>
-        <m:r>
-          <m:t>σ</m:t>
-        </m:r>
-      </m:oMath>
-      <w:r>
-        <w:t xml:space="preserve">). In accordance with the main findings, direct temperature effects on wing length were modest, body mass showed stability, and regional prey indices (litter ants) showed no direct causal constraint on avian body condition.</w:t>
-      </w:r>
-    </w:p>
-    <w:tbl>
-      <w:tblPr>
-        <w:tblStyle w:val="Table"/>
-        <w:tblW w:type="pct" w:w="5000"/>
-        <w:tblLayout w:type="fixed"/>
-        <w:tblLook w:firstRow="0" w:lastRow="0" w:firstColumn="0" w:lastColumn="0" w:noHBand="0" w:noVBand="0" w:val="0000"/>
-      </w:tblPr>
-      <w:tblGrid>
-        <w:gridCol w:w="7920"/>
-      </w:tblGrid>
-      <w:tr>
-        <w:tc>
-          <w:tcPr/>
-          <w:bookmarkStart w:id="48" w:name="fig-s-drmsem"/>
-          <w:p>
-            <w:pPr>
-              <w:pStyle w:val="Compact"/>
-              <w:jc w:val="center"/>
-            </w:pPr>
-            <w:r>
-              <w:drawing>
-                <wp:inline>
-                  <wp:extent cx="5334000" cy="3852333"/>
-                  <wp:effectExtent b="0" l="0" r="0" t="0"/>
-                  <wp:docPr descr="" title="" id="46" name="Picture"/>
-                  <a:graphic>
-                    <a:graphicData uri="http://schemas.openxmlformats.org/drawingml/2006/picture">
-                      <pic:pic>
-                        <pic:nvPicPr>
-                          <pic:cNvPr descr="images/fig-drmsem.png" id="47" name="Picture"/>
-                          <pic:cNvPicPr>
-                            <a:picLocks noChangeArrowheads="1" noChangeAspect="1"/>
-                          </pic:cNvPicPr>
-                        </pic:nvPicPr>
-                        <pic:blipFill>
-                          <a:blip r:embed="rId45"/>
-                          <a:stretch>
-                            <a:fillRect/>
-                          </a:stretch>
-                        </pic:blipFill>
-                        <pic:spPr bwMode="auto">
-                          <a:xfrm>
-                            <a:off x="0" y="0"/>
-                            <a:ext cx="5334000" cy="3852333"/>
-                          </a:xfrm>
-                          <a:prstGeom prst="rect">
-                            <a:avLst/>
-                          </a:prstGeom>
-                          <a:noFill/>
-                          <a:ln w="9525">
-                            <a:noFill/>
-                            <a:headEnd/>
-                            <a:tailEnd/>
-                          </a:ln>
-                        </pic:spPr>
-                      </pic:pic>
-                    </a:graphicData>
-                  </a:graphic>
-                </wp:inline>
-              </w:drawing>
-            </w:r>
-          </w:p>
-          <w:p>
-            <w:pPr>
-              <w:jc w:val="center"/>
-            </w:pPr>
-            <w:pPr>
-              <w:jc w:val="left"/>
-              <w:spacing w:before="200"/>
-              <w:pStyle w:val="ImageCaption"/>
-            </w:pPr>
-            <w:r>
-              <w:t xml:space="preserve">Figure 9:</w:t>
-            </w:r>
-            <w:r>
-              <w:t xml:space="preserve"> </w:t>
-            </w:r>
-            <w:r>
-              <w:rPr>
-                <w:b/>
-                <w:bCs/>
-              </w:rPr>
-              <w:t xml:space="preserve">Supplementary Figure S9.</w:t>
-            </w:r>
-            <w:r>
-              <w:t xml:space="preserve"> </w:t>
-            </w:r>
-            <w:r>
-              <w:t xml:space="preserve">Distributional causal directed acyclic graph (drmSEM) evaluating environmental warming, prey availability, and avian phenotypic responses. Solid arrows represent mean structural paths (</w:t>
-            </w:r>
-            <m:oMath>
-              <m:r>
-                <m:t>μ</m:t>
-              </m:r>
-            </m:oMath>
-            <w:r>
-              <w:t xml:space="preserve">); dashed arrows represent dispersion paths (</w:t>
-            </w:r>
-            <m:oMath>
-              <m:r>
-                <m:rPr>
-                  <m:sty m:val="p"/>
-                </m:rPr>
-                <m:t>log</m:t>
-              </m:r>
-              <m:r>
-                <m:t>σ</m:t>
-              </m:r>
-            </m:oMath>
-            <w:r>
-              <w:t xml:space="preserve">). Standardized path coefficients (</w:t>
-            </w:r>
-            <m:oMath>
-              <m:r>
-                <m:rPr>
-                  <m:sty m:val="p"/>
-                </m:rPr>
-                <m:t>±</m:t>
-              </m:r>
-              <m:r>
-                <m:t>1</m:t>
-              </m:r>
-            </m:oMath>
-            <w:r>
-              <w:t xml:space="preserve"> </w:t>
-            </w:r>
-            <w:r>
-              <w:t xml:space="preserve">SE) are displayed alongside each path.</w:t>
-            </w:r>
-          </w:p>
-          <w:bookmarkEnd w:id="48"/>
-        </w:tc>
-      </w:tr>
-    </w:tbl>
-    <w:p>
-      <w:r>
-        <w:pict>
-          <v:rect style="width:0;height:1.5pt" o:hralign="center" o:hrstd="t" o:hr="t"/>
-        </w:pict>
-      </w:r>
-    </w:p>
-    <w:bookmarkEnd w:id="49"/>
-    <w:bookmarkStart w:id="54" w:name="Xb797f4ad9f8782127ccd0d6b327d36c520d836e"/>
-    <w:p>
-      <w:pPr>
-        <w:pStyle w:val="Heading2"/>
-      </w:pPr>
-      <w:r>
-        <w:t xml:space="preserve">1.6 Supplementary Note S6: Species-Level Phenotypic Variability (lnCVR)</w:t>
-      </w:r>
-    </w:p>
-    <w:p>
-      <w:pPr>
-        <w:pStyle w:val="FirstParagraph"/>
-      </w:pPr>
-      <w:r>
-        <w:t xml:space="preserve">Species-level log coefficient-of-variation ratios (</w:t>
+        <w:t xml:space="preserve">The main text reports among-individual phenotypic variability from continuous heteroscedastic dispersion models. As a complementary species-level summary, we computed log coefficient-of-variation ratios (</w:t>
       </w:r>
       <m:oMath>
         <m:r>
@@ -4158,7 +1214,240 @@
         </m:r>
       </m:oMath>
       <w:r>
-        <w:t xml:space="preserve">) comparing the late (2013–2018) and early (1995–2006) sampling periods are shown below. Pooled across contributors these suggest increased variability; restricted to within the same contributor the pattern does not persist (see main text).</w:t>
+        <w:t xml:space="preserve">) with small-sample bias correction</w:t>
+      </w:r>
+      <w:r>
+        <w:t xml:space="preserve"> </w:t>
+      </w:r>
+      <w:r>
+        <w:t xml:space="preserve">(Nakagawa et al. 2015)</w:t>
+      </w:r>
+      <w:r>
+        <w:t xml:space="preserve"> </w:t>
+      </w:r>
+      <w:r>
+        <w:t xml:space="preserve">for species with</w:t>
+      </w:r>
+      <w:r>
+        <w:t xml:space="preserve"> </w:t>
+      </w:r>
+      <m:oMath>
+        <m:r>
+          <m:rPr>
+            <m:sty m:val="p"/>
+          </m:rPr>
+          <m:t>≥</m:t>
+        </m:r>
+        <m:r>
+          <m:t>5</m:t>
+        </m:r>
+      </m:oMath>
+      <w:r>
+        <w:t xml:space="preserve"> </w:t>
+      </w:r>
+      <w:r>
+        <w:t xml:space="preserve">records in both the early (1995–2006) and late (2013–2018) periods, pooling effect sizes in random-effects meta-analytic models using</w:t>
+      </w:r>
+      <w:r>
+        <w:t xml:space="preserve"> </w:t>
+      </w:r>
+      <w:r>
+        <w:rPr>
+          <w:rStyle w:val="VerbatimChar"/>
+        </w:rPr>
+        <w:t xml:space="preserve">metafor</w:t>
+      </w:r>
+      <w:r>
+        <w:t xml:space="preserve"> </w:t>
+      </w:r>
+      <w:r>
+        <w:t xml:space="preserve">(Viechtbauer 2010)</w:t>
+      </w:r>
+      <w:r>
+        <w:t xml:space="preserve">. Pooled across contributors, variability appeared to increase (wing length</w:t>
+      </w:r>
+      <w:r>
+        <w:t xml:space="preserve"> </w:t>
+      </w:r>
+      <m:oMath>
+        <m:r>
+          <m:rPr>
+            <m:sty m:val="p"/>
+          </m:rPr>
+          <m:t>ln</m:t>
+        </m:r>
+        <m:r>
+          <m:rPr>
+            <m:nor/>
+            <m:sty m:val="p"/>
+          </m:rPr>
+          <m:t>CVR</m:t>
+        </m:r>
+        <m:r>
+          <m:rPr>
+            <m:sty m:val="p"/>
+          </m:rPr>
+          <m:t>=</m:t>
+        </m:r>
+        <m:r>
+          <m:rPr>
+            <m:sty m:val="p"/>
+          </m:rPr>
+          <m:t>+</m:t>
+        </m:r>
+        <m:r>
+          <m:t>0.177</m:t>
+        </m:r>
+      </m:oMath>
+      <w:r>
+        <w:t xml:space="preserve">, 95% CI: 0.031 to 0.323,</w:t>
+      </w:r>
+      <w:r>
+        <w:t xml:space="preserve"> </w:t>
+      </w:r>
+      <m:oMath>
+        <m:r>
+          <m:t>k</m:t>
+        </m:r>
+        <m:r>
+          <m:rPr>
+            <m:sty m:val="p"/>
+          </m:rPr>
+          <m:t>=</m:t>
+        </m:r>
+        <m:r>
+          <m:t>54</m:t>
+        </m:r>
+      </m:oMath>
+      <w:r>
+        <w:t xml:space="preserve">; body mass</w:t>
+      </w:r>
+      <w:r>
+        <w:t xml:space="preserve"> </w:t>
+      </w:r>
+      <m:oMath>
+        <m:r>
+          <m:rPr>
+            <m:sty m:val="p"/>
+          </m:rPr>
+          <m:t>+</m:t>
+        </m:r>
+        <m:r>
+          <m:t>0.193</m:t>
+        </m:r>
+      </m:oMath>
+      <w:r>
+        <w:t xml:space="preserve">, 95% CI: 0.021 to 0.366,</w:t>
+      </w:r>
+      <w:r>
+        <w:t xml:space="preserve"> </w:t>
+      </w:r>
+      <m:oMath>
+        <m:r>
+          <m:t>k</m:t>
+        </m:r>
+        <m:r>
+          <m:rPr>
+            <m:sty m:val="p"/>
+          </m:rPr>
+          <m:t>=</m:t>
+        </m:r>
+        <m:r>
+          <m:t>57</m:t>
+        </m:r>
+      </m:oMath>
+      <w:r>
+        <w:t xml:space="preserve">; bill width</w:t>
+      </w:r>
+      <w:r>
+        <w:t xml:space="preserve"> </w:t>
+      </w:r>
+      <m:oMath>
+        <m:r>
+          <m:rPr>
+            <m:sty m:val="p"/>
+          </m:rPr>
+          <m:t>+</m:t>
+        </m:r>
+        <m:r>
+          <m:t>0.068</m:t>
+        </m:r>
+      </m:oMath>
+      <w:r>
+        <w:t xml:space="preserve">, 95% CI: −0.146 to +0.282,</w:t>
+      </w:r>
+      <w:r>
+        <w:t xml:space="preserve"> </w:t>
+      </w:r>
+      <m:oMath>
+        <m:r>
+          <m:t>k</m:t>
+        </m:r>
+        <m:r>
+          <m:rPr>
+            <m:sty m:val="p"/>
+          </m:rPr>
+          <m:t>=</m:t>
+        </m:r>
+        <m:r>
+          <m:t>36</m:t>
+        </m:r>
+      </m:oMath>
+      <w:r>
+        <w:t xml:space="preserve">). Restricted to within the same contributor, the apparent expansion disappeared (</w:t>
+      </w:r>
+      <m:oMath>
+        <m:r>
+          <m:rPr>
+            <m:sty m:val="p"/>
+          </m:rPr>
+          <m:t>ln</m:t>
+        </m:r>
+        <m:r>
+          <m:rPr>
+            <m:nor/>
+            <m:sty m:val="p"/>
+          </m:rPr>
+          <m:t>CVR</m:t>
+        </m:r>
+        <m:r>
+          <m:rPr>
+            <m:sty m:val="p"/>
+          </m:rPr>
+          <m:t>=</m:t>
+        </m:r>
+        <m:r>
+          <m:rPr>
+            <m:sty m:val="p"/>
+          </m:rPr>
+          <m:t>−</m:t>
+        </m:r>
+        <m:r>
+          <m:t>0.249</m:t>
+        </m:r>
+      </m:oMath>
+      <w:r>
+        <w:t xml:space="preserve">, 95% CI: −0.515 to +0.017;</w:t>
+      </w:r>
+      <w:r>
+        <w:t xml:space="preserve"> </w:t>
+      </w:r>
+      <m:oMath>
+        <m:r>
+          <m:t>k</m:t>
+        </m:r>
+        <m:r>
+          <m:rPr>
+            <m:sty m:val="p"/>
+          </m:rPr>
+          <m:t>=</m:t>
+        </m:r>
+        <m:r>
+          <m:t>15</m:t>
+        </m:r>
+      </m:oMath>
+      <w:r>
+        <w:t xml:space="preserve">), matching the conclusion drawn from the dispersion models. The within-contributor version requires a species to have been sampled by the same contributor in both periods, which few combinations satisfy, so it rests on a considerably smaller and compositionally narrower subset than the pooled comparison.</w:t>
       </w:r>
     </w:p>
     <w:tbl>
@@ -4174,7 +1463,7 @@
       <w:tr>
         <w:tc>
           <w:tcPr/>
-          <w:bookmarkStart w:id="53" w:name="fig-variability"/>
+          <w:bookmarkStart w:id="26" w:name="fig-variability"/>
           <w:p>
             <w:pPr>
               <w:pStyle w:val="Compact"/>
@@ -4185,18 +1474,18 @@
                 <wp:inline>
                   <wp:extent cx="5334000" cy="3270823"/>
                   <wp:effectExtent b="0" l="0" r="0" t="0"/>
-                  <wp:docPr descr="" title="" id="51" name="Picture"/>
+                  <wp:docPr descr="" title="" id="24" name="Picture"/>
                   <a:graphic>
                     <a:graphicData uri="http://schemas.openxmlformats.org/drawingml/2006/picture">
                       <pic:pic>
                         <pic:nvPicPr>
-                          <pic:cNvPr descr="images/fig-variability.png" id="52" name="Picture"/>
+                          <pic:cNvPr descr="images/fig-variability.png" id="25" name="Picture"/>
                           <pic:cNvPicPr>
                             <a:picLocks noChangeArrowheads="1" noChangeAspect="1"/>
                           </pic:cNvPicPr>
                         </pic:nvPicPr>
                         <pic:blipFill>
-                          <a:blip r:embed="rId50"/>
+                          <a:blip r:embed="rId23"/>
                           <a:stretch>
                             <a:fillRect/>
                           </a:stretch>
@@ -4233,7 +1522,7 @@
               <w:pStyle w:val="ImageCaption"/>
             </w:pPr>
             <w:r>
-              <w:t xml:space="preserve">Figure 10:</w:t>
+              <w:t xml:space="preserve">Figure 4:</w:t>
             </w:r>
             <w:r>
               <w:t xml:space="preserve"> </w:t>
@@ -4243,7 +1532,7 @@
                 <w:b/>
                 <w:bCs/>
               </w:rPr>
-              <w:t xml:space="preserve">Supplementary Figure S10.</w:t>
+              <w:t xml:space="preserve">Supplementary Figure S4.</w:t>
             </w:r>
             <w:r>
               <w:t xml:space="preserve"> </w:t>
@@ -4424,96 +1713,18 @@
               <w:t xml:space="preserve">for bill width).</w:t>
             </w:r>
           </w:p>
-          <w:bookmarkEnd w:id="53"/>
+          <w:bookmarkEnd w:id="26"/>
         </w:tc>
       </w:tr>
     </w:tbl>
-    <w:p>
-      <w:r>
-        <w:pict>
-          <v:rect style="width:0;height:1.5pt" o:hralign="center" o:hrstd="t" o:hr="t"/>
-        </w:pict>
-      </w:r>
-    </w:p>
-    <w:bookmarkEnd w:id="54"/>
-    <w:bookmarkStart w:id="55" w:name="X972d62fe909f9bd3296ef6e262c88979205636c"/>
+    <w:bookmarkEnd w:id="27"/>
+    <w:bookmarkStart w:id="29" w:name="X44e14e2582f1f1a857d73e39aced1ad963ebf7b"/>
     <w:p>
       <w:pPr>
         <w:pStyle w:val="Heading2"/>
       </w:pPr>
       <w:r>
-        <w:t xml:space="preserve">1.7 Supplementary Note S7: Exploratory Regional Invertebrate Context</w:t>
-      </w:r>
-    </w:p>
-    <w:bookmarkEnd w:id="55"/>
-    <w:bookmarkStart w:id="56" w:name="X5ab1f4c6c09ca1351a10739abae005ffb75f60e"/>
-    <w:p>
-      <w:pPr>
-        <w:pStyle w:val="Heading2"/>
-      </w:pPr>
-      <w:r>
-        <w:t xml:space="preserve">1.8 Dietary reliance on invertebrates did not clearly explain variation in wing-length trajectories in the main analysis. To place that result in ecological context, we examined what regional invertebrate evidence is available. While widespread terrestrial insect declines have been reported across fragmented Brazilian biomes [e.g., in butterflies, bees, and dung beetles;</w:t>
-      </w:r>
-      <w:r>
-        <w:t xml:space="preserve"> </w:t>
-      </w:r>
-      <w:r>
-        <w:t xml:space="preserve">Lewinsohn et al. (2022)</w:t>
-      </w:r>
-      <w:r>
-        <w:t xml:space="preserve">], multi-decadal, standardized prey monitoring within tropical forest understoreys remains a macroecological knowledge gap. Global compilations such as PREDICTS</w:t>
-      </w:r>
-      <w:r>
-        <w:t xml:space="preserve"> </w:t>
-      </w:r>
-      <w:r>
-        <w:t xml:space="preserve">(</w:t>
-      </w:r>
-      <w:r>
-        <w:t xml:space="preserve">Hudson et al.</w:t>
-      </w:r>
-      <w:r>
-        <w:t xml:space="preserve"> </w:t>
-      </w:r>
-      <w:r>
-        <w:t xml:space="preserve">2017)</w:t>
-      </w:r>
-      <w:r>
-        <w:t xml:space="preserve"> </w:t>
-      </w:r>
-      <w:r>
-        <w:t xml:space="preserve">lacked multi-year temporal depth in the Atlantic Forest (53 of 56 studies were single-calendar-year snapshots). As a regionally matched alternative, we modeled litter-ant richness from the ATLANTIC ANTS database</w:t>
-      </w:r>
-      <w:r>
-        <w:t xml:space="preserve"> </w:t>
-      </w:r>
-      <w:r>
-        <w:t xml:space="preserve">(</w:t>
-      </w:r>
-      <w:r>
-        <w:t xml:space="preserve">Silva et al.</w:t>
-      </w:r>
-      <w:r>
-        <w:t xml:space="preserve"> </w:t>
-      </w:r>
-      <w:r>
-        <w:t xml:space="preserve">2022)</w:t>
-      </w:r>
-      <w:r>
-        <w:t xml:space="preserve"> </w:t>
-      </w:r>
-      <w:r>
-        <w:t xml:space="preserve">across 855 standardized campaign events (1994–2018). Regional litter-ant richness declined in this compilation (−20.1%/decade, 95% CI: −31.1 to −7.4%), but the pattern was highly sensitive to sampling effort and site composition (e.g., PERD) and should be treated only as exploratory context. Litter-ant species richness is not a measure of prey abundance or biomass, ground-dwelling ants represent only one component of these birds’ invertebrate diets, and regional invertebrate compilations face the same spatial and protocol turnover challenges as vertebrate trait databases.</w:t>
-      </w:r>
-    </w:p>
-    <w:bookmarkEnd w:id="56"/>
-    <w:bookmarkStart w:id="58" w:name="X33c42f0a15b90d2168b91432e202b145250a318"/>
-    <w:p>
-      <w:pPr>
-        <w:pStyle w:val="Heading2"/>
-      </w:pPr>
-      <w:r>
-        <w:t xml:space="preserve">1.9 Supplementary Note S8: Temperature-Anomaly Models Across Specifications</w:t>
+        <w:t xml:space="preserve">1.4 Supplementary Note S4: Temperature-Anomaly Models Across Specifications</w:t>
       </w:r>
     </w:p>
     <w:p>
@@ -4591,7 +1802,7 @@
       <w:tr>
         <w:tc>
           <w:tcPr/>
-          <w:bookmarkStart w:id="57" w:name="tbl-s-thermal"/>
+          <w:bookmarkStart w:id="28" w:name="tbl-s-thermal"/>
           <w:p>
             <w:pPr>
               <w:jc w:val="center"/>
@@ -4612,7 +1823,7 @@
                 <w:b/>
                 <w:bCs/>
               </w:rPr>
-              <w:t xml:space="preserve">Supplementary Table S4.</w:t>
+              <w:t xml:space="preserve">Supplementary Table S3.</w:t>
             </w:r>
             <w:r>
               <w:t xml:space="preserve"> </w:t>
@@ -7776,7 +4987,7 @@
               </w:tc>
             </w:tr>
           </w:tbl>
-          <w:bookmarkEnd w:id="57"/>
+          <w:bookmarkEnd w:id="28"/>
           <w:p/>
         </w:tc>
       </w:tr>
@@ -7809,16 +5020,9 @@
         <w:t xml:space="preserve">A further caveat is one of exposure window rather than statistics. Wing length is fixed at moult, so the mean temperature of the calendar year in which a bird happened to be captured is not a plausible causal exposure for its wing length. Any thermal mechanism would have to operate during feather growth, which these data cannot resolve.</w:t>
       </w:r>
     </w:p>
-    <w:p>
-      <w:r>
-        <w:pict>
-          <v:rect style="width:0;height:1.5pt" o:hralign="center" o:hrstd="t" o:hr="t"/>
-        </w:pict>
-      </w:r>
-    </w:p>
-    <w:bookmarkEnd w:id="58"/>
-    <w:bookmarkEnd w:id="59"/>
-    <w:bookmarkStart w:id="63" w:name="supplementary-tables"/>
+    <w:bookmarkEnd w:id="29"/>
+    <w:bookmarkEnd w:id="30"/>
+    <w:bookmarkStart w:id="33" w:name="supplementary-tables"/>
     <w:p>
       <w:pPr>
         <w:pStyle w:val="Heading1"/>
@@ -7840,7 +5044,7 @@
       <w:tr>
         <w:tc>
           <w:tcPr/>
-          <w:bookmarkStart w:id="60" w:name="tbl-s1"/>
+          <w:bookmarkStart w:id="31" w:name="tbl-s-wing"/>
           <w:p>
             <w:pPr>
               <w:jc w:val="center"/>
@@ -7862,1923 +5066,6 @@
                 <w:bCs/>
               </w:rPr>
               <w:t xml:space="preserve">Supplementary Table S1.</w:t>
-            </w:r>
-            <w:r>
-              <w:t xml:space="preserve"> </w:t>
-            </w:r>
-            <w:r>
-              <w:t xml:space="preserve">Summary of decadal morphological trajectories across sequential analytical tiers and sample filtering criteria. Models control for species-specific random slopes and intercepts, geographic locality, and contributor/collection.</w:t>
-            </w:r>
-          </w:p>
-          <w:tbl>
-            <w:tblPr>
-              <w:tblStyle w:val="Table"/>
-              <w:tblW w:type="pct" w:w="5000"/>
-              <w:tblLayout w:type="fixed"/>
-              <w:tblLook w:firstRow="1" w:lastRow="0" w:firstColumn="0" w:lastColumn="0" w:noHBand="0" w:noVBand="0" w:val="0020"/>
-            </w:tblPr>
-            <w:tblGrid>
-              <w:gridCol w:w="754"/>
-              <w:gridCol w:w="754"/>
-              <w:gridCol w:w="754"/>
-              <w:gridCol w:w="942"/>
-              <w:gridCol w:w="942"/>
-              <w:gridCol w:w="942"/>
-              <w:gridCol w:w="942"/>
-              <w:gridCol w:w="942"/>
-              <w:gridCol w:w="942"/>
-            </w:tblGrid>
-            <w:tr>
-              <w:trPr>
-                <w:tblHeader w:val="on"/>
-              </w:trPr>
-              <w:tc>
-                <w:tcPr/>
-                <w:p>
-                  <w:pPr>
-                    <w:pStyle w:val="Compact"/>
-                    <w:jc w:val="left"/>
-                    <w:jc w:val="center"/>
-                  </w:pPr>
-                  <w:r>
-                    <w:t xml:space="preserve">Tier / Specification</w:t>
-                  </w:r>
-                </w:p>
-              </w:tc>
-              <w:tc>
-                <w:tcPr/>
-                <w:p>
-                  <w:pPr>
-                    <w:pStyle w:val="Compact"/>
-                    <w:jc w:val="left"/>
-                    <w:jc w:val="center"/>
-                  </w:pPr>
-                  <w:r>
-                    <w:t xml:space="preserve">Trait</w:t>
-                  </w:r>
-                </w:p>
-              </w:tc>
-              <w:tc>
-                <w:tcPr/>
-                <w:p>
-                  <w:pPr>
-                    <w:pStyle w:val="Compact"/>
-                    <w:jc w:val="left"/>
-                    <w:jc w:val="center"/>
-                  </w:pPr>
-                  <w:r>
-                    <w:t xml:space="preserve">Sample Description</w:t>
-                  </w:r>
-                </w:p>
-              </w:tc>
-              <w:tc>
-                <w:tcPr/>
-                <w:p>
-                  <w:pPr>
-                    <w:pStyle w:val="Compact"/>
-                    <w:jc w:val="center"/>
-                    <w:jc w:val="center"/>
-                  </w:pPr>
-                  <w:r>
-                    <w:t xml:space="preserve">Records (</w:t>
-                  </w:r>
-                  <m:oMath>
-                    <m:r>
-                      <m:t>N</m:t>
-                    </m:r>
-                  </m:oMath>
-                  <w:r>
-                    <w:t xml:space="preserve">)</w:t>
-                  </w:r>
-                </w:p>
-              </w:tc>
-              <w:tc>
-                <w:tcPr/>
-                <w:p>
-                  <w:pPr>
-                    <w:pStyle w:val="Compact"/>
-                    <w:jc w:val="center"/>
-                    <w:jc w:val="center"/>
-                  </w:pPr>
-                  <w:r>
-                    <w:t xml:space="preserve">Species (</w:t>
-                  </w:r>
-                  <m:oMath>
-                    <m:r>
-                      <m:t>k</m:t>
-                    </m:r>
-                  </m:oMath>
-                  <w:r>
-                    <w:t xml:space="preserve">)</w:t>
-                  </w:r>
-                </w:p>
-              </w:tc>
-              <w:tc>
-                <w:tcPr/>
-                <w:p>
-                  <w:pPr>
-                    <w:pStyle w:val="Compact"/>
-                    <w:jc w:val="center"/>
-                    <w:jc w:val="center"/>
-                  </w:pPr>
-                  <w:r>
-                    <w:t xml:space="preserve">Time Span</w:t>
-                  </w:r>
-                </w:p>
-              </w:tc>
-              <w:tc>
-                <w:tcPr/>
-                <w:p>
-                  <w:pPr>
-                    <w:pStyle w:val="Compact"/>
-                    <w:jc w:val="center"/>
-                    <w:jc w:val="center"/>
-                  </w:pPr>
-                  <w:r>
-                    <w:t xml:space="preserve">Decadal Rate (%/dec)</w:t>
-                  </w:r>
-                </w:p>
-              </w:tc>
-              <w:tc>
-                <w:tcPr/>
-                <w:p>
-                  <w:pPr>
-                    <w:pStyle w:val="Compact"/>
-                    <w:jc w:val="center"/>
-                    <w:jc w:val="center"/>
-                  </w:pPr>
-                  <w:r>
-                    <w:t xml:space="preserve">95% Confidence Interval</w:t>
-                  </w:r>
-                </w:p>
-              </w:tc>
-              <w:tc>
-                <w:tcPr/>
-                <w:p>
-                  <w:pPr>
-                    <w:pStyle w:val="Compact"/>
-                    <w:jc w:val="center"/>
-                    <w:jc w:val="center"/>
-                  </w:pPr>
-                  <w:r>
-                    <w:t xml:space="preserve">Raw Unit / decade</w:t>
-                  </w:r>
-                </w:p>
-              </w:tc>
-            </w:tr>
-            <w:tr>
-              <w:tc>
-                <w:tcPr/>
-                <w:p>
-                  <w:pPr>
-                    <w:pStyle w:val="Compact"/>
-                    <w:jc w:val="left"/>
-                    <w:jc w:val="center"/>
-                  </w:pPr>
-                  <w:r>
-                    <w:rPr>
-                      <w:b/>
-                      <w:bCs/>
-                    </w:rPr>
-                    <w:t xml:space="preserve">T1. Manuscript Baseline (</w:t>
-                  </w:r>
-                  <w:r>
-                    <w:rPr>
-                      <w:rStyle w:val="VerbatimChar"/>
-                      <w:b/>
-                      <w:bCs/>
-                    </w:rPr>
-                    <w:t xml:space="preserve">passer90</w:t>
-                  </w:r>
-                  <w:r>
-                    <w:rPr>
-                      <w:b/>
-                      <w:bCs/>
-                    </w:rPr>
-                    <w:t xml:space="preserve">)</w:t>
-                  </w:r>
-                </w:p>
-              </w:tc>
-              <w:tc>
-                <w:tcPr/>
-                <w:p>
-                  <w:pPr>
-                    <w:pStyle w:val="Compact"/>
-                    <w:jc w:val="left"/>
-                    <w:jc w:val="center"/>
-                  </w:pPr>
-                  <w:r>
-                    <w:t xml:space="preserve">Wing length</w:t>
-                  </w:r>
-                </w:p>
-              </w:tc>
-              <w:tc>
-                <w:tcPr/>
-                <w:p>
-                  <w:pPr>
-                    <w:pStyle w:val="Compact"/>
-                    <w:jc w:val="left"/>
-                    <w:jc w:val="center"/>
-                  </w:pPr>
-                  <w:r>
-                    <w:t xml:space="preserve">Passerines, Adult, Known Sex, Live captures</w:t>
-                  </w:r>
-                </w:p>
-              </w:tc>
-              <w:tc>
-                <w:tcPr/>
-                <w:p>
-                  <w:pPr>
-                    <w:pStyle w:val="Compact"/>
-                    <w:jc w:val="center"/>
-                    <w:jc w:val="center"/>
-                  </w:pPr>
-                  <w:r>
-                    <w:t xml:space="preserve">8,478</w:t>
-                  </w:r>
-                </w:p>
-              </w:tc>
-              <w:tc>
-                <w:tcPr/>
-                <w:p>
-                  <w:pPr>
-                    <w:pStyle w:val="Compact"/>
-                    <w:jc w:val="center"/>
-                    <w:jc w:val="center"/>
-                  </w:pPr>
-                  <w:r>
-                    <w:t xml:space="preserve">72</w:t>
-                  </w:r>
-                </w:p>
-              </w:tc>
-              <w:tc>
-                <w:tcPr/>
-                <w:p>
-                  <w:pPr>
-                    <w:pStyle w:val="Compact"/>
-                    <w:jc w:val="center"/>
-                    <w:jc w:val="center"/>
-                  </w:pPr>
-                  <w:r>
-                    <w:t xml:space="preserve">1995–2018</w:t>
-                  </w:r>
-                </w:p>
-              </w:tc>
-              <w:tc>
-                <w:tcPr/>
-                <w:p>
-                  <w:pPr>
-                    <w:pStyle w:val="Compact"/>
-                    <w:jc w:val="center"/>
-                    <w:jc w:val="center"/>
-                  </w:pPr>
-                  <m:oMath>
-                    <m:r>
-                      <m:rPr>
-                        <m:sty m:val="p"/>
-                      </m:rPr>
-                      <m:t>−</m:t>
-                    </m:r>
-                    <m:r>
-                      <m:t>1.48</m:t>
-                    </m:r>
-                    <m:r>
-                      <m:rPr>
-                        <m:sty m:val="p"/>
-                      </m:rPr>
-                      <m:t>%</m:t>
-                    </m:r>
-                  </m:oMath>
-                </w:p>
-              </w:tc>
-              <w:tc>
-                <w:tcPr/>
-                <w:p>
-                  <w:pPr>
-                    <w:pStyle w:val="Compact"/>
-                    <w:jc w:val="center"/>
-                    <w:jc w:val="center"/>
-                  </w:pPr>
-                  <m:oMath>
-                    <m:r>
-                      <m:rPr>
-                        <m:sty m:val="p"/>
-                      </m:rPr>
-                      <m:t>[</m:t>
-                    </m:r>
-                    <m:r>
-                      <m:rPr>
-                        <m:sty m:val="p"/>
-                      </m:rPr>
-                      <m:t>−</m:t>
-                    </m:r>
-                    <m:r>
-                      <m:t>2.58</m:t>
-                    </m:r>
-                    <m:r>
-                      <m:rPr>
-                        <m:sty m:val="p"/>
-                      </m:rPr>
-                      <m:t>,</m:t>
-                    </m:r>
-                    <m:r>
-                      <m:rPr>
-                        <m:sty m:val="p"/>
-                      </m:rPr>
-                      <m:t>−</m:t>
-                    </m:r>
-                    <m:r>
-                      <m:t>0.37</m:t>
-                    </m:r>
-                    <m:r>
-                      <m:rPr>
-                        <m:sty m:val="p"/>
-                      </m:rPr>
-                      <m:t>]</m:t>
-                    </m:r>
-                  </m:oMath>
-                </w:p>
-              </w:tc>
-              <w:tc>
-                <w:tcPr/>
-                <w:p>
-                  <w:pPr>
-                    <w:pStyle w:val="Compact"/>
-                    <w:jc w:val="center"/>
-                    <w:jc w:val="center"/>
-                  </w:pPr>
-                  <m:oMath>
-                    <m:r>
-                      <m:rPr>
-                        <m:sty m:val="p"/>
-                      </m:rPr>
-                      <m:t>−</m:t>
-                    </m:r>
-                    <m:r>
-                      <m:t>1.05</m:t>
-                    </m:r>
-                  </m:oMath>
-                  <w:r>
-                    <w:t xml:space="preserve"> </w:t>
-                  </w:r>
-                  <w:r>
-                    <w:t xml:space="preserve">mm</w:t>
-                  </w:r>
-                </w:p>
-              </w:tc>
-            </w:tr>
-            <w:tr>
-              <w:tc>
-                <w:tcPr/>
-                <w:p>
-                  <w:pPr>
-                    <w:pStyle w:val="Compact"/>
-                    <w:jc w:val="left"/>
-                    <w:jc w:val="center"/>
-                  </w:pPr>
-                  <w:r>
-                    <w:rPr>
-                      <w:b/>
-                      <w:bCs/>
-                    </w:rPr>
-                    <w:t xml:space="preserve">T1. Manuscript Baseline (</w:t>
-                  </w:r>
-                  <w:r>
-                    <w:rPr>
-                      <w:rStyle w:val="VerbatimChar"/>
-                      <w:b/>
-                      <w:bCs/>
-                    </w:rPr>
-                    <w:t xml:space="preserve">passer90</w:t>
-                  </w:r>
-                  <w:r>
-                    <w:rPr>
-                      <w:b/>
-                      <w:bCs/>
-                    </w:rPr>
-                    <w:t xml:space="preserve">)</w:t>
-                  </w:r>
-                </w:p>
-              </w:tc>
-              <w:tc>
-                <w:tcPr/>
-                <w:p>
-                  <w:pPr>
-                    <w:pStyle w:val="Compact"/>
-                    <w:jc w:val="left"/>
-                    <w:jc w:val="center"/>
-                  </w:pPr>
-                  <w:r>
-                    <w:t xml:space="preserve">Body mass</w:t>
-                  </w:r>
-                </w:p>
-              </w:tc>
-              <w:tc>
-                <w:tcPr/>
-                <w:p>
-                  <w:pPr>
-                    <w:pStyle w:val="Compact"/>
-                    <w:jc w:val="left"/>
-                    <w:jc w:val="center"/>
-                  </w:pPr>
-                  <w:r>
-                    <w:t xml:space="preserve">Passerines, Adult, Known Sex, Live captures</w:t>
-                  </w:r>
-                </w:p>
-              </w:tc>
-              <w:tc>
-                <w:tcPr/>
-                <w:p>
-                  <w:pPr>
-                    <w:pStyle w:val="Compact"/>
-                    <w:jc w:val="center"/>
-                    <w:jc w:val="center"/>
-                  </w:pPr>
-                  <w:r>
-                    <w:t xml:space="preserve">11,256</w:t>
-                  </w:r>
-                </w:p>
-              </w:tc>
-              <w:tc>
-                <w:tcPr/>
-                <w:p>
-                  <w:pPr>
-                    <w:pStyle w:val="Compact"/>
-                    <w:jc w:val="center"/>
-                    <w:jc w:val="center"/>
-                  </w:pPr>
-                  <w:r>
-                    <w:t xml:space="preserve">73</w:t>
-                  </w:r>
-                </w:p>
-              </w:tc>
-              <w:tc>
-                <w:tcPr/>
-                <w:p>
-                  <w:pPr>
-                    <w:pStyle w:val="Compact"/>
-                    <w:jc w:val="center"/>
-                    <w:jc w:val="center"/>
-                  </w:pPr>
-                  <w:r>
-                    <w:t xml:space="preserve">1995–2018</w:t>
-                  </w:r>
-                </w:p>
-              </w:tc>
-              <w:tc>
-                <w:tcPr/>
-                <w:p>
-                  <w:pPr>
-                    <w:pStyle w:val="Compact"/>
-                    <w:jc w:val="center"/>
-                    <w:jc w:val="center"/>
-                  </w:pPr>
-                  <m:oMath>
-                    <m:r>
-                      <m:rPr>
-                        <m:sty m:val="p"/>
-                      </m:rPr>
-                      <m:t>−</m:t>
-                    </m:r>
-                    <m:r>
-                      <m:t>1.12</m:t>
-                    </m:r>
-                    <m:r>
-                      <m:rPr>
-                        <m:sty m:val="p"/>
-                      </m:rPr>
-                      <m:t>%</m:t>
-                    </m:r>
-                  </m:oMath>
-                </w:p>
-              </w:tc>
-              <w:tc>
-                <w:tcPr/>
-                <w:p>
-                  <w:pPr>
-                    <w:pStyle w:val="Compact"/>
-                    <w:jc w:val="center"/>
-                    <w:jc w:val="center"/>
-                  </w:pPr>
-                  <m:oMath>
-                    <m:r>
-                      <m:rPr>
-                        <m:sty m:val="p"/>
-                      </m:rPr>
-                      <m:t>[</m:t>
-                    </m:r>
-                    <m:r>
-                      <m:rPr>
-                        <m:sty m:val="p"/>
-                      </m:rPr>
-                      <m:t>−</m:t>
-                    </m:r>
-                    <m:r>
-                      <m:t>3.21</m:t>
-                    </m:r>
-                    <m:r>
-                      <m:rPr>
-                        <m:sty m:val="p"/>
-                      </m:rPr>
-                      <m:t>,</m:t>
-                    </m:r>
-                    <m:r>
-                      <m:rPr>
-                        <m:sty m:val="p"/>
-                      </m:rPr>
-                      <m:t>+</m:t>
-                    </m:r>
-                    <m:r>
-                      <m:t>1.02</m:t>
-                    </m:r>
-                    <m:r>
-                      <m:rPr>
-                        <m:sty m:val="p"/>
-                      </m:rPr>
-                      <m:t>]</m:t>
-                    </m:r>
-                  </m:oMath>
-                </w:p>
-              </w:tc>
-              <w:tc>
-                <w:tcPr/>
-                <w:p>
-                  <w:pPr>
-                    <w:pStyle w:val="Compact"/>
-                    <w:jc w:val="center"/>
-                    <w:jc w:val="center"/>
-                  </w:pPr>
-                  <m:oMath>
-                    <m:r>
-                      <m:rPr>
-                        <m:sty m:val="p"/>
-                      </m:rPr>
-                      <m:t>−</m:t>
-                    </m:r>
-                    <m:r>
-                      <m:t>0.011</m:t>
-                    </m:r>
-                  </m:oMath>
-                  <w:r>
-                    <w:t xml:space="preserve"> </w:t>
-                  </w:r>
-                  <w:r>
-                    <w:t xml:space="preserve">log g</w:t>
-                  </w:r>
-                </w:p>
-              </w:tc>
-            </w:tr>
-            <w:tr>
-              <w:tc>
-                <w:tcPr/>
-                <w:p>
-                  <w:pPr>
-                    <w:pStyle w:val="Compact"/>
-                    <w:jc w:val="left"/>
-                    <w:jc w:val="center"/>
-                  </w:pPr>
-                  <w:r>
-                    <w:rPr>
-                      <w:b/>
-                      <w:bCs/>
-                    </w:rPr>
-                    <w:t xml:space="preserve">T2. Jirinec Passerines (All Sexes)</w:t>
-                  </w:r>
-                </w:p>
-              </w:tc>
-              <w:tc>
-                <w:tcPr/>
-                <w:p>
-                  <w:pPr>
-                    <w:pStyle w:val="Compact"/>
-                    <w:jc w:val="left"/>
-                    <w:jc w:val="center"/>
-                  </w:pPr>
-                  <w:r>
-                    <w:t xml:space="preserve">Wing length</w:t>
-                  </w:r>
-                </w:p>
-              </w:tc>
-              <w:tc>
-                <w:tcPr/>
-                <w:p>
-                  <w:pPr>
-                    <w:pStyle w:val="Compact"/>
-                    <w:jc w:val="left"/>
-                    <w:jc w:val="center"/>
-                  </w:pPr>
-                  <w:r>
-                    <w:t xml:space="preserve">Passerines, All Sexes, Jirinec temporal coverage</w:t>
-                  </w:r>
-                </w:p>
-              </w:tc>
-              <w:tc>
-                <w:tcPr/>
-                <w:p>
-                  <w:pPr>
-                    <w:pStyle w:val="Compact"/>
-                    <w:jc w:val="center"/>
-                    <w:jc w:val="center"/>
-                  </w:pPr>
-                  <w:r>
-                    <w:t xml:space="preserve">28,190</w:t>
-                  </w:r>
-                </w:p>
-              </w:tc>
-              <w:tc>
-                <w:tcPr/>
-                <w:p>
-                  <w:pPr>
-                    <w:pStyle w:val="Compact"/>
-                    <w:jc w:val="center"/>
-                    <w:jc w:val="center"/>
-                  </w:pPr>
-                  <w:r>
-                    <w:t xml:space="preserve">178</w:t>
-                  </w:r>
-                </w:p>
-              </w:tc>
-              <w:tc>
-                <w:tcPr/>
-                <w:p>
-                  <w:pPr>
-                    <w:pStyle w:val="Compact"/>
-                    <w:jc w:val="center"/>
-                    <w:jc w:val="center"/>
-                  </w:pPr>
-                  <w:r>
-                    <w:t xml:space="preserve">1995–2018</w:t>
-                  </w:r>
-                </w:p>
-              </w:tc>
-              <w:tc>
-                <w:tcPr/>
-                <w:p>
-                  <w:pPr>
-                    <w:pStyle w:val="Compact"/>
-                    <w:jc w:val="center"/>
-                    <w:jc w:val="center"/>
-                  </w:pPr>
-                  <m:oMath>
-                    <m:r>
-                      <m:rPr>
-                        <m:sty m:val="p"/>
-                      </m:rPr>
-                      <m:t>−</m:t>
-                    </m:r>
-                    <m:r>
-                      <m:t>0.88</m:t>
-                    </m:r>
-                    <m:r>
-                      <m:rPr>
-                        <m:sty m:val="p"/>
-                      </m:rPr>
-                      <m:t>%</m:t>
-                    </m:r>
-                  </m:oMath>
-                </w:p>
-              </w:tc>
-              <w:tc>
-                <w:tcPr/>
-                <w:p>
-                  <w:pPr>
-                    <w:pStyle w:val="Compact"/>
-                    <w:jc w:val="center"/>
-                    <w:jc w:val="center"/>
-                  </w:pPr>
-                  <m:oMath>
-                    <m:r>
-                      <m:rPr>
-                        <m:sty m:val="p"/>
-                      </m:rPr>
-                      <m:t>[</m:t>
-                    </m:r>
-                    <m:r>
-                      <m:rPr>
-                        <m:sty m:val="p"/>
-                      </m:rPr>
-                      <m:t>−</m:t>
-                    </m:r>
-                    <m:r>
-                      <m:t>1.93</m:t>
-                    </m:r>
-                    <m:r>
-                      <m:rPr>
-                        <m:sty m:val="p"/>
-                      </m:rPr>
-                      <m:t>,</m:t>
-                    </m:r>
-                    <m:r>
-                      <m:rPr>
-                        <m:sty m:val="p"/>
-                      </m:rPr>
-                      <m:t>+</m:t>
-                    </m:r>
-                    <m:r>
-                      <m:t>0.18</m:t>
-                    </m:r>
-                    <m:r>
-                      <m:rPr>
-                        <m:sty m:val="p"/>
-                      </m:rPr>
-                      <m:t>]</m:t>
-                    </m:r>
-                  </m:oMath>
-                </w:p>
-              </w:tc>
-              <w:tc>
-                <w:tcPr/>
-                <w:p>
-                  <w:pPr>
-                    <w:pStyle w:val="Compact"/>
-                    <w:jc w:val="center"/>
-                    <w:jc w:val="center"/>
-                  </w:pPr>
-                  <m:oMath>
-                    <m:r>
-                      <m:rPr>
-                        <m:sty m:val="p"/>
-                      </m:rPr>
-                      <m:t>−</m:t>
-                    </m:r>
-                    <m:r>
-                      <m:t>0.66</m:t>
-                    </m:r>
-                  </m:oMath>
-                  <w:r>
-                    <w:t xml:space="preserve"> </w:t>
-                  </w:r>
-                  <w:r>
-                    <w:t xml:space="preserve">mm</w:t>
-                  </w:r>
-                </w:p>
-              </w:tc>
-            </w:tr>
-            <w:tr>
-              <w:tc>
-                <w:tcPr/>
-                <w:p>
-                  <w:pPr>
-                    <w:pStyle w:val="Compact"/>
-                    <w:jc w:val="left"/>
-                    <w:jc w:val="center"/>
-                  </w:pPr>
-                  <w:r>
-                    <w:rPr>
-                      <w:b/>
-                      <w:bCs/>
-                    </w:rPr>
-                    <w:t xml:space="preserve">T2. Jirinec Passerines (All Sexes)</w:t>
-                  </w:r>
-                </w:p>
-              </w:tc>
-              <w:tc>
-                <w:tcPr/>
-                <w:p>
-                  <w:pPr>
-                    <w:pStyle w:val="Compact"/>
-                    <w:jc w:val="left"/>
-                    <w:jc w:val="center"/>
-                  </w:pPr>
-                  <w:r>
-                    <w:t xml:space="preserve">Body mass</w:t>
-                  </w:r>
-                </w:p>
-              </w:tc>
-              <w:tc>
-                <w:tcPr/>
-                <w:p>
-                  <w:pPr>
-                    <w:pStyle w:val="Compact"/>
-                    <w:jc w:val="left"/>
-                    <w:jc w:val="center"/>
-                  </w:pPr>
-                  <w:r>
-                    <w:t xml:space="preserve">Passerines, All Sexes, Jirinec temporal coverage</w:t>
-                  </w:r>
-                </w:p>
-              </w:tc>
-              <w:tc>
-                <w:tcPr/>
-                <w:p>
-                  <w:pPr>
-                    <w:pStyle w:val="Compact"/>
-                    <w:jc w:val="center"/>
-                    <w:jc w:val="center"/>
-                  </w:pPr>
-                  <w:r>
-                    <w:t xml:space="preserve">41,258</w:t>
-                  </w:r>
-                </w:p>
-              </w:tc>
-              <w:tc>
-                <w:tcPr/>
-                <w:p>
-                  <w:pPr>
-                    <w:pStyle w:val="Compact"/>
-                    <w:jc w:val="center"/>
-                    <w:jc w:val="center"/>
-                  </w:pPr>
-                  <w:r>
-                    <w:t xml:space="preserve">191</w:t>
-                  </w:r>
-                </w:p>
-              </w:tc>
-              <w:tc>
-                <w:tcPr/>
-                <w:p>
-                  <w:pPr>
-                    <w:pStyle w:val="Compact"/>
-                    <w:jc w:val="center"/>
-                    <w:jc w:val="center"/>
-                  </w:pPr>
-                  <w:r>
-                    <w:t xml:space="preserve">1995–2018</w:t>
-                  </w:r>
-                </w:p>
-              </w:tc>
-              <w:tc>
-                <w:tcPr/>
-                <w:p>
-                  <w:pPr>
-                    <w:pStyle w:val="Compact"/>
-                    <w:jc w:val="center"/>
-                    <w:jc w:val="center"/>
-                  </w:pPr>
-                  <m:oMath>
-                    <m:r>
-                      <m:rPr>
-                        <m:sty m:val="p"/>
-                      </m:rPr>
-                      <m:t>−</m:t>
-                    </m:r>
-                    <m:r>
-                      <m:t>1.46</m:t>
-                    </m:r>
-                    <m:r>
-                      <m:rPr>
-                        <m:sty m:val="p"/>
-                      </m:rPr>
-                      <m:t>%</m:t>
-                    </m:r>
-                  </m:oMath>
-                </w:p>
-              </w:tc>
-              <w:tc>
-                <w:tcPr/>
-                <w:p>
-                  <w:pPr>
-                    <w:pStyle w:val="Compact"/>
-                    <w:jc w:val="center"/>
-                    <w:jc w:val="center"/>
-                  </w:pPr>
-                  <m:oMath>
-                    <m:r>
-                      <m:rPr>
-                        <m:sty m:val="p"/>
-                      </m:rPr>
-                      <m:t>[</m:t>
-                    </m:r>
-                    <m:r>
-                      <m:rPr>
-                        <m:sty m:val="p"/>
-                      </m:rPr>
-                      <m:t>−</m:t>
-                    </m:r>
-                    <m:r>
-                      <m:t>2.55</m:t>
-                    </m:r>
-                    <m:r>
-                      <m:rPr>
-                        <m:sty m:val="p"/>
-                      </m:rPr>
-                      <m:t>,</m:t>
-                    </m:r>
-                    <m:r>
-                      <m:rPr>
-                        <m:sty m:val="p"/>
-                      </m:rPr>
-                      <m:t>−</m:t>
-                    </m:r>
-                    <m:r>
-                      <m:t>0.36</m:t>
-                    </m:r>
-                    <m:r>
-                      <m:rPr>
-                        <m:sty m:val="p"/>
-                      </m:rPr>
-                      <m:t>]</m:t>
-                    </m:r>
-                  </m:oMath>
-                </w:p>
-              </w:tc>
-              <w:tc>
-                <w:tcPr/>
-                <w:p>
-                  <w:pPr>
-                    <w:pStyle w:val="Compact"/>
-                    <w:jc w:val="center"/>
-                    <w:jc w:val="center"/>
-                  </w:pPr>
-                  <m:oMath>
-                    <m:r>
-                      <m:rPr>
-                        <m:sty m:val="p"/>
-                      </m:rPr>
-                      <m:t>−</m:t>
-                    </m:r>
-                    <m:r>
-                      <m:t>0.015</m:t>
-                    </m:r>
-                  </m:oMath>
-                  <w:r>
-                    <w:t xml:space="preserve"> </w:t>
-                  </w:r>
-                  <w:r>
-                    <w:t xml:space="preserve">log g</w:t>
-                  </w:r>
-                </w:p>
-              </w:tc>
-            </w:tr>
-            <w:tr>
-              <w:tc>
-                <w:tcPr/>
-                <w:p>
-                  <w:pPr>
-                    <w:pStyle w:val="Compact"/>
-                    <w:jc w:val="left"/>
-                    <w:jc w:val="center"/>
-                  </w:pPr>
-                  <w:r>
-                    <w:rPr>
-                      <w:b/>
-                      <w:bCs/>
-                    </w:rPr>
-                    <w:t xml:space="preserve">T3. Jirinec Community (All Orders)</w:t>
-                  </w:r>
-                </w:p>
-              </w:tc>
-              <w:tc>
-                <w:tcPr/>
-                <w:p>
-                  <w:pPr>
-                    <w:pStyle w:val="Compact"/>
-                    <w:jc w:val="left"/>
-                    <w:jc w:val="center"/>
-                  </w:pPr>
-                  <w:r>
-                    <w:t xml:space="preserve">Wing length</w:t>
-                  </w:r>
-                </w:p>
-              </w:tc>
-              <w:tc>
-                <w:tcPr/>
-                <w:p>
-                  <w:pPr>
-                    <w:pStyle w:val="Compact"/>
-                    <w:jc w:val="left"/>
-                    <w:jc w:val="center"/>
-                  </w:pPr>
-                  <w:r>
-                    <w:t xml:space="preserve">All Orders, All Sexes, Jirinec temporal coverage</w:t>
-                  </w:r>
-                </w:p>
-              </w:tc>
-              <w:tc>
-                <w:tcPr/>
-                <w:p>
-                  <w:pPr>
-                    <w:pStyle w:val="Compact"/>
-                    <w:jc w:val="center"/>
-                    <w:jc w:val="center"/>
-                  </w:pPr>
-                  <w:r>
-                    <w:t xml:space="preserve">31,888</w:t>
-                  </w:r>
-                </w:p>
-              </w:tc>
-              <w:tc>
-                <w:tcPr/>
-                <w:p>
-                  <w:pPr>
-                    <w:pStyle w:val="Compact"/>
-                    <w:jc w:val="center"/>
-                    <w:jc w:val="center"/>
-                  </w:pPr>
-                  <w:r>
-                    <w:t xml:space="preserve">217</w:t>
-                  </w:r>
-                </w:p>
-              </w:tc>
-              <w:tc>
-                <w:tcPr/>
-                <w:p>
-                  <w:pPr>
-                    <w:pStyle w:val="Compact"/>
-                    <w:jc w:val="center"/>
-                    <w:jc w:val="center"/>
-                  </w:pPr>
-                  <w:r>
-                    <w:t xml:space="preserve">1995–2018</w:t>
-                  </w:r>
-                </w:p>
-              </w:tc>
-              <w:tc>
-                <w:tcPr/>
-                <w:p>
-                  <w:pPr>
-                    <w:pStyle w:val="Compact"/>
-                    <w:jc w:val="center"/>
-                    <w:jc w:val="center"/>
-                  </w:pPr>
-                  <m:oMath>
-                    <m:r>
-                      <m:rPr>
-                        <m:sty m:val="p"/>
-                      </m:rPr>
-                      <m:t>−</m:t>
-                    </m:r>
-                    <m:r>
-                      <m:t>1.00</m:t>
-                    </m:r>
-                    <m:r>
-                      <m:rPr>
-                        <m:sty m:val="p"/>
-                      </m:rPr>
-                      <m:t>%</m:t>
-                    </m:r>
-                  </m:oMath>
-                </w:p>
-              </w:tc>
-              <w:tc>
-                <w:tcPr/>
-                <w:p>
-                  <w:pPr>
-                    <w:pStyle w:val="Compact"/>
-                    <w:jc w:val="center"/>
-                    <w:jc w:val="center"/>
-                  </w:pPr>
-                  <m:oMath>
-                    <m:r>
-                      <m:rPr>
-                        <m:sty m:val="p"/>
-                      </m:rPr>
-                      <m:t>[</m:t>
-                    </m:r>
-                    <m:r>
-                      <m:rPr>
-                        <m:sty m:val="p"/>
-                      </m:rPr>
-                      <m:t>−</m:t>
-                    </m:r>
-                    <m:r>
-                      <m:t>2.09</m:t>
-                    </m:r>
-                    <m:r>
-                      <m:rPr>
-                        <m:sty m:val="p"/>
-                      </m:rPr>
-                      <m:t>,</m:t>
-                    </m:r>
-                    <m:r>
-                      <m:rPr>
-                        <m:sty m:val="p"/>
-                      </m:rPr>
-                      <m:t>+</m:t>
-                    </m:r>
-                    <m:r>
-                      <m:t>0.09</m:t>
-                    </m:r>
-                    <m:r>
-                      <m:rPr>
-                        <m:sty m:val="p"/>
-                      </m:rPr>
-                      <m:t>]</m:t>
-                    </m:r>
-                  </m:oMath>
-                </w:p>
-              </w:tc>
-              <w:tc>
-                <w:tcPr/>
-                <w:p>
-                  <w:pPr>
-                    <w:pStyle w:val="Compact"/>
-                    <w:jc w:val="center"/>
-                    <w:jc w:val="center"/>
-                  </w:pPr>
-                  <m:oMath>
-                    <m:r>
-                      <m:rPr>
-                        <m:sty m:val="p"/>
-                      </m:rPr>
-                      <m:t>−</m:t>
-                    </m:r>
-                    <m:r>
-                      <m:t>0.76</m:t>
-                    </m:r>
-                  </m:oMath>
-                  <w:r>
-                    <w:t xml:space="preserve"> </w:t>
-                  </w:r>
-                  <w:r>
-                    <w:t xml:space="preserve">mm</w:t>
-                  </w:r>
-                </w:p>
-              </w:tc>
-            </w:tr>
-            <w:tr>
-              <w:tc>
-                <w:tcPr/>
-                <w:p>
-                  <w:pPr>
-                    <w:pStyle w:val="Compact"/>
-                    <w:jc w:val="left"/>
-                    <w:jc w:val="center"/>
-                  </w:pPr>
-                  <w:r>
-                    <w:rPr>
-                      <w:b/>
-                      <w:bCs/>
-                    </w:rPr>
-                    <w:t xml:space="preserve">T3. Jirinec Community (All Orders)</w:t>
-                  </w:r>
-                </w:p>
-              </w:tc>
-              <w:tc>
-                <w:tcPr/>
-                <w:p>
-                  <w:pPr>
-                    <w:pStyle w:val="Compact"/>
-                    <w:jc w:val="left"/>
-                    <w:jc w:val="center"/>
-                  </w:pPr>
-                  <w:r>
-                    <w:t xml:space="preserve">Body mass</w:t>
-                  </w:r>
-                </w:p>
-              </w:tc>
-              <w:tc>
-                <w:tcPr/>
-                <w:p>
-                  <w:pPr>
-                    <w:pStyle w:val="Compact"/>
-                    <w:jc w:val="left"/>
-                    <w:jc w:val="center"/>
-                  </w:pPr>
-                  <w:r>
-                    <w:t xml:space="preserve">All Orders, All Sexes, Jirinec temporal coverage</w:t>
-                  </w:r>
-                </w:p>
-              </w:tc>
-              <w:tc>
-                <w:tcPr/>
-                <w:p>
-                  <w:pPr>
-                    <w:pStyle w:val="Compact"/>
-                    <w:jc w:val="center"/>
-                    <w:jc w:val="center"/>
-                  </w:pPr>
-                  <w:r>
-                    <w:t xml:space="preserve">46,663</w:t>
-                  </w:r>
-                </w:p>
-              </w:tc>
-              <w:tc>
-                <w:tcPr/>
-                <w:p>
-                  <w:pPr>
-                    <w:pStyle w:val="Compact"/>
-                    <w:jc w:val="center"/>
-                    <w:jc w:val="center"/>
-                  </w:pPr>
-                  <w:r>
-                    <w:t xml:space="preserve">243</w:t>
-                  </w:r>
-                </w:p>
-              </w:tc>
-              <w:tc>
-                <w:tcPr/>
-                <w:p>
-                  <w:pPr>
-                    <w:pStyle w:val="Compact"/>
-                    <w:jc w:val="center"/>
-                    <w:jc w:val="center"/>
-                  </w:pPr>
-                  <w:r>
-                    <w:t xml:space="preserve">1995–2018</w:t>
-                  </w:r>
-                </w:p>
-              </w:tc>
-              <w:tc>
-                <w:tcPr/>
-                <w:p>
-                  <w:pPr>
-                    <w:pStyle w:val="Compact"/>
-                    <w:jc w:val="center"/>
-                    <w:jc w:val="center"/>
-                  </w:pPr>
-                  <m:oMath>
-                    <m:r>
-                      <m:rPr>
-                        <m:sty m:val="p"/>
-                      </m:rPr>
-                      <m:t>−</m:t>
-                    </m:r>
-                    <m:r>
-                      <m:t>1.29</m:t>
-                    </m:r>
-                    <m:r>
-                      <m:rPr>
-                        <m:sty m:val="p"/>
-                      </m:rPr>
-                      <m:t>%</m:t>
-                    </m:r>
-                  </m:oMath>
-                </w:p>
-              </w:tc>
-              <w:tc>
-                <w:tcPr/>
-                <w:p>
-                  <w:pPr>
-                    <w:pStyle w:val="Compact"/>
-                    <w:jc w:val="center"/>
-                    <w:jc w:val="center"/>
-                  </w:pPr>
-                  <m:oMath>
-                    <m:r>
-                      <m:rPr>
-                        <m:sty m:val="p"/>
-                      </m:rPr>
-                      <m:t>[</m:t>
-                    </m:r>
-                    <m:r>
-                      <m:rPr>
-                        <m:sty m:val="p"/>
-                      </m:rPr>
-                      <m:t>−</m:t>
-                    </m:r>
-                    <m:r>
-                      <m:t>2.30</m:t>
-                    </m:r>
-                    <m:r>
-                      <m:rPr>
-                        <m:sty m:val="p"/>
-                      </m:rPr>
-                      <m:t>,</m:t>
-                    </m:r>
-                    <m:r>
-                      <m:rPr>
-                        <m:sty m:val="p"/>
-                      </m:rPr>
-                      <m:t>−</m:t>
-                    </m:r>
-                    <m:r>
-                      <m:t>0.27</m:t>
-                    </m:r>
-                    <m:r>
-                      <m:rPr>
-                        <m:sty m:val="p"/>
-                      </m:rPr>
-                      <m:t>]</m:t>
-                    </m:r>
-                  </m:oMath>
-                </w:p>
-              </w:tc>
-              <w:tc>
-                <w:tcPr/>
-                <w:p>
-                  <w:pPr>
-                    <w:pStyle w:val="Compact"/>
-                    <w:jc w:val="center"/>
-                    <w:jc w:val="center"/>
-                  </w:pPr>
-                  <m:oMath>
-                    <m:r>
-                      <m:rPr>
-                        <m:sty m:val="p"/>
-                      </m:rPr>
-                      <m:t>−</m:t>
-                    </m:r>
-                    <m:r>
-                      <m:t>0.013</m:t>
-                    </m:r>
-                  </m:oMath>
-                  <w:r>
-                    <w:t xml:space="preserve"> </w:t>
-                  </w:r>
-                  <w:r>
-                    <w:t xml:space="preserve">log g</w:t>
-                  </w:r>
-                </w:p>
-              </w:tc>
-            </w:tr>
-            <w:tr>
-              <w:tc>
-                <w:tcPr/>
-                <w:p>
-                  <w:pPr>
-                    <w:pStyle w:val="Compact"/>
-                    <w:jc w:val="left"/>
-                    <w:jc w:val="center"/>
-                  </w:pPr>
-                  <w:r>
-                    <w:rPr>
-                      <w:b/>
-                      <w:bCs/>
-                    </w:rPr>
-                    <w:t xml:space="preserve">T4. Museum Historical Series</w:t>
-                  </w:r>
-                </w:p>
-              </w:tc>
-              <w:tc>
-                <w:tcPr/>
-                <w:p>
-                  <w:pPr>
-                    <w:pStyle w:val="Compact"/>
-                    <w:jc w:val="left"/>
-                    <w:jc w:val="center"/>
-                  </w:pPr>
-                  <w:r>
-                    <w:t xml:space="preserve">Wing length</w:t>
-                  </w:r>
-                </w:p>
-              </w:tc>
-              <w:tc>
-                <w:tcPr/>
-                <w:p>
-                  <w:pPr>
-                    <w:pStyle w:val="Compact"/>
-                    <w:jc w:val="left"/>
-                    <w:jc w:val="center"/>
-                  </w:pPr>
-                  <w:r>
-                    <w:t xml:space="preserve">Museum Study Skins only (MZUSP, MNRJ, etc.)</w:t>
-                  </w:r>
-                </w:p>
-              </w:tc>
-              <w:tc>
-                <w:tcPr/>
-                <w:p>
-                  <w:pPr>
-                    <w:pStyle w:val="Compact"/>
-                    <w:jc w:val="center"/>
-                    <w:jc w:val="center"/>
-                  </w:pPr>
-                  <w:r>
-                    <w:t xml:space="preserve">3,439</w:t>
-                  </w:r>
-                </w:p>
-              </w:tc>
-              <w:tc>
-                <w:tcPr/>
-                <w:p>
-                  <w:pPr>
-                    <w:pStyle w:val="Compact"/>
-                    <w:jc w:val="center"/>
-                    <w:jc w:val="center"/>
-                  </w:pPr>
-                  <w:r>
-                    <w:t xml:space="preserve">142</w:t>
-                  </w:r>
-                </w:p>
-              </w:tc>
-              <w:tc>
-                <w:tcPr/>
-                <w:p>
-                  <w:pPr>
-                    <w:pStyle w:val="Compact"/>
-                    <w:jc w:val="center"/>
-                    <w:jc w:val="center"/>
-                  </w:pPr>
-                  <w:r>
-                    <w:t xml:space="preserve">1884–2017</w:t>
-                  </w:r>
-                </w:p>
-              </w:tc>
-              <w:tc>
-                <w:tcPr/>
-                <w:p>
-                  <w:pPr>
-                    <w:pStyle w:val="Compact"/>
-                    <w:jc w:val="center"/>
-                    <w:jc w:val="center"/>
-                  </w:pPr>
-                  <m:oMath>
-                    <m:r>
-                      <m:rPr>
-                        <m:sty m:val="p"/>
-                      </m:rPr>
-                      <m:t>−</m:t>
-                    </m:r>
-                    <m:r>
-                      <m:t>0.31</m:t>
-                    </m:r>
-                    <m:r>
-                      <m:rPr>
-                        <m:sty m:val="p"/>
-                      </m:rPr>
-                      <m:t>%</m:t>
-                    </m:r>
-                  </m:oMath>
-                </w:p>
-              </w:tc>
-              <w:tc>
-                <w:tcPr/>
-                <w:p>
-                  <w:pPr>
-                    <w:pStyle w:val="Compact"/>
-                    <w:jc w:val="center"/>
-                    <w:jc w:val="center"/>
-                  </w:pPr>
-                  <m:oMath>
-                    <m:r>
-                      <m:rPr>
-                        <m:sty m:val="p"/>
-                      </m:rPr>
-                      <m:t>[</m:t>
-                    </m:r>
-                    <m:r>
-                      <m:rPr>
-                        <m:sty m:val="p"/>
-                      </m:rPr>
-                      <m:t>−</m:t>
-                    </m:r>
-                    <m:r>
-                      <m:t>1.95</m:t>
-                    </m:r>
-                    <m:r>
-                      <m:rPr>
-                        <m:sty m:val="p"/>
-                      </m:rPr>
-                      <m:t>,</m:t>
-                    </m:r>
-                    <m:r>
-                      <m:rPr>
-                        <m:sty m:val="p"/>
-                      </m:rPr>
-                      <m:t>+</m:t>
-                    </m:r>
-                    <m:r>
-                      <m:t>1.34</m:t>
-                    </m:r>
-                    <m:r>
-                      <m:rPr>
-                        <m:sty m:val="p"/>
-                      </m:rPr>
-                      <m:t>]</m:t>
-                    </m:r>
-                  </m:oMath>
-                </w:p>
-              </w:tc>
-              <w:tc>
-                <w:tcPr/>
-                <w:p>
-                  <w:pPr>
-                    <w:pStyle w:val="Compact"/>
-                    <w:jc w:val="center"/>
-                    <w:jc w:val="center"/>
-                  </w:pPr>
-                  <m:oMath>
-                    <m:r>
-                      <m:rPr>
-                        <m:sty m:val="p"/>
-                      </m:rPr>
-                      <m:t>−</m:t>
-                    </m:r>
-                    <m:r>
-                      <m:t>0.28</m:t>
-                    </m:r>
-                  </m:oMath>
-                  <w:r>
-                    <w:t xml:space="preserve"> </w:t>
-                  </w:r>
-                  <w:r>
-                    <w:t xml:space="preserve">mm</w:t>
-                  </w:r>
-                </w:p>
-              </w:tc>
-            </w:tr>
-            <w:tr>
-              <w:tc>
-                <w:tcPr/>
-                <w:p>
-                  <w:pPr>
-                    <w:pStyle w:val="Compact"/>
-                    <w:jc w:val="left"/>
-                    <w:jc w:val="center"/>
-                  </w:pPr>
-                  <w:r>
-                    <w:rPr>
-                      <w:b/>
-                      <w:bCs/>
-                    </w:rPr>
-                    <w:t xml:space="preserve">T5. Integrated Live + Museum</w:t>
-                  </w:r>
-                </w:p>
-              </w:tc>
-              <w:tc>
-                <w:tcPr/>
-                <w:p>
-                  <w:pPr>
-                    <w:pStyle w:val="Compact"/>
-                    <w:jc w:val="left"/>
-                    <w:jc w:val="center"/>
-                  </w:pPr>
-                  <w:r>
-                    <w:t xml:space="preserve">Wing length</w:t>
-                  </w:r>
-                </w:p>
-              </w:tc>
-              <w:tc>
-                <w:tcPr/>
-                <w:p>
-                  <w:pPr>
-                    <w:pStyle w:val="Compact"/>
-                    <w:jc w:val="left"/>
-                    <w:jc w:val="center"/>
-                  </w:pPr>
-                  <w:r>
-                    <w:t xml:space="preserve">Live Captures + Museum Skins (Status control)</w:t>
-                  </w:r>
-                </w:p>
-              </w:tc>
-              <w:tc>
-                <w:tcPr/>
-                <w:p>
-                  <w:pPr>
-                    <w:pStyle w:val="Compact"/>
-                    <w:jc w:val="center"/>
-                    <w:jc w:val="center"/>
-                  </w:pPr>
-                  <w:r>
-                    <w:t xml:space="preserve">34,312</w:t>
-                  </w:r>
-                </w:p>
-              </w:tc>
-              <w:tc>
-                <w:tcPr/>
-                <w:p>
-                  <w:pPr>
-                    <w:pStyle w:val="Compact"/>
-                    <w:jc w:val="center"/>
-                    <w:jc w:val="center"/>
-                  </w:pPr>
-                  <w:r>
-                    <w:t xml:space="preserve">184</w:t>
-                  </w:r>
-                </w:p>
-              </w:tc>
-              <w:tc>
-                <w:tcPr/>
-                <w:p>
-                  <w:pPr>
-                    <w:pStyle w:val="Compact"/>
-                    <w:jc w:val="center"/>
-                    <w:jc w:val="center"/>
-                  </w:pPr>
-                  <w:r>
-                    <w:t xml:space="preserve">1884–2018</w:t>
-                  </w:r>
-                </w:p>
-              </w:tc>
-              <w:tc>
-                <w:tcPr/>
-                <w:p>
-                  <w:pPr>
-                    <w:pStyle w:val="Compact"/>
-                    <w:jc w:val="center"/>
-                    <w:jc w:val="center"/>
-                  </w:pPr>
-                  <m:oMath>
-                    <m:r>
-                      <m:rPr>
-                        <m:sty m:val="p"/>
-                      </m:rPr>
-                      <m:t>−</m:t>
-                    </m:r>
-                    <m:r>
-                      <m:t>0.36</m:t>
-                    </m:r>
-                    <m:r>
-                      <m:rPr>
-                        <m:sty m:val="p"/>
-                      </m:rPr>
-                      <m:t>%</m:t>
-                    </m:r>
-                  </m:oMath>
-                </w:p>
-              </w:tc>
-              <w:tc>
-                <w:tcPr/>
-                <w:p>
-                  <w:pPr>
-                    <w:pStyle w:val="Compact"/>
-                    <w:jc w:val="center"/>
-                    <w:jc w:val="center"/>
-                  </w:pPr>
-                  <m:oMath>
-                    <m:r>
-                      <m:rPr>
-                        <m:sty m:val="p"/>
-                      </m:rPr>
-                      <m:t>[</m:t>
-                    </m:r>
-                    <m:r>
-                      <m:rPr>
-                        <m:sty m:val="p"/>
-                      </m:rPr>
-                      <m:t>−</m:t>
-                    </m:r>
-                    <m:r>
-                      <m:t>0.92</m:t>
-                    </m:r>
-                    <m:r>
-                      <m:rPr>
-                        <m:sty m:val="p"/>
-                      </m:rPr>
-                      <m:t>,</m:t>
-                    </m:r>
-                    <m:r>
-                      <m:rPr>
-                        <m:sty m:val="p"/>
-                      </m:rPr>
-                      <m:t>+</m:t>
-                    </m:r>
-                    <m:r>
-                      <m:t>0.20</m:t>
-                    </m:r>
-                    <m:r>
-                      <m:rPr>
-                        <m:sty m:val="p"/>
-                      </m:rPr>
-                      <m:t>]</m:t>
-                    </m:r>
-                  </m:oMath>
-                </w:p>
-              </w:tc>
-              <w:tc>
-                <w:tcPr/>
-                <w:p>
-                  <w:pPr>
-                    <w:pStyle w:val="Compact"/>
-                    <w:jc w:val="center"/>
-                    <w:jc w:val="center"/>
-                  </w:pPr>
-                  <m:oMath>
-                    <m:r>
-                      <m:rPr>
-                        <m:sty m:val="p"/>
-                      </m:rPr>
-                      <m:t>−</m:t>
-                    </m:r>
-                    <m:r>
-                      <m:t>0.28</m:t>
-                    </m:r>
-                  </m:oMath>
-                  <w:r>
-                    <w:t xml:space="preserve"> </w:t>
-                  </w:r>
-                  <w:r>
-                    <w:t xml:space="preserve">mm</w:t>
-                  </w:r>
-                </w:p>
-              </w:tc>
-            </w:tr>
-            <w:tr>
-              <w:tc>
-                <w:tcPr/>
-                <w:p>
-                  <w:pPr>
-                    <w:pStyle w:val="Compact"/>
-                    <w:jc w:val="left"/>
-                    <w:jc w:val="center"/>
-                  </w:pPr>
-                  <w:r>
-                    <w:rPr>
-                      <w:b/>
-                      <w:bCs/>
-                    </w:rPr>
-                    <w:t xml:space="preserve">T6. Spanning Species Cohort</w:t>
-                  </w:r>
-                </w:p>
-              </w:tc>
-              <w:tc>
-                <w:tcPr/>
-                <w:p>
-                  <w:pPr>
-                    <w:pStyle w:val="Compact"/>
-                    <w:jc w:val="left"/>
-                    <w:jc w:val="center"/>
-                  </w:pPr>
-                  <w:r>
-                    <w:t xml:space="preserve">Wing length</w:t>
-                  </w:r>
-                </w:p>
-              </w:tc>
-              <w:tc>
-                <w:tcPr/>
-                <w:p>
-                  <w:pPr>
-                    <w:pStyle w:val="Compact"/>
-                    <w:jc w:val="left"/>
-                    <w:jc w:val="center"/>
-                  </w:pPr>
-                  <w:r>
-                    <w:t xml:space="preserve">175 Species sampled in both Historical and Modern eras</w:t>
-                  </w:r>
-                </w:p>
-              </w:tc>
-              <w:tc>
-                <w:tcPr/>
-                <w:p>
-                  <w:pPr>
-                    <w:pStyle w:val="Compact"/>
-                    <w:jc w:val="center"/>
-                    <w:jc w:val="center"/>
-                  </w:pPr>
-                  <w:r>
-                    <w:t xml:space="preserve">24,583</w:t>
-                  </w:r>
-                </w:p>
-              </w:tc>
-              <w:tc>
-                <w:tcPr/>
-                <w:p>
-                  <w:pPr>
-                    <w:pStyle w:val="Compact"/>
-                    <w:jc w:val="center"/>
-                    <w:jc w:val="center"/>
-                  </w:pPr>
-                  <w:r>
-                    <w:t xml:space="preserve">175</w:t>
-                  </w:r>
-                </w:p>
-              </w:tc>
-              <w:tc>
-                <w:tcPr/>
-                <w:p>
-                  <w:pPr>
-                    <w:pStyle w:val="Compact"/>
-                    <w:jc w:val="center"/>
-                    <w:jc w:val="center"/>
-                  </w:pPr>
-                  <w:r>
-                    <w:t xml:space="preserve">1884–2018</w:t>
-                  </w:r>
-                </w:p>
-              </w:tc>
-              <w:tc>
-                <w:tcPr/>
-                <w:p>
-                  <w:pPr>
-                    <w:pStyle w:val="Compact"/>
-                    <w:jc w:val="center"/>
-                    <w:jc w:val="center"/>
-                  </w:pPr>
-                  <m:oMath>
-                    <m:r>
-                      <m:rPr>
-                        <m:sty m:val="p"/>
-                      </m:rPr>
-                      <m:t>−</m:t>
-                    </m:r>
-                    <m:r>
-                      <m:t>0.71</m:t>
-                    </m:r>
-                    <m:r>
-                      <m:rPr>
-                        <m:sty m:val="p"/>
-                      </m:rPr>
-                      <m:t>%</m:t>
-                    </m:r>
-                  </m:oMath>
-                </w:p>
-              </w:tc>
-              <w:tc>
-                <w:tcPr/>
-                <w:p>
-                  <w:pPr>
-                    <w:pStyle w:val="Compact"/>
-                    <w:jc w:val="center"/>
-                    <w:jc w:val="center"/>
-                  </w:pPr>
-                  <m:oMath>
-                    <m:r>
-                      <m:rPr>
-                        <m:sty m:val="p"/>
-                      </m:rPr>
-                      <m:t>[</m:t>
-                    </m:r>
-                    <m:r>
-                      <m:rPr>
-                        <m:sty m:val="p"/>
-                      </m:rPr>
-                      <m:t>−</m:t>
-                    </m:r>
-                    <m:r>
-                      <m:t>1.41</m:t>
-                    </m:r>
-                    <m:r>
-                      <m:rPr>
-                        <m:sty m:val="p"/>
-                      </m:rPr>
-                      <m:t>,</m:t>
-                    </m:r>
-                    <m:r>
-                      <m:rPr>
-                        <m:sty m:val="p"/>
-                      </m:rPr>
-                      <m:t>−</m:t>
-                    </m:r>
-                    <m:r>
-                      <m:t>0.01</m:t>
-                    </m:r>
-                    <m:r>
-                      <m:rPr>
-                        <m:sty m:val="p"/>
-                      </m:rPr>
-                      <m:t>]</m:t>
-                    </m:r>
-                  </m:oMath>
-                </w:p>
-              </w:tc>
-              <w:tc>
-                <w:tcPr/>
-                <w:p>
-                  <w:pPr>
-                    <w:pStyle w:val="Compact"/>
-                    <w:jc w:val="center"/>
-                    <w:jc w:val="center"/>
-                  </w:pPr>
-                  <m:oMath>
-                    <m:r>
-                      <m:rPr>
-                        <m:sty m:val="p"/>
-                      </m:rPr>
-                      <m:t>−</m:t>
-                    </m:r>
-                    <m:r>
-                      <m:t>0.55</m:t>
-                    </m:r>
-                  </m:oMath>
-                  <w:r>
-                    <w:t xml:space="preserve"> </w:t>
-                  </w:r>
-                  <w:r>
-                    <w:t xml:space="preserve">mm</w:t>
-                  </w:r>
-                </w:p>
-              </w:tc>
-            </w:tr>
-          </w:tbl>
-          <w:bookmarkEnd w:id="60"/>
-          <w:p/>
-        </w:tc>
-      </w:tr>
-    </w:tbl>
-    <w:p>
-      <w:pPr>
-        <w:pStyle w:val="BodyText"/>
-      </w:pPr>
-      <w:r>
-        <w:t xml:space="preserve"> </w:t>
-      </w:r>
-    </w:p>
-    <w:tbl>
-      <w:tblPr>
-        <w:tblStyle w:val="Table"/>
-        <w:tblW w:type="pct" w:w="5000"/>
-        <w:tblLayout w:type="fixed"/>
-        <w:tblLook w:firstRow="0" w:lastRow="0" w:firstColumn="0" w:lastColumn="0" w:noHBand="0" w:noVBand="0" w:val="0000"/>
-      </w:tblPr>
-      <w:tblGrid>
-        <w:gridCol w:w="7920"/>
-      </w:tblGrid>
-      <w:tr>
-        <w:tc>
-          <w:tcPr/>
-          <w:bookmarkStart w:id="61" w:name="tbl-s-wing"/>
-          <w:p>
-            <w:pPr>
-              <w:jc w:val="center"/>
-            </w:pPr>
-            <w:pPr>
-              <w:jc w:val="left"/>
-              <w:spacing w:before="200"/>
-              <w:pStyle w:val="ImageCaption"/>
-            </w:pPr>
-            <w:r>
-              <w:t xml:space="preserve">Table 3:</w:t>
-            </w:r>
-            <w:r>
-              <w:t xml:space="preserve"> </w:t>
-            </w:r>
-            <w:r>
-              <w:rPr>
-                <w:b/>
-                <w:bCs/>
-              </w:rPr>
-              <w:t xml:space="preserve">Supplementary Table S2.</w:t>
             </w:r>
             <w:r>
               <w:t xml:space="preserve"> </w:t>
@@ -10408,7 +5695,7 @@
               </w:tc>
             </w:tr>
           </w:tbl>
-          <w:bookmarkEnd w:id="61"/>
+          <w:bookmarkEnd w:id="31"/>
           <w:p/>
         </w:tc>
       </w:tr>
@@ -10434,7 +5721,7 @@
       <w:tr>
         <w:tc>
           <w:tcPr/>
-          <w:bookmarkStart w:id="62" w:name="tbl-s-mass"/>
+          <w:bookmarkStart w:id="32" w:name="tbl-s-mass"/>
           <w:p>
             <w:pPr>
               <w:jc w:val="center"/>
@@ -10445,7 +5732,7 @@
               <w:pStyle w:val="ImageCaption"/>
             </w:pPr>
             <w:r>
-              <w:t xml:space="preserve">Table 4:</w:t>
+              <w:t xml:space="preserve">Table 3:</w:t>
             </w:r>
             <w:r>
               <w:t xml:space="preserve"> </w:t>
@@ -10455,7 +5742,7 @@
                 <w:b/>
                 <w:bCs/>
               </w:rPr>
-              <w:t xml:space="preserve">Supplementary Table S3.</w:t>
+              <w:t xml:space="preserve">Supplementary Table S2.</w:t>
             </w:r>
             <w:r>
               <w:t xml:space="preserve"> </w:t>
@@ -11085,20 +6372,13 @@
               </w:tc>
             </w:tr>
           </w:tbl>
-          <w:bookmarkEnd w:id="62"/>
+          <w:bookmarkEnd w:id="32"/>
           <w:p/>
         </w:tc>
       </w:tr>
     </w:tbl>
-    <w:p>
-      <w:r>
-        <w:pict>
-          <v:rect style="width:0;height:1.5pt" o:hralign="center" o:hrstd="t" o:hr="t"/>
-        </w:pict>
-      </w:r>
-    </w:p>
-    <w:bookmarkEnd w:id="63"/>
-    <w:bookmarkStart w:id="86" w:name="references"/>
+    <w:bookmarkEnd w:id="33"/>
+    <w:bookmarkStart w:id="49" w:name="references"/>
     <w:p>
       <w:pPr>
         <w:pStyle w:val="Heading1"/>
@@ -11107,8 +6387,8 @@
         <w:t xml:space="preserve">References</w:t>
       </w:r>
     </w:p>
-    <w:bookmarkStart w:id="85" w:name="refs"/>
-    <w:bookmarkStart w:id="65" w:name="ref-bell2019fixed"/>
+    <w:bookmarkStart w:id="48" w:name="refs"/>
+    <w:bookmarkStart w:id="35" w:name="ref-bell2019fixed"/>
     <w:p>
       <w:pPr>
         <w:pStyle w:val="Bibliography"/>
@@ -11141,7 +6421,7 @@
       <w:r>
         <w:t xml:space="preserve"> </w:t>
       </w:r>
-      <w:hyperlink r:id="rId64">
+      <w:hyperlink r:id="rId34">
         <w:r>
           <w:rPr>
             <w:rStyle w:val="Hyperlink"/>
@@ -11153,8 +6433,8 @@
         <w:t xml:space="preserve">.</w:t>
       </w:r>
     </w:p>
-    <w:bookmarkEnd w:id="65"/>
-    <w:bookmarkStart w:id="67" w:name="ref-harris2020crudata"/>
+    <w:bookmarkEnd w:id="35"/>
+    <w:bookmarkStart w:id="37" w:name="ref-harris2020crudata"/>
     <w:p>
       <w:pPr>
         <w:pStyle w:val="Bibliography"/>
@@ -11199,7 +6479,7 @@
       <w:r>
         <w:t xml:space="preserve"> </w:t>
       </w:r>
-      <w:hyperlink r:id="rId66">
+      <w:hyperlink r:id="rId36">
         <w:r>
           <w:rPr>
             <w:rStyle w:val="Hyperlink"/>
@@ -11211,260 +6491,8 @@
         <w:t xml:space="preserve">.</w:t>
       </w:r>
     </w:p>
-    <w:bookmarkEnd w:id="67"/>
-    <w:bookmarkStart w:id="68" w:name="ref-hudson2017database"/>
-    <w:p>
-      <w:pPr>
-        <w:pStyle w:val="Bibliography"/>
-      </w:pPr>
-      <w:r>
-        <w:t xml:space="preserve">Hudson, Lawrence N, Tim Newbold, Sara Contu, et al.</w:t>
-      </w:r>
-      <w:r>
-        <w:t xml:space="preserve"> 2017.</w:t>
-      </w:r>
-      <w:r>
-        <w:t xml:space="preserve"> </w:t>
-      </w:r>
-      <w:r>
-        <w:t xml:space="preserve">“The Database of the Predicts (Projecting Responses of Ecological Diversity in Changing Terrestrial Systems) Project.”</w:t>
-      </w:r>
-      <w:r>
-        <w:t xml:space="preserve"> </w:t>
-      </w:r>
-      <w:r>
-        <w:rPr>
-          <w:i/>
-          <w:iCs/>
-        </w:rPr>
-        <w:t xml:space="preserve">Ecology and Evolution</w:t>
-      </w:r>
-      <w:r>
-        <w:t xml:space="preserve"> </w:t>
-      </w:r>
-      <w:r>
-        <w:t xml:space="preserve">7 (1): 145–88.</w:t>
-      </w:r>
-    </w:p>
-    <w:bookmarkEnd w:id="68"/>
-    <w:bookmarkStart w:id="70" w:name="ref-jirinec2021morphological"/>
-    <w:p>
-      <w:pPr>
-        <w:pStyle w:val="Bibliography"/>
-      </w:pPr>
-      <w:r>
-        <w:t xml:space="preserve">Jirinec, Vitek, Ryan C. Burner, Bruna R. Amaral, et al. 2021.</w:t>
-      </w:r>
-      <w:r>
-        <w:t xml:space="preserve"> </w:t>
-      </w:r>
-      <w:r>
-        <w:t xml:space="preserve">“Morphological Consequences of Climate Change for Resident Birds in Intact</w:t>
-      </w:r>
-      <w:r>
-        <w:t xml:space="preserve"> </w:t>
-      </w:r>
-      <w:r>
-        <w:t xml:space="preserve">Amazonian</w:t>
-      </w:r>
-      <w:r>
-        <w:t xml:space="preserve"> </w:t>
-      </w:r>
-      <w:r>
-        <w:t xml:space="preserve">Rainforest.”</w:t>
-      </w:r>
-      <w:r>
-        <w:t xml:space="preserve"> </w:t>
-      </w:r>
-      <w:r>
-        <w:rPr>
-          <w:i/>
-          <w:iCs/>
-        </w:rPr>
-        <w:t xml:space="preserve">Science Advances</w:t>
-      </w:r>
-      <w:r>
-        <w:t xml:space="preserve"> </w:t>
-      </w:r>
-      <w:r>
-        <w:t xml:space="preserve">7 (46): eabk1743.</w:t>
-      </w:r>
-      <w:r>
-        <w:t xml:space="preserve"> </w:t>
-      </w:r>
-      <w:hyperlink r:id="rId69">
-        <w:r>
-          <w:rPr>
-            <w:rStyle w:val="Hyperlink"/>
-          </w:rPr>
-          <w:t xml:space="preserve">https://doi.org/10.1126/sciadv.abk1743</w:t>
-        </w:r>
-      </w:hyperlink>
-      <w:r>
-        <w:t xml:space="preserve">.</w:t>
-      </w:r>
-    </w:p>
-    <w:bookmarkEnd w:id="70"/>
-    <w:bookmarkStart w:id="72" w:name="ref-lenssen2019gistemp"/>
-    <w:p>
-      <w:pPr>
-        <w:pStyle w:val="Bibliography"/>
-      </w:pPr>
-      <w:r>
-        <w:t xml:space="preserve">Lenssen, Nathan J. L., Gavin A. Schmidt, James E. Hansen, et al. 2019.</w:t>
-      </w:r>
-      <w:r>
-        <w:t xml:space="preserve"> </w:t>
-      </w:r>
-      <w:r>
-        <w:t xml:space="preserve">“Improvements in the</w:t>
-      </w:r>
-      <w:r>
-        <w:t xml:space="preserve"> </w:t>
-      </w:r>
-      <w:r>
-        <w:t xml:space="preserve">GISTEMP</w:t>
-      </w:r>
-      <w:r>
-        <w:t xml:space="preserve"> </w:t>
-      </w:r>
-      <w:r>
-        <w:t xml:space="preserve">Uncertainty Model.”</w:t>
-      </w:r>
-      <w:r>
-        <w:t xml:space="preserve"> </w:t>
-      </w:r>
-      <w:r>
-        <w:rPr>
-          <w:i/>
-          <w:iCs/>
-        </w:rPr>
-        <w:t xml:space="preserve">Journal of Geophysical Research: Atmospheres</w:t>
-      </w:r>
-      <w:r>
-        <w:t xml:space="preserve"> </w:t>
-      </w:r>
-      <w:r>
-        <w:t xml:space="preserve">124 (12): 6307–26.</w:t>
-      </w:r>
-      <w:r>
-        <w:t xml:space="preserve"> </w:t>
-      </w:r>
-      <w:hyperlink r:id="rId71">
-        <w:r>
-          <w:rPr>
-            <w:rStyle w:val="Hyperlink"/>
-          </w:rPr>
-          <w:t xml:space="preserve">https://doi.org/10.1029/2018JD029522</w:t>
-        </w:r>
-      </w:hyperlink>
-      <w:r>
-        <w:t xml:space="preserve">.</w:t>
-      </w:r>
-    </w:p>
-    <w:bookmarkEnd w:id="72"/>
-    <w:bookmarkStart w:id="74" w:name="ref-lewinsohn2022insect"/>
-    <w:p>
-      <w:pPr>
-        <w:pStyle w:val="Bibliography"/>
-      </w:pPr>
-      <w:r>
-        <w:t xml:space="preserve">Lewinsohn, Thomas M., Kayna Agostini, André V. L. Freitas, and Adriano S. Melo. 2022.</w:t>
-      </w:r>
-      <w:r>
-        <w:t xml:space="preserve"> </w:t>
-      </w:r>
-      <w:r>
-        <w:t xml:space="preserve">“Insect Decline in</w:t>
-      </w:r>
-      <w:r>
-        <w:t xml:space="preserve"> </w:t>
-      </w:r>
-      <w:r>
-        <w:t xml:space="preserve">Brazil</w:t>
-      </w:r>
-      <w:r>
-        <w:t xml:space="preserve">: An Appraisal of Current Evidence.”</w:t>
-      </w:r>
-      <w:r>
-        <w:t xml:space="preserve"> </w:t>
-      </w:r>
-      <w:r>
-        <w:rPr>
-          <w:i/>
-          <w:iCs/>
-        </w:rPr>
-        <w:t xml:space="preserve">Biology Letters</w:t>
-      </w:r>
-      <w:r>
-        <w:t xml:space="preserve"> </w:t>
-      </w:r>
-      <w:r>
-        <w:t xml:space="preserve">18 (8): 20220219.</w:t>
-      </w:r>
-      <w:r>
-        <w:t xml:space="preserve"> </w:t>
-      </w:r>
-      <w:hyperlink r:id="rId73">
-        <w:r>
-          <w:rPr>
-            <w:rStyle w:val="Hyperlink"/>
-          </w:rPr>
-          <w:t xml:space="preserve">https://doi.org/10.1098/rsbl.2022.0219</w:t>
-        </w:r>
-      </w:hyperlink>
-      <w:r>
-        <w:t xml:space="preserve">.</w:t>
-      </w:r>
-    </w:p>
-    <w:bookmarkEnd w:id="74"/>
-    <w:bookmarkStart w:id="76" w:name="ref-muggeo2003estimating"/>
-    <w:p>
-      <w:pPr>
-        <w:pStyle w:val="Bibliography"/>
-      </w:pPr>
-      <w:r>
-        <w:t xml:space="preserve">Muggeo, Vito M. R. 2003.</w:t>
-      </w:r>
-      <w:r>
-        <w:t xml:space="preserve"> </w:t>
-      </w:r>
-      <w:r>
-        <w:t xml:space="preserve">“Estimating Regression Models with Unknown Break-Points.”</w:t>
-      </w:r>
-      <w:r>
-        <w:t xml:space="preserve"> </w:t>
-      </w:r>
-      <w:r>
-        <w:rPr>
-          <w:i/>
-          <w:iCs/>
-        </w:rPr>
-        <w:t xml:space="preserve">Statistics in Medicine</w:t>
-      </w:r>
-      <w:r>
-        <w:t xml:space="preserve"> </w:t>
-      </w:r>
-      <w:r>
-        <w:t xml:space="preserve">22 (19): 3055–71.</w:t>
-      </w:r>
-      <w:r>
-        <w:t xml:space="preserve"> </w:t>
-      </w:r>
-      <w:hyperlink r:id="rId75">
-        <w:r>
-          <w:rPr>
-            <w:rStyle w:val="Hyperlink"/>
-          </w:rPr>
-          <w:t xml:space="preserve">https://doi.org/10.1002/sim.1545</w:t>
-        </w:r>
-      </w:hyperlink>
-      <w:r>
-        <w:t xml:space="preserve">.</w:t>
-      </w:r>
-    </w:p>
-    <w:bookmarkEnd w:id="76"/>
-    <w:bookmarkStart w:id="78" w:name="ref-mundlak1978pooling"/>
+    <w:bookmarkEnd w:id="37"/>
+    <w:bookmarkStart w:id="39" w:name="ref-mundlak1978pooling"/>
     <w:p>
       <w:pPr>
         <w:pStyle w:val="Bibliography"/>
@@ -11497,7 +6525,7 @@
       <w:r>
         <w:t xml:space="preserve"> </w:t>
       </w:r>
-      <w:hyperlink r:id="rId77">
+      <w:hyperlink r:id="rId38">
         <w:r>
           <w:rPr>
             <w:rStyle w:val="Hyperlink"/>
@@ -11509,8 +6537,54 @@
         <w:t xml:space="preserve">.</w:t>
       </w:r>
     </w:p>
-    <w:bookmarkEnd w:id="78"/>
-    <w:bookmarkStart w:id="80" w:name="ref-rodrigues_atlantic_2019"/>
+    <w:bookmarkEnd w:id="39"/>
+    <w:bookmarkStart w:id="41" w:name="ref-nakagawa2015metaanalysis"/>
+    <w:p>
+      <w:pPr>
+        <w:pStyle w:val="Bibliography"/>
+      </w:pPr>
+      <w:r>
+        <w:t xml:space="preserve">Nakagawa, Shinichi, Robert Poulin, Kerrie Mengersen, et al. 2015.</w:t>
+      </w:r>
+      <w:r>
+        <w:t xml:space="preserve"> </w:t>
+      </w:r>
+      <w:r>
+        <w:t xml:space="preserve">“Meta-Analysis of Variation: Ecological and Evolutionary Applications and Beyond.”</w:t>
+      </w:r>
+      <w:r>
+        <w:t xml:space="preserve"> </w:t>
+      </w:r>
+      <w:r>
+        <w:rPr>
+          <w:i/>
+          <w:iCs/>
+        </w:rPr>
+        <w:t xml:space="preserve">Methods in Ecology and Evolution</w:t>
+      </w:r>
+      <w:r>
+        <w:t xml:space="preserve"> </w:t>
+      </w:r>
+      <w:r>
+        <w:t xml:space="preserve">6 (2): 143–52.</w:t>
+      </w:r>
+      <w:r>
+        <w:t xml:space="preserve"> </w:t>
+      </w:r>
+      <w:hyperlink r:id="rId40">
+        <w:r>
+          <w:rPr>
+            <w:rStyle w:val="Hyperlink"/>
+          </w:rPr>
+          <w:t xml:space="preserve">https://doi.org/10.1111/2041-210X.12309</w:t>
+        </w:r>
+      </w:hyperlink>
+      <w:r>
+        <w:t xml:space="preserve">.</w:t>
+      </w:r>
+    </w:p>
+    <w:bookmarkEnd w:id="41"/>
+    <w:bookmarkStart w:id="43" w:name="ref-rodrigues_atlantic_2019"/>
     <w:p>
       <w:pPr>
         <w:pStyle w:val="Bibliography"/>
@@ -11588,7 +6662,7 @@
       <w:r>
         <w:t xml:space="preserve"> </w:t>
       </w:r>
-      <w:hyperlink r:id="rId79">
+      <w:hyperlink r:id="rId42">
         <w:r>
           <w:rPr>
             <w:rStyle w:val="Hyperlink"/>
@@ -11600,23 +6674,44 @@
         <w:t xml:space="preserve">.</w:t>
       </w:r>
     </w:p>
-    <w:bookmarkEnd w:id="80"/>
-    <w:bookmarkStart w:id="82" w:name="ref-silva2022atlanticants"/>
+    <w:bookmarkEnd w:id="43"/>
+    <w:bookmarkStart w:id="45" w:name="ref-viechtbauer2010metafor"/>
     <w:p>
       <w:pPr>
         <w:pStyle w:val="Bibliography"/>
       </w:pPr>
       <w:r>
-        <w:t xml:space="preserve">Silva, Rogerio R., Felipe Martello, Rodrigo M. Feitosa, Otto G. M. Silva, Ivan C. do Nascimento, et al.</w:t>
-      </w:r>
-      <w:r>
-        <w:t xml:space="preserve"> 2022.</w:t>
-      </w:r>
-      <w:r>
-        <w:t xml:space="preserve"> </w:t>
-      </w:r>
-      <w:r>
-        <w:t xml:space="preserve">“ATLANTIC ANTS: A Dataset of Ants in Atlantic Forest of South America.”</w:t>
+        <w:t xml:space="preserve">Viechtbauer, Wolfgang. 2010.</w:t>
+      </w:r>
+      <w:r>
+        <w:t xml:space="preserve"> </w:t>
+      </w:r>
+      <w:r>
+        <w:t xml:space="preserve">“Conducting Meta-Analyses in</w:t>
+      </w:r>
+      <w:r>
+        <w:t xml:space="preserve"> </w:t>
+      </w:r>
+      <w:r>
+        <w:t xml:space="preserve">R</w:t>
+      </w:r>
+      <w:r>
+        <w:t xml:space="preserve"> </w:t>
+      </w:r>
+      <w:r>
+        <w:t xml:space="preserve">with the</w:t>
+      </w:r>
+      <w:r>
+        <w:t xml:space="preserve"> </w:t>
+      </w:r>
+      <w:r>
+        <w:t xml:space="preserve">metafor</w:t>
+      </w:r>
+      <w:r>
+        <w:t xml:space="preserve"> </w:t>
+      </w:r>
+      <w:r>
+        <w:t xml:space="preserve">Package.”</w:t>
       </w:r>
       <w:r>
         <w:t xml:space="preserve"> </w:t>
@@ -11626,31 +6721,31 @@
           <w:i/>
           <w:iCs/>
         </w:rPr>
-        <w:t xml:space="preserve">Ecology</w:t>
-      </w:r>
-      <w:r>
-        <w:t xml:space="preserve"> </w:t>
-      </w:r>
-      <w:r>
-        <w:t xml:space="preserve">103 (2): e03580.</w:t>
-      </w:r>
-      <w:r>
-        <w:t xml:space="preserve"> </w:t>
-      </w:r>
-      <w:hyperlink r:id="rId81">
+        <w:t xml:space="preserve">Journal of Statistical Software</w:t>
+      </w:r>
+      <w:r>
+        <w:t xml:space="preserve"> </w:t>
+      </w:r>
+      <w:r>
+        <w:t xml:space="preserve">36 (3): 1–48.</w:t>
+      </w:r>
+      <w:r>
+        <w:t xml:space="preserve"> </w:t>
+      </w:r>
+      <w:hyperlink r:id="rId44">
         <w:r>
           <w:rPr>
             <w:rStyle w:val="Hyperlink"/>
           </w:rPr>
-          <w:t xml:space="preserve">https://doi.org/10.1002/ecy.3580</w:t>
+          <w:t xml:space="preserve">https://doi.org/10.18637/jss.v036.i03</w:t>
         </w:r>
       </w:hyperlink>
       <w:r>
         <w:t xml:space="preserve">.</w:t>
       </w:r>
     </w:p>
-    <w:bookmarkEnd w:id="82"/>
-    <w:bookmarkStart w:id="84" w:name="ref-weeks2020"/>
+    <w:bookmarkEnd w:id="45"/>
+    <w:bookmarkStart w:id="47" w:name="ref-weeks2020"/>
     <w:p>
       <w:pPr>
         <w:pStyle w:val="Bibliography"/>
@@ -11683,7 +6778,7 @@
       <w:r>
         <w:t xml:space="preserve"> </w:t>
       </w:r>
-      <w:hyperlink r:id="rId83">
+      <w:hyperlink r:id="rId46">
         <w:r>
           <w:rPr>
             <w:rStyle w:val="Hyperlink"/>
@@ -11695,9 +6790,9 @@
         <w:t xml:space="preserve">.</w:t>
       </w:r>
     </w:p>
-    <w:bookmarkEnd w:id="84"/>
-    <w:bookmarkEnd w:id="85"/>
-    <w:bookmarkEnd w:id="86"/>
+    <w:bookmarkEnd w:id="47"/>
+    <w:bookmarkEnd w:id="48"/>
+    <w:bookmarkEnd w:id="49"/>
     <w:sectPr>
       <w:footerReference r:id="rIdFooter1" w:type="default"/>
       <w:footnotePr>

--- a/Manuscript/supplementary.docx
+++ b/Manuscript/supplementary.docx
@@ -1900,14 +1900,14 @@
               <w:tblLook w:firstRow="1" w:lastRow="0" w:firstColumn="0" w:lastColumn="0" w:noHBand="0" w:noVBand="0" w:val="0020"/>
             </w:tblPr>
             <w:tblGrid>
-              <w:gridCol w:w="2368"/>
-              <w:gridCol w:w="1998"/>
-              <w:gridCol w:w="740"/>
-              <w:gridCol w:w="666"/>
-              <w:gridCol w:w="592"/>
-              <w:gridCol w:w="444"/>
-              <w:gridCol w:w="666"/>
-              <w:gridCol w:w="444"/>
+              <w:gridCol w:w="2390"/>
+              <w:gridCol w:w="2017"/>
+              <w:gridCol w:w="747"/>
+              <w:gridCol w:w="672"/>
+              <w:gridCol w:w="597"/>
+              <w:gridCol w:w="448"/>
+              <w:gridCol w:w="597"/>
+              <w:gridCol w:w="448"/>
             </w:tblGrid>
             <w:tr>
               <w:trPr>
@@ -2067,46 +2067,46 @@
                     <w:jc w:val="center"/>
                   </w:pPr>
                   <w:r>
-                    <w:t xml:space="preserve">0.05410</w:t>
-                  </w:r>
-                </w:p>
-              </w:tc>
-              <w:tc>
-                <w:tcPr/>
-                <w:p>
-                  <w:pPr>
-                    <w:pStyle w:val="Compact"/>
-                    <w:jc w:val="right"/>
-                    <w:jc w:val="center"/>
-                  </w:pPr>
-                  <w:r>
-                    <w:t xml:space="preserve">0.19900</w:t>
-                  </w:r>
-                </w:p>
-              </w:tc>
-              <w:tc>
-                <w:tcPr/>
-                <w:p>
-                  <w:pPr>
-                    <w:pStyle w:val="Compact"/>
-                    <w:jc w:val="right"/>
-                    <w:jc w:val="center"/>
-                  </w:pPr>
-                  <w:r>
-                    <w:t xml:space="preserve">0.27</w:t>
-                  </w:r>
-                </w:p>
-              </w:tc>
-              <w:tc>
-                <w:tcPr/>
-                <w:p>
-                  <w:pPr>
-                    <w:pStyle w:val="Compact"/>
-                    <w:jc w:val="right"/>
-                    <w:jc w:val="center"/>
-                  </w:pPr>
-                  <w:r>
-                    <w:t xml:space="preserve">0.785000</w:t>
+                    <w:t xml:space="preserve">-0.02200</w:t>
+                  </w:r>
+                </w:p>
+              </w:tc>
+              <w:tc>
+                <w:tcPr/>
+                <w:p>
+                  <w:pPr>
+                    <w:pStyle w:val="Compact"/>
+                    <w:jc w:val="right"/>
+                    <w:jc w:val="center"/>
+                  </w:pPr>
+                  <w:r>
+                    <w:t xml:space="preserve">0.19600</w:t>
+                  </w:r>
+                </w:p>
+              </w:tc>
+              <w:tc>
+                <w:tcPr/>
+                <w:p>
+                  <w:pPr>
+                    <w:pStyle w:val="Compact"/>
+                    <w:jc w:val="right"/>
+                    <w:jc w:val="center"/>
+                  </w:pPr>
+                  <w:r>
+                    <w:t xml:space="preserve">-0.11</w:t>
+                  </w:r>
+                </w:p>
+              </w:tc>
+              <w:tc>
+                <w:tcPr/>
+                <w:p>
+                  <w:pPr>
+                    <w:pStyle w:val="Compact"/>
+                    <w:jc w:val="right"/>
+                    <w:jc w:val="center"/>
+                  </w:pPr>
+                  <w:r>
+                    <w:t xml:space="preserve">0.91100</w:t>
                   </w:r>
                 </w:p>
               </w:tc>
@@ -2173,46 +2173,46 @@
                     <w:jc w:val="center"/>
                   </w:pPr>
                   <w:r>
-                    <w:t xml:space="preserve">-0.70000</w:t>
-                  </w:r>
-                </w:p>
-              </w:tc>
-              <w:tc>
-                <w:tcPr/>
-                <w:p>
-                  <w:pPr>
-                    <w:pStyle w:val="Compact"/>
-                    <w:jc w:val="right"/>
-                    <w:jc w:val="center"/>
-                  </w:pPr>
-                  <w:r>
-                    <w:t xml:space="preserve">0.22500</w:t>
-                  </w:r>
-                </w:p>
-              </w:tc>
-              <w:tc>
-                <w:tcPr/>
-                <w:p>
-                  <w:pPr>
-                    <w:pStyle w:val="Compact"/>
-                    <w:jc w:val="right"/>
-                    <w:jc w:val="center"/>
-                  </w:pPr>
-                  <w:r>
-                    <w:t xml:space="preserve">-3.11</w:t>
-                  </w:r>
-                </w:p>
-              </w:tc>
-              <w:tc>
-                <w:tcPr/>
-                <w:p>
-                  <w:pPr>
-                    <w:pStyle w:val="Compact"/>
-                    <w:jc w:val="right"/>
-                    <w:jc w:val="center"/>
-                  </w:pPr>
-                  <w:r>
-                    <w:t xml:space="preserve">0.001870</w:t>
+                    <w:t xml:space="preserve">-0.53800</w:t>
+                  </w:r>
+                </w:p>
+              </w:tc>
+              <w:tc>
+                <w:tcPr/>
+                <w:p>
+                  <w:pPr>
+                    <w:pStyle w:val="Compact"/>
+                    <w:jc w:val="right"/>
+                    <w:jc w:val="center"/>
+                  </w:pPr>
+                  <w:r>
+                    <w:t xml:space="preserve">0.21900</w:t>
+                  </w:r>
+                </w:p>
+              </w:tc>
+              <w:tc>
+                <w:tcPr/>
+                <w:p>
+                  <w:pPr>
+                    <w:pStyle w:val="Compact"/>
+                    <w:jc w:val="right"/>
+                    <w:jc w:val="center"/>
+                  </w:pPr>
+                  <w:r>
+                    <w:t xml:space="preserve">-2.46</w:t>
+                  </w:r>
+                </w:p>
+              </w:tc>
+              <w:tc>
+                <w:tcPr/>
+                <w:p>
+                  <w:pPr>
+                    <w:pStyle w:val="Compact"/>
+                    <w:jc w:val="right"/>
+                    <w:jc w:val="center"/>
+                  </w:pPr>
+                  <w:r>
+                    <w:t xml:space="preserve">0.01400</w:t>
                   </w:r>
                 </w:p>
               </w:tc>
@@ -2279,46 +2279,46 @@
                     <w:jc w:val="center"/>
                   </w:pPr>
                   <w:r>
-                    <w:t xml:space="preserve">-0.06020</w:t>
-                  </w:r>
-                </w:p>
-              </w:tc>
-              <w:tc>
-                <w:tcPr/>
-                <w:p>
-                  <w:pPr>
-                    <w:pStyle w:val="Compact"/>
-                    <w:jc w:val="right"/>
-                    <w:jc w:val="center"/>
-                  </w:pPr>
-                  <w:r>
-                    <w:t xml:space="preserve">0.20100</w:t>
-                  </w:r>
-                </w:p>
-              </w:tc>
-              <w:tc>
-                <w:tcPr/>
-                <w:p>
-                  <w:pPr>
-                    <w:pStyle w:val="Compact"/>
-                    <w:jc w:val="right"/>
-                    <w:jc w:val="center"/>
-                  </w:pPr>
-                  <w:r>
-                    <w:t xml:space="preserve">-0.30</w:t>
-                  </w:r>
-                </w:p>
-              </w:tc>
-              <w:tc>
-                <w:tcPr/>
-                <w:p>
-                  <w:pPr>
-                    <w:pStyle w:val="Compact"/>
-                    <w:jc w:val="right"/>
-                    <w:jc w:val="center"/>
-                  </w:pPr>
-                  <w:r>
-                    <w:t xml:space="preserve">0.765000</w:t>
+                    <w:t xml:space="preserve">-0.16300</w:t>
+                  </w:r>
+                </w:p>
+              </w:tc>
+              <w:tc>
+                <w:tcPr/>
+                <w:p>
+                  <w:pPr>
+                    <w:pStyle w:val="Compact"/>
+                    <w:jc w:val="right"/>
+                    <w:jc w:val="center"/>
+                  </w:pPr>
+                  <w:r>
+                    <w:t xml:space="preserve">0.19500</w:t>
+                  </w:r>
+                </w:p>
+              </w:tc>
+              <w:tc>
+                <w:tcPr/>
+                <w:p>
+                  <w:pPr>
+                    <w:pStyle w:val="Compact"/>
+                    <w:jc w:val="right"/>
+                    <w:jc w:val="center"/>
+                  </w:pPr>
+                  <w:r>
+                    <w:t xml:space="preserve">-0.83</w:t>
+                  </w:r>
+                </w:p>
+              </w:tc>
+              <w:tc>
+                <w:tcPr/>
+                <w:p>
+                  <w:pPr>
+                    <w:pStyle w:val="Compact"/>
+                    <w:jc w:val="right"/>
+                    <w:jc w:val="center"/>
+                  </w:pPr>
+                  <w:r>
+                    <w:t xml:space="preserve">0.40400</w:t>
                   </w:r>
                 </w:p>
               </w:tc>
@@ -2385,46 +2385,46 @@
                     <w:jc w:val="center"/>
                   </w:pPr>
                   <w:r>
-                    <w:t xml:space="preserve">0.00680</w:t>
-                  </w:r>
-                </w:p>
-              </w:tc>
-              <w:tc>
-                <w:tcPr/>
-                <w:p>
-                  <w:pPr>
-                    <w:pStyle w:val="Compact"/>
-                    <w:jc w:val="right"/>
-                    <w:jc w:val="center"/>
-                  </w:pPr>
-                  <w:r>
-                    <w:t xml:space="preserve">0.00691</w:t>
-                  </w:r>
-                </w:p>
-              </w:tc>
-              <w:tc>
-                <w:tcPr/>
-                <w:p>
-                  <w:pPr>
-                    <w:pStyle w:val="Compact"/>
-                    <w:jc w:val="right"/>
-                    <w:jc w:val="center"/>
-                  </w:pPr>
-                  <w:r>
-                    <w:t xml:space="preserve">0.98</w:t>
-                  </w:r>
-                </w:p>
-              </w:tc>
-              <w:tc>
-                <w:tcPr/>
-                <w:p>
-                  <w:pPr>
-                    <w:pStyle w:val="Compact"/>
-                    <w:jc w:val="right"/>
-                    <w:jc w:val="center"/>
-                  </w:pPr>
-                  <w:r>
-                    <w:t xml:space="preserve">0.326000</w:t>
+                    <w:t xml:space="preserve">0.00727</w:t>
+                  </w:r>
+                </w:p>
+              </w:tc>
+              <w:tc>
+                <w:tcPr/>
+                <w:p>
+                  <w:pPr>
+                    <w:pStyle w:val="Compact"/>
+                    <w:jc w:val="right"/>
+                    <w:jc w:val="center"/>
+                  </w:pPr>
+                  <w:r>
+                    <w:t xml:space="preserve">0.00687</w:t>
+                  </w:r>
+                </w:p>
+              </w:tc>
+              <w:tc>
+                <w:tcPr/>
+                <w:p>
+                  <w:pPr>
+                    <w:pStyle w:val="Compact"/>
+                    <w:jc w:val="right"/>
+                    <w:jc w:val="center"/>
+                  </w:pPr>
+                  <w:r>
+                    <w:t xml:space="preserve">1.06</w:t>
+                  </w:r>
+                </w:p>
+              </w:tc>
+              <w:tc>
+                <w:tcPr/>
+                <w:p>
+                  <w:pPr>
+                    <w:pStyle w:val="Compact"/>
+                    <w:jc w:val="right"/>
+                    <w:jc w:val="center"/>
+                  </w:pPr>
+                  <w:r>
+                    <w:t xml:space="preserve">0.29000</w:t>
                   </w:r>
                 </w:p>
               </w:tc>
@@ -2491,46 +2491,46 @@
                     <w:jc w:val="center"/>
                   </w:pPr>
                   <w:r>
-                    <w:t xml:space="preserve">-0.00332</w:t>
-                  </w:r>
-                </w:p>
-              </w:tc>
-              <w:tc>
-                <w:tcPr/>
-                <w:p>
-                  <w:pPr>
-                    <w:pStyle w:val="Compact"/>
-                    <w:jc w:val="right"/>
-                    <w:jc w:val="center"/>
-                  </w:pPr>
-                  <w:r>
-                    <w:t xml:space="preserve">0.00446</w:t>
-                  </w:r>
-                </w:p>
-              </w:tc>
-              <w:tc>
-                <w:tcPr/>
-                <w:p>
-                  <w:pPr>
-                    <w:pStyle w:val="Compact"/>
-                    <w:jc w:val="right"/>
-                    <w:jc w:val="center"/>
-                  </w:pPr>
-                  <w:r>
-                    <w:t xml:space="preserve">-0.74</w:t>
-                  </w:r>
-                </w:p>
-              </w:tc>
-              <w:tc>
-                <w:tcPr/>
-                <w:p>
-                  <w:pPr>
-                    <w:pStyle w:val="Compact"/>
-                    <w:jc w:val="right"/>
-                    <w:jc w:val="center"/>
-                  </w:pPr>
-                  <w:r>
-                    <w:t xml:space="preserve">0.457000</w:t>
+                    <w:t xml:space="preserve">-0.00189</w:t>
+                  </w:r>
+                </w:p>
+              </w:tc>
+              <w:tc>
+                <w:tcPr/>
+                <w:p>
+                  <w:pPr>
+                    <w:pStyle w:val="Compact"/>
+                    <w:jc w:val="right"/>
+                    <w:jc w:val="center"/>
+                  </w:pPr>
+                  <w:r>
+                    <w:t xml:space="preserve">0.00521</w:t>
+                  </w:r>
+                </w:p>
+              </w:tc>
+              <w:tc>
+                <w:tcPr/>
+                <w:p>
+                  <w:pPr>
+                    <w:pStyle w:val="Compact"/>
+                    <w:jc w:val="right"/>
+                    <w:jc w:val="center"/>
+                  </w:pPr>
+                  <w:r>
+                    <w:t xml:space="preserve">-0.36</w:t>
+                  </w:r>
+                </w:p>
+              </w:tc>
+              <w:tc>
+                <w:tcPr/>
+                <w:p>
+                  <w:pPr>
+                    <w:pStyle w:val="Compact"/>
+                    <w:jc w:val="right"/>
+                    <w:jc w:val="center"/>
+                  </w:pPr>
+                  <w:r>
+                    <w:t xml:space="preserve">0.71700</w:t>
                   </w:r>
                 </w:p>
               </w:tc>
@@ -2597,46 +2597,46 @@
                     <w:jc w:val="center"/>
                   </w:pPr>
                   <w:r>
-                    <w:t xml:space="preserve">0.00604</w:t>
-                  </w:r>
-                </w:p>
-              </w:tc>
-              <w:tc>
-                <w:tcPr/>
-                <w:p>
-                  <w:pPr>
-                    <w:pStyle w:val="Compact"/>
-                    <w:jc w:val="right"/>
-                    <w:jc w:val="center"/>
-                  </w:pPr>
-                  <w:r>
-                    <w:t xml:space="preserve">0.00688</w:t>
-                  </w:r>
-                </w:p>
-              </w:tc>
-              <w:tc>
-                <w:tcPr/>
-                <w:p>
-                  <w:pPr>
-                    <w:pStyle w:val="Compact"/>
-                    <w:jc w:val="right"/>
-                    <w:jc w:val="center"/>
-                  </w:pPr>
-                  <w:r>
-                    <w:t xml:space="preserve">0.88</w:t>
-                  </w:r>
-                </w:p>
-              </w:tc>
-              <w:tc>
-                <w:tcPr/>
-                <w:p>
-                  <w:pPr>
-                    <w:pStyle w:val="Compact"/>
-                    <w:jc w:val="right"/>
-                    <w:jc w:val="center"/>
-                  </w:pPr>
-                  <w:r>
-                    <w:t xml:space="preserve">0.381000</w:t>
+                    <w:t xml:space="preserve">0.00640</w:t>
+                  </w:r>
+                </w:p>
+              </w:tc>
+              <w:tc>
+                <w:tcPr/>
+                <w:p>
+                  <w:pPr>
+                    <w:pStyle w:val="Compact"/>
+                    <w:jc w:val="right"/>
+                    <w:jc w:val="center"/>
+                  </w:pPr>
+                  <w:r>
+                    <w:t xml:space="preserve">0.00681</w:t>
+                  </w:r>
+                </w:p>
+              </w:tc>
+              <w:tc>
+                <w:tcPr/>
+                <w:p>
+                  <w:pPr>
+                    <w:pStyle w:val="Compact"/>
+                    <w:jc w:val="right"/>
+                    <w:jc w:val="center"/>
+                  </w:pPr>
+                  <w:r>
+                    <w:t xml:space="preserve">0.94</w:t>
+                  </w:r>
+                </w:p>
+              </w:tc>
+              <w:tc>
+                <w:tcPr/>
+                <w:p>
+                  <w:pPr>
+                    <w:pStyle w:val="Compact"/>
+                    <w:jc w:val="right"/>
+                    <w:jc w:val="center"/>
+                  </w:pPr>
+                  <w:r>
+                    <w:t xml:space="preserve">0.34700</w:t>
                   </w:r>
                 </w:p>
               </w:tc>
@@ -2703,46 +2703,46 @@
                     <w:jc w:val="center"/>
                   </w:pPr>
                   <w:r>
-                    <w:t xml:space="preserve">0.01180</w:t>
-                  </w:r>
-                </w:p>
-              </w:tc>
-              <w:tc>
-                <w:tcPr/>
-                <w:p>
-                  <w:pPr>
-                    <w:pStyle w:val="Compact"/>
-                    <w:jc w:val="right"/>
-                    <w:jc w:val="center"/>
-                  </w:pPr>
-                  <w:r>
-                    <w:t xml:space="preserve">0.01010</w:t>
-                  </w:r>
-                </w:p>
-              </w:tc>
-              <w:tc>
-                <w:tcPr/>
-                <w:p>
-                  <w:pPr>
-                    <w:pStyle w:val="Compact"/>
-                    <w:jc w:val="right"/>
-                    <w:jc w:val="center"/>
-                  </w:pPr>
-                  <w:r>
-                    <w:t xml:space="preserve">1.18</w:t>
-                  </w:r>
-                </w:p>
-              </w:tc>
-              <w:tc>
-                <w:tcPr/>
-                <w:p>
-                  <w:pPr>
-                    <w:pStyle w:val="Compact"/>
-                    <w:jc w:val="right"/>
-                    <w:jc w:val="center"/>
-                  </w:pPr>
-                  <w:r>
-                    <w:t xml:space="preserve">0.239000</w:t>
+                    <w:t xml:space="preserve">0.01570</w:t>
+                  </w:r>
+                </w:p>
+              </w:tc>
+              <w:tc>
+                <w:tcPr/>
+                <w:p>
+                  <w:pPr>
+                    <w:pStyle w:val="Compact"/>
+                    <w:jc w:val="right"/>
+                    <w:jc w:val="center"/>
+                  </w:pPr>
+                  <w:r>
+                    <w:t xml:space="preserve">0.00995</w:t>
+                  </w:r>
+                </w:p>
+              </w:tc>
+              <w:tc>
+                <w:tcPr/>
+                <w:p>
+                  <w:pPr>
+                    <w:pStyle w:val="Compact"/>
+                    <w:jc w:val="right"/>
+                    <w:jc w:val="center"/>
+                  </w:pPr>
+                  <w:r>
+                    <w:t xml:space="preserve">1.58</w:t>
+                  </w:r>
+                </w:p>
+              </w:tc>
+              <w:tc>
+                <w:tcPr/>
+                <w:p>
+                  <w:pPr>
+                    <w:pStyle w:val="Compact"/>
+                    <w:jc w:val="right"/>
+                    <w:jc w:val="center"/>
+                  </w:pPr>
+                  <w:r>
+                    <w:t xml:space="preserve">0.11400</w:t>
                   </w:r>
                 </w:p>
               </w:tc>
@@ -2809,46 +2809,46 @@
                     <w:jc w:val="center"/>
                   </w:pPr>
                   <w:r>
-                    <w:t xml:space="preserve">0.02490</w:t>
-                  </w:r>
-                </w:p>
-              </w:tc>
-              <w:tc>
-                <w:tcPr/>
-                <w:p>
-                  <w:pPr>
-                    <w:pStyle w:val="Compact"/>
-                    <w:jc w:val="right"/>
-                    <w:jc w:val="center"/>
-                  </w:pPr>
-                  <w:r>
-                    <w:t xml:space="preserve">0.00710</w:t>
-                  </w:r>
-                </w:p>
-              </w:tc>
-              <w:tc>
-                <w:tcPr/>
-                <w:p>
-                  <w:pPr>
-                    <w:pStyle w:val="Compact"/>
-                    <w:jc w:val="right"/>
-                    <w:jc w:val="center"/>
-                  </w:pPr>
-                  <w:r>
-                    <w:t xml:space="preserve">3.52</w:t>
-                  </w:r>
-                </w:p>
-              </w:tc>
-              <w:tc>
-                <w:tcPr/>
-                <w:p>
-                  <w:pPr>
-                    <w:pStyle w:val="Compact"/>
-                    <w:jc w:val="right"/>
-                    <w:jc w:val="center"/>
-                  </w:pPr>
-                  <w:r>
-                    <w:t xml:space="preserve">0.000439</w:t>
+                    <w:t xml:space="preserve">0.01990</w:t>
+                  </w:r>
+                </w:p>
+              </w:tc>
+              <w:tc>
+                <w:tcPr/>
+                <w:p>
+                  <w:pPr>
+                    <w:pStyle w:val="Compact"/>
+                    <w:jc w:val="right"/>
+                    <w:jc w:val="center"/>
+                  </w:pPr>
+                  <w:r>
+                    <w:t xml:space="preserve">0.00721</w:t>
+                  </w:r>
+                </w:p>
+              </w:tc>
+              <w:tc>
+                <w:tcPr/>
+                <w:p>
+                  <w:pPr>
+                    <w:pStyle w:val="Compact"/>
+                    <w:jc w:val="right"/>
+                    <w:jc w:val="center"/>
+                  </w:pPr>
+                  <w:r>
+                    <w:t xml:space="preserve">2.76</w:t>
+                  </w:r>
+                </w:p>
+              </w:tc>
+              <w:tc>
+                <w:tcPr/>
+                <w:p>
+                  <w:pPr>
+                    <w:pStyle w:val="Compact"/>
+                    <w:jc w:val="right"/>
+                    <w:jc w:val="center"/>
+                  </w:pPr>
+                  <w:r>
+                    <w:t xml:space="preserve">0.00573</w:t>
                   </w:r>
                 </w:p>
               </w:tc>
@@ -2915,46 +2915,46 @@
                     <w:jc w:val="center"/>
                   </w:pPr>
                   <w:r>
-                    <w:t xml:space="preserve">0.01590</w:t>
-                  </w:r>
-                </w:p>
-              </w:tc>
-              <w:tc>
-                <w:tcPr/>
-                <w:p>
-                  <w:pPr>
-                    <w:pStyle w:val="Compact"/>
-                    <w:jc w:val="right"/>
-                    <w:jc w:val="center"/>
-                  </w:pPr>
-                  <w:r>
-                    <w:t xml:space="preserve">0.01010</w:t>
-                  </w:r>
-                </w:p>
-              </w:tc>
-              <w:tc>
-                <w:tcPr/>
-                <w:p>
-                  <w:pPr>
-                    <w:pStyle w:val="Compact"/>
-                    <w:jc w:val="right"/>
-                    <w:jc w:val="center"/>
-                  </w:pPr>
-                  <w:r>
-                    <w:t xml:space="preserve">1.58</w:t>
-                  </w:r>
-                </w:p>
-              </w:tc>
-              <w:tc>
-                <w:tcPr/>
-                <w:p>
-                  <w:pPr>
-                    <w:pStyle w:val="Compact"/>
-                    <w:jc w:val="right"/>
-                    <w:jc w:val="center"/>
-                  </w:pPr>
-                  <w:r>
-                    <w:t xml:space="preserve">0.114000</w:t>
+                    <w:t xml:space="preserve">0.02010</w:t>
+                  </w:r>
+                </w:p>
+              </w:tc>
+              <w:tc>
+                <w:tcPr/>
+                <w:p>
+                  <w:pPr>
+                    <w:pStyle w:val="Compact"/>
+                    <w:jc w:val="right"/>
+                    <w:jc w:val="center"/>
+                  </w:pPr>
+                  <w:r>
+                    <w:t xml:space="preserve">0.00985</w:t>
+                  </w:r>
+                </w:p>
+              </w:tc>
+              <w:tc>
+                <w:tcPr/>
+                <w:p>
+                  <w:pPr>
+                    <w:pStyle w:val="Compact"/>
+                    <w:jc w:val="right"/>
+                    <w:jc w:val="center"/>
+                  </w:pPr>
+                  <w:r>
+                    <w:t xml:space="preserve">2.04</w:t>
+                  </w:r>
+                </w:p>
+              </w:tc>
+              <w:tc>
+                <w:tcPr/>
+                <w:p>
+                  <w:pPr>
+                    <w:pStyle w:val="Compact"/>
+                    <w:jc w:val="right"/>
+                    <w:jc w:val="center"/>
+                  </w:pPr>
+                  <w:r>
+                    <w:t xml:space="preserve">0.04090</w:t>
                   </w:r>
                 </w:p>
               </w:tc>
@@ -3021,46 +3021,46 @@
                     <w:jc w:val="center"/>
                   </w:pPr>
                   <w:r>
-                    <w:t xml:space="preserve">-0.00395</w:t>
-                  </w:r>
-                </w:p>
-              </w:tc>
-              <w:tc>
-                <w:tcPr/>
-                <w:p>
-                  <w:pPr>
-                    <w:pStyle w:val="Compact"/>
-                    <w:jc w:val="right"/>
-                    <w:jc w:val="center"/>
-                  </w:pPr>
-                  <w:r>
-                    <w:t xml:space="preserve">0.00336</w:t>
-                  </w:r>
-                </w:p>
-              </w:tc>
-              <w:tc>
-                <w:tcPr/>
-                <w:p>
-                  <w:pPr>
-                    <w:pStyle w:val="Compact"/>
-                    <w:jc w:val="right"/>
-                    <w:jc w:val="center"/>
-                  </w:pPr>
-                  <w:r>
-                    <w:t xml:space="preserve">-1.18</w:t>
-                  </w:r>
-                </w:p>
-              </w:tc>
-              <w:tc>
-                <w:tcPr/>
-                <w:p>
-                  <w:pPr>
-                    <w:pStyle w:val="Compact"/>
-                    <w:jc w:val="right"/>
-                    <w:jc w:val="center"/>
-                  </w:pPr>
-                  <w:r>
-                    <w:t xml:space="preserve">0.239000</w:t>
+                    <w:t xml:space="preserve">-0.00524</w:t>
+                  </w:r>
+                </w:p>
+              </w:tc>
+              <w:tc>
+                <w:tcPr/>
+                <w:p>
+                  <w:pPr>
+                    <w:pStyle w:val="Compact"/>
+                    <w:jc w:val="right"/>
+                    <w:jc w:val="center"/>
+                  </w:pPr>
+                  <w:r>
+                    <w:t xml:space="preserve">0.00332</w:t>
+                  </w:r>
+                </w:p>
+              </w:tc>
+              <w:tc>
+                <w:tcPr/>
+                <w:p>
+                  <w:pPr>
+                    <w:pStyle w:val="Compact"/>
+                    <w:jc w:val="right"/>
+                    <w:jc w:val="center"/>
+                  </w:pPr>
+                  <w:r>
+                    <w:t xml:space="preserve">-1.58</w:t>
+                  </w:r>
+                </w:p>
+              </w:tc>
+              <w:tc>
+                <w:tcPr/>
+                <w:p>
+                  <w:pPr>
+                    <w:pStyle w:val="Compact"/>
+                    <w:jc w:val="right"/>
+                    <w:jc w:val="center"/>
+                  </w:pPr>
+                  <w:r>
+                    <w:t xml:space="preserve">0.11400</w:t>
                   </w:r>
                 </w:p>
               </w:tc>
@@ -3127,46 +3127,46 @@
                     <w:jc w:val="center"/>
                   </w:pPr>
                   <w:r>
-                    <w:t xml:space="preserve">-0.00832</w:t>
-                  </w:r>
-                </w:p>
-              </w:tc>
-              <w:tc>
-                <w:tcPr/>
-                <w:p>
-                  <w:pPr>
-                    <w:pStyle w:val="Compact"/>
-                    <w:jc w:val="right"/>
-                    <w:jc w:val="center"/>
-                  </w:pPr>
-                  <w:r>
-                    <w:t xml:space="preserve">0.00237</w:t>
-                  </w:r>
-                </w:p>
-              </w:tc>
-              <w:tc>
-                <w:tcPr/>
-                <w:p>
-                  <w:pPr>
-                    <w:pStyle w:val="Compact"/>
-                    <w:jc w:val="right"/>
-                    <w:jc w:val="center"/>
-                  </w:pPr>
-                  <w:r>
-                    <w:t xml:space="preserve">-3.52</w:t>
-                  </w:r>
-                </w:p>
-              </w:tc>
-              <w:tc>
-                <w:tcPr/>
-                <w:p>
-                  <w:pPr>
-                    <w:pStyle w:val="Compact"/>
-                    <w:jc w:val="right"/>
-                    <w:jc w:val="center"/>
-                  </w:pPr>
-                  <w:r>
-                    <w:t xml:space="preserve">0.000439</w:t>
+                    <w:t xml:space="preserve">-0.00664</w:t>
+                  </w:r>
+                </w:p>
+              </w:tc>
+              <w:tc>
+                <w:tcPr/>
+                <w:p>
+                  <w:pPr>
+                    <w:pStyle w:val="Compact"/>
+                    <w:jc w:val="right"/>
+                    <w:jc w:val="center"/>
+                  </w:pPr>
+                  <w:r>
+                    <w:t xml:space="preserve">0.00240</w:t>
+                  </w:r>
+                </w:p>
+              </w:tc>
+              <w:tc>
+                <w:tcPr/>
+                <w:p>
+                  <w:pPr>
+                    <w:pStyle w:val="Compact"/>
+                    <w:jc w:val="right"/>
+                    <w:jc w:val="center"/>
+                  </w:pPr>
+                  <w:r>
+                    <w:t xml:space="preserve">-2.76</w:t>
+                  </w:r>
+                </w:p>
+              </w:tc>
+              <w:tc>
+                <w:tcPr/>
+                <w:p>
+                  <w:pPr>
+                    <w:pStyle w:val="Compact"/>
+                    <w:jc w:val="right"/>
+                    <w:jc w:val="center"/>
+                  </w:pPr>
+                  <w:r>
+                    <w:t xml:space="preserve">0.00573</w:t>
                   </w:r>
                 </w:p>
               </w:tc>
@@ -3233,46 +3233,46 @@
                     <w:jc w:val="center"/>
                   </w:pPr>
                   <w:r>
-                    <w:t xml:space="preserve">-0.00530</w:t>
-                  </w:r>
-                </w:p>
-              </w:tc>
-              <w:tc>
-                <w:tcPr/>
-                <w:p>
-                  <w:pPr>
-                    <w:pStyle w:val="Compact"/>
-                    <w:jc w:val="right"/>
-                    <w:jc w:val="center"/>
-                  </w:pPr>
-                  <w:r>
-                    <w:t xml:space="preserve">0.00335</w:t>
-                  </w:r>
-                </w:p>
-              </w:tc>
-              <w:tc>
-                <w:tcPr/>
-                <w:p>
-                  <w:pPr>
-                    <w:pStyle w:val="Compact"/>
-                    <w:jc w:val="right"/>
-                    <w:jc w:val="center"/>
-                  </w:pPr>
-                  <w:r>
-                    <w:t xml:space="preserve">-1.58</w:t>
-                  </w:r>
-                </w:p>
-              </w:tc>
-              <w:tc>
-                <w:tcPr/>
-                <w:p>
-                  <w:pPr>
-                    <w:pStyle w:val="Compact"/>
-                    <w:jc w:val="right"/>
-                    <w:jc w:val="center"/>
-                  </w:pPr>
-                  <w:r>
-                    <w:t xml:space="preserve">0.114000</w:t>
+                    <w:t xml:space="preserve">-0.00671</w:t>
+                  </w:r>
+                </w:p>
+              </w:tc>
+              <w:tc>
+                <w:tcPr/>
+                <w:p>
+                  <w:pPr>
+                    <w:pStyle w:val="Compact"/>
+                    <w:jc w:val="right"/>
+                    <w:jc w:val="center"/>
+                  </w:pPr>
+                  <w:r>
+                    <w:t xml:space="preserve">0.00328</w:t>
+                  </w:r>
+                </w:p>
+              </w:tc>
+              <w:tc>
+                <w:tcPr/>
+                <w:p>
+                  <w:pPr>
+                    <w:pStyle w:val="Compact"/>
+                    <w:jc w:val="right"/>
+                    <w:jc w:val="center"/>
+                  </w:pPr>
+                  <w:r>
+                    <w:t xml:space="preserve">-2.04</w:t>
+                  </w:r>
+                </w:p>
+              </w:tc>
+              <w:tc>
+                <w:tcPr/>
+                <w:p>
+                  <w:pPr>
+                    <w:pStyle w:val="Compact"/>
+                    <w:jc w:val="right"/>
+                    <w:jc w:val="center"/>
+                  </w:pPr>
+                  <w:r>
+                    <w:t xml:space="preserve">0.04090</w:t>
                   </w:r>
                 </w:p>
               </w:tc>
@@ -3339,46 +3339,46 @@
                     <w:jc w:val="center"/>
                   </w:pPr>
                   <w:r>
-                    <w:t xml:space="preserve">-0.38800</w:t>
-                  </w:r>
-                </w:p>
-              </w:tc>
-              <w:tc>
-                <w:tcPr/>
-                <w:p>
-                  <w:pPr>
-                    <w:pStyle w:val="Compact"/>
-                    <w:jc w:val="right"/>
-                    <w:jc w:val="center"/>
-                  </w:pPr>
-                  <w:r>
-                    <w:t xml:space="preserve">0.41200</w:t>
-                  </w:r>
-                </w:p>
-              </w:tc>
-              <w:tc>
-                <w:tcPr/>
-                <w:p>
-                  <w:pPr>
-                    <w:pStyle w:val="Compact"/>
-                    <w:jc w:val="right"/>
-                    <w:jc w:val="center"/>
-                  </w:pPr>
-                  <w:r>
-                    <w:t xml:space="preserve">-0.94</w:t>
-                  </w:r>
-                </w:p>
-              </w:tc>
-              <w:tc>
-                <w:tcPr/>
-                <w:p>
-                  <w:pPr>
-                    <w:pStyle w:val="Compact"/>
-                    <w:jc w:val="right"/>
-                    <w:jc w:val="center"/>
-                  </w:pPr>
-                  <w:r>
-                    <w:t xml:space="preserve">0.346000</w:t>
+                    <w:t xml:space="preserve">-0.32900</w:t>
+                  </w:r>
+                </w:p>
+              </w:tc>
+              <w:tc>
+                <w:tcPr/>
+                <w:p>
+                  <w:pPr>
+                    <w:pStyle w:val="Compact"/>
+                    <w:jc w:val="right"/>
+                    <w:jc w:val="center"/>
+                  </w:pPr>
+                  <w:r>
+                    <w:t xml:space="preserve">0.29200</w:t>
+                  </w:r>
+                </w:p>
+              </w:tc>
+              <w:tc>
+                <w:tcPr/>
+                <w:p>
+                  <w:pPr>
+                    <w:pStyle w:val="Compact"/>
+                    <w:jc w:val="right"/>
+                    <w:jc w:val="center"/>
+                  </w:pPr>
+                  <w:r>
+                    <w:t xml:space="preserve">-1.13</w:t>
+                  </w:r>
+                </w:p>
+              </w:tc>
+              <w:tc>
+                <w:tcPr/>
+                <w:p>
+                  <w:pPr>
+                    <w:pStyle w:val="Compact"/>
+                    <w:jc w:val="right"/>
+                    <w:jc w:val="center"/>
+                  </w:pPr>
+                  <w:r>
+                    <w:t xml:space="preserve">0.25900</w:t>
                   </w:r>
                 </w:p>
               </w:tc>
@@ -3445,46 +3445,46 @@
                     <w:jc w:val="center"/>
                   </w:pPr>
                   <w:r>
-                    <w:t xml:space="preserve">0.00486</w:t>
-                  </w:r>
-                </w:p>
-              </w:tc>
-              <w:tc>
-                <w:tcPr/>
-                <w:p>
-                  <w:pPr>
-                    <w:pStyle w:val="Compact"/>
-                    <w:jc w:val="right"/>
-                    <w:jc w:val="center"/>
-                  </w:pPr>
-                  <w:r>
-                    <w:t xml:space="preserve">0.01090</w:t>
-                  </w:r>
-                </w:p>
-              </w:tc>
-              <w:tc>
-                <w:tcPr/>
-                <w:p>
-                  <w:pPr>
-                    <w:pStyle w:val="Compact"/>
-                    <w:jc w:val="right"/>
-                    <w:jc w:val="center"/>
-                  </w:pPr>
-                  <w:r>
-                    <w:t xml:space="preserve">0.45</w:t>
-                  </w:r>
-                </w:p>
-              </w:tc>
-              <w:tc>
-                <w:tcPr/>
-                <w:p>
-                  <w:pPr>
-                    <w:pStyle w:val="Compact"/>
-                    <w:jc w:val="right"/>
-                    <w:jc w:val="center"/>
-                  </w:pPr>
-                  <w:r>
-                    <w:t xml:space="preserve">0.654000</w:t>
+                    <w:t xml:space="preserve">0.00574</w:t>
+                  </w:r>
+                </w:p>
+              </w:tc>
+              <w:tc>
+                <w:tcPr/>
+                <w:p>
+                  <w:pPr>
+                    <w:pStyle w:val="Compact"/>
+                    <w:jc w:val="right"/>
+                    <w:jc w:val="center"/>
+                  </w:pPr>
+                  <w:r>
+                    <w:t xml:space="preserve">0.00905</w:t>
+                  </w:r>
+                </w:p>
+              </w:tc>
+              <w:tc>
+                <w:tcPr/>
+                <w:p>
+                  <w:pPr>
+                    <w:pStyle w:val="Compact"/>
+                    <w:jc w:val="right"/>
+                    <w:jc w:val="center"/>
+                  </w:pPr>
+                  <w:r>
+                    <w:t xml:space="preserve">0.63</w:t>
+                  </w:r>
+                </w:p>
+              </w:tc>
+              <w:tc>
+                <w:tcPr/>
+                <w:p>
+                  <w:pPr>
+                    <w:pStyle w:val="Compact"/>
+                    <w:jc w:val="right"/>
+                    <w:jc w:val="center"/>
+                  </w:pPr>
+                  <w:r>
+                    <w:t xml:space="preserve">0.52600</w:t>
                   </w:r>
                 </w:p>
               </w:tc>
@@ -3551,46 +3551,46 @@
                     <w:jc w:val="center"/>
                   </w:pPr>
                   <w:r>
-                    <w:t xml:space="preserve">0.02730</w:t>
-                  </w:r>
-                </w:p>
-              </w:tc>
-              <w:tc>
-                <w:tcPr/>
-                <w:p>
-                  <w:pPr>
-                    <w:pStyle w:val="Compact"/>
-                    <w:jc w:val="right"/>
-                    <w:jc w:val="center"/>
-                  </w:pPr>
-                  <w:r>
-                    <w:t xml:space="preserve">0.01890</w:t>
-                  </w:r>
-                </w:p>
-              </w:tc>
-              <w:tc>
-                <w:tcPr/>
-                <w:p>
-                  <w:pPr>
-                    <w:pStyle w:val="Compact"/>
-                    <w:jc w:val="right"/>
-                    <w:jc w:val="center"/>
-                  </w:pPr>
-                  <w:r>
-                    <w:t xml:space="preserve">1.44</w:t>
-                  </w:r>
-                </w:p>
-              </w:tc>
-              <w:tc>
-                <w:tcPr/>
-                <w:p>
-                  <w:pPr>
-                    <w:pStyle w:val="Compact"/>
-                    <w:jc w:val="right"/>
-                    <w:jc w:val="center"/>
-                  </w:pPr>
-                  <w:r>
-                    <w:t xml:space="preserve">0.150000</w:t>
+                    <w:t xml:space="preserve">0.02570</w:t>
+                  </w:r>
+                </w:p>
+              </w:tc>
+              <w:tc>
+                <w:tcPr/>
+                <w:p>
+                  <w:pPr>
+                    <w:pStyle w:val="Compact"/>
+                    <w:jc w:val="right"/>
+                    <w:jc w:val="center"/>
+                  </w:pPr>
+                  <w:r>
+                    <w:t xml:space="preserve">0.01450</w:t>
+                  </w:r>
+                </w:p>
+              </w:tc>
+              <w:tc>
+                <w:tcPr/>
+                <w:p>
+                  <w:pPr>
+                    <w:pStyle w:val="Compact"/>
+                    <w:jc w:val="right"/>
+                    <w:jc w:val="center"/>
+                  </w:pPr>
+                  <w:r>
+                    <w:t xml:space="preserve">1.77</w:t>
+                  </w:r>
+                </w:p>
+              </w:tc>
+              <w:tc>
+                <w:tcPr/>
+                <w:p>
+                  <w:pPr>
+                    <w:pStyle w:val="Compact"/>
+                    <w:jc w:val="right"/>
+                    <w:jc w:val="center"/>
+                  </w:pPr>
+                  <w:r>
+                    <w:t xml:space="preserve">0.07680</w:t>
                   </w:r>
                 </w:p>
               </w:tc>
@@ -3657,46 +3657,46 @@
                     <w:jc w:val="center"/>
                   </w:pPr>
                   <w:r>
-                    <w:t xml:space="preserve">-0.00909</w:t>
-                  </w:r>
-                </w:p>
-              </w:tc>
-              <w:tc>
-                <w:tcPr/>
-                <w:p>
-                  <w:pPr>
-                    <w:pStyle w:val="Compact"/>
-                    <w:jc w:val="right"/>
-                    <w:jc w:val="center"/>
-                  </w:pPr>
-                  <w:r>
-                    <w:t xml:space="preserve">0.00631</w:t>
-                  </w:r>
-                </w:p>
-              </w:tc>
-              <w:tc>
-                <w:tcPr/>
-                <w:p>
-                  <w:pPr>
-                    <w:pStyle w:val="Compact"/>
-                    <w:jc w:val="right"/>
-                    <w:jc w:val="center"/>
-                  </w:pPr>
-                  <w:r>
-                    <w:t xml:space="preserve">-1.44</w:t>
-                  </w:r>
-                </w:p>
-              </w:tc>
-              <w:tc>
-                <w:tcPr/>
-                <w:p>
-                  <w:pPr>
-                    <w:pStyle w:val="Compact"/>
-                    <w:jc w:val="right"/>
-                    <w:jc w:val="center"/>
-                  </w:pPr>
-                  <w:r>
-                    <w:t xml:space="preserve">0.150000</w:t>
+                    <w:t xml:space="preserve">-0.00858</w:t>
+                  </w:r>
+                </w:p>
+              </w:tc>
+              <w:tc>
+                <w:tcPr/>
+                <w:p>
+                  <w:pPr>
+                    <w:pStyle w:val="Compact"/>
+                    <w:jc w:val="right"/>
+                    <w:jc w:val="center"/>
+                  </w:pPr>
+                  <w:r>
+                    <w:t xml:space="preserve">0.00485</w:t>
+                  </w:r>
+                </w:p>
+              </w:tc>
+              <w:tc>
+                <w:tcPr/>
+                <w:p>
+                  <w:pPr>
+                    <w:pStyle w:val="Compact"/>
+                    <w:jc w:val="right"/>
+                    <w:jc w:val="center"/>
+                  </w:pPr>
+                  <w:r>
+                    <w:t xml:space="preserve">-1.77</w:t>
+                  </w:r>
+                </w:p>
+              </w:tc>
+              <w:tc>
+                <w:tcPr/>
+                <w:p>
+                  <w:pPr>
+                    <w:pStyle w:val="Compact"/>
+                    <w:jc w:val="right"/>
+                    <w:jc w:val="center"/>
+                  </w:pPr>
+                  <w:r>
+                    <w:t xml:space="preserve">0.07680</w:t>
                   </w:r>
                 </w:p>
               </w:tc>
@@ -3763,59 +3763,59 @@
                     <w:jc w:val="center"/>
                   </w:pPr>
                   <w:r>
-                    <w:t xml:space="preserve">0.08680</w:t>
-                  </w:r>
-                </w:p>
-              </w:tc>
-              <w:tc>
-                <w:tcPr/>
-                <w:p>
-                  <w:pPr>
-                    <w:pStyle w:val="Compact"/>
-                    <w:jc w:val="right"/>
-                    <w:jc w:val="center"/>
-                  </w:pPr>
-                  <w:r>
-                    <w:t xml:space="preserve">0.20000</w:t>
-                  </w:r>
-                </w:p>
-              </w:tc>
-              <w:tc>
-                <w:tcPr/>
-                <w:p>
-                  <w:pPr>
-                    <w:pStyle w:val="Compact"/>
-                    <w:jc w:val="right"/>
-                    <w:jc w:val="center"/>
-                  </w:pPr>
-                  <w:r>
-                    <w:t xml:space="preserve">0.44</w:t>
-                  </w:r>
-                </w:p>
-              </w:tc>
-              <w:tc>
-                <w:tcPr/>
-                <w:p>
-                  <w:pPr>
-                    <w:pStyle w:val="Compact"/>
-                    <w:jc w:val="right"/>
-                    <w:jc w:val="center"/>
-                  </w:pPr>
-                  <w:r>
-                    <w:t xml:space="preserve">0.663000</w:t>
-                  </w:r>
-                </w:p>
-              </w:tc>
-              <w:tc>
-                <w:tcPr/>
-                <w:p>
-                  <w:pPr>
-                    <w:pStyle w:val="Compact"/>
-                    <w:jc w:val="right"/>
-                    <w:jc w:val="center"/>
-                  </w:pPr>
-                  <w:r>
-                    <w:t xml:space="preserve">49</w:t>
+                    <w:t xml:space="preserve">0.01040</w:t>
+                  </w:r>
+                </w:p>
+              </w:tc>
+              <w:tc>
+                <w:tcPr/>
+                <w:p>
+                  <w:pPr>
+                    <w:pStyle w:val="Compact"/>
+                    <w:jc w:val="right"/>
+                    <w:jc w:val="center"/>
+                  </w:pPr>
+                  <w:r>
+                    <w:t xml:space="preserve">0.19400</w:t>
+                  </w:r>
+                </w:p>
+              </w:tc>
+              <w:tc>
+                <w:tcPr/>
+                <w:p>
+                  <w:pPr>
+                    <w:pStyle w:val="Compact"/>
+                    <w:jc w:val="right"/>
+                    <w:jc w:val="center"/>
+                  </w:pPr>
+                  <w:r>
+                    <w:t xml:space="preserve">0.05</w:t>
+                  </w:r>
+                </w:p>
+              </w:tc>
+              <w:tc>
+                <w:tcPr/>
+                <w:p>
+                  <w:pPr>
+                    <w:pStyle w:val="Compact"/>
+                    <w:jc w:val="right"/>
+                    <w:jc w:val="center"/>
+                  </w:pPr>
+                  <w:r>
+                    <w:t xml:space="preserve">0.95700</w:t>
+                  </w:r>
+                </w:p>
+              </w:tc>
+              <w:tc>
+                <w:tcPr/>
+                <w:p>
+                  <w:pPr>
+                    <w:pStyle w:val="Compact"/>
+                    <w:jc w:val="right"/>
+                    <w:jc w:val="center"/>
+                  </w:pPr>
+                  <w:r>
+                    <w:t xml:space="preserve">50</w:t>
                   </w:r>
                 </w:p>
               </w:tc>
@@ -3869,46 +3869,46 @@
                     <w:jc w:val="center"/>
                   </w:pPr>
                   <w:r>
-                    <w:t xml:space="preserve">0.23100</w:t>
-                  </w:r>
-                </w:p>
-              </w:tc>
-              <w:tc>
-                <w:tcPr/>
-                <w:p>
-                  <w:pPr>
-                    <w:pStyle w:val="Compact"/>
-                    <w:jc w:val="right"/>
-                    <w:jc w:val="center"/>
-                  </w:pPr>
-                  <w:r>
-                    <w:t xml:space="preserve">0.19900</w:t>
-                  </w:r>
-                </w:p>
-              </w:tc>
-              <w:tc>
-                <w:tcPr/>
-                <w:p>
-                  <w:pPr>
-                    <w:pStyle w:val="Compact"/>
-                    <w:jc w:val="right"/>
-                    <w:jc w:val="center"/>
-                  </w:pPr>
-                  <w:r>
-                    <w:t xml:space="preserve">1.16</w:t>
-                  </w:r>
-                </w:p>
-              </w:tc>
-              <w:tc>
-                <w:tcPr/>
-                <w:p>
-                  <w:pPr>
-                    <w:pStyle w:val="Compact"/>
-                    <w:jc w:val="right"/>
-                    <w:jc w:val="center"/>
-                  </w:pPr>
-                  <w:r>
-                    <w:t xml:space="preserve">0.246000</w:t>
+                    <w:t xml:space="preserve">0.11200</w:t>
+                  </w:r>
+                </w:p>
+              </w:tc>
+              <w:tc>
+                <w:tcPr/>
+                <w:p>
+                  <w:pPr>
+                    <w:pStyle w:val="Compact"/>
+                    <w:jc w:val="right"/>
+                    <w:jc w:val="center"/>
+                  </w:pPr>
+                  <w:r>
+                    <w:t xml:space="preserve">0.19600</w:t>
+                  </w:r>
+                </w:p>
+              </w:tc>
+              <w:tc>
+                <w:tcPr/>
+                <w:p>
+                  <w:pPr>
+                    <w:pStyle w:val="Compact"/>
+                    <w:jc w:val="right"/>
+                    <w:jc w:val="center"/>
+                  </w:pPr>
+                  <w:r>
+                    <w:t xml:space="preserve">0.57</w:t>
+                  </w:r>
+                </w:p>
+              </w:tc>
+              <w:tc>
+                <w:tcPr/>
+                <w:p>
+                  <w:pPr>
+                    <w:pStyle w:val="Compact"/>
+                    <w:jc w:val="right"/>
+                    <w:jc w:val="center"/>
+                  </w:pPr>
+                  <w:r>
+                    <w:t xml:space="preserve">0.56800</w:t>
                   </w:r>
                 </w:p>
               </w:tc>
@@ -3975,46 +3975,46 @@
                     <w:jc w:val="center"/>
                   </w:pPr>
                   <w:r>
-                    <w:t xml:space="preserve">-0.68200</w:t>
-                  </w:r>
-                </w:p>
-              </w:tc>
-              <w:tc>
-                <w:tcPr/>
-                <w:p>
-                  <w:pPr>
-                    <w:pStyle w:val="Compact"/>
-                    <w:jc w:val="right"/>
-                    <w:jc w:val="center"/>
-                  </w:pPr>
-                  <w:r>
-                    <w:t xml:space="preserve">0.20900</w:t>
-                  </w:r>
-                </w:p>
-              </w:tc>
-              <w:tc>
-                <w:tcPr/>
-                <w:p>
-                  <w:pPr>
-                    <w:pStyle w:val="Compact"/>
-                    <w:jc w:val="right"/>
-                    <w:jc w:val="center"/>
-                  </w:pPr>
-                  <w:r>
-                    <w:t xml:space="preserve">-3.27</w:t>
-                  </w:r>
-                </w:p>
-              </w:tc>
-              <w:tc>
-                <w:tcPr/>
-                <w:p>
-                  <w:pPr>
-                    <w:pStyle w:val="Compact"/>
-                    <w:jc w:val="right"/>
-                    <w:jc w:val="center"/>
-                  </w:pPr>
-                  <w:r>
-                    <w:t xml:space="preserve">0.001090</w:t>
+                    <w:t xml:space="preserve">-0.29400</w:t>
+                  </w:r>
+                </w:p>
+              </w:tc>
+              <w:tc>
+                <w:tcPr/>
+                <w:p>
+                  <w:pPr>
+                    <w:pStyle w:val="Compact"/>
+                    <w:jc w:val="right"/>
+                    <w:jc w:val="center"/>
+                  </w:pPr>
+                  <w:r>
+                    <w:t xml:space="preserve">0.20800</w:t>
+                  </w:r>
+                </w:p>
+              </w:tc>
+              <w:tc>
+                <w:tcPr/>
+                <w:p>
+                  <w:pPr>
+                    <w:pStyle w:val="Compact"/>
+                    <w:jc w:val="right"/>
+                    <w:jc w:val="center"/>
+                  </w:pPr>
+                  <w:r>
+                    <w:t xml:space="preserve">-1.41</w:t>
+                  </w:r>
+                </w:p>
+              </w:tc>
+              <w:tc>
+                <w:tcPr/>
+                <w:p>
+                  <w:pPr>
+                    <w:pStyle w:val="Compact"/>
+                    <w:jc w:val="right"/>
+                    <w:jc w:val="center"/>
+                  </w:pPr>
+                  <w:r>
+                    <w:t xml:space="preserve">0.15700</w:t>
                   </w:r>
                 </w:p>
               </w:tc>
@@ -4081,59 +4081,59 @@
                     <w:jc w:val="center"/>
                   </w:pPr>
                   <w:r>
-                    <w:t xml:space="preserve">0.00475</w:t>
-                  </w:r>
-                </w:p>
-              </w:tc>
-              <w:tc>
-                <w:tcPr/>
-                <w:p>
-                  <w:pPr>
-                    <w:pStyle w:val="Compact"/>
-                    <w:jc w:val="right"/>
-                    <w:jc w:val="center"/>
-                  </w:pPr>
-                  <w:r>
-                    <w:t xml:space="preserve">0.00686</w:t>
-                  </w:r>
-                </w:p>
-              </w:tc>
-              <w:tc>
-                <w:tcPr/>
-                <w:p>
-                  <w:pPr>
-                    <w:pStyle w:val="Compact"/>
-                    <w:jc w:val="right"/>
-                    <w:jc w:val="center"/>
-                  </w:pPr>
-                  <w:r>
-                    <w:t xml:space="preserve">0.69</w:t>
-                  </w:r>
-                </w:p>
-              </w:tc>
-              <w:tc>
-                <w:tcPr/>
-                <w:p>
-                  <w:pPr>
-                    <w:pStyle w:val="Compact"/>
-                    <w:jc w:val="right"/>
-                    <w:jc w:val="center"/>
-                  </w:pPr>
-                  <w:r>
-                    <w:t xml:space="preserve">0.489000</w:t>
-                  </w:r>
-                </w:p>
-              </w:tc>
-              <w:tc>
-                <w:tcPr/>
-                <w:p>
-                  <w:pPr>
-                    <w:pStyle w:val="Compact"/>
-                    <w:jc w:val="right"/>
-                    <w:jc w:val="center"/>
-                  </w:pPr>
-                  <w:r>
-                    <w:t xml:space="preserve">50</w:t>
+                    <w:t xml:space="preserve">0.00485</w:t>
+                  </w:r>
+                </w:p>
+              </w:tc>
+              <w:tc>
+                <w:tcPr/>
+                <w:p>
+                  <w:pPr>
+                    <w:pStyle w:val="Compact"/>
+                    <w:jc w:val="right"/>
+                    <w:jc w:val="center"/>
+                  </w:pPr>
+                  <w:r>
+                    <w:t xml:space="preserve">0.00680</w:t>
+                  </w:r>
+                </w:p>
+              </w:tc>
+              <w:tc>
+                <w:tcPr/>
+                <w:p>
+                  <w:pPr>
+                    <w:pStyle w:val="Compact"/>
+                    <w:jc w:val="right"/>
+                    <w:jc w:val="center"/>
+                  </w:pPr>
+                  <w:r>
+                    <w:t xml:space="preserve">0.71</w:t>
+                  </w:r>
+                </w:p>
+              </w:tc>
+              <w:tc>
+                <w:tcPr/>
+                <w:p>
+                  <w:pPr>
+                    <w:pStyle w:val="Compact"/>
+                    <w:jc w:val="right"/>
+                    <w:jc w:val="center"/>
+                  </w:pPr>
+                  <w:r>
+                    <w:t xml:space="preserve">0.47600</w:t>
+                  </w:r>
+                </w:p>
+              </w:tc>
+              <w:tc>
+                <w:tcPr/>
+                <w:p>
+                  <w:pPr>
+                    <w:pStyle w:val="Compact"/>
+                    <w:jc w:val="right"/>
+                    <w:jc w:val="center"/>
+                  </w:pPr>
+                  <w:r>
+                    <w:t xml:space="preserve">38</w:t>
                   </w:r>
                 </w:p>
               </w:tc>
@@ -4187,46 +4187,46 @@
                     <w:jc w:val="center"/>
                   </w:pPr>
                   <w:r>
-                    <w:t xml:space="preserve">0.00567</w:t>
-                  </w:r>
-                </w:p>
-              </w:tc>
-              <w:tc>
-                <w:tcPr/>
-                <w:p>
-                  <w:pPr>
-                    <w:pStyle w:val="Compact"/>
-                    <w:jc w:val="right"/>
-                    <w:jc w:val="center"/>
-                  </w:pPr>
-                  <w:r>
-                    <w:t xml:space="preserve">0.00690</w:t>
-                  </w:r>
-                </w:p>
-              </w:tc>
-              <w:tc>
-                <w:tcPr/>
-                <w:p>
-                  <w:pPr>
-                    <w:pStyle w:val="Compact"/>
-                    <w:jc w:val="right"/>
-                    <w:jc w:val="center"/>
-                  </w:pPr>
-                  <w:r>
-                    <w:t xml:space="preserve">0.82</w:t>
-                  </w:r>
-                </w:p>
-              </w:tc>
-              <w:tc>
-                <w:tcPr/>
-                <w:p>
-                  <w:pPr>
-                    <w:pStyle w:val="Compact"/>
-                    <w:jc w:val="right"/>
-                    <w:jc w:val="center"/>
-                  </w:pPr>
-                  <w:r>
-                    <w:t xml:space="preserve">0.412000</w:t>
+                    <w:t xml:space="preserve">0.00596</w:t>
+                  </w:r>
+                </w:p>
+              </w:tc>
+              <w:tc>
+                <w:tcPr/>
+                <w:p>
+                  <w:pPr>
+                    <w:pStyle w:val="Compact"/>
+                    <w:jc w:val="right"/>
+                    <w:jc w:val="center"/>
+                  </w:pPr>
+                  <w:r>
+                    <w:t xml:space="preserve">0.00686</w:t>
+                  </w:r>
+                </w:p>
+              </w:tc>
+              <w:tc>
+                <w:tcPr/>
+                <w:p>
+                  <w:pPr>
+                    <w:pStyle w:val="Compact"/>
+                    <w:jc w:val="right"/>
+                    <w:jc w:val="center"/>
+                  </w:pPr>
+                  <w:r>
+                    <w:t xml:space="preserve">0.87</w:t>
+                  </w:r>
+                </w:p>
+              </w:tc>
+              <w:tc>
+                <w:tcPr/>
+                <w:p>
+                  <w:pPr>
+                    <w:pStyle w:val="Compact"/>
+                    <w:jc w:val="right"/>
+                    <w:jc w:val="center"/>
+                  </w:pPr>
+                  <w:r>
+                    <w:t xml:space="preserve">0.38500</w:t>
                   </w:r>
                 </w:p>
               </w:tc>
@@ -4293,46 +4293,46 @@
                     <w:jc w:val="center"/>
                   </w:pPr>
                   <w:r>
-                    <w:t xml:space="preserve">-0.00120</w:t>
-                  </w:r>
-                </w:p>
-              </w:tc>
-              <w:tc>
-                <w:tcPr/>
-                <w:p>
-                  <w:pPr>
-                    <w:pStyle w:val="Compact"/>
-                    <w:jc w:val="right"/>
-                    <w:jc w:val="center"/>
-                  </w:pPr>
-                  <w:r>
-                    <w:t xml:space="preserve">0.00349</w:t>
-                  </w:r>
-                </w:p>
-              </w:tc>
-              <w:tc>
-                <w:tcPr/>
-                <w:p>
-                  <w:pPr>
-                    <w:pStyle w:val="Compact"/>
-                    <w:jc w:val="right"/>
-                    <w:jc w:val="center"/>
-                  </w:pPr>
-                  <w:r>
-                    <w:t xml:space="preserve">-0.35</w:t>
-                  </w:r>
-                </w:p>
-              </w:tc>
-              <w:tc>
-                <w:tcPr/>
-                <w:p>
-                  <w:pPr>
-                    <w:pStyle w:val="Compact"/>
-                    <w:jc w:val="right"/>
-                    <w:jc w:val="center"/>
-                  </w:pPr>
-                  <w:r>
-                    <w:t xml:space="preserve">0.730000</w:t>
+                    <w:t xml:space="preserve">-0.00179</w:t>
+                  </w:r>
+                </w:p>
+              </w:tc>
+              <w:tc>
+                <w:tcPr/>
+                <w:p>
+                  <w:pPr>
+                    <w:pStyle w:val="Compact"/>
+                    <w:jc w:val="right"/>
+                    <w:jc w:val="center"/>
+                  </w:pPr>
+                  <w:r>
+                    <w:t xml:space="preserve">0.00441</w:t>
+                  </w:r>
+                </w:p>
+              </w:tc>
+              <w:tc>
+                <w:tcPr/>
+                <w:p>
+                  <w:pPr>
+                    <w:pStyle w:val="Compact"/>
+                    <w:jc w:val="right"/>
+                    <w:jc w:val="center"/>
+                  </w:pPr>
+                  <w:r>
+                    <w:t xml:space="preserve">-0.41</w:t>
+                  </w:r>
+                </w:p>
+              </w:tc>
+              <w:tc>
+                <w:tcPr/>
+                <w:p>
+                  <w:pPr>
+                    <w:pStyle w:val="Compact"/>
+                    <w:jc w:val="right"/>
+                    <w:jc w:val="center"/>
+                  </w:pPr>
+                  <w:r>
+                    <w:t xml:space="preserve">0.68500</w:t>
                   </w:r>
                 </w:p>
               </w:tc>
@@ -4399,59 +4399,59 @@
                     <w:jc w:val="center"/>
                   </w:pPr>
                   <w:r>
-                    <w:t xml:space="preserve">0.00929</w:t>
-                  </w:r>
-                </w:p>
-              </w:tc>
-              <w:tc>
-                <w:tcPr/>
-                <w:p>
-                  <w:pPr>
-                    <w:pStyle w:val="Compact"/>
-                    <w:jc w:val="right"/>
-                    <w:jc w:val="center"/>
-                  </w:pPr>
-                  <w:r>
-                    <w:t xml:space="preserve">0.01010</w:t>
-                  </w:r>
-                </w:p>
-              </w:tc>
-              <w:tc>
-                <w:tcPr/>
-                <w:p>
-                  <w:pPr>
-                    <w:pStyle w:val="Compact"/>
-                    <w:jc w:val="right"/>
-                    <w:jc w:val="center"/>
-                  </w:pPr>
-                  <w:r>
-                    <w:t xml:space="preserve">0.92</w:t>
-                  </w:r>
-                </w:p>
-              </w:tc>
-              <w:tc>
-                <w:tcPr/>
-                <w:p>
-                  <w:pPr>
-                    <w:pStyle w:val="Compact"/>
-                    <w:jc w:val="right"/>
-                    <w:jc w:val="center"/>
-                  </w:pPr>
-                  <w:r>
-                    <w:t xml:space="preserve">0.359000</w:t>
-                  </w:r>
-                </w:p>
-              </w:tc>
-              <w:tc>
-                <w:tcPr/>
-                <w:p>
-                  <w:pPr>
-                    <w:pStyle w:val="Compact"/>
-                    <w:jc w:val="right"/>
-                    <w:jc w:val="center"/>
-                  </w:pPr>
-                  <w:r>
-                    <w:t xml:space="preserve">49</w:t>
+                    <w:t xml:space="preserve">0.01170</w:t>
+                  </w:r>
+                </w:p>
+              </w:tc>
+              <w:tc>
+                <w:tcPr/>
+                <w:p>
+                  <w:pPr>
+                    <w:pStyle w:val="Compact"/>
+                    <w:jc w:val="right"/>
+                    <w:jc w:val="center"/>
+                  </w:pPr>
+                  <w:r>
+                    <w:t xml:space="preserve">0.00993</w:t>
+                  </w:r>
+                </w:p>
+              </w:tc>
+              <w:tc>
+                <w:tcPr/>
+                <w:p>
+                  <w:pPr>
+                    <w:pStyle w:val="Compact"/>
+                    <w:jc w:val="right"/>
+                    <w:jc w:val="center"/>
+                  </w:pPr>
+                  <w:r>
+                    <w:t xml:space="preserve">1.18</w:t>
+                  </w:r>
+                </w:p>
+              </w:tc>
+              <w:tc>
+                <w:tcPr/>
+                <w:p>
+                  <w:pPr>
+                    <w:pStyle w:val="Compact"/>
+                    <w:jc w:val="right"/>
+                    <w:jc w:val="center"/>
+                  </w:pPr>
+                  <w:r>
+                    <w:t xml:space="preserve">0.23900</w:t>
+                  </w:r>
+                </w:p>
+              </w:tc>
+              <w:tc>
+                <w:tcPr/>
+                <w:p>
+                  <w:pPr>
+                    <w:pStyle w:val="Compact"/>
+                    <w:jc w:val="right"/>
+                    <w:jc w:val="center"/>
+                  </w:pPr>
+                  <w:r>
+                    <w:t xml:space="preserve">48</w:t>
                   </w:r>
                 </w:p>
               </w:tc>
@@ -4505,46 +4505,46 @@
                     <w:jc w:val="center"/>
                   </w:pPr>
                   <w:r>
-                    <w:t xml:space="preserve">0.00465</w:t>
-                  </w:r>
-                </w:p>
-              </w:tc>
-              <w:tc>
-                <w:tcPr/>
-                <w:p>
-                  <w:pPr>
-                    <w:pStyle w:val="Compact"/>
-                    <w:jc w:val="right"/>
-                    <w:jc w:val="center"/>
-                  </w:pPr>
-                  <w:r>
-                    <w:t xml:space="preserve">0.01020</w:t>
-                  </w:r>
-                </w:p>
-              </w:tc>
-              <w:tc>
-                <w:tcPr/>
-                <w:p>
-                  <w:pPr>
-                    <w:pStyle w:val="Compact"/>
-                    <w:jc w:val="right"/>
-                    <w:jc w:val="center"/>
-                  </w:pPr>
-                  <w:r>
-                    <w:t xml:space="preserve">0.46</w:t>
-                  </w:r>
-                </w:p>
-              </w:tc>
-              <w:tc>
-                <w:tcPr/>
-                <w:p>
-                  <w:pPr>
-                    <w:pStyle w:val="Compact"/>
-                    <w:jc w:val="right"/>
-                    <w:jc w:val="center"/>
-                  </w:pPr>
-                  <w:r>
-                    <w:t xml:space="preserve">0.648000</w:t>
+                    <w:t xml:space="preserve">0.00945</w:t>
+                  </w:r>
+                </w:p>
+              </w:tc>
+              <w:tc>
+                <w:tcPr/>
+                <w:p>
+                  <w:pPr>
+                    <w:pStyle w:val="Compact"/>
+                    <w:jc w:val="right"/>
+                    <w:jc w:val="center"/>
+                  </w:pPr>
+                  <w:r>
+                    <w:t xml:space="preserve">0.01010</w:t>
+                  </w:r>
+                </w:p>
+              </w:tc>
+              <w:tc>
+                <w:tcPr/>
+                <w:p>
+                  <w:pPr>
+                    <w:pStyle w:val="Compact"/>
+                    <w:jc w:val="right"/>
+                    <w:jc w:val="center"/>
+                  </w:pPr>
+                  <w:r>
+                    <w:t xml:space="preserve">0.94</w:t>
+                  </w:r>
+                </w:p>
+              </w:tc>
+              <w:tc>
+                <w:tcPr/>
+                <w:p>
+                  <w:pPr>
+                    <w:pStyle w:val="Compact"/>
+                    <w:jc w:val="right"/>
+                    <w:jc w:val="center"/>
+                  </w:pPr>
+                  <w:r>
+                    <w:t xml:space="preserve">0.34700</w:t>
                   </w:r>
                 </w:p>
               </w:tc>
@@ -4611,46 +4611,46 @@
                     <w:jc w:val="center"/>
                   </w:pPr>
                   <w:r>
-                    <w:t xml:space="preserve">0.02520</w:t>
-                  </w:r>
-                </w:p>
-              </w:tc>
-              <w:tc>
-                <w:tcPr/>
-                <w:p>
-                  <w:pPr>
-                    <w:pStyle w:val="Compact"/>
-                    <w:jc w:val="right"/>
-                    <w:jc w:val="center"/>
-                  </w:pPr>
-                  <w:r>
-                    <w:t xml:space="preserve">0.00691</w:t>
-                  </w:r>
-                </w:p>
-              </w:tc>
-              <w:tc>
-                <w:tcPr/>
-                <w:p>
-                  <w:pPr>
-                    <w:pStyle w:val="Compact"/>
-                    <w:jc w:val="right"/>
-                    <w:jc w:val="center"/>
-                  </w:pPr>
-                  <w:r>
-                    <w:t xml:space="preserve">3.65</w:t>
-                  </w:r>
-                </w:p>
-              </w:tc>
-              <w:tc>
-                <w:tcPr/>
-                <w:p>
-                  <w:pPr>
-                    <w:pStyle w:val="Compact"/>
-                    <w:jc w:val="right"/>
-                    <w:jc w:val="center"/>
-                  </w:pPr>
-                  <w:r>
-                    <w:t xml:space="preserve">0.000265</w:t>
+                    <w:t xml:space="preserve">0.01120</w:t>
+                  </w:r>
+                </w:p>
+              </w:tc>
+              <w:tc>
+                <w:tcPr/>
+                <w:p>
+                  <w:pPr>
+                    <w:pStyle w:val="Compact"/>
+                    <w:jc w:val="right"/>
+                    <w:jc w:val="center"/>
+                  </w:pPr>
+                  <w:r>
+                    <w:t xml:space="preserve">0.00696</w:t>
+                  </w:r>
+                </w:p>
+              </w:tc>
+              <w:tc>
+                <w:tcPr/>
+                <w:p>
+                  <w:pPr>
+                    <w:pStyle w:val="Compact"/>
+                    <w:jc w:val="right"/>
+                    <w:jc w:val="center"/>
+                  </w:pPr>
+                  <w:r>
+                    <w:t xml:space="preserve">1.60</w:t>
+                  </w:r>
+                </w:p>
+              </w:tc>
+              <w:tc>
+                <w:tcPr/>
+                <w:p>
+                  <w:pPr>
+                    <w:pStyle w:val="Compact"/>
+                    <w:jc w:val="right"/>
+                    <w:jc w:val="center"/>
+                  </w:pPr>
+                  <w:r>
+                    <w:t xml:space="preserve">0.10900</w:t>
                   </w:r>
                 </w:p>
               </w:tc>
@@ -4717,59 +4717,59 @@
                     <w:jc w:val="center"/>
                   </w:pPr>
                   <w:r>
-                    <w:t xml:space="preserve">-0.00310</w:t>
-                  </w:r>
-                </w:p>
-              </w:tc>
-              <w:tc>
-                <w:tcPr/>
-                <w:p>
-                  <w:pPr>
-                    <w:pStyle w:val="Compact"/>
-                    <w:jc w:val="right"/>
-                    <w:jc w:val="center"/>
-                  </w:pPr>
-                  <w:r>
-                    <w:t xml:space="preserve">0.00338</w:t>
-                  </w:r>
-                </w:p>
-              </w:tc>
-              <w:tc>
-                <w:tcPr/>
-                <w:p>
-                  <w:pPr>
-                    <w:pStyle w:val="Compact"/>
-                    <w:jc w:val="right"/>
-                    <w:jc w:val="center"/>
-                  </w:pPr>
-                  <w:r>
-                    <w:t xml:space="preserve">-0.92</w:t>
-                  </w:r>
-                </w:p>
-              </w:tc>
-              <w:tc>
-                <w:tcPr/>
-                <w:p>
-                  <w:pPr>
-                    <w:pStyle w:val="Compact"/>
-                    <w:jc w:val="right"/>
-                    <w:jc w:val="center"/>
-                  </w:pPr>
-                  <w:r>
-                    <w:t xml:space="preserve">0.359000</w:t>
-                  </w:r>
-                </w:p>
-              </w:tc>
-              <w:tc>
-                <w:tcPr/>
-                <w:p>
-                  <w:pPr>
-                    <w:pStyle w:val="Compact"/>
-                    <w:jc w:val="right"/>
-                    <w:jc w:val="center"/>
-                  </w:pPr>
-                  <w:r>
-                    <w:t xml:space="preserve">48</w:t>
+                    <w:t xml:space="preserve">-0.00390</w:t>
+                  </w:r>
+                </w:p>
+              </w:tc>
+              <w:tc>
+                <w:tcPr/>
+                <w:p>
+                  <w:pPr>
+                    <w:pStyle w:val="Compact"/>
+                    <w:jc w:val="right"/>
+                    <w:jc w:val="center"/>
+                  </w:pPr>
+                  <w:r>
+                    <w:t xml:space="preserve">0.00331</w:t>
+                  </w:r>
+                </w:p>
+              </w:tc>
+              <w:tc>
+                <w:tcPr/>
+                <w:p>
+                  <w:pPr>
+                    <w:pStyle w:val="Compact"/>
+                    <w:jc w:val="right"/>
+                    <w:jc w:val="center"/>
+                  </w:pPr>
+                  <w:r>
+                    <w:t xml:space="preserve">-1.18</w:t>
+                  </w:r>
+                </w:p>
+              </w:tc>
+              <w:tc>
+                <w:tcPr/>
+                <w:p>
+                  <w:pPr>
+                    <w:pStyle w:val="Compact"/>
+                    <w:jc w:val="right"/>
+                    <w:jc w:val="center"/>
+                  </w:pPr>
+                  <w:r>
+                    <w:t xml:space="preserve">0.23900</w:t>
+                  </w:r>
+                </w:p>
+              </w:tc>
+              <w:tc>
+                <w:tcPr/>
+                <w:p>
+                  <w:pPr>
+                    <w:pStyle w:val="Compact"/>
+                    <w:jc w:val="right"/>
+                    <w:jc w:val="center"/>
+                  </w:pPr>
+                  <w:r>
+                    <w:t xml:space="preserve">47</w:t>
                   </w:r>
                 </w:p>
               </w:tc>
@@ -4823,46 +4823,46 @@
                     <w:jc w:val="center"/>
                   </w:pPr>
                   <w:r>
-                    <w:t xml:space="preserve">-0.00155</w:t>
-                  </w:r>
-                </w:p>
-              </w:tc>
-              <w:tc>
-                <w:tcPr/>
-                <w:p>
-                  <w:pPr>
-                    <w:pStyle w:val="Compact"/>
-                    <w:jc w:val="right"/>
-                    <w:jc w:val="center"/>
-                  </w:pPr>
-                  <w:r>
-                    <w:t xml:space="preserve">0.00339</w:t>
-                  </w:r>
-                </w:p>
-              </w:tc>
-              <w:tc>
-                <w:tcPr/>
-                <w:p>
-                  <w:pPr>
-                    <w:pStyle w:val="Compact"/>
-                    <w:jc w:val="right"/>
-                    <w:jc w:val="center"/>
-                  </w:pPr>
-                  <w:r>
-                    <w:t xml:space="preserve">-0.46</w:t>
-                  </w:r>
-                </w:p>
-              </w:tc>
-              <w:tc>
-                <w:tcPr/>
-                <w:p>
-                  <w:pPr>
-                    <w:pStyle w:val="Compact"/>
-                    <w:jc w:val="right"/>
-                    <w:jc w:val="center"/>
-                  </w:pPr>
-                  <w:r>
-                    <w:t xml:space="preserve">0.648000</w:t>
+                    <w:t xml:space="preserve">-0.00315</w:t>
+                  </w:r>
+                </w:p>
+              </w:tc>
+              <w:tc>
+                <w:tcPr/>
+                <w:p>
+                  <w:pPr>
+                    <w:pStyle w:val="Compact"/>
+                    <w:jc w:val="right"/>
+                    <w:jc w:val="center"/>
+                  </w:pPr>
+                  <w:r>
+                    <w:t xml:space="preserve">0.00335</w:t>
+                  </w:r>
+                </w:p>
+              </w:tc>
+              <w:tc>
+                <w:tcPr/>
+                <w:p>
+                  <w:pPr>
+                    <w:pStyle w:val="Compact"/>
+                    <w:jc w:val="right"/>
+                    <w:jc w:val="center"/>
+                  </w:pPr>
+                  <w:r>
+                    <w:t xml:space="preserve">-0.94</w:t>
+                  </w:r>
+                </w:p>
+              </w:tc>
+              <w:tc>
+                <w:tcPr/>
+                <w:p>
+                  <w:pPr>
+                    <w:pStyle w:val="Compact"/>
+                    <w:jc w:val="right"/>
+                    <w:jc w:val="center"/>
+                  </w:pPr>
+                  <w:r>
+                    <w:t xml:space="preserve">0.34700</w:t>
                   </w:r>
                 </w:p>
               </w:tc>
@@ -4929,46 +4929,46 @@
                     <w:jc w:val="center"/>
                   </w:pPr>
                   <w:r>
-                    <w:t xml:space="preserve">-0.00840</w:t>
-                  </w:r>
-                </w:p>
-              </w:tc>
-              <w:tc>
-                <w:tcPr/>
-                <w:p>
-                  <w:pPr>
-                    <w:pStyle w:val="Compact"/>
-                    <w:jc w:val="right"/>
-                    <w:jc w:val="center"/>
-                  </w:pPr>
-                  <w:r>
-                    <w:t xml:space="preserve">0.00230</w:t>
-                  </w:r>
-                </w:p>
-              </w:tc>
-              <w:tc>
-                <w:tcPr/>
-                <w:p>
-                  <w:pPr>
-                    <w:pStyle w:val="Compact"/>
-                    <w:jc w:val="right"/>
-                    <w:jc w:val="center"/>
-                  </w:pPr>
-                  <w:r>
-                    <w:t xml:space="preserve">-3.65</w:t>
-                  </w:r>
-                </w:p>
-              </w:tc>
-              <w:tc>
-                <w:tcPr/>
-                <w:p>
-                  <w:pPr>
-                    <w:pStyle w:val="Compact"/>
-                    <w:jc w:val="right"/>
-                    <w:jc w:val="center"/>
-                  </w:pPr>
-                  <w:r>
-                    <w:t xml:space="preserve">0.000266</w:t>
+                    <w:t xml:space="preserve">-0.00372</w:t>
+                  </w:r>
+                </w:p>
+              </w:tc>
+              <w:tc>
+                <w:tcPr/>
+                <w:p>
+                  <w:pPr>
+                    <w:pStyle w:val="Compact"/>
+                    <w:jc w:val="right"/>
+                    <w:jc w:val="center"/>
+                  </w:pPr>
+                  <w:r>
+                    <w:t xml:space="preserve">0.00232</w:t>
+                  </w:r>
+                </w:p>
+              </w:tc>
+              <w:tc>
+                <w:tcPr/>
+                <w:p>
+                  <w:pPr>
+                    <w:pStyle w:val="Compact"/>
+                    <w:jc w:val="right"/>
+                    <w:jc w:val="center"/>
+                  </w:pPr>
+                  <w:r>
+                    <w:t xml:space="preserve">-1.60</w:t>
+                  </w:r>
+                </w:p>
+              </w:tc>
+              <w:tc>
+                <w:tcPr/>
+                <w:p>
+                  <w:pPr>
+                    <w:pStyle w:val="Compact"/>
+                    <w:jc w:val="right"/>
+                    <w:jc w:val="center"/>
+                  </w:pPr>
+                  <w:r>
+                    <w:t xml:space="preserve">0.10900</w:t>
                   </w:r>
                 </w:p>
               </w:tc>
@@ -6099,73 +6099,6 @@
                   </w:pPr>
                   <w:r>
                     <w:t xml:space="preserve">11,077</w:t>
-                  </w:r>
-                </w:p>
-              </w:tc>
-            </w:tr>
-            <w:tr>
-              <w:tc>
-                <w:tcPr/>
-                <w:p>
-                  <w:pPr>
-                    <w:pStyle w:val="Compact"/>
-                    <w:jc w:val="left"/>
-                    <w:jc w:val="center"/>
-                  </w:pPr>
-                  <w:r>
-                    <w:t xml:space="preserve">Diurnal subsample (N = 8,345): Body mass (+ capture time)</w:t>
-                  </w:r>
-                </w:p>
-              </w:tc>
-              <w:tc>
-                <w:tcPr/>
-                <w:p>
-                  <w:pPr>
-                    <w:pStyle w:val="Compact"/>
-                    <w:jc w:val="left"/>
-                    <w:jc w:val="center"/>
-                  </w:pPr>
-                  <w:r>
-                    <w:t xml:space="preserve">−0.0063</w:t>
-                  </w:r>
-                </w:p>
-              </w:tc>
-              <w:tc>
-                <w:tcPr/>
-                <w:p>
-                  <w:pPr>
-                    <w:pStyle w:val="Compact"/>
-                    <w:jc w:val="left"/>
-                    <w:jc w:val="center"/>
-                  </w:pPr>
-                  <w:r>
-                    <w:t xml:space="preserve">[−0.0188, 0.0062]</w:t>
-                  </w:r>
-                </w:p>
-              </w:tc>
-              <w:tc>
-                <w:tcPr/>
-                <w:p>
-                  <w:pPr>
-                    <w:pStyle w:val="Compact"/>
-                    <w:jc w:val="left"/>
-                    <w:jc w:val="center"/>
-                  </w:pPr>
-                  <w:r>
-                    <w:t xml:space="preserve">−1.3%</w:t>
-                  </w:r>
-                </w:p>
-              </w:tc>
-              <w:tc>
-                <w:tcPr/>
-                <w:p>
-                  <w:pPr>
-                    <w:pStyle w:val="Compact"/>
-                    <w:jc w:val="left"/>
-                    <w:jc w:val="center"/>
-                  </w:pPr>
-                  <w:r>
-                    <w:t xml:space="preserve">8,345</w:t>
                   </w:r>
                 </w:p>
               </w:tc>

--- a/Manuscript/supplementary.docx
+++ b/Manuscript/supplementary.docx
@@ -5748,7 +5748,7 @@
               <w:t xml:space="preserve"> </w:t>
             </w:r>
             <w:r>
-              <w:t xml:space="preserve">Body mass temporal models across control tiers, and bivariate allometry on shared individuals (50 phylogenetic trees).</w:t>
+              <w:t xml:space="preserve">Body mass temporal models across control tiers (REML check on the Bayesian estimates, 50 phylogenetic trees).</w:t>
             </w:r>
           </w:p>
           <w:tbl>
@@ -5778,7 +5778,7 @@
                     <w:jc w:val="center"/>
                   </w:pPr>
                   <w:r>
-                    <w:t xml:space="preserve">Model specification / Contrast</w:t>
+                    <w:t xml:space="preserve">Model specification</w:t>
                   </w:r>
                 </w:p>
               </w:tc>
@@ -6099,207 +6099,6 @@
                   </w:pPr>
                   <w:r>
                     <w:t xml:space="preserve">11,077</w:t>
-                  </w:r>
-                </w:p>
-              </w:tc>
-            </w:tr>
-            <w:tr>
-              <w:tc>
-                <w:tcPr/>
-                <w:p>
-                  <w:pPr>
-                    <w:pStyle w:val="Compact"/>
-                    <w:jc w:val="left"/>
-                    <w:jc w:val="center"/>
-                  </w:pPr>
-                  <w:r>
-                    <w:t xml:space="preserve">Shared records (N = 7,577): Wing length rate (Contributor control)</w:t>
-                  </w:r>
-                </w:p>
-              </w:tc>
-              <w:tc>
-                <w:tcPr/>
-                <w:p>
-                  <w:pPr>
-                    <w:pStyle w:val="Compact"/>
-                    <w:jc w:val="left"/>
-                    <w:jc w:val="center"/>
-                  </w:pPr>
-                  <w:r>
-                    <w:t xml:space="preserve">—</w:t>
-                  </w:r>
-                </w:p>
-              </w:tc>
-              <w:tc>
-                <w:tcPr/>
-                <w:p>
-                  <w:pPr>
-                    <w:pStyle w:val="Compact"/>
-                    <w:jc w:val="left"/>
-                    <w:jc w:val="center"/>
-                  </w:pPr>
-                  <w:r>
-                    <w:t xml:space="preserve">[−3.1, −0.7]</w:t>
-                  </w:r>
-                </w:p>
-              </w:tc>
-              <w:tc>
-                <w:tcPr/>
-                <w:p>
-                  <w:pPr>
-                    <w:pStyle w:val="Compact"/>
-                    <w:jc w:val="left"/>
-                    <w:jc w:val="center"/>
-                  </w:pPr>
-                  <w:r>
-                    <w:t xml:space="preserve">−1.9%</w:t>
-                  </w:r>
-                </w:p>
-              </w:tc>
-              <w:tc>
-                <w:tcPr/>
-                <w:p>
-                  <w:pPr>
-                    <w:pStyle w:val="Compact"/>
-                    <w:jc w:val="left"/>
-                    <w:jc w:val="center"/>
-                  </w:pPr>
-                  <w:r>
-                    <w:t xml:space="preserve">7,577</w:t>
-                  </w:r>
-                </w:p>
-              </w:tc>
-            </w:tr>
-            <w:tr>
-              <w:tc>
-                <w:tcPr/>
-                <w:p>
-                  <w:pPr>
-                    <w:pStyle w:val="Compact"/>
-                    <w:jc w:val="left"/>
-                    <w:jc w:val="center"/>
-                  </w:pPr>
-                  <w:r>
-                    <w:t xml:space="preserve">Shared records (N = 7,577): Body mass rate (Contributor control)</w:t>
-                  </w:r>
-                </w:p>
-              </w:tc>
-              <w:tc>
-                <w:tcPr/>
-                <w:p>
-                  <w:pPr>
-                    <w:pStyle w:val="Compact"/>
-                    <w:jc w:val="left"/>
-                    <w:jc w:val="center"/>
-                  </w:pPr>
-                  <w:r>
-                    <w:t xml:space="preserve">—</w:t>
-                  </w:r>
-                </w:p>
-              </w:tc>
-              <w:tc>
-                <w:tcPr/>
-                <w:p>
-                  <w:pPr>
-                    <w:pStyle w:val="Compact"/>
-                    <w:jc w:val="left"/>
-                    <w:jc w:val="center"/>
-                  </w:pPr>
-                  <w:r>
-                    <w:t xml:space="preserve">[−2.7, 1.0]</w:t>
-                  </w:r>
-                </w:p>
-              </w:tc>
-              <w:tc>
-                <w:tcPr/>
-                <w:p>
-                  <w:pPr>
-                    <w:pStyle w:val="Compact"/>
-                    <w:jc w:val="left"/>
-                    <w:jc w:val="center"/>
-                  </w:pPr>
-                  <w:r>
-                    <w:t xml:space="preserve">−0.9%</w:t>
-                  </w:r>
-                </w:p>
-              </w:tc>
-              <w:tc>
-                <w:tcPr/>
-                <w:p>
-                  <w:pPr>
-                    <w:pStyle w:val="Compact"/>
-                    <w:jc w:val="left"/>
-                    <w:jc w:val="center"/>
-                  </w:pPr>
-                  <w:r>
-                    <w:t xml:space="preserve">7,577</w:t>
-                  </w:r>
-                </w:p>
-              </w:tc>
-            </w:tr>
-            <w:tr>
-              <w:tc>
-                <w:tcPr/>
-                <w:p>
-                  <w:pPr>
-                    <w:pStyle w:val="Compact"/>
-                    <w:jc w:val="left"/>
-                    <w:jc w:val="center"/>
-                  </w:pPr>
-                  <w:r>
-                    <w:t xml:space="preserve">Shared records (N = 7,577): Geometric isometry contrast (Mass − 3 × Wing)</w:t>
-                  </w:r>
-                </w:p>
-              </w:tc>
-              <w:tc>
-                <w:tcPr/>
-                <w:p>
-                  <w:pPr>
-                    <w:pStyle w:val="Compact"/>
-                    <w:jc w:val="left"/>
-                    <w:jc w:val="center"/>
-                  </w:pPr>
-                  <w:r>
-                    <w:t xml:space="preserve">—</w:t>
-                  </w:r>
-                </w:p>
-              </w:tc>
-              <w:tc>
-                <w:tcPr/>
-                <w:p>
-                  <w:pPr>
-                    <w:pStyle w:val="Compact"/>
-                    <w:jc w:val="left"/>
-                    <w:jc w:val="center"/>
-                  </w:pPr>
-                  <w:r>
-                    <w:t xml:space="preserve">[0.8, 8.9]</w:t>
-                  </w:r>
-                </w:p>
-              </w:tc>
-              <w:tc>
-                <w:tcPr/>
-                <w:p>
-                  <w:pPr>
-                    <w:pStyle w:val="Compact"/>
-                    <w:jc w:val="left"/>
-                    <w:jc w:val="center"/>
-                  </w:pPr>
-                  <w:r>
-                    <w:t xml:space="preserve">+4.9%</w:t>
-                  </w:r>
-                </w:p>
-              </w:tc>
-              <w:tc>
-                <w:tcPr/>
-                <w:p>
-                  <w:pPr>
-                    <w:pStyle w:val="Compact"/>
-                    <w:jc w:val="left"/>
-                    <w:jc w:val="center"/>
-                  </w:pPr>
-                  <w:r>
-                    <w:t xml:space="preserve">7,577</w:t>
                   </w:r>
                 </w:p>
               </w:tc>

--- a/Manuscript/supplementary.docx
+++ b/Manuscript/supplementary.docx
@@ -74,7 +74,10 @@
         <w:t xml:space="preserve">(Rodrigues et al. 2019)</w:t>
       </w:r>
       <w:r>
-        <w:t xml:space="preserve">. In the ATLANTIC BIRD TRAITS database, 42 primary researchers coordinated field mist-netting across 139 named municipalities between 1995 and 2018 (</w:t>
+        <w:t xml:space="preserve">. In our analytical sample from the ATLANTIC BIRD TRAITS database, 47 contributors (research groups, identified by their principal investigator) carried out field mist-netting in 153 municipalities between 1995 and 2018 (42 contributors and 130 municipalities in the wing sample;</w:t>
+      </w:r>
+      <w:r>
+        <w:t xml:space="preserve"> </w:t>
       </w:r>
       <w:hyperlink w:anchor="fig-s-records">
         <w:r>
@@ -93,7 +96,7 @@
         <w:pStyle w:val="BodyText"/>
       </w:pPr>
       <w:r>
-        <w:t xml:space="preserve">A provenance audit revealed substantial compositional turnover among active research teams over time: only 6 of the 42 primary researchers sampled birds in both the early quartile (1995–2006; 12 active contributors) and the late quartile (2013–2018; 33 active contributors;</w:t>
+        <w:t xml:space="preserve">A provenance audit revealed substantial compositional turnover among active research teams over time: only 6 of the 42 contributors in the wing sample sampled birds in both the early period (1995–2006; 12 active contributors) and the late period (2013–2018; 33 active contributors;</w:t>
       </w:r>
       <w:r>
         <w:t xml:space="preserve"> </w:t>
@@ -116,7 +119,7 @@
         <w:t xml:space="preserve">(Weeks et al. 2020)</w:t>
       </w:r>
       <w:r>
-        <w:t xml:space="preserve">. When contributor identity is left uncontrolled, compositional turnover can mimic temporal phenotypic change: the unadjusted wing-length decline attenuates by approximately 60% once it is modelled, and the apparent trends in bill width and trait variance do not persist.</w:t>
+        <w:t xml:space="preserve">. When contributor identity is left uncontrolled, compositional turnover can mimic temporal phenotypic change: the unadjusted wing-length decline attenuates by approximately 60% once contributor, municipality and the other covariates are modelled (Table S1), and the apparent trends in bill width and trait variance do not persist.</w:t>
       </w:r>
     </w:p>
     <w:p>
@@ -124,7 +127,7 @@
         <w:pStyle w:val="BodyText"/>
       </w:pPr>
       <w:r>
-        <w:t xml:space="preserve">To resolve genuine biological change from sampling turnover, all primary models incorporate random intercepts for primary researcher (</w:t>
+        <w:t xml:space="preserve">To resolve genuine biological change from sampling turnover, all models beyond the baseline incorporate random intercepts for contributor and municipality (</w:t>
       </w:r>
       <w:r>
         <w:rPr>
@@ -133,7 +136,19 @@
         <w:t xml:space="preserve">(1 | Main_researcher)</w:t>
       </w:r>
       <w:r>
-        <w:t xml:space="preserve">). In addition, within-between random effects models [Mundlak REWB;</w:t>
+        <w:t xml:space="preserve">,</w:t>
+      </w:r>
+      <w:r>
+        <w:t xml:space="preserve"> </w:t>
+      </w:r>
+      <w:r>
+        <w:rPr>
+          <w:rStyle w:val="VerbatimChar"/>
+        </w:rPr>
+        <w:t xml:space="preserve">(1 | Municipality)</w:t>
+      </w:r>
+      <w:r>
+        <w:t xml:space="preserve">). Within-between random effects models [Mundlak REWB;</w:t>
       </w:r>
       <w:r>
         <w:t xml:space="preserve"> </w:t>
@@ -151,124 +166,7 @@
         <w:t xml:space="preserve">Bell et al. (2019)</w:t>
       </w:r>
       <w:r>
-        <w:t xml:space="preserve">] show no directional change in morphological traits within individual contributors over time (e.g., within-contributor wing slope:</w:t>
-      </w:r>
-      <w:r>
-        <w:t xml:space="preserve"> </w:t>
-      </w:r>
-      <m:oMath>
-        <m:r>
-          <m:rPr>
-            <m:sty m:val="p"/>
-          </m:rPr>
-          <m:t>−</m:t>
-        </m:r>
-        <m:r>
-          <m:t>0.32</m:t>
-        </m:r>
-      </m:oMath>
-      <w:r>
-        <w:t xml:space="preserve"> </w:t>
-      </w:r>
-      <w:r>
-        <w:t xml:space="preserve">mm/decade, 95% CI:</w:t>
-      </w:r>
-      <w:r>
-        <w:t xml:space="preserve"> </w:t>
-      </w:r>
-      <m:oMath>
-        <m:r>
-          <m:rPr>
-            <m:sty m:val="p"/>
-          </m:rPr>
-          <m:t>−</m:t>
-        </m:r>
-        <m:r>
-          <m:t>1.59</m:t>
-        </m:r>
-      </m:oMath>
-      <w:r>
-        <w:t xml:space="preserve"> </w:t>
-      </w:r>
-      <w:r>
-        <w:t xml:space="preserve">to</w:t>
-      </w:r>
-      <w:r>
-        <w:t xml:space="preserve"> </w:t>
-      </w:r>
-      <m:oMath>
-        <m:r>
-          <m:rPr>
-            <m:sty m:val="p"/>
-          </m:rPr>
-          <m:t>+</m:t>
-        </m:r>
-        <m:r>
-          <m:t>0.96</m:t>
-        </m:r>
-      </m:oMath>
-      <w:r>
-        <w:t xml:space="preserve"> </w:t>
-      </w:r>
-      <w:r>
-        <w:t xml:space="preserve">mm/decade; complete cases:</w:t>
-      </w:r>
-      <w:r>
-        <w:t xml:space="preserve"> </w:t>
-      </w:r>
-      <m:oMath>
-        <m:r>
-          <m:rPr>
-            <m:sty m:val="p"/>
-          </m:rPr>
-          <m:t>+</m:t>
-        </m:r>
-        <m:r>
-          <m:t>0.03</m:t>
-        </m:r>
-      </m:oMath>
-      <w:r>
-        <w:t xml:space="preserve"> </w:t>
-      </w:r>
-      <w:r>
-        <w:t xml:space="preserve">mm/decade, 95% CI:</w:t>
-      </w:r>
-      <w:r>
-        <w:t xml:space="preserve"> </w:t>
-      </w:r>
-      <m:oMath>
-        <m:r>
-          <m:rPr>
-            <m:sty m:val="p"/>
-          </m:rPr>
-          <m:t>−</m:t>
-        </m:r>
-        <m:r>
-          <m:t>0.58</m:t>
-        </m:r>
-      </m:oMath>
-      <w:r>
-        <w:t xml:space="preserve"> </w:t>
-      </w:r>
-      <w:r>
-        <w:t xml:space="preserve">to</w:t>
-      </w:r>
-      <w:r>
-        <w:t xml:space="preserve"> </w:t>
-      </w:r>
-      <m:oMath>
-        <m:r>
-          <m:rPr>
-            <m:sty m:val="p"/>
-          </m:rPr>
-          <m:t>+</m:t>
-        </m:r>
-        <m:r>
-          <m:t>0.63</m:t>
-        </m:r>
-      </m:oMath>
-      <w:r>
-        <w:t xml:space="preserve">).</w:t>
+        <w:t xml:space="preserve">] do not detect directional change within contributors, but estimate it imprecisely (within-contributor wing slope: −0.3 mm/decade, 95% CI: −1.6 to 1.0; complete cases: 0.1 mm/decade, 95% CI: −1.2 to 1.3; REML).</w:t>
       </w:r>
     </w:p>
     <w:tbl>
@@ -359,7 +257,7 @@
               <w:t xml:space="preserve"> </w:t>
             </w:r>
             <w:r>
-              <w:t xml:space="preserve">Temporal distribution of live-capture passerine wing records across primary researchers (1995–2018). (Top) Number of wing records per calendar year, stacked by the 12 largest research contributors (and an aggregated</w:t>
+              <w:t xml:space="preserve">Temporal distribution of live-capture passerine wing records across contributors (1995–2018). (Top) Number of wing records per calendar year, stacked by the 12 largest research contributors (and an aggregated</w:t>
             </w:r>
             <w:r>
               <w:t xml:space="preserve"> </w:t>
@@ -371,7 +269,7 @@
               <w:t xml:space="preserve"> </w:t>
             </w:r>
             <w:r>
-              <w:t xml:space="preserve">category). Daggers (†) mark research teams that continuously sampled birds across both the early (1995–2006) and late (2013–2018) periods. (Bottom) Number of active research contributors per calendar year.</w:t>
+              <w:t xml:space="preserve">category). Daggers (†) mark contributors that sampled birds in both the early (1995–2006) and late (2013–2018) periods. (Bottom) Number of active research contributors per calendar year.</w:t>
             </w:r>
           </w:p>
           <w:bookmarkEnd w:id="12"/>
@@ -5071,7 +4969,7 @@
               <w:t xml:space="preserve"> </w:t>
             </w:r>
             <w:r>
-              <w:t xml:space="preserve">Phylogenetic mixed models of wing length across 50 trees, evaluating temporal trajectories across sequential control tiers.</w:t>
+              <w:t xml:space="preserve">REML phylogenetic mixed models of wing length (glmmTMB, pooled across 50 trees; Wald 95% CI), evaluating temporal trajectories across sequential control tiers. M1a is shown to separate the contributor term from the municipality term, which M1 adds together.</w:t>
             </w:r>
           </w:p>
           <w:tbl>
@@ -5082,11 +4980,11 @@
               <w:tblLook w:firstRow="1" w:lastRow="0" w:firstColumn="0" w:lastColumn="0" w:noHBand="0" w:noVBand="0" w:val="0020"/>
             </w:tblPr>
             <w:tblGrid>
-              <w:gridCol w:w="4264"/>
-              <w:gridCol w:w="990"/>
-              <w:gridCol w:w="1142"/>
-              <w:gridCol w:w="1066"/>
-              <w:gridCol w:w="456"/>
+              <w:gridCol w:w="4495"/>
+              <w:gridCol w:w="927"/>
+              <w:gridCol w:w="1070"/>
+              <w:gridCol w:w="998"/>
+              <w:gridCol w:w="428"/>
             </w:tblGrid>
             <w:tr>
               <w:trPr>
@@ -5235,7 +5133,7 @@
                     <w:jc w:val="center"/>
                   </w:pPr>
                   <w:r>
-                    <w:t xml:space="preserve">M1: + Contributor intercept (Main_researcher)</w:t>
+                    <w:t xml:space="preserve">M1a: + Contributor intercept only</w:t>
                   </w:r>
                 </w:p>
               </w:tc>
@@ -5302,46 +5200,46 @@
                     <w:jc w:val="center"/>
                   </w:pPr>
                   <w:r>
-                    <w:t xml:space="preserve">M2: + Wing-column proxy + Longitude + Altitude</w:t>
-                  </w:r>
-                </w:p>
-              </w:tc>
-              <w:tc>
-                <w:tcPr/>
-                <w:p>
-                  <w:pPr>
-                    <w:pStyle w:val="Compact"/>
-                    <w:jc w:val="left"/>
-                    <w:jc w:val="center"/>
-                  </w:pPr>
-                  <w:r>
-                    <w:t xml:space="preserve">−0.50</w:t>
-                  </w:r>
-                </w:p>
-              </w:tc>
-              <w:tc>
-                <w:tcPr/>
-                <w:p>
-                  <w:pPr>
-                    <w:pStyle w:val="Compact"/>
-                    <w:jc w:val="left"/>
-                    <w:jc w:val="center"/>
-                  </w:pPr>
-                  <w:r>
-                    <w:t xml:space="preserve">[−0.90, −0.10]</w:t>
-                  </w:r>
-                </w:p>
-              </w:tc>
-              <w:tc>
-                <w:tcPr/>
-                <w:p>
-                  <w:pPr>
-                    <w:pStyle w:val="Compact"/>
-                    <w:jc w:val="left"/>
-                    <w:jc w:val="center"/>
-                  </w:pPr>
-                  <w:r>
-                    <w:t xml:space="preserve">−1.0</w:t>
+                    <w:t xml:space="preserve">M1: + Contributor and municipality intercepts</w:t>
+                  </w:r>
+                </w:p>
+              </w:tc>
+              <w:tc>
+                <w:tcPr/>
+                <w:p>
+                  <w:pPr>
+                    <w:pStyle w:val="Compact"/>
+                    <w:jc w:val="left"/>
+                    <w:jc w:val="center"/>
+                  </w:pPr>
+                  <w:r>
+                    <w:t xml:space="preserve">−0.53</w:t>
+                  </w:r>
+                </w:p>
+              </w:tc>
+              <w:tc>
+                <w:tcPr/>
+                <w:p>
+                  <w:pPr>
+                    <w:pStyle w:val="Compact"/>
+                    <w:jc w:val="left"/>
+                    <w:jc w:val="center"/>
+                  </w:pPr>
+                  <w:r>
+                    <w:t xml:space="preserve">[−0.92, −0.13]</w:t>
+                  </w:r>
+                </w:p>
+              </w:tc>
+              <w:tc>
+                <w:tcPr/>
+                <w:p>
+                  <w:pPr>
+                    <w:pStyle w:val="Compact"/>
+                    <w:jc w:val="left"/>
+                    <w:jc w:val="center"/>
+                  </w:pPr>
+                  <w:r>
+                    <w:t xml:space="preserve">−1.1</w:t>
                   </w:r>
                 </w:p>
               </w:tc>
@@ -5369,46 +5267,46 @@
                     <w:jc w:val="center"/>
                   </w:pPr>
                   <w:r>
-                    <w:t xml:space="preserve">M3: Full controls (+ Season + Moult + Individual)</w:t>
-                  </w:r>
-                </w:p>
-              </w:tc>
-              <w:tc>
-                <w:tcPr/>
-                <w:p>
-                  <w:pPr>
-                    <w:pStyle w:val="Compact"/>
-                    <w:jc w:val="left"/>
-                    <w:jc w:val="center"/>
-                  </w:pPr>
-                  <w:r>
-                    <w:t xml:space="preserve">−0.37</w:t>
-                  </w:r>
-                </w:p>
-              </w:tc>
-              <w:tc>
-                <w:tcPr/>
-                <w:p>
-                  <w:pPr>
-                    <w:pStyle w:val="Compact"/>
-                    <w:jc w:val="left"/>
-                    <w:jc w:val="center"/>
-                  </w:pPr>
-                  <w:r>
-                    <w:t xml:space="preserve">[−0.78, 0.04]</w:t>
-                  </w:r>
-                </w:p>
-              </w:tc>
-              <w:tc>
-                <w:tcPr/>
-                <w:p>
-                  <w:pPr>
-                    <w:pStyle w:val="Compact"/>
-                    <w:jc w:val="left"/>
-                    <w:jc w:val="center"/>
-                  </w:pPr>
-                  <w:r>
-                    <w:t xml:space="preserve">−0.7</w:t>
+                    <w:t xml:space="preserve">M2: M1 + Wing-column proxy + Longitude + Altitude</w:t>
+                  </w:r>
+                </w:p>
+              </w:tc>
+              <w:tc>
+                <w:tcPr/>
+                <w:p>
+                  <w:pPr>
+                    <w:pStyle w:val="Compact"/>
+                    <w:jc w:val="left"/>
+                    <w:jc w:val="center"/>
+                  </w:pPr>
+                  <w:r>
+                    <w:t xml:space="preserve">−0.50</w:t>
+                  </w:r>
+                </w:p>
+              </w:tc>
+              <w:tc>
+                <w:tcPr/>
+                <w:p>
+                  <w:pPr>
+                    <w:pStyle w:val="Compact"/>
+                    <w:jc w:val="left"/>
+                    <w:jc w:val="center"/>
+                  </w:pPr>
+                  <w:r>
+                    <w:t xml:space="preserve">[−0.90, −0.10]</w:t>
+                  </w:r>
+                </w:p>
+              </w:tc>
+              <w:tc>
+                <w:tcPr/>
+                <w:p>
+                  <w:pPr>
+                    <w:pStyle w:val="Compact"/>
+                    <w:jc w:val="left"/>
+                    <w:jc w:val="center"/>
+                  </w:pPr>
+                  <w:r>
+                    <w:t xml:space="preserve">−1.0</w:t>
                   </w:r>
                 </w:p>
               </w:tc>
@@ -5436,59 +5334,59 @@
                     <w:jc w:val="center"/>
                   </w:pPr>
                   <w:r>
-                    <w:t xml:space="preserve">M3_cc: Full controls on complete cases (N = 8,282)</w:t>
-                  </w:r>
-                </w:p>
-              </w:tc>
-              <w:tc>
-                <w:tcPr/>
-                <w:p>
-                  <w:pPr>
-                    <w:pStyle w:val="Compact"/>
-                    <w:jc w:val="left"/>
-                    <w:jc w:val="center"/>
-                  </w:pPr>
-                  <w:r>
-                    <w:t xml:space="preserve">−0.29</w:t>
-                  </w:r>
-                </w:p>
-              </w:tc>
-              <w:tc>
-                <w:tcPr/>
-                <w:p>
-                  <w:pPr>
-                    <w:pStyle w:val="Compact"/>
-                    <w:jc w:val="left"/>
-                    <w:jc w:val="center"/>
-                  </w:pPr>
-                  <w:r>
-                    <w:t xml:space="preserve">[−0.65, 0.08]</w:t>
-                  </w:r>
-                </w:p>
-              </w:tc>
-              <w:tc>
-                <w:tcPr/>
-                <w:p>
-                  <w:pPr>
-                    <w:pStyle w:val="Compact"/>
-                    <w:jc w:val="left"/>
-                    <w:jc w:val="center"/>
-                  </w:pPr>
-                  <w:r>
-                    <w:t xml:space="preserve">−0.6</w:t>
-                  </w:r>
-                </w:p>
-              </w:tc>
-              <w:tc>
-                <w:tcPr/>
-                <w:p>
-                  <w:pPr>
-                    <w:pStyle w:val="Compact"/>
-                    <w:jc w:val="left"/>
-                    <w:jc w:val="center"/>
-                  </w:pPr>
-                  <w:r>
-                    <w:t xml:space="preserve">8,282</w:t>
+                    <w:t xml:space="preserve">M3: Full controls (M2 + Season + Moult + Individual)</w:t>
+                  </w:r>
+                </w:p>
+              </w:tc>
+              <w:tc>
+                <w:tcPr/>
+                <w:p>
+                  <w:pPr>
+                    <w:pStyle w:val="Compact"/>
+                    <w:jc w:val="left"/>
+                    <w:jc w:val="center"/>
+                  </w:pPr>
+                  <w:r>
+                    <w:t xml:space="preserve">−0.37</w:t>
+                  </w:r>
+                </w:p>
+              </w:tc>
+              <w:tc>
+                <w:tcPr/>
+                <w:p>
+                  <w:pPr>
+                    <w:pStyle w:val="Compact"/>
+                    <w:jc w:val="left"/>
+                    <w:jc w:val="center"/>
+                  </w:pPr>
+                  <w:r>
+                    <w:t xml:space="preserve">[−0.78, 0.04]</w:t>
+                  </w:r>
+                </w:p>
+              </w:tc>
+              <w:tc>
+                <w:tcPr/>
+                <w:p>
+                  <w:pPr>
+                    <w:pStyle w:val="Compact"/>
+                    <w:jc w:val="left"/>
+                    <w:jc w:val="center"/>
+                  </w:pPr>
+                  <w:r>
+                    <w:t xml:space="preserve">−0.7</w:t>
+                  </w:r>
+                </w:p>
+              </w:tc>
+              <w:tc>
+                <w:tcPr/>
+                <w:p>
+                  <w:pPr>
+                    <w:pStyle w:val="Compact"/>
+                    <w:jc w:val="left"/>
+                    <w:jc w:val="center"/>
+                  </w:pPr>
+                  <w:r>
+                    <w:t xml:space="preserve">8,478</w:t>
                   </w:r>
                 </w:p>
               </w:tc>
@@ -5503,6 +5401,140 @@
                     <w:jc w:val="center"/>
                   </w:pPr>
                   <w:r>
+                    <w:t xml:space="preserve">M3_cc: Full controls on complete cases (N = 8,282)</w:t>
+                  </w:r>
+                </w:p>
+              </w:tc>
+              <w:tc>
+                <w:tcPr/>
+                <w:p>
+                  <w:pPr>
+                    <w:pStyle w:val="Compact"/>
+                    <w:jc w:val="left"/>
+                    <w:jc w:val="center"/>
+                  </w:pPr>
+                  <w:r>
+                    <w:t xml:space="preserve">−0.29</w:t>
+                  </w:r>
+                </w:p>
+              </w:tc>
+              <w:tc>
+                <w:tcPr/>
+                <w:p>
+                  <w:pPr>
+                    <w:pStyle w:val="Compact"/>
+                    <w:jc w:val="left"/>
+                    <w:jc w:val="center"/>
+                  </w:pPr>
+                  <w:r>
+                    <w:t xml:space="preserve">[−0.65, 0.08]</w:t>
+                  </w:r>
+                </w:p>
+              </w:tc>
+              <w:tc>
+                <w:tcPr/>
+                <w:p>
+                  <w:pPr>
+                    <w:pStyle w:val="Compact"/>
+                    <w:jc w:val="left"/>
+                    <w:jc w:val="center"/>
+                  </w:pPr>
+                  <w:r>
+                    <w:t xml:space="preserve">−0.6</w:t>
+                  </w:r>
+                </w:p>
+              </w:tc>
+              <w:tc>
+                <w:tcPr/>
+                <w:p>
+                  <w:pPr>
+                    <w:pStyle w:val="Compact"/>
+                    <w:jc w:val="left"/>
+                    <w:jc w:val="center"/>
+                  </w:pPr>
+                  <w:r>
+                    <w:t xml:space="preserve">8,282</w:t>
+                  </w:r>
+                </w:p>
+              </w:tc>
+            </w:tr>
+            <w:tr>
+              <w:tc>
+                <w:tcPr/>
+                <w:p>
+                  <w:pPr>
+                    <w:pStyle w:val="Compact"/>
+                    <w:jc w:val="left"/>
+                    <w:jc w:val="center"/>
+                  </w:pPr>
+                  <w:r>
+                    <w:t xml:space="preserve">M3_noanom: Full controls without the anomalous sampling blocks</w:t>
+                  </w:r>
+                </w:p>
+              </w:tc>
+              <w:tc>
+                <w:tcPr/>
+                <w:p>
+                  <w:pPr>
+                    <w:pStyle w:val="Compact"/>
+                    <w:jc w:val="left"/>
+                    <w:jc w:val="center"/>
+                  </w:pPr>
+                  <w:r>
+                    <w:t xml:space="preserve">−0.43</w:t>
+                  </w:r>
+                </w:p>
+              </w:tc>
+              <w:tc>
+                <w:tcPr/>
+                <w:p>
+                  <w:pPr>
+                    <w:pStyle w:val="Compact"/>
+                    <w:jc w:val="left"/>
+                    <w:jc w:val="center"/>
+                  </w:pPr>
+                  <w:r>
+                    <w:t xml:space="preserve">[−0.82, −0.05]</w:t>
+                  </w:r>
+                </w:p>
+              </w:tc>
+              <w:tc>
+                <w:tcPr/>
+                <w:p>
+                  <w:pPr>
+                    <w:pStyle w:val="Compact"/>
+                    <w:jc w:val="left"/>
+                    <w:jc w:val="center"/>
+                  </w:pPr>
+                  <w:r>
+                    <w:t xml:space="preserve">−0.9</w:t>
+                  </w:r>
+                </w:p>
+              </w:tc>
+              <w:tc>
+                <w:tcPr/>
+                <w:p>
+                  <w:pPr>
+                    <w:pStyle w:val="Compact"/>
+                    <w:jc w:val="left"/>
+                    <w:jc w:val="center"/>
+                  </w:pPr>
+                  <w:r>
+                    <w:t xml:space="preserve">8,285</w:t>
+                  </w:r>
+                </w:p>
+              </w:tc>
+            </w:tr>
+            <w:tr>
+              <w:tc>
+                <w:tcPr/>
+                <w:p>
+                  <w:pPr>
+                    <w:pStyle w:val="Compact"/>
+                    <w:jc w:val="left"/>
+                    <w:jc w:val="center"/>
+                  </w:pPr>
+                  <w:r>
                     <w:t xml:space="preserve">M5src: Within-contributor temporal slope (Mundlak REWB)</w:t>
                   </w:r>
                 </w:p>
@@ -5543,6 +5575,73 @@
                   </w:pPr>
                   <w:r>
                     <w:t xml:space="preserve">−0.3</w:t>
+                  </w:r>
+                </w:p>
+              </w:tc>
+              <w:tc>
+                <w:tcPr/>
+                <w:p>
+                  <w:pPr>
+                    <w:pStyle w:val="Compact"/>
+                    <w:jc w:val="left"/>
+                    <w:jc w:val="center"/>
+                  </w:pPr>
+                  <w:r>
+                    <w:t xml:space="preserve">8,478</w:t>
+                  </w:r>
+                </w:p>
+              </w:tc>
+            </w:tr>
+            <w:tr>
+              <w:tc>
+                <w:tcPr/>
+                <w:p>
+                  <w:pPr>
+                    <w:pStyle w:val="Compact"/>
+                    <w:jc w:val="left"/>
+                    <w:jc w:val="center"/>
+                  </w:pPr>
+                  <w:r>
+                    <w:t xml:space="preserve">M5: Within-municipality temporal slope (Mundlak REWB)</w:t>
+                  </w:r>
+                </w:p>
+              </w:tc>
+              <w:tc>
+                <w:tcPr/>
+                <w:p>
+                  <w:pPr>
+                    <w:pStyle w:val="Compact"/>
+                    <w:jc w:val="left"/>
+                    <w:jc w:val="center"/>
+                  </w:pPr>
+                  <w:r>
+                    <w:t xml:space="preserve">−0.74</w:t>
+                  </w:r>
+                </w:p>
+              </w:tc>
+              <w:tc>
+                <w:tcPr/>
+                <w:p>
+                  <w:pPr>
+                    <w:pStyle w:val="Compact"/>
+                    <w:jc w:val="left"/>
+                    <w:jc w:val="center"/>
+                  </w:pPr>
+                  <w:r>
+                    <w:t xml:space="preserve">[−1.68, 0.21]</w:t>
+                  </w:r>
+                </w:p>
+              </w:tc>
+              <w:tc>
+                <w:tcPr/>
+                <w:p>
+                  <w:pPr>
+                    <w:pStyle w:val="Compact"/>
+                    <w:jc w:val="left"/>
+                    <w:jc w:val="center"/>
+                  </w:pPr>
+                  <w:r>
+                    <w:t xml:space="preserve">−1.5</w:t>
                   </w:r>
                 </w:p>
               </w:tc>
@@ -5748,7 +5847,7 @@
               <w:t xml:space="preserve"> </w:t>
             </w:r>
             <w:r>
-              <w:t xml:space="preserve">Body mass temporal models across control tiers (REML check on the Bayesian estimates, 50 phylogenetic trees).</w:t>
+              <w:t xml:space="preserve">Body mass temporal models across control tiers (REML check on the Bayesian estimates, glmmTMB pooled across 50 phylogenetic trees). Moult is not included because it is not recorded for enough of the body-mass records; M3 and the within-contributor model use the complete-case sample.</w:t>
             </w:r>
           </w:p>
           <w:tbl>
@@ -5759,11 +5858,11 @@
               <w:tblLook w:firstRow="1" w:lastRow="0" w:firstColumn="0" w:lastColumn="0" w:noHBand="0" w:noVBand="0" w:val="0020"/>
             </w:tblPr>
             <w:tblGrid>
-              <w:gridCol w:w="4913"/>
-              <w:gridCol w:w="809"/>
-              <w:gridCol w:w="1040"/>
-              <w:gridCol w:w="751"/>
-              <w:gridCol w:w="404"/>
+              <w:gridCol w:w="4727"/>
+              <w:gridCol w:w="859"/>
+              <w:gridCol w:w="1105"/>
+              <w:gridCol w:w="798"/>
+              <w:gridCol w:w="429"/>
             </w:tblGrid>
             <w:tr>
               <w:trPr>
@@ -5845,7 +5944,7 @@
                     <w:jc w:val="center"/>
                   </w:pPr>
                   <w:r>
-                    <w:t xml:space="preserve">Full sample (N = 11,077): Body mass M0 Baseline (sex + latitude + phylogeny)</w:t>
+                    <w:t xml:space="preserve">Body mass M0 Baseline (sex + latitude + phylogeny)</w:t>
                   </w:r>
                 </w:p>
               </w:tc>
@@ -5912,46 +6011,46 @@
                     <w:jc w:val="center"/>
                   </w:pPr>
                   <w:r>
-                    <w:t xml:space="preserve">Full sample (N = 11,077): Body mass M1 (+ Contributor intercept)</w:t>
-                  </w:r>
-                </w:p>
-              </w:tc>
-              <w:tc>
-                <w:tcPr/>
-                <w:p>
-                  <w:pPr>
-                    <w:pStyle w:val="Compact"/>
-                    <w:jc w:val="left"/>
-                    <w:jc w:val="center"/>
-                  </w:pPr>
-                  <w:r>
-                    <w:t xml:space="preserve">−0.0063</w:t>
-                  </w:r>
-                </w:p>
-              </w:tc>
-              <w:tc>
-                <w:tcPr/>
-                <w:p>
-                  <w:pPr>
-                    <w:pStyle w:val="Compact"/>
-                    <w:jc w:val="left"/>
-                    <w:jc w:val="center"/>
-                  </w:pPr>
-                  <w:r>
-                    <w:t xml:space="preserve">[−0.0160, 0.0034]</w:t>
-                  </w:r>
-                </w:p>
-              </w:tc>
-              <w:tc>
-                <w:tcPr/>
-                <w:p>
-                  <w:pPr>
-                    <w:pStyle w:val="Compact"/>
-                    <w:jc w:val="left"/>
-                    <w:jc w:val="center"/>
-                  </w:pPr>
-                  <w:r>
-                    <w:t xml:space="preserve">−1.3%</w:t>
+                    <w:t xml:space="preserve">Body mass M1 (+ Contributor and municipality intercepts)</w:t>
+                  </w:r>
+                </w:p>
+              </w:tc>
+              <w:tc>
+                <w:tcPr/>
+                <w:p>
+                  <w:pPr>
+                    <w:pStyle w:val="Compact"/>
+                    <w:jc w:val="left"/>
+                    <w:jc w:val="center"/>
+                  </w:pPr>
+                  <w:r>
+                    <w:t xml:space="preserve">−0.0056</w:t>
+                  </w:r>
+                </w:p>
+              </w:tc>
+              <w:tc>
+                <w:tcPr/>
+                <w:p>
+                  <w:pPr>
+                    <w:pStyle w:val="Compact"/>
+                    <w:jc w:val="left"/>
+                    <w:jc w:val="center"/>
+                  </w:pPr>
+                  <w:r>
+                    <w:t xml:space="preserve">[−0.0164, 0.0051]</w:t>
+                  </w:r>
+                </w:p>
+              </w:tc>
+              <w:tc>
+                <w:tcPr/>
+                <w:p>
+                  <w:pPr>
+                    <w:pStyle w:val="Compact"/>
+                    <w:jc w:val="left"/>
+                    <w:jc w:val="center"/>
+                  </w:pPr>
+                  <w:r>
+                    <w:t xml:space="preserve">−1.1%</w:t>
                   </w:r>
                 </w:p>
               </w:tc>
@@ -5979,7 +6078,7 @@
                     <w:jc w:val="center"/>
                   </w:pPr>
                   <w:r>
-                    <w:t xml:space="preserve">Full sample (N = 11,077): Body mass M3 Full controls (+ Season + Moult + Individual)</w:t>
+                    <w:t xml:space="preserve">Body mass M3 Full controls (M1 + Longitude + Altitude + Season + Individual)</w:t>
                   </w:r>
                 </w:p>
               </w:tc>
@@ -6046,7 +6145,7 @@
                     <w:jc w:val="center"/>
                   </w:pPr>
                   <w:r>
-                    <w:t xml:space="preserve">Full sample (N = 11,077): Body mass Mundlak within-contributor slope</w:t>
+                    <w:t xml:space="preserve">Body mass Mundlak within-contributor slope</w:t>
                   </w:r>
                 </w:p>
               </w:tc>
